--- a/docs/Исправления_ЛР2_ЛР3.docx
+++ b/docs/Исправления_ЛР2_ЛР3.docx
@@ -1,6 +1,6 @@
 
 <file path=word/document.xml><?xml version="1.0" encoding="utf-8"?>
-<w:document xmlns:wpc="http://schemas.microsoft.com/office/word/2010/wordprocessingCanvas" xmlns:mc="http://schemas.openxmlformats.org/markup-compatibility/2006" xmlns:o="urn:schemas-microsoft-com:office:office" xmlns:r="http://schemas.openxmlformats.org/officeDocument/2006/relationships" xmlns:m="http://schemas.openxmlformats.org/officeDocument/2006/math" xmlns:v="urn:schemas-microsoft-com:vml" xmlns:wp14="http://schemas.microsoft.com/office/word/2010/wordprocessingDrawing" xmlns:wp="http://schemas.openxmlformats.org/drawingml/2006/wordprocessingDrawing" xmlns:w10="urn:schemas-microsoft-com:office:word" xmlns:w="http://schemas.openxmlformats.org/wordprocessingml/2006/main" xmlns:w14="http://schemas.microsoft.com/office/word/2010/wordml" xmlns:w15="http://schemas.microsoft.com/office/word/2012/wordml" xmlns:wpg="http://schemas.microsoft.com/office/word/2010/wordprocessingGroup" xmlns:wpi="http://schemas.microsoft.com/office/word/2010/wordprocessingInk" xmlns:wne="http://schemas.microsoft.com/office/word/2006/wordml" xmlns:wps="http://schemas.microsoft.com/office/word/2010/wordprocessingShape" xmlns:cx="http://schemas.microsoft.com/office/drawing/2014/chartex" xmlns:cx1="http://schemas.microsoft.com/office/drawing/2015/9/8/chartex" xmlns:cx2="http://schemas.microsoft.com/office/drawing/2015/10/21/chartex" xmlns:cx3="http://schemas.microsoft.com/office/drawing/2016/5/9/chartex" xmlns:cx4="http://schemas.microsoft.com/office/drawing/2016/5/10/chartex" xmlns:cx5="http://schemas.microsoft.com/office/drawing/2016/5/11/chartex" xmlns:cx6="http://schemas.microsoft.com/office/drawing/2016/5/12/chartex" xmlns:cx7="http://schemas.microsoft.com/office/drawing/2016/5/13/chartex" xmlns:cx8="http://schemas.microsoft.com/office/drawing/2016/5/14/chartex" xmlns:aink="http://schemas.microsoft.com/office/drawing/2016/ink" xmlns:am3d="http://schemas.microsoft.com/office/drawing/2017/model3d" xmlns:w16cex="http://schemas.microsoft.com/office/word/2018/wordml/cex" xmlns:w16cid="http://schemas.microsoft.com/office/word/2016/wordml/cid" xmlns:w16="http://schemas.microsoft.com/office/word/2018/wordml" xmlns:w16sdtdh="http://schemas.microsoft.com/office/word/2020/wordml/sdtdatahash" xmlns:w16se="http://schemas.microsoft.com/office/word/2015/wordml/symex" mc:Ignorable="w14 w15 wp14">
+<w:document xmlns:wpc="http://schemas.microsoft.com/office/word/2010/wordprocessingCanvas" xmlns:cx="http://schemas.microsoft.com/office/drawing/2014/chartex" xmlns:cx1="http://schemas.microsoft.com/office/drawing/2015/9/8/chartex" xmlns:cx2="http://schemas.microsoft.com/office/drawing/2015/10/21/chartex" xmlns:cx3="http://schemas.microsoft.com/office/drawing/2016/5/9/chartex" xmlns:cx4="http://schemas.microsoft.com/office/drawing/2016/5/10/chartex" xmlns:cx5="http://schemas.microsoft.com/office/drawing/2016/5/11/chartex" xmlns:cx6="http://schemas.microsoft.com/office/drawing/2016/5/12/chartex" xmlns:cx7="http://schemas.microsoft.com/office/drawing/2016/5/13/chartex" xmlns:cx8="http://schemas.microsoft.com/office/drawing/2016/5/14/chartex" xmlns:mc="http://schemas.openxmlformats.org/markup-compatibility/2006" xmlns:aink="http://schemas.microsoft.com/office/drawing/2016/ink" xmlns:am3d="http://schemas.microsoft.com/office/drawing/2017/model3d" xmlns:o="urn:schemas-microsoft-com:office:office" xmlns:oel="http://schemas.microsoft.com/office/2019/extlst" xmlns:r="http://schemas.openxmlformats.org/officeDocument/2006/relationships" xmlns:m="http://schemas.openxmlformats.org/officeDocument/2006/math" xmlns:v="urn:schemas-microsoft-com:vml" xmlns:wp14="http://schemas.microsoft.com/office/word/2010/wordprocessingDrawing" xmlns:wp="http://schemas.openxmlformats.org/drawingml/2006/wordprocessingDrawing" xmlns:w10="urn:schemas-microsoft-com:office:word" xmlns:w="http://schemas.openxmlformats.org/wordprocessingml/2006/main" xmlns:w14="http://schemas.microsoft.com/office/word/2010/wordml" xmlns:w15="http://schemas.microsoft.com/office/word/2012/wordml" xmlns:w16cex="http://schemas.microsoft.com/office/word/2018/wordml/cex" xmlns:w16cid="http://schemas.microsoft.com/office/word/2016/wordml/cid" xmlns:w16="http://schemas.microsoft.com/office/word/2018/wordml" xmlns:w16sdtdh="http://schemas.microsoft.com/office/word/2020/wordml/sdtdatahash" xmlns:w16se="http://schemas.microsoft.com/office/word/2015/wordml/symex" xmlns:wpg="http://schemas.microsoft.com/office/word/2010/wordprocessingGroup" xmlns:wpi="http://schemas.microsoft.com/office/word/2010/wordprocessingInk" xmlns:wne="http://schemas.microsoft.com/office/word/2006/wordml" xmlns:wps="http://schemas.microsoft.com/office/word/2010/wordprocessingShape" mc:Ignorable="w14 w15 w16se w16cid w16 w16cex w16sdtdh wp14">
   <w:body>
     <w:p>
       <w:pPr>
@@ -9,13 +9,12 @@
       </w:pPr>
       <w:r>
         <w:rPr>
-          <w:rFonts w:ascii="Times New Roman" w:cs="Times New Roman" w:eastAsia="Times New Roman" w:hAnsi="Times New Roman"/>
           <w:b/>
           <w:bCs/>
           <w:sz w:val="32"/>
           <w:szCs w:val="32"/>
         </w:rPr>
-        <w:t xml:space="preserve">Исправления по замечаниям к ЛР2 и ЛР3</w:t>
+        <w:t>Исправления по замечаниям к ЛР2 и ЛР3</w:t>
       </w:r>
     </w:p>
     <w:p>
@@ -25,11 +24,10 @@
       </w:pPr>
       <w:r>
         <w:rPr>
-          <w:rFonts w:ascii="Times New Roman" w:cs="Times New Roman" w:eastAsia="Times New Roman" w:hAnsi="Times New Roman"/>
-          <w:sz w:val="24"/>
-          <w:szCs w:val="24"/>
-        </w:rPr>
-        <w:t xml:space="preserve">Тема: расстояние кометы от Солнца по её координатам на небесной сфере. Услуги — кометы, заявка — расчёт.</w:t>
+          <w:sz w:val="24"/>
+          <w:szCs w:val="24"/>
+        </w:rPr>
+        <w:t>Тема: расстояние кометы от Солнца по её координатам на небесной сфере. Услуги — кометы, заявка — расчёт.</w:t>
       </w:r>
     </w:p>
     <w:p>
@@ -39,70 +37,46 @@
         <w:jc w:val="both"/>
       </w:pPr>
       <w:r>
-        <w:rPr>
-          <w:rFonts w:ascii="Times New Roman" w:cs="Times New Roman" w:eastAsia="Times New Roman" w:hAnsi="Times New Roman"/>
-          <w:sz w:val="28"/>
-          <w:szCs w:val="28"/>
-        </w:rPr>
         <w:t xml:space="preserve">По каждому замечанию ниже указано, что было, что изменено и где это видно в коде и в работе приложения. Все изменения сделаны в ветке </w:t>
       </w:r>
       <w:r>
         <w:rPr>
-          <w:rFonts w:ascii="Consolas" w:cs="Consolas" w:eastAsia="Consolas" w:hAnsi="Consolas"/>
-          <w:sz w:val="24"/>
-          <w:szCs w:val="24"/>
-        </w:rPr>
-        <w:t xml:space="preserve">lab3-comets-api</w:t>
-      </w:r>
-      <w:r>
-        <w:rPr>
-          <w:rFonts w:ascii="Times New Roman" w:cs="Times New Roman" w:eastAsia="Times New Roman" w:hAnsi="Times New Roman"/>
-          <w:sz w:val="28"/>
-          <w:szCs w:val="28"/>
-        </w:rPr>
-        <w:t xml:space="preserve">.</w:t>
+          <w:rFonts w:ascii="Consolas" w:eastAsia="Consolas" w:hAnsi="Consolas" w:cs="Consolas"/>
+          <w:sz w:val="24"/>
+          <w:szCs w:val="24"/>
+        </w:rPr>
+        <w:t>lab3-comets-api</w:t>
+      </w:r>
+      <w:r>
+        <w:t>.</w:t>
       </w:r>
     </w:p>
     <w:p>
       <w:pPr>
         <w:keepNext/>
-        <w:spacing w:after="160" w:before="280"/>
-      </w:pPr>
-      <w:r>
-        <w:rPr>
-          <w:rFonts w:ascii="Times New Roman" w:cs="Times New Roman" w:eastAsia="Times New Roman" w:hAnsi="Times New Roman"/>
+        <w:spacing w:before="280" w:after="160"/>
+      </w:pPr>
+      <w:r>
+        <w:rPr>
           <w:b/>
           <w:bCs/>
           <w:sz w:val="32"/>
           <w:szCs w:val="32"/>
         </w:rPr>
-        <w:t xml:space="preserve">1. Лабораторная работа 2</w:t>
+        <w:t>1. Лабораторная работа 2</w:t>
       </w:r>
     </w:p>
     <w:p>
       <w:pPr>
         <w:keepNext/>
-        <w:spacing w:after="80" w:before="240"/>
-      </w:pPr>
-      <w:r>
-        <w:rPr>
-          <w:rFonts w:ascii="Times New Roman" w:cs="Times New Roman" w:eastAsia="Times New Roman" w:hAnsi="Times New Roman"/>
+        <w:spacing w:before="240" w:after="80"/>
+      </w:pPr>
+      <w:r>
+        <w:rPr>
           <w:b/>
           <w:bCs/>
-          <w:sz w:val="28"/>
-          <w:szCs w:val="28"/>
-        </w:rPr>
-        <w:t xml:space="preserve">Замечание: </w:t>
-      </w:r>
-      <w:r>
-        <w:rPr>
-          <w:rFonts w:ascii="Times New Roman" w:cs="Times New Roman" w:eastAsia="Times New Roman" w:hAnsi="Times New Roman"/>
-          <w:b/>
-          <w:bCs/>
-          <w:sz w:val="28"/>
-          <w:szCs w:val="28"/>
-        </w:rPr>
-        <w:t xml:space="preserve">сделать все мои замечания, сделать пояснения по исправлениям</w:t>
+        </w:rPr>
+        <w:t>Замечание: сделать все мои замечания, сделать пояснения по исправлениям</w:t>
       </w:r>
     </w:p>
     <w:p>
@@ -112,38 +86,20 @@
         <w:jc w:val="both"/>
       </w:pPr>
       <w:r>
-        <w:rPr>
-          <w:rFonts w:ascii="Times New Roman" w:cs="Times New Roman" w:eastAsia="Times New Roman" w:hAnsi="Times New Roman"/>
-          <w:sz w:val="28"/>
-          <w:szCs w:val="28"/>
-        </w:rPr>
-        <w:t xml:space="preserve">Исправления оформлены этим документом: к каждому замечанию дано текстовое пояснение (что было и что сделано), фрагмент изменённого кода и результат работы.</w:t>
+        <w:t>Исправления оформлены этим документом: к каждому замечанию дано текстовое пояснение (что было и что сделано), фрагмент изменённого кода и результат работы.</w:t>
       </w:r>
     </w:p>
     <w:p>
       <w:pPr>
         <w:keepNext/>
-        <w:spacing w:after="80" w:before="240"/>
-      </w:pPr>
-      <w:r>
-        <w:rPr>
-          <w:rFonts w:ascii="Times New Roman" w:cs="Times New Roman" w:eastAsia="Times New Roman" w:hAnsi="Times New Roman"/>
+        <w:spacing w:before="240" w:after="80"/>
+      </w:pPr>
+      <w:r>
+        <w:rPr>
           <w:b/>
           <w:bCs/>
-          <w:sz w:val="28"/>
-          <w:szCs w:val="28"/>
-        </w:rPr>
-        <w:t xml:space="preserve">Замечание: </w:t>
-      </w:r>
-      <w:r>
-        <w:rPr>
-          <w:rFonts w:ascii="Times New Roman" w:cs="Times New Roman" w:eastAsia="Times New Roman" w:hAnsi="Times New Roman"/>
-          <w:b/>
-          <w:bCs/>
-          <w:sz w:val="28"/>
-          <w:szCs w:val="28"/>
-        </w:rPr>
-        <w:t xml:space="preserve">убрать страницу удалённой кометы, просто редирект</w:t>
+        </w:rPr>
+        <w:t>Замечание: убрать страницу удалённой кометы, просто редирект</w:t>
       </w:r>
     </w:p>
     <w:p>
@@ -154,37 +110,24 @@
       </w:pPr>
       <w:r>
         <w:rPr>
-          <w:rFonts w:ascii="Times New Roman" w:cs="Times New Roman" w:eastAsia="Times New Roman" w:hAnsi="Times New Roman"/>
           <w:b/>
           <w:bCs/>
-          <w:sz w:val="28"/>
-          <w:szCs w:val="28"/>
         </w:rPr>
         <w:t xml:space="preserve">Было: </w:t>
       </w:r>
       <w:r>
-        <w:rPr>
-          <w:rFonts w:ascii="Times New Roman" w:cs="Times New Roman" w:eastAsia="Times New Roman" w:hAnsi="Times New Roman"/>
-          <w:sz w:val="28"/>
-          <w:szCs w:val="28"/>
-        </w:rPr>
         <w:t xml:space="preserve">при переходе по адресу удалённой кометы (например, </w:t>
       </w:r>
       <w:r>
         <w:rPr>
-          <w:rFonts w:ascii="Consolas" w:cs="Consolas" w:eastAsia="Consolas" w:hAnsi="Consolas"/>
-          <w:sz w:val="24"/>
-          <w:szCs w:val="24"/>
-        </w:rPr>
-        <w:t xml:space="preserve">/comets/feed/10</w:t>
-      </w:r>
-      <w:r>
-        <w:rPr>
-          <w:rFonts w:ascii="Times New Roman" w:cs="Times New Roman" w:eastAsia="Times New Roman" w:hAnsi="Times New Roman"/>
-          <w:sz w:val="28"/>
-          <w:szCs w:val="28"/>
-        </w:rPr>
-        <w:t xml:space="preserve">) открывалась отдельная страница «Комета не найдена» с кодом 404.</w:t>
+          <w:rFonts w:ascii="Consolas" w:eastAsia="Consolas" w:hAnsi="Consolas" w:cs="Consolas"/>
+          <w:sz w:val="24"/>
+          <w:szCs w:val="24"/>
+        </w:rPr>
+        <w:t>/comets/feed/10</w:t>
+      </w:r>
+      <w:r>
+        <w:t>) открывалась отдельная страница «Комета не найдена» с кодом 404.</w:t>
       </w:r>
     </w:p>
     <w:p>
@@ -195,67 +138,53 @@
       </w:pPr>
       <w:r>
         <w:rPr>
-          <w:rFonts w:ascii="Times New Roman" w:cs="Times New Roman" w:eastAsia="Times New Roman" w:hAnsi="Times New Roman"/>
           <w:b/>
           <w:bCs/>
-          <w:sz w:val="28"/>
-          <w:szCs w:val="28"/>
         </w:rPr>
         <w:t xml:space="preserve">Сделано: </w:t>
       </w:r>
       <w:r>
-        <w:rPr>
-          <w:rFonts w:ascii="Times New Roman" w:cs="Times New Roman" w:eastAsia="Times New Roman" w:hAnsi="Times New Roman"/>
-          <w:sz w:val="28"/>
-          <w:szCs w:val="28"/>
-        </w:rPr>
         <w:t xml:space="preserve">страница для удалённой кометы больше не показывается. Контроллер ленты </w:t>
       </w:r>
       <w:r>
         <w:rPr>
-          <w:rFonts w:ascii="Consolas" w:cs="Consolas" w:eastAsia="Consolas" w:hAnsi="Consolas"/>
-          <w:sz w:val="24"/>
-          <w:szCs w:val="24"/>
-        </w:rPr>
-        <w:t xml:space="preserve">CometFeed</w:t>
-      </w:r>
-      <w:r>
-        <w:rPr>
-          <w:rFonts w:ascii="Times New Roman" w:cs="Times New Roman" w:eastAsia="Times New Roman" w:hAnsi="Times New Roman"/>
-          <w:sz w:val="28"/>
-          <w:szCs w:val="28"/>
-        </w:rPr>
+          <w:rFonts w:ascii="Consolas" w:eastAsia="Consolas" w:hAnsi="Consolas" w:cs="Consolas"/>
+          <w:sz w:val="24"/>
+          <w:szCs w:val="24"/>
+        </w:rPr>
+        <w:t>CometFeed</w:t>
+      </w:r>
+      <w:r>
         <w:t xml:space="preserve"> при запросе кометы по id, которой нет среди опубликованных (удалена или не опубликована), отвечает редиректом 303 на </w:t>
       </w:r>
       <w:r>
         <w:rPr>
-          <w:rFonts w:ascii="Consolas" w:cs="Consolas" w:eastAsia="Consolas" w:hAnsi="Consolas"/>
-          <w:sz w:val="24"/>
-          <w:szCs w:val="24"/>
-        </w:rPr>
-        <w:t xml:space="preserve">/comets/feed</w:t>
-      </w:r>
-      <w:r>
-        <w:rPr>
-          <w:rFonts w:ascii="Times New Roman" w:cs="Times New Roman" w:eastAsia="Times New Roman" w:hAnsi="Times New Roman"/>
-          <w:sz w:val="28"/>
-          <w:szCs w:val="28"/>
-        </w:rPr>
+          <w:rFonts w:ascii="Consolas" w:eastAsia="Consolas" w:hAnsi="Consolas" w:cs="Consolas"/>
+          <w:sz w:val="24"/>
+          <w:szCs w:val="24"/>
+        </w:rPr>
+        <w:t>/comets/feed</w:t>
+      </w:r>
+      <w:r>
         <w:t xml:space="preserve"> — открывается первая комета ленты. Удалённую комету по-прежнему нельзя посмотреть: запрос к БД выбирает только опубликованные.</w:t>
       </w:r>
     </w:p>
     <w:p>
       <w:pPr>
         <w:keepNext/>
-        <w:spacing w:after="60" w:before="160"/>
+        <w:spacing w:before="160" w:after="60"/>
         <w:jc w:val="center"/>
       </w:pPr>
       <w:r>
+        <w:rPr>
+          <w:noProof/>
+        </w:rPr>
+        <w:lastRenderedPageBreak/>
         <w:drawing>
-          <wp:inline distT="0" distB="0" distL="0" distR="0">
+          <wp:inline distT="0" distB="0" distL="0" distR="0" wp14:anchorId="14B2BCAA" wp14:editId="27FC8AD8">
             <wp:extent cx="5905500" cy="5886450"/>
-            <wp:effectExtent t="0" r="0" b="0" l="0"/>
-            <wp:docPr id="1" name="" descr="" title=""/>
+            <wp:effectExtent l="0" t="0" r="0" b="0"/>
+            <wp:docPr id="1" name="Рисунок 1"/>
             <wp:cNvGraphicFramePr>
               <a:graphicFrameLocks xmlns:a="http://schemas.openxmlformats.org/drawingml/2006/main" noChangeAspect="1"/>
             </wp:cNvGraphicFramePr>
@@ -263,13 +192,13 @@
               <a:graphicData uri="http://schemas.openxmlformats.org/drawingml/2006/picture">
                 <pic:pic xmlns:pic="http://schemas.openxmlformats.org/drawingml/2006/picture">
                   <pic:nvPicPr>
-                    <pic:cNvPr id="0" name="" descr=""/>
+                    <pic:cNvPr id="0" name=""/>
                     <pic:cNvPicPr>
                       <a:picLocks noChangeAspect="1" noChangeArrowheads="1"/>
                     </pic:cNvPicPr>
                   </pic:nvPicPr>
                   <pic:blipFill>
-                    <a:blip r:embed="rId7" cstate="none"/>
+                    <a:blip r:embed="rId5"/>
                     <a:srcRect/>
                     <a:stretch>
                       <a:fillRect/>
@@ -297,12 +226,7 @@
         <w:jc w:val="center"/>
       </w:pPr>
       <w:r>
-        <w:rPr>
-          <w:rFonts w:ascii="Times New Roman" w:cs="Times New Roman" w:eastAsia="Times New Roman" w:hAnsi="Times New Roman"/>
-          <w:sz w:val="28"/>
-          <w:szCs w:val="28"/>
-        </w:rPr>
-        <w:t xml:space="preserve">Рисунок 1 – контроллер ленты CometFeed: редирект на /comets/feed, если кометы с таким id нет среди опубликованных (строки 77–80)</w:t>
+        <w:t>Рисунок 1 – контроллер ленты CometFeed: редирект на /comets/feed, если кометы с таким id нет среди опубликованных (строки 77–80)</w:t>
       </w:r>
     </w:p>
     <w:p>
@@ -313,15 +237,19 @@
     <w:p>
       <w:pPr>
         <w:keepNext/>
-        <w:spacing w:after="60" w:before="160"/>
+        <w:spacing w:before="160" w:after="60"/>
         <w:jc w:val="center"/>
       </w:pPr>
       <w:r>
+        <w:rPr>
+          <w:noProof/>
+        </w:rPr>
+        <w:lastRenderedPageBreak/>
         <w:drawing>
-          <wp:inline distT="0" distB="0" distL="0" distR="0">
+          <wp:inline distT="0" distB="0" distL="0" distR="0" wp14:anchorId="1E674614" wp14:editId="7AF83D49">
             <wp:extent cx="5905500" cy="2486025"/>
-            <wp:effectExtent t="0" r="0" b="0" l="0"/>
-            <wp:docPr id="2" name="" descr="" title=""/>
+            <wp:effectExtent l="0" t="0" r="0" b="0"/>
+            <wp:docPr id="2" name="Рисунок 2"/>
             <wp:cNvGraphicFramePr>
               <a:graphicFrameLocks xmlns:a="http://schemas.openxmlformats.org/drawingml/2006/main" noChangeAspect="1"/>
             </wp:cNvGraphicFramePr>
@@ -329,13 +257,13 @@
               <a:graphicData uri="http://schemas.openxmlformats.org/drawingml/2006/picture">
                 <pic:pic xmlns:pic="http://schemas.openxmlformats.org/drawingml/2006/picture">
                   <pic:nvPicPr>
-                    <pic:cNvPr id="0" name="" descr=""/>
+                    <pic:cNvPr id="0" name=""/>
                     <pic:cNvPicPr>
                       <a:picLocks noChangeAspect="1" noChangeArrowheads="1"/>
                     </pic:cNvPicPr>
                   </pic:nvPicPr>
                   <pic:blipFill>
-                    <a:blip r:embed="rId8" cstate="none"/>
+                    <a:blip r:embed="rId6"/>
                     <a:srcRect/>
                     <a:stretch>
                       <a:fillRect/>
@@ -363,26 +291,24 @@
         <w:jc w:val="center"/>
       </w:pPr>
       <w:r>
-        <w:rPr>
-          <w:rFonts w:ascii="Times New Roman" w:cs="Times New Roman" w:eastAsia="Times New Roman" w:hAnsi="Times New Roman"/>
-          <w:sz w:val="28"/>
-          <w:szCs w:val="28"/>
-        </w:rPr>
-        <w:t xml:space="preserve">Рисунок 2 – комета 46P/Виртанена (id = 10) в статусе deleted; запрос её адреса возвращает 303 и Location: /comets/feed</w:t>
+        <w:t>Рисунок 2 – комета 46P/Виртанена (id = 10) в статусе deleted; запрос её адреса возвращает 303 и Location: /comets/feed</w:t>
       </w:r>
     </w:p>
     <w:p>
       <w:pPr>
         <w:keepNext/>
-        <w:spacing w:after="60" w:before="160"/>
+        <w:spacing w:before="160" w:after="60"/>
         <w:jc w:val="center"/>
       </w:pPr>
       <w:r>
+        <w:rPr>
+          <w:noProof/>
+        </w:rPr>
         <w:drawing>
-          <wp:inline distT="0" distB="0" distL="0" distR="0">
+          <wp:inline distT="0" distB="0" distL="0" distR="0" wp14:anchorId="2054196D" wp14:editId="55602078">
             <wp:extent cx="2381250" cy="4762500"/>
-            <wp:effectExtent t="0" r="0" b="0" l="0"/>
-            <wp:docPr id="3" name="" descr="" title=""/>
+            <wp:effectExtent l="0" t="0" r="0" b="0"/>
+            <wp:docPr id="3" name="Рисунок 3"/>
             <wp:cNvGraphicFramePr>
               <a:graphicFrameLocks xmlns:a="http://schemas.openxmlformats.org/drawingml/2006/main" noChangeAspect="1"/>
             </wp:cNvGraphicFramePr>
@@ -390,13 +316,13 @@
               <a:graphicData uri="http://schemas.openxmlformats.org/drawingml/2006/picture">
                 <pic:pic xmlns:pic="http://schemas.openxmlformats.org/drawingml/2006/picture">
                   <pic:nvPicPr>
-                    <pic:cNvPr id="0" name="" descr=""/>
+                    <pic:cNvPr id="0" name=""/>
                     <pic:cNvPicPr>
                       <a:picLocks noChangeAspect="1" noChangeArrowheads="1"/>
                     </pic:cNvPicPr>
                   </pic:nvPicPr>
                   <pic:blipFill>
-                    <a:blip r:embed="rId9" cstate="none"/>
+                    <a:blip r:embed="rId7"/>
                     <a:srcRect/>
                     <a:stretch>
                       <a:fillRect/>
@@ -424,12 +350,7 @@
         <w:jc w:val="center"/>
       </w:pPr>
       <w:r>
-        <w:rPr>
-          <w:rFonts w:ascii="Times New Roman" w:cs="Times New Roman" w:eastAsia="Times New Roman" w:hAnsi="Times New Roman"/>
-          <w:sz w:val="28"/>
-          <w:szCs w:val="28"/>
-        </w:rPr>
-        <w:t xml:space="preserve">Рисунок 3 – браузер после перехода по адресу удалённой кометы /comets/feed/10: открыта лента с первой кометой, адрес /comets/feed</w:t>
+        <w:t>Рисунок 3 – браузер после перехода по адресу удалённой кометы /comets/feed/10: открыта лента с первой кометой, адрес /comets/feed</w:t>
       </w:r>
     </w:p>
     <w:p>
@@ -440,43 +361,30 @@
     <w:p>
       <w:pPr>
         <w:keepNext/>
-        <w:spacing w:after="160" w:before="280"/>
-      </w:pPr>
-      <w:r>
-        <w:rPr>
-          <w:rFonts w:ascii="Times New Roman" w:cs="Times New Roman" w:eastAsia="Times New Roman" w:hAnsi="Times New Roman"/>
+        <w:spacing w:before="280" w:after="160"/>
+      </w:pPr>
+      <w:r>
+        <w:rPr>
           <w:b/>
           <w:bCs/>
           <w:sz w:val="32"/>
           <w:szCs w:val="32"/>
         </w:rPr>
-        <w:t xml:space="preserve">2. Лабораторная работа 3</w:t>
+        <w:lastRenderedPageBreak/>
+        <w:t>2. Лабораторная работа 3</w:t>
       </w:r>
     </w:p>
     <w:p>
       <w:pPr>
         <w:keepNext/>
-        <w:spacing w:after="80" w:before="240"/>
-      </w:pPr>
-      <w:r>
-        <w:rPr>
-          <w:rFonts w:ascii="Times New Roman" w:cs="Times New Roman" w:eastAsia="Times New Roman" w:hAnsi="Times New Roman"/>
+        <w:spacing w:before="240" w:after="80"/>
+      </w:pPr>
+      <w:r>
+        <w:rPr>
           <w:b/>
           <w:bCs/>
-          <w:sz w:val="28"/>
-          <w:szCs w:val="28"/>
-        </w:rPr>
-        <w:t xml:space="preserve">Замечание: </w:t>
-      </w:r>
-      <w:r>
-        <w:rPr>
-          <w:rFonts w:ascii="Times New Roman" w:cs="Times New Roman" w:eastAsia="Times New Roman" w:hAnsi="Times New Roman"/>
-          <w:b/>
-          <w:bCs/>
-          <w:sz w:val="28"/>
-          <w:szCs w:val="28"/>
-        </w:rPr>
-        <w:t xml:space="preserve">первый скрин сделать, 10 методов сделать, сделать мои запросы, сколько GET</w:t>
+        </w:rPr>
+        <w:t>Замечание: первый скрин сделать, 10 методов сделать, сделать мои запросы, сколько GET</w:t>
       </w:r>
     </w:p>
     <w:p>
@@ -487,21 +395,13 @@
       </w:pPr>
       <w:r>
         <w:rPr>
-          <w:rFonts w:ascii="Times New Roman" w:cs="Times New Roman" w:eastAsia="Times New Roman" w:hAnsi="Times New Roman"/>
           <w:b/>
           <w:bCs/>
-          <w:sz w:val="28"/>
-          <w:szCs w:val="28"/>
         </w:rPr>
         <w:t xml:space="preserve">Было: </w:t>
       </w:r>
       <w:r>
-        <w:rPr>
-          <w:rFonts w:ascii="Times New Roman" w:cs="Times New Roman" w:eastAsia="Times New Roman" w:hAnsi="Times New Roman"/>
-          <w:sz w:val="28"/>
-          <w:szCs w:val="28"/>
-        </w:rPr>
-        <w:t xml:space="preserve">в коллекции Postman лента была разбита на два GET-запроса (без id и с id), а запроса деавторизации не было — получалось 4 GET, и запросы не совпадали с методами из задания. На первом скриншоте не был виден список запросов коллекции.</w:t>
+        <w:t>в коллекции Postman лента была разбита на два GET-запроса (без id и с id), а запроса деавторизации не было — получалось 4 GET, и запросы не совпадали с методами из задания. На первом скриншоте не был виден список запросов коллекции.</w:t>
       </w:r>
     </w:p>
     <w:p>
@@ -512,66 +412,49 @@
       </w:pPr>
       <w:r>
         <w:rPr>
-          <w:rFonts w:ascii="Times New Roman" w:cs="Times New Roman" w:eastAsia="Times New Roman" w:hAnsi="Times New Roman"/>
           <w:b/>
           <w:bCs/>
-          <w:sz w:val="28"/>
-          <w:szCs w:val="28"/>
         </w:rPr>
         <w:t xml:space="preserve">Сделано: </w:t>
       </w:r>
       <w:r>
-        <w:rPr>
-          <w:rFonts w:ascii="Times New Roman" w:cs="Times New Roman" w:eastAsia="Times New Roman" w:hAnsi="Times New Roman"/>
-          <w:sz w:val="28"/>
-          <w:szCs w:val="28"/>
-        </w:rPr>
         <w:t xml:space="preserve">коллекция </w:t>
       </w:r>
       <w:r>
         <w:rPr>
-          <w:rFonts w:ascii="Consolas" w:cs="Consolas" w:eastAsia="Consolas" w:hAnsi="Consolas"/>
-          <w:sz w:val="24"/>
-          <w:szCs w:val="24"/>
-        </w:rPr>
-        <w:t xml:space="preserve">docs/comets.postman_collection.json</w:t>
-      </w:r>
-      <w:r>
-        <w:rPr>
-          <w:rFonts w:ascii="Times New Roman" w:cs="Times New Roman" w:eastAsia="Times New Roman" w:hAnsi="Times New Roman"/>
-          <w:sz w:val="28"/>
-          <w:szCs w:val="28"/>
-        </w:rPr>
+          <w:rFonts w:ascii="Consolas" w:eastAsia="Consolas" w:hAnsi="Consolas" w:cs="Consolas"/>
+          <w:sz w:val="24"/>
+          <w:szCs w:val="24"/>
+        </w:rPr>
+        <w:t>docs/comets.postman_collection.json</w:t>
+      </w:r>
+      <w:r>
         <w:t xml:space="preserve"> пересобрана: в ней ровно 10 запросов — по одному на каждый метод из задания. GET-методов три: список, лента, черновик. Лента — один метод: id кометы и параметр </w:t>
       </w:r>
       <w:r>
         <w:rPr>
-          <w:rFonts w:ascii="Consolas" w:cs="Consolas" w:eastAsia="Consolas" w:hAnsi="Consolas"/>
-          <w:sz w:val="24"/>
-          <w:szCs w:val="24"/>
-        </w:rPr>
-        <w:t xml:space="preserve">next</w:t>
-      </w:r>
-      <w:r>
-        <w:rPr>
-          <w:rFonts w:ascii="Times New Roman" w:cs="Times New Roman" w:eastAsia="Times New Roman" w:hAnsi="Times New Roman"/>
-          <w:sz w:val="28"/>
-          <w:szCs w:val="28"/>
-        </w:rPr>
+          <w:rFonts w:ascii="Consolas" w:eastAsia="Consolas" w:hAnsi="Consolas" w:cs="Consolas"/>
+          <w:sz w:val="24"/>
+          <w:szCs w:val="24"/>
+        </w:rPr>
+        <w:t>next</w:t>
+      </w:r>
+      <w:r>
         <w:t xml:space="preserve"> задаются в одном запросе (без id возвращается первая комета). Те же 10 методов перечислены в README и на диаграмме классов.</w:t>
       </w:r>
     </w:p>
     <w:tbl>
       <w:tblPr>
-        <w:tblW w:type="dxa" w:w="9600"/>
+        <w:tblW w:w="9600" w:type="dxa"/>
         <w:tblBorders>
-          <w:top w:val="single" w:color="auto" w:sz="4"/>
-          <w:left w:val="single" w:color="auto" w:sz="4"/>
-          <w:bottom w:val="single" w:color="auto" w:sz="4"/>
-          <w:right w:val="single" w:color="auto" w:sz="4"/>
-          <w:insideH w:val="single" w:color="auto" w:sz="4"/>
-          <w:insideV w:val="single" w:color="auto" w:sz="4"/>
+          <w:top w:val="single" w:sz="4" w:space="0" w:color="auto"/>
+          <w:left w:val="single" w:sz="4" w:space="0" w:color="auto"/>
+          <w:bottom w:val="single" w:sz="4" w:space="0" w:color="auto"/>
+          <w:right w:val="single" w:sz="4" w:space="0" w:color="auto"/>
+          <w:insideH w:val="single" w:sz="4" w:space="0" w:color="auto"/>
+          <w:insideV w:val="single" w:sz="4" w:space="0" w:color="auto"/>
         </w:tblBorders>
+        <w:tblLook w:val="04A0" w:firstRow="1" w:lastRow="0" w:firstColumn="1" w:lastColumn="0" w:noHBand="0" w:noVBand="1"/>
       </w:tblPr>
       <w:tblGrid>
         <w:gridCol w:w="600"/>
@@ -581,88 +464,85 @@
       <w:tr>
         <w:tc>
           <w:tcPr>
-            <w:tcW w:type="dxa" w:w="600"/>
+            <w:tcW w:w="600" w:type="dxa"/>
             <w:tcBorders>
-              <w:top w:val="single" w:color="000000" w:sz="4"/>
-              <w:left w:val="single" w:color="000000" w:sz="4"/>
-              <w:bottom w:val="single" w:color="000000" w:sz="4"/>
-              <w:right w:val="single" w:color="000000" w:sz="4"/>
+              <w:top w:val="single" w:sz="4" w:space="0" w:color="000000"/>
+              <w:left w:val="single" w:sz="4" w:space="0" w:color="000000"/>
+              <w:bottom w:val="single" w:sz="4" w:space="0" w:color="000000"/>
+              <w:right w:val="single" w:sz="4" w:space="0" w:color="000000"/>
             </w:tcBorders>
             <w:tcMar>
-              <w:top w:type="dxa" w:w="50"/>
-              <w:left w:type="dxa" w:w="90"/>
-              <w:bottom w:type="dxa" w:w="50"/>
-              <w:right w:type="dxa" w:w="90"/>
+              <w:top w:w="50" w:type="dxa"/>
+              <w:left w:w="90" w:type="dxa"/>
+              <w:bottom w:w="50" w:type="dxa"/>
+              <w:right w:w="90" w:type="dxa"/>
             </w:tcMar>
           </w:tcPr>
           <w:p>
             <w:r>
               <w:rPr>
-                <w:rFonts w:ascii="Times New Roman" w:cs="Times New Roman" w:eastAsia="Times New Roman" w:hAnsi="Times New Roman"/>
                 <w:b/>
                 <w:bCs/>
                 <w:sz w:val="24"/>
                 <w:szCs w:val="24"/>
               </w:rPr>
-              <w:t xml:space="preserve">№</w:t>
+              <w:t>№</w:t>
             </w:r>
           </w:p>
         </w:tc>
         <w:tc>
           <w:tcPr>
-            <w:tcW w:type="dxa" w:w="4700"/>
+            <w:tcW w:w="4700" w:type="dxa"/>
             <w:tcBorders>
-              <w:top w:val="single" w:color="000000" w:sz="4"/>
-              <w:left w:val="single" w:color="000000" w:sz="4"/>
-              <w:bottom w:val="single" w:color="000000" w:sz="4"/>
-              <w:right w:val="single" w:color="000000" w:sz="4"/>
+              <w:top w:val="single" w:sz="4" w:space="0" w:color="000000"/>
+              <w:left w:val="single" w:sz="4" w:space="0" w:color="000000"/>
+              <w:bottom w:val="single" w:sz="4" w:space="0" w:color="000000"/>
+              <w:right w:val="single" w:sz="4" w:space="0" w:color="000000"/>
             </w:tcBorders>
             <w:tcMar>
-              <w:top w:type="dxa" w:w="50"/>
-              <w:left w:type="dxa" w:w="90"/>
-              <w:bottom w:type="dxa" w:w="50"/>
-              <w:right w:type="dxa" w:w="90"/>
+              <w:top w:w="50" w:type="dxa"/>
+              <w:left w:w="90" w:type="dxa"/>
+              <w:bottom w:w="50" w:type="dxa"/>
+              <w:right w:w="90" w:type="dxa"/>
             </w:tcMar>
           </w:tcPr>
           <w:p>
             <w:r>
               <w:rPr>
-                <w:rFonts w:ascii="Times New Roman" w:cs="Times New Roman" w:eastAsia="Times New Roman" w:hAnsi="Times New Roman"/>
                 <w:b/>
                 <w:bCs/>
                 <w:sz w:val="24"/>
                 <w:szCs w:val="24"/>
               </w:rPr>
-              <w:t xml:space="preserve">Метод и url</w:t>
+              <w:t>Метод и url</w:t>
             </w:r>
           </w:p>
         </w:tc>
         <w:tc>
           <w:tcPr>
-            <w:tcW w:type="dxa" w:w="4300"/>
+            <w:tcW w:w="4300" w:type="dxa"/>
             <w:tcBorders>
-              <w:top w:val="single" w:color="000000" w:sz="4"/>
-              <w:left w:val="single" w:color="000000" w:sz="4"/>
-              <w:bottom w:val="single" w:color="000000" w:sz="4"/>
-              <w:right w:val="single" w:color="000000" w:sz="4"/>
+              <w:top w:val="single" w:sz="4" w:space="0" w:color="000000"/>
+              <w:left w:val="single" w:sz="4" w:space="0" w:color="000000"/>
+              <w:bottom w:val="single" w:sz="4" w:space="0" w:color="000000"/>
+              <w:right w:val="single" w:sz="4" w:space="0" w:color="000000"/>
             </w:tcBorders>
             <w:tcMar>
-              <w:top w:type="dxa" w:w="50"/>
-              <w:left w:type="dxa" w:w="90"/>
-              <w:bottom w:type="dxa" w:w="50"/>
-              <w:right w:type="dxa" w:w="90"/>
+              <w:top w:w="50" w:type="dxa"/>
+              <w:left w:w="90" w:type="dxa"/>
+              <w:bottom w:w="50" w:type="dxa"/>
+              <w:right w:w="90" w:type="dxa"/>
             </w:tcMar>
           </w:tcPr>
           <w:p>
             <w:r>
               <w:rPr>
-                <w:rFonts w:ascii="Times New Roman" w:cs="Times New Roman" w:eastAsia="Times New Roman" w:hAnsi="Times New Roman"/>
                 <w:b/>
                 <w:bCs/>
                 <w:sz w:val="24"/>
                 <w:szCs w:val="24"/>
               </w:rPr>
-              <w:t xml:space="preserve">Назначение</w:t>
+              <w:t>Назначение</w:t>
             </w:r>
           </w:p>
         </w:tc>
@@ -670,88 +550,80 @@
       <w:tr>
         <w:tc>
           <w:tcPr>
-            <w:tcW w:type="dxa" w:w="600"/>
+            <w:tcW w:w="600" w:type="dxa"/>
             <w:tcBorders>
-              <w:top w:val="single" w:color="000000" w:sz="4"/>
-              <w:left w:val="single" w:color="000000" w:sz="4"/>
-              <w:bottom w:val="single" w:color="000000" w:sz="4"/>
-              <w:right w:val="single" w:color="000000" w:sz="4"/>
+              <w:top w:val="single" w:sz="4" w:space="0" w:color="000000"/>
+              <w:left w:val="single" w:sz="4" w:space="0" w:color="000000"/>
+              <w:bottom w:val="single" w:sz="4" w:space="0" w:color="000000"/>
+              <w:right w:val="single" w:sz="4" w:space="0" w:color="000000"/>
             </w:tcBorders>
             <w:tcMar>
-              <w:top w:type="dxa" w:w="50"/>
-              <w:left w:type="dxa" w:w="90"/>
-              <w:bottom w:type="dxa" w:w="50"/>
-              <w:right w:type="dxa" w:w="90"/>
+              <w:top w:w="50" w:type="dxa"/>
+              <w:left w:w="90" w:type="dxa"/>
+              <w:bottom w:w="50" w:type="dxa"/>
+              <w:right w:w="90" w:type="dxa"/>
             </w:tcMar>
           </w:tcPr>
           <w:p>
             <w:r>
               <w:rPr>
-                <w:rFonts w:ascii="Times New Roman" w:cs="Times New Roman" w:eastAsia="Times New Roman" w:hAnsi="Times New Roman"/>
-                <w:b w:val="false"/>
-                <w:bCs w:val="false"/>
                 <w:sz w:val="24"/>
                 <w:szCs w:val="24"/>
               </w:rPr>
-              <w:t xml:space="preserve">1</w:t>
+              <w:t>1</w:t>
             </w:r>
           </w:p>
         </w:tc>
         <w:tc>
           <w:tcPr>
-            <w:tcW w:type="dxa" w:w="4700"/>
+            <w:tcW w:w="4700" w:type="dxa"/>
             <w:tcBorders>
-              <w:top w:val="single" w:color="000000" w:sz="4"/>
-              <w:left w:val="single" w:color="000000" w:sz="4"/>
-              <w:bottom w:val="single" w:color="000000" w:sz="4"/>
-              <w:right w:val="single" w:color="000000" w:sz="4"/>
+              <w:top w:val="single" w:sz="4" w:space="0" w:color="000000"/>
+              <w:left w:val="single" w:sz="4" w:space="0" w:color="000000"/>
+              <w:bottom w:val="single" w:sz="4" w:space="0" w:color="000000"/>
+              <w:right w:val="single" w:sz="4" w:space="0" w:color="000000"/>
             </w:tcBorders>
             <w:tcMar>
-              <w:top w:type="dxa" w:w="50"/>
-              <w:left w:type="dxa" w:w="90"/>
-              <w:bottom w:type="dxa" w:w="50"/>
-              <w:right w:type="dxa" w:w="90"/>
+              <w:top w:w="50" w:type="dxa"/>
+              <w:left w:w="90" w:type="dxa"/>
+              <w:bottom w:w="50" w:type="dxa"/>
+              <w:right w:w="90" w:type="dxa"/>
             </w:tcMar>
           </w:tcPr>
           <w:p>
             <w:r>
               <w:rPr>
-                <w:rFonts w:ascii="Consolas" w:cs="Consolas" w:eastAsia="Consolas" w:hAnsi="Consolas"/>
-                <w:b w:val="false"/>
-                <w:bCs w:val="false"/>
+                <w:rFonts w:ascii="Consolas" w:eastAsia="Consolas" w:hAnsi="Consolas" w:cs="Consolas"/>
                 <w:sz w:val="20"/>
                 <w:szCs w:val="20"/>
               </w:rPr>
-              <w:t xml:space="preserve">GET /api/comets</w:t>
+              <w:t>GET /api/comets</w:t>
             </w:r>
           </w:p>
         </w:tc>
         <w:tc>
           <w:tcPr>
-            <w:tcW w:type="dxa" w:w="4300"/>
+            <w:tcW w:w="4300" w:type="dxa"/>
             <w:tcBorders>
-              <w:top w:val="single" w:color="000000" w:sz="4"/>
-              <w:left w:val="single" w:color="000000" w:sz="4"/>
-              <w:bottom w:val="single" w:color="000000" w:sz="4"/>
-              <w:right w:val="single" w:color="000000" w:sz="4"/>
+              <w:top w:val="single" w:sz="4" w:space="0" w:color="000000"/>
+              <w:left w:val="single" w:sz="4" w:space="0" w:color="000000"/>
+              <w:bottom w:val="single" w:sz="4" w:space="0" w:color="000000"/>
+              <w:right w:val="single" w:sz="4" w:space="0" w:color="000000"/>
             </w:tcBorders>
             <w:tcMar>
-              <w:top w:type="dxa" w:w="50"/>
-              <w:left w:type="dxa" w:w="90"/>
-              <w:bottom w:type="dxa" w:w="50"/>
-              <w:right w:type="dxa" w:w="90"/>
+              <w:top w:w="50" w:type="dxa"/>
+              <w:left w:w="90" w:type="dxa"/>
+              <w:bottom w:w="50" w:type="dxa"/>
+              <w:right w:w="90" w:type="dxa"/>
             </w:tcMar>
           </w:tcPr>
           <w:p>
             <w:r>
               <w:rPr>
-                <w:rFonts w:ascii="Times New Roman" w:cs="Times New Roman" w:eastAsia="Times New Roman" w:hAnsi="Times New Roman"/>
-                <w:b w:val="false"/>
-                <w:bCs w:val="false"/>
                 <w:sz w:val="24"/>
                 <w:szCs w:val="24"/>
               </w:rPr>
-              <w:t xml:space="preserve">список комет с фильтром по периоду, признак is_mine</w:t>
+              <w:t>список комет с фильтром по периоду, признак is_mine</w:t>
             </w:r>
           </w:p>
         </w:tc>
@@ -759,88 +631,86 @@
       <w:tr>
         <w:tc>
           <w:tcPr>
-            <w:tcW w:type="dxa" w:w="600"/>
+            <w:tcW w:w="600" w:type="dxa"/>
             <w:tcBorders>
-              <w:top w:val="single" w:color="000000" w:sz="4"/>
-              <w:left w:val="single" w:color="000000" w:sz="4"/>
-              <w:bottom w:val="single" w:color="000000" w:sz="4"/>
-              <w:right w:val="single" w:color="000000" w:sz="4"/>
+              <w:top w:val="single" w:sz="4" w:space="0" w:color="000000"/>
+              <w:left w:val="single" w:sz="4" w:space="0" w:color="000000"/>
+              <w:bottom w:val="single" w:sz="4" w:space="0" w:color="000000"/>
+              <w:right w:val="single" w:sz="4" w:space="0" w:color="000000"/>
             </w:tcBorders>
             <w:tcMar>
-              <w:top w:type="dxa" w:w="50"/>
-              <w:left w:type="dxa" w:w="90"/>
-              <w:bottom w:type="dxa" w:w="50"/>
-              <w:right w:type="dxa" w:w="90"/>
+              <w:top w:w="50" w:type="dxa"/>
+              <w:left w:w="90" w:type="dxa"/>
+              <w:bottom w:w="50" w:type="dxa"/>
+              <w:right w:w="90" w:type="dxa"/>
             </w:tcMar>
           </w:tcPr>
           <w:p>
             <w:r>
               <w:rPr>
-                <w:rFonts w:ascii="Times New Roman" w:cs="Times New Roman" w:eastAsia="Times New Roman" w:hAnsi="Times New Roman"/>
-                <w:b w:val="false"/>
-                <w:bCs w:val="false"/>
                 <w:sz w:val="24"/>
                 <w:szCs w:val="24"/>
               </w:rPr>
-              <w:t xml:space="preserve">2</w:t>
+              <w:t>2</w:t>
             </w:r>
           </w:p>
         </w:tc>
         <w:tc>
           <w:tcPr>
-            <w:tcW w:type="dxa" w:w="4700"/>
+            <w:tcW w:w="4700" w:type="dxa"/>
             <w:tcBorders>
-              <w:top w:val="single" w:color="000000" w:sz="4"/>
-              <w:left w:val="single" w:color="000000" w:sz="4"/>
-              <w:bottom w:val="single" w:color="000000" w:sz="4"/>
-              <w:right w:val="single" w:color="000000" w:sz="4"/>
+              <w:top w:val="single" w:sz="4" w:space="0" w:color="000000"/>
+              <w:left w:val="single" w:sz="4" w:space="0" w:color="000000"/>
+              <w:bottom w:val="single" w:sz="4" w:space="0" w:color="000000"/>
+              <w:right w:val="single" w:sz="4" w:space="0" w:color="000000"/>
             </w:tcBorders>
             <w:tcMar>
-              <w:top w:type="dxa" w:w="50"/>
-              <w:left w:type="dxa" w:w="90"/>
-              <w:bottom w:type="dxa" w:w="50"/>
-              <w:right w:type="dxa" w:w="90"/>
+              <w:top w:w="50" w:type="dxa"/>
+              <w:left w:w="90" w:type="dxa"/>
+              <w:bottom w:w="50" w:type="dxa"/>
+              <w:right w:w="90" w:type="dxa"/>
+            </w:tcMar>
+          </w:tcPr>
+          <w:p>
+            <w:pPr>
+              <w:rPr>
+                <w:lang w:val="en-US"/>
+              </w:rPr>
+            </w:pPr>
+            <w:r>
+              <w:rPr>
+                <w:rFonts w:ascii="Consolas" w:eastAsia="Consolas" w:hAnsi="Consolas" w:cs="Consolas"/>
+                <w:sz w:val="20"/>
+                <w:szCs w:val="20"/>
+                <w:lang w:val="en-US"/>
+              </w:rPr>
+              <w:t>GET /api/comets/feed/{id}?next=true</w:t>
+            </w:r>
+          </w:p>
+        </w:tc>
+        <w:tc>
+          <w:tcPr>
+            <w:tcW w:w="4300" w:type="dxa"/>
+            <w:tcBorders>
+              <w:top w:val="single" w:sz="4" w:space="0" w:color="000000"/>
+              <w:left w:val="single" w:sz="4" w:space="0" w:color="000000"/>
+              <w:bottom w:val="single" w:sz="4" w:space="0" w:color="000000"/>
+              <w:right w:val="single" w:sz="4" w:space="0" w:color="000000"/>
+            </w:tcBorders>
+            <w:tcMar>
+              <w:top w:w="50" w:type="dxa"/>
+              <w:left w:w="90" w:type="dxa"/>
+              <w:bottom w:w="50" w:type="dxa"/>
+              <w:right w:w="90" w:type="dxa"/>
             </w:tcMar>
           </w:tcPr>
           <w:p>
             <w:r>
               <w:rPr>
-                <w:rFonts w:ascii="Consolas" w:cs="Consolas" w:eastAsia="Consolas" w:hAnsi="Consolas"/>
-                <w:b w:val="false"/>
-                <w:bCs w:val="false"/>
-                <w:sz w:val="20"/>
-                <w:szCs w:val="20"/>
-              </w:rPr>
-              <w:t xml:space="preserve">GET /api/comets/feed/{id}?next=true</w:t>
-            </w:r>
-          </w:p>
-        </w:tc>
-        <w:tc>
-          <w:tcPr>
-            <w:tcW w:type="dxa" w:w="4300"/>
-            <w:tcBorders>
-              <w:top w:val="single" w:color="000000" w:sz="4"/>
-              <w:left w:val="single" w:color="000000" w:sz="4"/>
-              <w:bottom w:val="single" w:color="000000" w:sz="4"/>
-              <w:right w:val="single" w:color="000000" w:sz="4"/>
-            </w:tcBorders>
-            <w:tcMar>
-              <w:top w:type="dxa" w:w="50"/>
-              <w:left w:type="dxa" w:w="90"/>
-              <w:bottom w:type="dxa" w:w="50"/>
-              <w:right w:type="dxa" w:w="90"/>
-            </w:tcMar>
-          </w:tcPr>
-          <w:p>
-            <w:r>
-              <w:rPr>
-                <w:rFonts w:ascii="Times New Roman" w:cs="Times New Roman" w:eastAsia="Times New Roman" w:hAnsi="Times New Roman"/>
-                <w:b w:val="false"/>
-                <w:bCs w:val="false"/>
                 <w:sz w:val="24"/>
                 <w:szCs w:val="24"/>
               </w:rPr>
-              <w:t xml:space="preserve">лента: одна комета, признак is_liked</w:t>
+              <w:t>лента: одна комета, признак is_liked</w:t>
             </w:r>
           </w:p>
         </w:tc>
@@ -848,88 +718,80 @@
       <w:tr>
         <w:tc>
           <w:tcPr>
-            <w:tcW w:type="dxa" w:w="600"/>
+            <w:tcW w:w="600" w:type="dxa"/>
             <w:tcBorders>
-              <w:top w:val="single" w:color="000000" w:sz="4"/>
-              <w:left w:val="single" w:color="000000" w:sz="4"/>
-              <w:bottom w:val="single" w:color="000000" w:sz="4"/>
-              <w:right w:val="single" w:color="000000" w:sz="4"/>
+              <w:top w:val="single" w:sz="4" w:space="0" w:color="000000"/>
+              <w:left w:val="single" w:sz="4" w:space="0" w:color="000000"/>
+              <w:bottom w:val="single" w:sz="4" w:space="0" w:color="000000"/>
+              <w:right w:val="single" w:sz="4" w:space="0" w:color="000000"/>
             </w:tcBorders>
             <w:tcMar>
-              <w:top w:type="dxa" w:w="50"/>
-              <w:left w:type="dxa" w:w="90"/>
-              <w:bottom w:type="dxa" w:w="50"/>
-              <w:right w:type="dxa" w:w="90"/>
+              <w:top w:w="50" w:type="dxa"/>
+              <w:left w:w="90" w:type="dxa"/>
+              <w:bottom w:w="50" w:type="dxa"/>
+              <w:right w:w="90" w:type="dxa"/>
             </w:tcMar>
           </w:tcPr>
           <w:p>
             <w:r>
               <w:rPr>
-                <w:rFonts w:ascii="Times New Roman" w:cs="Times New Roman" w:eastAsia="Times New Roman" w:hAnsi="Times New Roman"/>
-                <w:b w:val="false"/>
-                <w:bCs w:val="false"/>
                 <w:sz w:val="24"/>
                 <w:szCs w:val="24"/>
               </w:rPr>
-              <w:t xml:space="preserve">3</w:t>
+              <w:t>3</w:t>
             </w:r>
           </w:p>
         </w:tc>
         <w:tc>
           <w:tcPr>
-            <w:tcW w:type="dxa" w:w="4700"/>
+            <w:tcW w:w="4700" w:type="dxa"/>
             <w:tcBorders>
-              <w:top w:val="single" w:color="000000" w:sz="4"/>
-              <w:left w:val="single" w:color="000000" w:sz="4"/>
-              <w:bottom w:val="single" w:color="000000" w:sz="4"/>
-              <w:right w:val="single" w:color="000000" w:sz="4"/>
+              <w:top w:val="single" w:sz="4" w:space="0" w:color="000000"/>
+              <w:left w:val="single" w:sz="4" w:space="0" w:color="000000"/>
+              <w:bottom w:val="single" w:sz="4" w:space="0" w:color="000000"/>
+              <w:right w:val="single" w:sz="4" w:space="0" w:color="000000"/>
             </w:tcBorders>
             <w:tcMar>
-              <w:top w:type="dxa" w:w="50"/>
-              <w:left w:type="dxa" w:w="90"/>
-              <w:bottom w:type="dxa" w:w="50"/>
-              <w:right w:type="dxa" w:w="90"/>
+              <w:top w:w="50" w:type="dxa"/>
+              <w:left w:w="90" w:type="dxa"/>
+              <w:bottom w:w="50" w:type="dxa"/>
+              <w:right w:w="90" w:type="dxa"/>
             </w:tcMar>
           </w:tcPr>
           <w:p>
             <w:r>
               <w:rPr>
-                <w:rFonts w:ascii="Consolas" w:cs="Consolas" w:eastAsia="Consolas" w:hAnsi="Consolas"/>
-                <w:b w:val="false"/>
-                <w:bCs w:val="false"/>
+                <w:rFonts w:ascii="Consolas" w:eastAsia="Consolas" w:hAnsi="Consolas" w:cs="Consolas"/>
                 <w:sz w:val="20"/>
                 <w:szCs w:val="20"/>
               </w:rPr>
-              <w:t xml:space="preserve">GET /api/comets/draft</w:t>
+              <w:t>GET /api/comets/draft</w:t>
             </w:r>
           </w:p>
         </w:tc>
         <w:tc>
           <w:tcPr>
-            <w:tcW w:type="dxa" w:w="4300"/>
+            <w:tcW w:w="4300" w:type="dxa"/>
             <w:tcBorders>
-              <w:top w:val="single" w:color="000000" w:sz="4"/>
-              <w:left w:val="single" w:color="000000" w:sz="4"/>
-              <w:bottom w:val="single" w:color="000000" w:sz="4"/>
-              <w:right w:val="single" w:color="000000" w:sz="4"/>
+              <w:top w:val="single" w:sz="4" w:space="0" w:color="000000"/>
+              <w:left w:val="single" w:sz="4" w:space="0" w:color="000000"/>
+              <w:bottom w:val="single" w:sz="4" w:space="0" w:color="000000"/>
+              <w:right w:val="single" w:sz="4" w:space="0" w:color="000000"/>
             </w:tcBorders>
             <w:tcMar>
-              <w:top w:type="dxa" w:w="50"/>
-              <w:left w:type="dxa" w:w="90"/>
-              <w:bottom w:type="dxa" w:w="50"/>
-              <w:right w:type="dxa" w:w="90"/>
+              <w:top w:w="50" w:type="dxa"/>
+              <w:left w:w="90" w:type="dxa"/>
+              <w:bottom w:w="50" w:type="dxa"/>
+              <w:right w:w="90" w:type="dxa"/>
             </w:tcMar>
           </w:tcPr>
           <w:p>
             <w:r>
               <w:rPr>
-                <w:rFonts w:ascii="Times New Roman" w:cs="Times New Roman" w:eastAsia="Times New Roman" w:hAnsi="Times New Roman"/>
-                <w:b w:val="false"/>
-                <w:bCs w:val="false"/>
                 <w:sz w:val="24"/>
                 <w:szCs w:val="24"/>
               </w:rPr>
-              <w:t xml:space="preserve">черновик текущего пользователя</w:t>
+              <w:t>черновик текущего пользователя</w:t>
             </w:r>
           </w:p>
         </w:tc>
@@ -937,88 +799,80 @@
       <w:tr>
         <w:tc>
           <w:tcPr>
-            <w:tcW w:type="dxa" w:w="600"/>
+            <w:tcW w:w="600" w:type="dxa"/>
             <w:tcBorders>
-              <w:top w:val="single" w:color="000000" w:sz="4"/>
-              <w:left w:val="single" w:color="000000" w:sz="4"/>
-              <w:bottom w:val="single" w:color="000000" w:sz="4"/>
-              <w:right w:val="single" w:color="000000" w:sz="4"/>
+              <w:top w:val="single" w:sz="4" w:space="0" w:color="000000"/>
+              <w:left w:val="single" w:sz="4" w:space="0" w:color="000000"/>
+              <w:bottom w:val="single" w:sz="4" w:space="0" w:color="000000"/>
+              <w:right w:val="single" w:sz="4" w:space="0" w:color="000000"/>
             </w:tcBorders>
             <w:tcMar>
-              <w:top w:type="dxa" w:w="50"/>
-              <w:left w:type="dxa" w:w="90"/>
-              <w:bottom w:type="dxa" w:w="50"/>
-              <w:right w:type="dxa" w:w="90"/>
+              <w:top w:w="50" w:type="dxa"/>
+              <w:left w:w="90" w:type="dxa"/>
+              <w:bottom w:w="50" w:type="dxa"/>
+              <w:right w:w="90" w:type="dxa"/>
             </w:tcMar>
           </w:tcPr>
           <w:p>
             <w:r>
               <w:rPr>
-                <w:rFonts w:ascii="Times New Roman" w:cs="Times New Roman" w:eastAsia="Times New Roman" w:hAnsi="Times New Roman"/>
-                <w:b w:val="false"/>
-                <w:bCs w:val="false"/>
                 <w:sz w:val="24"/>
                 <w:szCs w:val="24"/>
               </w:rPr>
-              <w:t xml:space="preserve">4</w:t>
+              <w:t>4</w:t>
             </w:r>
           </w:p>
         </w:tc>
         <w:tc>
           <w:tcPr>
-            <w:tcW w:type="dxa" w:w="4700"/>
+            <w:tcW w:w="4700" w:type="dxa"/>
             <w:tcBorders>
-              <w:top w:val="single" w:color="000000" w:sz="4"/>
-              <w:left w:val="single" w:color="000000" w:sz="4"/>
-              <w:bottom w:val="single" w:color="000000" w:sz="4"/>
-              <w:right w:val="single" w:color="000000" w:sz="4"/>
+              <w:top w:val="single" w:sz="4" w:space="0" w:color="000000"/>
+              <w:left w:val="single" w:sz="4" w:space="0" w:color="000000"/>
+              <w:bottom w:val="single" w:sz="4" w:space="0" w:color="000000"/>
+              <w:right w:val="single" w:sz="4" w:space="0" w:color="000000"/>
             </w:tcBorders>
             <w:tcMar>
-              <w:top w:type="dxa" w:w="50"/>
-              <w:left w:type="dxa" w:w="90"/>
-              <w:bottom w:type="dxa" w:w="50"/>
-              <w:right w:type="dxa" w:w="90"/>
+              <w:top w:w="50" w:type="dxa"/>
+              <w:left w:w="90" w:type="dxa"/>
+              <w:bottom w:w="50" w:type="dxa"/>
+              <w:right w:w="90" w:type="dxa"/>
             </w:tcMar>
           </w:tcPr>
           <w:p>
             <w:r>
               <w:rPr>
-                <w:rFonts w:ascii="Consolas" w:cs="Consolas" w:eastAsia="Consolas" w:hAnsi="Consolas"/>
-                <w:b w:val="false"/>
-                <w:bCs w:val="false"/>
+                <w:rFonts w:ascii="Consolas" w:eastAsia="Consolas" w:hAnsi="Consolas" w:cs="Consolas"/>
                 <w:sz w:val="20"/>
                 <w:szCs w:val="20"/>
               </w:rPr>
-              <w:t xml:space="preserve">POST /api/comets</w:t>
+              <w:t>POST /api/comets</w:t>
             </w:r>
           </w:p>
         </w:tc>
         <w:tc>
           <w:tcPr>
-            <w:tcW w:type="dxa" w:w="4300"/>
+            <w:tcW w:w="4300" w:type="dxa"/>
             <w:tcBorders>
-              <w:top w:val="single" w:color="000000" w:sz="4"/>
-              <w:left w:val="single" w:color="000000" w:sz="4"/>
-              <w:bottom w:val="single" w:color="000000" w:sz="4"/>
-              <w:right w:val="single" w:color="000000" w:sz="4"/>
+              <w:top w:val="single" w:sz="4" w:space="0" w:color="000000"/>
+              <w:left w:val="single" w:sz="4" w:space="0" w:color="000000"/>
+              <w:bottom w:val="single" w:sz="4" w:space="0" w:color="000000"/>
+              <w:right w:val="single" w:sz="4" w:space="0" w:color="000000"/>
             </w:tcBorders>
             <w:tcMar>
-              <w:top w:type="dxa" w:w="50"/>
-              <w:left w:type="dxa" w:w="90"/>
-              <w:bottom w:type="dxa" w:w="50"/>
-              <w:right w:type="dxa" w:w="90"/>
+              <w:top w:w="50" w:type="dxa"/>
+              <w:left w:w="90" w:type="dxa"/>
+              <w:bottom w:w="50" w:type="dxa"/>
+              <w:right w:w="90" w:type="dxa"/>
             </w:tcMar>
           </w:tcPr>
           <w:p>
             <w:r>
               <w:rPr>
-                <w:rFonts w:ascii="Times New Roman" w:cs="Times New Roman" w:eastAsia="Times New Roman" w:hAnsi="Times New Roman"/>
-                <w:b w:val="false"/>
-                <w:bCs w:val="false"/>
                 <w:sz w:val="24"/>
                 <w:szCs w:val="24"/>
               </w:rPr>
-              <w:t xml:space="preserve">добавление кометы с фото и видео</w:t>
+              <w:t>добавление кометы с фото и видео</w:t>
             </w:r>
           </w:p>
         </w:tc>
@@ -1026,88 +880,86 @@
       <w:tr>
         <w:tc>
           <w:tcPr>
-            <w:tcW w:type="dxa" w:w="600"/>
+            <w:tcW w:w="600" w:type="dxa"/>
             <w:tcBorders>
-              <w:top w:val="single" w:color="000000" w:sz="4"/>
-              <w:left w:val="single" w:color="000000" w:sz="4"/>
-              <w:bottom w:val="single" w:color="000000" w:sz="4"/>
-              <w:right w:val="single" w:color="000000" w:sz="4"/>
+              <w:top w:val="single" w:sz="4" w:space="0" w:color="000000"/>
+              <w:left w:val="single" w:sz="4" w:space="0" w:color="000000"/>
+              <w:bottom w:val="single" w:sz="4" w:space="0" w:color="000000"/>
+              <w:right w:val="single" w:sz="4" w:space="0" w:color="000000"/>
             </w:tcBorders>
             <w:tcMar>
-              <w:top w:type="dxa" w:w="50"/>
-              <w:left w:type="dxa" w:w="90"/>
-              <w:bottom w:type="dxa" w:w="50"/>
-              <w:right w:type="dxa" w:w="90"/>
+              <w:top w:w="50" w:type="dxa"/>
+              <w:left w:w="90" w:type="dxa"/>
+              <w:bottom w:w="50" w:type="dxa"/>
+              <w:right w:w="90" w:type="dxa"/>
             </w:tcMar>
           </w:tcPr>
           <w:p>
             <w:r>
               <w:rPr>
-                <w:rFonts w:ascii="Times New Roman" w:cs="Times New Roman" w:eastAsia="Times New Roman" w:hAnsi="Times New Roman"/>
-                <w:b w:val="false"/>
-                <w:bCs w:val="false"/>
                 <w:sz w:val="24"/>
                 <w:szCs w:val="24"/>
               </w:rPr>
-              <w:t xml:space="preserve">5</w:t>
+              <w:t>5</w:t>
             </w:r>
           </w:p>
         </w:tc>
         <w:tc>
           <w:tcPr>
-            <w:tcW w:type="dxa" w:w="4700"/>
+            <w:tcW w:w="4700" w:type="dxa"/>
             <w:tcBorders>
-              <w:top w:val="single" w:color="000000" w:sz="4"/>
-              <w:left w:val="single" w:color="000000" w:sz="4"/>
-              <w:bottom w:val="single" w:color="000000" w:sz="4"/>
-              <w:right w:val="single" w:color="000000" w:sz="4"/>
+              <w:top w:val="single" w:sz="4" w:space="0" w:color="000000"/>
+              <w:left w:val="single" w:sz="4" w:space="0" w:color="000000"/>
+              <w:bottom w:val="single" w:sz="4" w:space="0" w:color="000000"/>
+              <w:right w:val="single" w:sz="4" w:space="0" w:color="000000"/>
             </w:tcBorders>
             <w:tcMar>
-              <w:top w:type="dxa" w:w="50"/>
-              <w:left w:type="dxa" w:w="90"/>
-              <w:bottom w:type="dxa" w:w="50"/>
-              <w:right w:type="dxa" w:w="90"/>
+              <w:top w:w="50" w:type="dxa"/>
+              <w:left w:w="90" w:type="dxa"/>
+              <w:bottom w:w="50" w:type="dxa"/>
+              <w:right w:w="90" w:type="dxa"/>
+            </w:tcMar>
+          </w:tcPr>
+          <w:p>
+            <w:pPr>
+              <w:rPr>
+                <w:lang w:val="en-US"/>
+              </w:rPr>
+            </w:pPr>
+            <w:r>
+              <w:rPr>
+                <w:rFonts w:ascii="Consolas" w:eastAsia="Consolas" w:hAnsi="Consolas" w:cs="Consolas"/>
+                <w:sz w:val="20"/>
+                <w:szCs w:val="20"/>
+                <w:lang w:val="en-US"/>
+              </w:rPr>
+              <w:t>PUT /api/comets/{id}/publish</w:t>
+            </w:r>
+          </w:p>
+        </w:tc>
+        <w:tc>
+          <w:tcPr>
+            <w:tcW w:w="4300" w:type="dxa"/>
+            <w:tcBorders>
+              <w:top w:val="single" w:sz="4" w:space="0" w:color="000000"/>
+              <w:left w:val="single" w:sz="4" w:space="0" w:color="000000"/>
+              <w:bottom w:val="single" w:sz="4" w:space="0" w:color="000000"/>
+              <w:right w:val="single" w:sz="4" w:space="0" w:color="000000"/>
+            </w:tcBorders>
+            <w:tcMar>
+              <w:top w:w="50" w:type="dxa"/>
+              <w:left w:w="90" w:type="dxa"/>
+              <w:bottom w:w="50" w:type="dxa"/>
+              <w:right w:w="90" w:type="dxa"/>
             </w:tcMar>
           </w:tcPr>
           <w:p>
             <w:r>
               <w:rPr>
-                <w:rFonts w:ascii="Consolas" w:cs="Consolas" w:eastAsia="Consolas" w:hAnsi="Consolas"/>
-                <w:b w:val="false"/>
-                <w:bCs w:val="false"/>
-                <w:sz w:val="20"/>
-                <w:szCs w:val="20"/>
-              </w:rPr>
-              <w:t xml:space="preserve">PUT /api/comets/{id}/publish</w:t>
-            </w:r>
-          </w:p>
-        </w:tc>
-        <w:tc>
-          <w:tcPr>
-            <w:tcW w:type="dxa" w:w="4300"/>
-            <w:tcBorders>
-              <w:top w:val="single" w:color="000000" w:sz="4"/>
-              <w:left w:val="single" w:color="000000" w:sz="4"/>
-              <w:bottom w:val="single" w:color="000000" w:sz="4"/>
-              <w:right w:val="single" w:color="000000" w:sz="4"/>
-            </w:tcBorders>
-            <w:tcMar>
-              <w:top w:type="dxa" w:w="50"/>
-              <w:left w:type="dxa" w:w="90"/>
-              <w:bottom w:type="dxa" w:w="50"/>
-              <w:right w:type="dxa" w:w="90"/>
-            </w:tcMar>
-          </w:tcPr>
-          <w:p>
-            <w:r>
-              <w:rPr>
-                <w:rFonts w:ascii="Times New Roman" w:cs="Times New Roman" w:eastAsia="Times New Roman" w:hAnsi="Times New Roman"/>
-                <w:b w:val="false"/>
-                <w:bCs w:val="false"/>
                 <w:sz w:val="24"/>
                 <w:szCs w:val="24"/>
               </w:rPr>
-              <w:t xml:space="preserve">публикация кометы</w:t>
+              <w:t>публикация кометы</w:t>
             </w:r>
           </w:p>
         </w:tc>
@@ -1115,88 +967,80 @@
       <w:tr>
         <w:tc>
           <w:tcPr>
-            <w:tcW w:type="dxa" w:w="600"/>
+            <w:tcW w:w="600" w:type="dxa"/>
             <w:tcBorders>
-              <w:top w:val="single" w:color="000000" w:sz="4"/>
-              <w:left w:val="single" w:color="000000" w:sz="4"/>
-              <w:bottom w:val="single" w:color="000000" w:sz="4"/>
-              <w:right w:val="single" w:color="000000" w:sz="4"/>
+              <w:top w:val="single" w:sz="4" w:space="0" w:color="000000"/>
+              <w:left w:val="single" w:sz="4" w:space="0" w:color="000000"/>
+              <w:bottom w:val="single" w:sz="4" w:space="0" w:color="000000"/>
+              <w:right w:val="single" w:sz="4" w:space="0" w:color="000000"/>
             </w:tcBorders>
             <w:tcMar>
-              <w:top w:type="dxa" w:w="50"/>
-              <w:left w:type="dxa" w:w="90"/>
-              <w:bottom w:type="dxa" w:w="50"/>
-              <w:right w:type="dxa" w:w="90"/>
+              <w:top w:w="50" w:type="dxa"/>
+              <w:left w:w="90" w:type="dxa"/>
+              <w:bottom w:w="50" w:type="dxa"/>
+              <w:right w:w="90" w:type="dxa"/>
             </w:tcMar>
           </w:tcPr>
           <w:p>
             <w:r>
               <w:rPr>
-                <w:rFonts w:ascii="Times New Roman" w:cs="Times New Roman" w:eastAsia="Times New Roman" w:hAnsi="Times New Roman"/>
-                <w:b w:val="false"/>
-                <w:bCs w:val="false"/>
                 <w:sz w:val="24"/>
                 <w:szCs w:val="24"/>
               </w:rPr>
-              <w:t xml:space="preserve">6</w:t>
+              <w:t>6</w:t>
             </w:r>
           </w:p>
         </w:tc>
         <w:tc>
           <w:tcPr>
-            <w:tcW w:type="dxa" w:w="4700"/>
+            <w:tcW w:w="4700" w:type="dxa"/>
             <w:tcBorders>
-              <w:top w:val="single" w:color="000000" w:sz="4"/>
-              <w:left w:val="single" w:color="000000" w:sz="4"/>
-              <w:bottom w:val="single" w:color="000000" w:sz="4"/>
-              <w:right w:val="single" w:color="000000" w:sz="4"/>
+              <w:top w:val="single" w:sz="4" w:space="0" w:color="000000"/>
+              <w:left w:val="single" w:sz="4" w:space="0" w:color="000000"/>
+              <w:bottom w:val="single" w:sz="4" w:space="0" w:color="000000"/>
+              <w:right w:val="single" w:sz="4" w:space="0" w:color="000000"/>
             </w:tcBorders>
             <w:tcMar>
-              <w:top w:type="dxa" w:w="50"/>
-              <w:left w:type="dxa" w:w="90"/>
-              <w:bottom w:type="dxa" w:w="50"/>
-              <w:right w:type="dxa" w:w="90"/>
+              <w:top w:w="50" w:type="dxa"/>
+              <w:left w:w="90" w:type="dxa"/>
+              <w:bottom w:w="50" w:type="dxa"/>
+              <w:right w:w="90" w:type="dxa"/>
             </w:tcMar>
           </w:tcPr>
           <w:p>
             <w:r>
               <w:rPr>
-                <w:rFonts w:ascii="Consolas" w:cs="Consolas" w:eastAsia="Consolas" w:hAnsi="Consolas"/>
-                <w:b w:val="false"/>
-                <w:bCs w:val="false"/>
+                <w:rFonts w:ascii="Consolas" w:eastAsia="Consolas" w:hAnsi="Consolas" w:cs="Consolas"/>
                 <w:sz w:val="20"/>
                 <w:szCs w:val="20"/>
               </w:rPr>
-              <w:t xml:space="preserve">DELETE /api/comets/{id}</w:t>
+              <w:t>DELETE /api/comets/{id}</w:t>
             </w:r>
           </w:p>
         </w:tc>
         <w:tc>
           <w:tcPr>
-            <w:tcW w:type="dxa" w:w="4300"/>
+            <w:tcW w:w="4300" w:type="dxa"/>
             <w:tcBorders>
-              <w:top w:val="single" w:color="000000" w:sz="4"/>
-              <w:left w:val="single" w:color="000000" w:sz="4"/>
-              <w:bottom w:val="single" w:color="000000" w:sz="4"/>
-              <w:right w:val="single" w:color="000000" w:sz="4"/>
+              <w:top w:val="single" w:sz="4" w:space="0" w:color="000000"/>
+              <w:left w:val="single" w:sz="4" w:space="0" w:color="000000"/>
+              <w:bottom w:val="single" w:sz="4" w:space="0" w:color="000000"/>
+              <w:right w:val="single" w:sz="4" w:space="0" w:color="000000"/>
             </w:tcBorders>
             <w:tcMar>
-              <w:top w:type="dxa" w:w="50"/>
-              <w:left w:type="dxa" w:w="90"/>
-              <w:bottom w:type="dxa" w:w="50"/>
-              <w:right w:type="dxa" w:w="90"/>
+              <w:top w:w="50" w:type="dxa"/>
+              <w:left w:w="90" w:type="dxa"/>
+              <w:bottom w:w="50" w:type="dxa"/>
+              <w:right w:w="90" w:type="dxa"/>
             </w:tcMar>
           </w:tcPr>
           <w:p>
             <w:r>
               <w:rPr>
-                <w:rFonts w:ascii="Times New Roman" w:cs="Times New Roman" w:eastAsia="Times New Roman" w:hAnsi="Times New Roman"/>
-                <w:b w:val="false"/>
-                <w:bCs w:val="false"/>
                 <w:sz w:val="24"/>
                 <w:szCs w:val="24"/>
               </w:rPr>
-              <w:t xml:space="preserve">логическое удаление своей кометы</w:t>
+              <w:t>логическое удаление своей кометы</w:t>
             </w:r>
           </w:p>
         </w:tc>
@@ -1204,88 +1048,86 @@
       <w:tr>
         <w:tc>
           <w:tcPr>
-            <w:tcW w:type="dxa" w:w="600"/>
+            <w:tcW w:w="600" w:type="dxa"/>
             <w:tcBorders>
-              <w:top w:val="single" w:color="000000" w:sz="4"/>
-              <w:left w:val="single" w:color="000000" w:sz="4"/>
-              <w:bottom w:val="single" w:color="000000" w:sz="4"/>
-              <w:right w:val="single" w:color="000000" w:sz="4"/>
+              <w:top w:val="single" w:sz="4" w:space="0" w:color="000000"/>
+              <w:left w:val="single" w:sz="4" w:space="0" w:color="000000"/>
+              <w:bottom w:val="single" w:sz="4" w:space="0" w:color="000000"/>
+              <w:right w:val="single" w:sz="4" w:space="0" w:color="000000"/>
             </w:tcBorders>
             <w:tcMar>
-              <w:top w:type="dxa" w:w="50"/>
-              <w:left w:type="dxa" w:w="90"/>
-              <w:bottom w:type="dxa" w:w="50"/>
-              <w:right w:type="dxa" w:w="90"/>
+              <w:top w:w="50" w:type="dxa"/>
+              <w:left w:w="90" w:type="dxa"/>
+              <w:bottom w:w="50" w:type="dxa"/>
+              <w:right w:w="90" w:type="dxa"/>
             </w:tcMar>
           </w:tcPr>
           <w:p>
             <w:r>
               <w:rPr>
-                <w:rFonts w:ascii="Times New Roman" w:cs="Times New Roman" w:eastAsia="Times New Roman" w:hAnsi="Times New Roman"/>
-                <w:b w:val="false"/>
-                <w:bCs w:val="false"/>
                 <w:sz w:val="24"/>
                 <w:szCs w:val="24"/>
               </w:rPr>
-              <w:t xml:space="preserve">7</w:t>
+              <w:t>7</w:t>
             </w:r>
           </w:p>
         </w:tc>
         <w:tc>
           <w:tcPr>
-            <w:tcW w:type="dxa" w:w="4700"/>
+            <w:tcW w:w="4700" w:type="dxa"/>
             <w:tcBorders>
-              <w:top w:val="single" w:color="000000" w:sz="4"/>
-              <w:left w:val="single" w:color="000000" w:sz="4"/>
-              <w:bottom w:val="single" w:color="000000" w:sz="4"/>
-              <w:right w:val="single" w:color="000000" w:sz="4"/>
+              <w:top w:val="single" w:sz="4" w:space="0" w:color="000000"/>
+              <w:left w:val="single" w:sz="4" w:space="0" w:color="000000"/>
+              <w:bottom w:val="single" w:sz="4" w:space="0" w:color="000000"/>
+              <w:right w:val="single" w:sz="4" w:space="0" w:color="000000"/>
             </w:tcBorders>
             <w:tcMar>
-              <w:top w:type="dxa" w:w="50"/>
-              <w:left w:type="dxa" w:w="90"/>
-              <w:bottom w:type="dxa" w:w="50"/>
-              <w:right w:type="dxa" w:w="90"/>
+              <w:top w:w="50" w:type="dxa"/>
+              <w:left w:w="90" w:type="dxa"/>
+              <w:bottom w:w="50" w:type="dxa"/>
+              <w:right w:w="90" w:type="dxa"/>
+            </w:tcMar>
+          </w:tcPr>
+          <w:p>
+            <w:pPr>
+              <w:rPr>
+                <w:lang w:val="en-US"/>
+              </w:rPr>
+            </w:pPr>
+            <w:r>
+              <w:rPr>
+                <w:rFonts w:ascii="Consolas" w:eastAsia="Consolas" w:hAnsi="Consolas" w:cs="Consolas"/>
+                <w:sz w:val="20"/>
+                <w:szCs w:val="20"/>
+                <w:lang w:val="en-US"/>
+              </w:rPr>
+              <w:t>POST /api/comets/{id}/like</w:t>
+            </w:r>
+          </w:p>
+        </w:tc>
+        <w:tc>
+          <w:tcPr>
+            <w:tcW w:w="4300" w:type="dxa"/>
+            <w:tcBorders>
+              <w:top w:val="single" w:sz="4" w:space="0" w:color="000000"/>
+              <w:left w:val="single" w:sz="4" w:space="0" w:color="000000"/>
+              <w:bottom w:val="single" w:sz="4" w:space="0" w:color="000000"/>
+              <w:right w:val="single" w:sz="4" w:space="0" w:color="000000"/>
+            </w:tcBorders>
+            <w:tcMar>
+              <w:top w:w="50" w:type="dxa"/>
+              <w:left w:w="90" w:type="dxa"/>
+              <w:bottom w:w="50" w:type="dxa"/>
+              <w:right w:w="90" w:type="dxa"/>
             </w:tcMar>
           </w:tcPr>
           <w:p>
             <w:r>
               <w:rPr>
-                <w:rFonts w:ascii="Consolas" w:cs="Consolas" w:eastAsia="Consolas" w:hAnsi="Consolas"/>
-                <w:b w:val="false"/>
-                <w:bCs w:val="false"/>
-                <w:sz w:val="20"/>
-                <w:szCs w:val="20"/>
-              </w:rPr>
-              <w:t xml:space="preserve">POST /api/comets/{id}/like</w:t>
-            </w:r>
-          </w:p>
-        </w:tc>
-        <w:tc>
-          <w:tcPr>
-            <w:tcW w:type="dxa" w:w="4300"/>
-            <w:tcBorders>
-              <w:top w:val="single" w:color="000000" w:sz="4"/>
-              <w:left w:val="single" w:color="000000" w:sz="4"/>
-              <w:bottom w:val="single" w:color="000000" w:sz="4"/>
-              <w:right w:val="single" w:color="000000" w:sz="4"/>
-            </w:tcBorders>
-            <w:tcMar>
-              <w:top w:type="dxa" w:w="50"/>
-              <w:left w:type="dxa" w:w="90"/>
-              <w:bottom w:type="dxa" w:w="50"/>
-              <w:right w:type="dxa" w:w="90"/>
-            </w:tcMar>
-          </w:tcPr>
-          <w:p>
-            <w:r>
-              <w:rPr>
-                <w:rFonts w:ascii="Times New Roman" w:cs="Times New Roman" w:eastAsia="Times New Roman" w:hAnsi="Times New Roman"/>
-                <w:b w:val="false"/>
-                <w:bCs w:val="false"/>
                 <w:sz w:val="24"/>
                 <w:szCs w:val="24"/>
               </w:rPr>
-              <w:t xml:space="preserve">лайк 0/1 от текущего пользователя</w:t>
+              <w:t>лайк 0/1 от текущего пользователя</w:t>
             </w:r>
           </w:p>
         </w:tc>
@@ -1293,88 +1135,80 @@
       <w:tr>
         <w:tc>
           <w:tcPr>
-            <w:tcW w:type="dxa" w:w="600"/>
+            <w:tcW w:w="600" w:type="dxa"/>
             <w:tcBorders>
-              <w:top w:val="single" w:color="000000" w:sz="4"/>
-              <w:left w:val="single" w:color="000000" w:sz="4"/>
-              <w:bottom w:val="single" w:color="000000" w:sz="4"/>
-              <w:right w:val="single" w:color="000000" w:sz="4"/>
+              <w:top w:val="single" w:sz="4" w:space="0" w:color="000000"/>
+              <w:left w:val="single" w:sz="4" w:space="0" w:color="000000"/>
+              <w:bottom w:val="single" w:sz="4" w:space="0" w:color="000000"/>
+              <w:right w:val="single" w:sz="4" w:space="0" w:color="000000"/>
             </w:tcBorders>
             <w:tcMar>
-              <w:top w:type="dxa" w:w="50"/>
-              <w:left w:type="dxa" w:w="90"/>
-              <w:bottom w:type="dxa" w:w="50"/>
-              <w:right w:type="dxa" w:w="90"/>
+              <w:top w:w="50" w:type="dxa"/>
+              <w:left w:w="90" w:type="dxa"/>
+              <w:bottom w:w="50" w:type="dxa"/>
+              <w:right w:w="90" w:type="dxa"/>
             </w:tcMar>
           </w:tcPr>
           <w:p>
             <w:r>
               <w:rPr>
-                <w:rFonts w:ascii="Times New Roman" w:cs="Times New Roman" w:eastAsia="Times New Roman" w:hAnsi="Times New Roman"/>
-                <w:b w:val="false"/>
-                <w:bCs w:val="false"/>
                 <w:sz w:val="24"/>
                 <w:szCs w:val="24"/>
               </w:rPr>
-              <w:t xml:space="preserve">8</w:t>
+              <w:t>8</w:t>
             </w:r>
           </w:p>
         </w:tc>
         <w:tc>
           <w:tcPr>
-            <w:tcW w:type="dxa" w:w="4700"/>
+            <w:tcW w:w="4700" w:type="dxa"/>
             <w:tcBorders>
-              <w:top w:val="single" w:color="000000" w:sz="4"/>
-              <w:left w:val="single" w:color="000000" w:sz="4"/>
-              <w:bottom w:val="single" w:color="000000" w:sz="4"/>
-              <w:right w:val="single" w:color="000000" w:sz="4"/>
+              <w:top w:val="single" w:sz="4" w:space="0" w:color="000000"/>
+              <w:left w:val="single" w:sz="4" w:space="0" w:color="000000"/>
+              <w:bottom w:val="single" w:sz="4" w:space="0" w:color="000000"/>
+              <w:right w:val="single" w:sz="4" w:space="0" w:color="000000"/>
             </w:tcBorders>
             <w:tcMar>
-              <w:top w:type="dxa" w:w="50"/>
-              <w:left w:type="dxa" w:w="90"/>
-              <w:bottom w:type="dxa" w:w="50"/>
-              <w:right w:type="dxa" w:w="90"/>
+              <w:top w:w="50" w:type="dxa"/>
+              <w:left w:w="90" w:type="dxa"/>
+              <w:bottom w:w="50" w:type="dxa"/>
+              <w:right w:w="90" w:type="dxa"/>
             </w:tcMar>
           </w:tcPr>
           <w:p>
             <w:r>
               <w:rPr>
-                <w:rFonts w:ascii="Consolas" w:cs="Consolas" w:eastAsia="Consolas" w:hAnsi="Consolas"/>
-                <w:b w:val="false"/>
-                <w:bCs w:val="false"/>
+                <w:rFonts w:ascii="Consolas" w:eastAsia="Consolas" w:hAnsi="Consolas" w:cs="Consolas"/>
                 <w:sz w:val="20"/>
                 <w:szCs w:val="20"/>
               </w:rPr>
-              <w:t xml:space="preserve">POST /api/users/register</w:t>
+              <w:t>POST /api/users/register</w:t>
             </w:r>
           </w:p>
         </w:tc>
         <w:tc>
           <w:tcPr>
-            <w:tcW w:type="dxa" w:w="4300"/>
+            <w:tcW w:w="4300" w:type="dxa"/>
             <w:tcBorders>
-              <w:top w:val="single" w:color="000000" w:sz="4"/>
-              <w:left w:val="single" w:color="000000" w:sz="4"/>
-              <w:bottom w:val="single" w:color="000000" w:sz="4"/>
-              <w:right w:val="single" w:color="000000" w:sz="4"/>
+              <w:top w:val="single" w:sz="4" w:space="0" w:color="000000"/>
+              <w:left w:val="single" w:sz="4" w:space="0" w:color="000000"/>
+              <w:bottom w:val="single" w:sz="4" w:space="0" w:color="000000"/>
+              <w:right w:val="single" w:sz="4" w:space="0" w:color="000000"/>
             </w:tcBorders>
             <w:tcMar>
-              <w:top w:type="dxa" w:w="50"/>
-              <w:left w:type="dxa" w:w="90"/>
-              <w:bottom w:type="dxa" w:w="50"/>
-              <w:right w:type="dxa" w:w="90"/>
+              <w:top w:w="50" w:type="dxa"/>
+              <w:left w:w="90" w:type="dxa"/>
+              <w:bottom w:w="50" w:type="dxa"/>
+              <w:right w:w="90" w:type="dxa"/>
             </w:tcMar>
           </w:tcPr>
           <w:p>
             <w:r>
               <w:rPr>
-                <w:rFonts w:ascii="Times New Roman" w:cs="Times New Roman" w:eastAsia="Times New Roman" w:hAnsi="Times New Roman"/>
-                <w:b w:val="false"/>
-                <w:bCs w:val="false"/>
                 <w:sz w:val="24"/>
                 <w:szCs w:val="24"/>
               </w:rPr>
-              <w:t xml:space="preserve">регистрация</w:t>
+              <w:t>регистрация</w:t>
             </w:r>
           </w:p>
         </w:tc>
@@ -1382,88 +1216,80 @@
       <w:tr>
         <w:tc>
           <w:tcPr>
-            <w:tcW w:type="dxa" w:w="600"/>
+            <w:tcW w:w="600" w:type="dxa"/>
             <w:tcBorders>
-              <w:top w:val="single" w:color="000000" w:sz="4"/>
-              <w:left w:val="single" w:color="000000" w:sz="4"/>
-              <w:bottom w:val="single" w:color="000000" w:sz="4"/>
-              <w:right w:val="single" w:color="000000" w:sz="4"/>
+              <w:top w:val="single" w:sz="4" w:space="0" w:color="000000"/>
+              <w:left w:val="single" w:sz="4" w:space="0" w:color="000000"/>
+              <w:bottom w:val="single" w:sz="4" w:space="0" w:color="000000"/>
+              <w:right w:val="single" w:sz="4" w:space="0" w:color="000000"/>
             </w:tcBorders>
             <w:tcMar>
-              <w:top w:type="dxa" w:w="50"/>
-              <w:left w:type="dxa" w:w="90"/>
-              <w:bottom w:type="dxa" w:w="50"/>
-              <w:right w:type="dxa" w:w="90"/>
+              <w:top w:w="50" w:type="dxa"/>
+              <w:left w:w="90" w:type="dxa"/>
+              <w:bottom w:w="50" w:type="dxa"/>
+              <w:right w:w="90" w:type="dxa"/>
             </w:tcMar>
           </w:tcPr>
           <w:p>
             <w:r>
               <w:rPr>
-                <w:rFonts w:ascii="Times New Roman" w:cs="Times New Roman" w:eastAsia="Times New Roman" w:hAnsi="Times New Roman"/>
-                <w:b w:val="false"/>
-                <w:bCs w:val="false"/>
                 <w:sz w:val="24"/>
                 <w:szCs w:val="24"/>
               </w:rPr>
-              <w:t xml:space="preserve">9</w:t>
+              <w:t>9</w:t>
             </w:r>
           </w:p>
         </w:tc>
         <w:tc>
           <w:tcPr>
-            <w:tcW w:type="dxa" w:w="4700"/>
+            <w:tcW w:w="4700" w:type="dxa"/>
             <w:tcBorders>
-              <w:top w:val="single" w:color="000000" w:sz="4"/>
-              <w:left w:val="single" w:color="000000" w:sz="4"/>
-              <w:bottom w:val="single" w:color="000000" w:sz="4"/>
-              <w:right w:val="single" w:color="000000" w:sz="4"/>
+              <w:top w:val="single" w:sz="4" w:space="0" w:color="000000"/>
+              <w:left w:val="single" w:sz="4" w:space="0" w:color="000000"/>
+              <w:bottom w:val="single" w:sz="4" w:space="0" w:color="000000"/>
+              <w:right w:val="single" w:sz="4" w:space="0" w:color="000000"/>
             </w:tcBorders>
             <w:tcMar>
-              <w:top w:type="dxa" w:w="50"/>
-              <w:left w:type="dxa" w:w="90"/>
-              <w:bottom w:type="dxa" w:w="50"/>
-              <w:right w:type="dxa" w:w="90"/>
+              <w:top w:w="50" w:type="dxa"/>
+              <w:left w:w="90" w:type="dxa"/>
+              <w:bottom w:w="50" w:type="dxa"/>
+              <w:right w:w="90" w:type="dxa"/>
             </w:tcMar>
           </w:tcPr>
           <w:p>
             <w:r>
               <w:rPr>
-                <w:rFonts w:ascii="Consolas" w:cs="Consolas" w:eastAsia="Consolas" w:hAnsi="Consolas"/>
-                <w:b w:val="false"/>
-                <w:bCs w:val="false"/>
+                <w:rFonts w:ascii="Consolas" w:eastAsia="Consolas" w:hAnsi="Consolas" w:cs="Consolas"/>
                 <w:sz w:val="20"/>
                 <w:szCs w:val="20"/>
               </w:rPr>
-              <w:t xml:space="preserve">POST /api/users/login</w:t>
+              <w:t>POST /api/users/login</w:t>
             </w:r>
           </w:p>
         </w:tc>
         <w:tc>
           <w:tcPr>
-            <w:tcW w:type="dxa" w:w="4300"/>
+            <w:tcW w:w="4300" w:type="dxa"/>
             <w:tcBorders>
-              <w:top w:val="single" w:color="000000" w:sz="4"/>
-              <w:left w:val="single" w:color="000000" w:sz="4"/>
-              <w:bottom w:val="single" w:color="000000" w:sz="4"/>
-              <w:right w:val="single" w:color="000000" w:sz="4"/>
+              <w:top w:val="single" w:sz="4" w:space="0" w:color="000000"/>
+              <w:left w:val="single" w:sz="4" w:space="0" w:color="000000"/>
+              <w:bottom w:val="single" w:sz="4" w:space="0" w:color="000000"/>
+              <w:right w:val="single" w:sz="4" w:space="0" w:color="000000"/>
             </w:tcBorders>
             <w:tcMar>
-              <w:top w:type="dxa" w:w="50"/>
-              <w:left w:type="dxa" w:w="90"/>
-              <w:bottom w:type="dxa" w:w="50"/>
-              <w:right w:type="dxa" w:w="90"/>
+              <w:top w:w="50" w:type="dxa"/>
+              <w:left w:w="90" w:type="dxa"/>
+              <w:bottom w:w="50" w:type="dxa"/>
+              <w:right w:w="90" w:type="dxa"/>
             </w:tcMar>
           </w:tcPr>
           <w:p>
             <w:r>
               <w:rPr>
-                <w:rFonts w:ascii="Times New Roman" w:cs="Times New Roman" w:eastAsia="Times New Roman" w:hAnsi="Times New Roman"/>
-                <w:b w:val="false"/>
-                <w:bCs w:val="false"/>
                 <w:sz w:val="24"/>
                 <w:szCs w:val="24"/>
               </w:rPr>
-              <w:t xml:space="preserve">аутентификация (заглушка до ЛР4)</w:t>
+              <w:t>аутентификация (заглушка до ЛР4)</w:t>
             </w:r>
           </w:p>
         </w:tc>
@@ -1471,88 +1297,80 @@
       <w:tr>
         <w:tc>
           <w:tcPr>
-            <w:tcW w:type="dxa" w:w="600"/>
+            <w:tcW w:w="600" w:type="dxa"/>
             <w:tcBorders>
-              <w:top w:val="single" w:color="000000" w:sz="4"/>
-              <w:left w:val="single" w:color="000000" w:sz="4"/>
-              <w:bottom w:val="single" w:color="000000" w:sz="4"/>
-              <w:right w:val="single" w:color="000000" w:sz="4"/>
+              <w:top w:val="single" w:sz="4" w:space="0" w:color="000000"/>
+              <w:left w:val="single" w:sz="4" w:space="0" w:color="000000"/>
+              <w:bottom w:val="single" w:sz="4" w:space="0" w:color="000000"/>
+              <w:right w:val="single" w:sz="4" w:space="0" w:color="000000"/>
             </w:tcBorders>
             <w:tcMar>
-              <w:top w:type="dxa" w:w="50"/>
-              <w:left w:type="dxa" w:w="90"/>
-              <w:bottom w:type="dxa" w:w="50"/>
-              <w:right w:type="dxa" w:w="90"/>
+              <w:top w:w="50" w:type="dxa"/>
+              <w:left w:w="90" w:type="dxa"/>
+              <w:bottom w:w="50" w:type="dxa"/>
+              <w:right w:w="90" w:type="dxa"/>
             </w:tcMar>
           </w:tcPr>
           <w:p>
             <w:r>
               <w:rPr>
-                <w:rFonts w:ascii="Times New Roman" w:cs="Times New Roman" w:eastAsia="Times New Roman" w:hAnsi="Times New Roman"/>
-                <w:b w:val="false"/>
-                <w:bCs w:val="false"/>
                 <w:sz w:val="24"/>
                 <w:szCs w:val="24"/>
               </w:rPr>
-              <w:t xml:space="preserve">10</w:t>
+              <w:t>10</w:t>
             </w:r>
           </w:p>
         </w:tc>
         <w:tc>
           <w:tcPr>
-            <w:tcW w:type="dxa" w:w="4700"/>
+            <w:tcW w:w="4700" w:type="dxa"/>
             <w:tcBorders>
-              <w:top w:val="single" w:color="000000" w:sz="4"/>
-              <w:left w:val="single" w:color="000000" w:sz="4"/>
-              <w:bottom w:val="single" w:color="000000" w:sz="4"/>
-              <w:right w:val="single" w:color="000000" w:sz="4"/>
+              <w:top w:val="single" w:sz="4" w:space="0" w:color="000000"/>
+              <w:left w:val="single" w:sz="4" w:space="0" w:color="000000"/>
+              <w:bottom w:val="single" w:sz="4" w:space="0" w:color="000000"/>
+              <w:right w:val="single" w:sz="4" w:space="0" w:color="000000"/>
             </w:tcBorders>
             <w:tcMar>
-              <w:top w:type="dxa" w:w="50"/>
-              <w:left w:type="dxa" w:w="90"/>
-              <w:bottom w:type="dxa" w:w="50"/>
-              <w:right w:type="dxa" w:w="90"/>
+              <w:top w:w="50" w:type="dxa"/>
+              <w:left w:w="90" w:type="dxa"/>
+              <w:bottom w:w="50" w:type="dxa"/>
+              <w:right w:w="90" w:type="dxa"/>
             </w:tcMar>
           </w:tcPr>
           <w:p>
             <w:r>
               <w:rPr>
-                <w:rFonts w:ascii="Consolas" w:cs="Consolas" w:eastAsia="Consolas" w:hAnsi="Consolas"/>
-                <w:b w:val="false"/>
-                <w:bCs w:val="false"/>
+                <w:rFonts w:ascii="Consolas" w:eastAsia="Consolas" w:hAnsi="Consolas" w:cs="Consolas"/>
                 <w:sz w:val="20"/>
                 <w:szCs w:val="20"/>
               </w:rPr>
-              <w:t xml:space="preserve">POST /api/users/logout</w:t>
+              <w:t>POST /api/users/logout</w:t>
             </w:r>
           </w:p>
         </w:tc>
         <w:tc>
           <w:tcPr>
-            <w:tcW w:type="dxa" w:w="4300"/>
+            <w:tcW w:w="4300" w:type="dxa"/>
             <w:tcBorders>
-              <w:top w:val="single" w:color="000000" w:sz="4"/>
-              <w:left w:val="single" w:color="000000" w:sz="4"/>
-              <w:bottom w:val="single" w:color="000000" w:sz="4"/>
-              <w:right w:val="single" w:color="000000" w:sz="4"/>
+              <w:top w:val="single" w:sz="4" w:space="0" w:color="000000"/>
+              <w:left w:val="single" w:sz="4" w:space="0" w:color="000000"/>
+              <w:bottom w:val="single" w:sz="4" w:space="0" w:color="000000"/>
+              <w:right w:val="single" w:sz="4" w:space="0" w:color="000000"/>
             </w:tcBorders>
             <w:tcMar>
-              <w:top w:type="dxa" w:w="50"/>
-              <w:left w:type="dxa" w:w="90"/>
-              <w:bottom w:type="dxa" w:w="50"/>
-              <w:right w:type="dxa" w:w="90"/>
+              <w:top w:w="50" w:type="dxa"/>
+              <w:left w:w="90" w:type="dxa"/>
+              <w:bottom w:w="50" w:type="dxa"/>
+              <w:right w:w="90" w:type="dxa"/>
             </w:tcMar>
           </w:tcPr>
           <w:p>
             <w:r>
               <w:rPr>
-                <w:rFonts w:ascii="Times New Roman" w:cs="Times New Roman" w:eastAsia="Times New Roman" w:hAnsi="Times New Roman"/>
-                <w:b w:val="false"/>
-                <w:bCs w:val="false"/>
                 <w:sz w:val="24"/>
                 <w:szCs w:val="24"/>
               </w:rPr>
-              <w:t xml:space="preserve">деавторизация (заглушка до ЛР4)</w:t>
+              <w:t>деавторизация (заглушка до ЛР4)</w:t>
             </w:r>
           </w:p>
         </w:tc>
@@ -1565,78 +1383,25 @@
     </w:p>
     <w:p>
       <w:pPr>
-        <w:keepNext/>
-        <w:pBdr>
-          <w:top w:val="dashed" w:color="C00000" w:sz="6" w:space="6"/>
-          <w:left w:val="dashed" w:color="C00000" w:sz="6" w:space="6"/>
-          <w:bottom w:val="dashed" w:color="C00000" w:sz="6" w:space="6"/>
-          <w:right w:val="dashed" w:color="C00000" w:sz="6" w:space="6"/>
-        </w:pBdr>
-        <w:spacing w:after="60" w:before="160"/>
+        <w:spacing w:after="220"/>
         <w:jc w:val="center"/>
-      </w:pPr>
-      <w:r>
-        <w:rPr>
-          <w:rFonts w:ascii="Times New Roman" w:cs="Times New Roman" w:eastAsia="Times New Roman" w:hAnsi="Times New Roman"/>
+        <w:rPr>
+          <w:lang w:val="en-US"/>
+        </w:rPr>
+      </w:pPr>
+      <w:r>
+        <w:rPr>
           <w:i/>
           <w:iCs/>
           <w:color w:val="C00000"/>
           <w:sz w:val="24"/>
           <w:szCs w:val="24"/>
         </w:rPr>
-        <w:t xml:space="preserve">Вставить скриншот Postman: слева раскрыта коллекция «Comet-Calc API (ЛР3)» — видны все 10 запросов,</w:t>
-      </w:r>
-      <w:r>
-        <w:rPr>
-          <w:rFonts w:ascii="Times New Roman" w:cs="Times New Roman" w:eastAsia="Times New Roman" w:hAnsi="Times New Roman"/>
-          <w:i/>
-          <w:iCs/>
-          <w:color w:val="C00000"/>
-          <w:sz w:val="24"/>
-          <w:szCs w:val="24"/>
-        </w:rPr>
-        <w:br/>
-        <w:t xml:space="preserve">справа выполнен запрос «1. GET список комет с фильтром по периоду» (200 OK).</w:t>
-      </w:r>
-      <w:r>
-        <w:rPr>
-          <w:rFonts w:ascii="Times New Roman" w:cs="Times New Roman" w:eastAsia="Times New Roman" w:hAnsi="Times New Roman"/>
-          <w:i/>
-          <w:iCs/>
-          <w:color w:val="C00000"/>
-          <w:sz w:val="24"/>
-          <w:szCs w:val="24"/>
-        </w:rPr>
-        <w:br/>
-        <w:t xml:space="preserve">Перед снимком заново импортировать docs/comets.postman_collection.json и увеличить масштаб Postman (Ctrl и «+»).</w:t>
-      </w:r>
-    </w:p>
-    <w:p>
-      <w:pPr>
-        <w:spacing w:after="220"/>
-        <w:jc w:val="center"/>
-      </w:pPr>
-      <w:r>
-        <w:rPr>
-          <w:rFonts w:ascii="Times New Roman" w:cs="Times New Roman" w:eastAsia="Times New Roman" w:hAnsi="Times New Roman"/>
-          <w:sz w:val="28"/>
-          <w:szCs w:val="28"/>
-        </w:rPr>
-        <w:t xml:space="preserve">Рисунок 4 – коллекция Postman из 10 запросов (3 GET, 5 POST, PUT, DELETE) и выполненный GET списка комет</w:t>
-      </w:r>
-    </w:p>
-    <w:p>
-      <w:pPr>
-        <w:keepNext/>
-        <w:spacing w:after="60" w:before="160"/>
-        <w:jc w:val="center"/>
-      </w:pPr>
-      <w:r>
         <w:drawing>
-          <wp:inline distT="0" distB="0" distL="0" distR="0">
-            <wp:extent cx="5905500" cy="2457450"/>
-            <wp:effectExtent t="0" r="0" b="0" l="0"/>
-            <wp:docPr id="4" name="" descr="" title=""/>
+          <wp:inline distT="0" distB="0" distL="0" distR="0" wp14:anchorId="5C2EF1C3" wp14:editId="05635A69">
+            <wp:extent cx="2905530" cy="2295845"/>
+            <wp:effectExtent l="0" t="0" r="9525" b="9525"/>
+            <wp:docPr id="17" name="Рисунок 17"/>
             <wp:cNvGraphicFramePr>
               <a:graphicFrameLocks xmlns:a="http://schemas.openxmlformats.org/drawingml/2006/main" noChangeAspect="1"/>
             </wp:cNvGraphicFramePr>
@@ -1644,13 +1409,70 @@
               <a:graphicData uri="http://schemas.openxmlformats.org/drawingml/2006/picture">
                 <pic:pic xmlns:pic="http://schemas.openxmlformats.org/drawingml/2006/picture">
                   <pic:nvPicPr>
-                    <pic:cNvPr id="0" name="" descr=""/>
+                    <pic:cNvPr id="1" name=""/>
+                    <pic:cNvPicPr/>
+                  </pic:nvPicPr>
+                  <pic:blipFill>
+                    <a:blip r:embed="rId8"/>
+                    <a:stretch>
+                      <a:fillRect/>
+                    </a:stretch>
+                  </pic:blipFill>
+                  <pic:spPr>
+                    <a:xfrm>
+                      <a:off x="0" y="0"/>
+                      <a:ext cx="2905530" cy="2295845"/>
+                    </a:xfrm>
+                    <a:prstGeom prst="rect">
+                      <a:avLst/>
+                    </a:prstGeom>
+                  </pic:spPr>
+                </pic:pic>
+              </a:graphicData>
+            </a:graphic>
+          </wp:inline>
+        </w:drawing>
+      </w:r>
+    </w:p>
+    <w:p>
+      <w:pPr>
+        <w:spacing w:after="220"/>
+        <w:jc w:val="center"/>
+      </w:pPr>
+      <w:r>
+        <w:t xml:space="preserve">Рисунок 4 – коллекция Postman из 10 запросов (3 GET, 5 POST, PUT, DELETE) </w:t>
+      </w:r>
+    </w:p>
+    <w:p>
+      <w:pPr>
+        <w:keepNext/>
+        <w:spacing w:before="160" w:after="60"/>
+        <w:jc w:val="center"/>
+      </w:pPr>
+      <w:r>
+        <w:rPr>
+          <w:noProof/>
+        </w:rPr>
+        <w:lastRenderedPageBreak/>
+        <w:drawing>
+          <wp:inline distT="0" distB="0" distL="0" distR="0" wp14:anchorId="63CA8C6F" wp14:editId="6C7A6D4A">
+            <wp:extent cx="5905500" cy="2457450"/>
+            <wp:effectExtent l="0" t="0" r="0" b="0"/>
+            <wp:docPr id="4" name="Рисунок 4"/>
+            <wp:cNvGraphicFramePr>
+              <a:graphicFrameLocks xmlns:a="http://schemas.openxmlformats.org/drawingml/2006/main" noChangeAspect="1"/>
+            </wp:cNvGraphicFramePr>
+            <a:graphic xmlns:a="http://schemas.openxmlformats.org/drawingml/2006/main">
+              <a:graphicData uri="http://schemas.openxmlformats.org/drawingml/2006/picture">
+                <pic:pic xmlns:pic="http://schemas.openxmlformats.org/drawingml/2006/picture">
+                  <pic:nvPicPr>
+                    <pic:cNvPr id="0" name=""/>
                     <pic:cNvPicPr>
                       <a:picLocks noChangeAspect="1" noChangeArrowheads="1"/>
                     </pic:cNvPicPr>
                   </pic:nvPicPr>
                   <pic:blipFill>
-                    <a:blip r:embed="rId10" cstate="none"/>
+                    <a:blip r:embed="rId9"/>
                     <a:srcRect/>
                     <a:stretch>
                       <a:fillRect/>
@@ -1678,12 +1500,7 @@
         <w:jc w:val="center"/>
       </w:pPr>
       <w:r>
-        <w:rPr>
-          <w:rFonts w:ascii="Times New Roman" w:cs="Times New Roman" w:eastAsia="Times New Roman" w:hAnsi="Times New Roman"/>
-          <w:sz w:val="28"/>
-          <w:szCs w:val="28"/>
-        </w:rPr>
-        <w:t xml:space="preserve">Рисунок 5 – регистрация методов веб-сервиса: 7 методов домена комет и 3 метода домена пользователей; у ленты один обработчик GetCometFeed для адреса с id и без id</w:t>
+        <w:t>Рисунок 5 – регистрация методов веб-сервиса: 7 методов домена комет и 3 метода домена пользователей; у ленты один обработчик GetCometFeed для адреса с id и без id</w:t>
       </w:r>
     </w:p>
     <w:p>
@@ -1694,27 +1511,15 @@
     <w:p>
       <w:pPr>
         <w:keepNext/>
-        <w:spacing w:after="80" w:before="240"/>
-      </w:pPr>
-      <w:r>
-        <w:rPr>
-          <w:rFonts w:ascii="Times New Roman" w:cs="Times New Roman" w:eastAsia="Times New Roman" w:hAnsi="Times New Roman"/>
+        <w:spacing w:before="240" w:after="80"/>
+      </w:pPr>
+      <w:r>
+        <w:rPr>
           <w:b/>
           <w:bCs/>
-          <w:sz w:val="28"/>
-          <w:szCs w:val="28"/>
-        </w:rPr>
-        <w:t xml:space="preserve">Замечание: </w:t>
-      </w:r>
-      <w:r>
-        <w:rPr>
-          <w:rFonts w:ascii="Times New Roman" w:cs="Times New Roman" w:eastAsia="Times New Roman" w:hAnsi="Times New Roman"/>
-          <w:b/>
-          <w:bCs/>
-          <w:sz w:val="28"/>
-          <w:szCs w:val="28"/>
-        </w:rPr>
-        <w:t xml:space="preserve">в ленте что сделать и для чего? в ленту добавить другой 0/1</w:t>
+        </w:rPr>
+        <w:lastRenderedPageBreak/>
+        <w:t>Замечание: в ленте что сделать и для чего? в ленту добавить другой 0/1</w:t>
       </w:r>
     </w:p>
     <w:p>
@@ -1725,53 +1530,35 @@
       </w:pPr>
       <w:r>
         <w:rPr>
-          <w:rFonts w:ascii="Times New Roman" w:cs="Times New Roman" w:eastAsia="Times New Roman" w:hAnsi="Times New Roman"/>
           <w:b/>
           <w:bCs/>
-          <w:sz w:val="28"/>
-          <w:szCs w:val="28"/>
         </w:rPr>
         <w:t xml:space="preserve">Было: </w:t>
       </w:r>
       <w:r>
-        <w:rPr>
-          <w:rFonts w:ascii="Times New Roman" w:cs="Times New Roman" w:eastAsia="Times New Roman" w:hAnsi="Times New Roman"/>
-          <w:sz w:val="28"/>
-          <w:szCs w:val="28"/>
-        </w:rPr>
         <w:t xml:space="preserve">список и лента возвращали одинаковый объект кометы с обоими признаками сразу — </w:t>
       </w:r>
       <w:r>
         <w:rPr>
-          <w:rFonts w:ascii="Consolas" w:cs="Consolas" w:eastAsia="Consolas" w:hAnsi="Consolas"/>
-          <w:sz w:val="24"/>
-          <w:szCs w:val="24"/>
-        </w:rPr>
-        <w:t xml:space="preserve">is_mine</w:t>
-      </w:r>
-      <w:r>
-        <w:rPr>
-          <w:rFonts w:ascii="Times New Roman" w:cs="Times New Roman" w:eastAsia="Times New Roman" w:hAnsi="Times New Roman"/>
-          <w:sz w:val="28"/>
-          <w:szCs w:val="28"/>
-        </w:rPr>
+          <w:rFonts w:ascii="Consolas" w:eastAsia="Consolas" w:hAnsi="Consolas" w:cs="Consolas"/>
+          <w:sz w:val="24"/>
+          <w:szCs w:val="24"/>
+        </w:rPr>
+        <w:t>is_mine</w:t>
+      </w:r>
+      <w:r>
         <w:t xml:space="preserve"> и </w:t>
       </w:r>
       <w:r>
         <w:rPr>
-          <w:rFonts w:ascii="Consolas" w:cs="Consolas" w:eastAsia="Consolas" w:hAnsi="Consolas"/>
-          <w:sz w:val="24"/>
-          <w:szCs w:val="24"/>
-        </w:rPr>
-        <w:t xml:space="preserve">is_liked</w:t>
-      </w:r>
-      <w:r>
-        <w:rPr>
-          <w:rFonts w:ascii="Times New Roman" w:cs="Times New Roman" w:eastAsia="Times New Roman" w:hAnsi="Times New Roman"/>
-          <w:sz w:val="28"/>
-          <w:szCs w:val="28"/>
-        </w:rPr>
-        <w:t xml:space="preserve">.</w:t>
+          <w:rFonts w:ascii="Consolas" w:eastAsia="Consolas" w:hAnsi="Consolas" w:cs="Consolas"/>
+          <w:sz w:val="24"/>
+          <w:szCs w:val="24"/>
+        </w:rPr>
+        <w:t>is_liked</w:t>
+      </w:r>
+      <w:r>
+        <w:t>.</w:t>
       </w:r>
     </w:p>
     <w:p>
@@ -1782,21 +1569,13 @@
       </w:pPr>
       <w:r>
         <w:rPr>
-          <w:rFonts w:ascii="Times New Roman" w:cs="Times New Roman" w:eastAsia="Times New Roman" w:hAnsi="Times New Roman"/>
           <w:b/>
           <w:bCs/>
-          <w:sz w:val="28"/>
-          <w:szCs w:val="28"/>
         </w:rPr>
         <w:t xml:space="preserve">Сделано: </w:t>
       </w:r>
       <w:r>
-        <w:rPr>
-          <w:rFonts w:ascii="Times New Roman" w:cs="Times New Roman" w:eastAsia="Times New Roman" w:hAnsi="Times New Roman"/>
-          <w:sz w:val="28"/>
-          <w:szCs w:val="28"/>
-        </w:rPr>
-        <w:t xml:space="preserve">у списка и у ленты теперь разные сериализаторы и разные признаки 0/1, как в задании:</w:t>
+        <w:t>у списка и у ленты теперь разные сериализаторы и разные признаки 0/1, как в задании:</w:t>
       </w:r>
     </w:p>
     <w:p>
@@ -1806,53 +1585,35 @@
         <w:jc w:val="both"/>
       </w:pPr>
       <w:r>
-        <w:rPr>
-          <w:rFonts w:ascii="Times New Roman" w:cs="Times New Roman" w:eastAsia="Times New Roman" w:hAnsi="Times New Roman"/>
-          <w:sz w:val="28"/>
-          <w:szCs w:val="28"/>
-        </w:rPr>
         <w:t xml:space="preserve">– </w:t>
       </w:r>
       <w:r>
         <w:rPr>
-          <w:rFonts w:ascii="Times New Roman" w:cs="Times New Roman" w:eastAsia="Times New Roman" w:hAnsi="Times New Roman"/>
           <w:b/>
           <w:bCs/>
-          <w:sz w:val="28"/>
-          <w:szCs w:val="28"/>
         </w:rPr>
         <w:t xml:space="preserve">список </w:t>
       </w:r>
       <w:r>
         <w:rPr>
-          <w:rFonts w:ascii="Consolas" w:cs="Consolas" w:eastAsia="Consolas" w:hAnsi="Consolas"/>
-          <w:sz w:val="24"/>
-          <w:szCs w:val="24"/>
-        </w:rPr>
-        <w:t xml:space="preserve">GET /api/comets</w:t>
-      </w:r>
-      <w:r>
-        <w:rPr>
-          <w:rFonts w:ascii="Times New Roman" w:cs="Times New Roman" w:eastAsia="Times New Roman" w:hAnsi="Times New Roman"/>
-          <w:sz w:val="28"/>
-          <w:szCs w:val="28"/>
-        </w:rPr>
+          <w:rFonts w:ascii="Consolas" w:eastAsia="Consolas" w:hAnsi="Consolas" w:cs="Consolas"/>
+          <w:sz w:val="24"/>
+          <w:szCs w:val="24"/>
+        </w:rPr>
+        <w:t>GET /api/comets</w:t>
+      </w:r>
+      <w:r>
         <w:t xml:space="preserve"> возвращает </w:t>
       </w:r>
       <w:r>
         <w:rPr>
-          <w:rFonts w:ascii="Consolas" w:cs="Consolas" w:eastAsia="Consolas" w:hAnsi="Consolas"/>
-          <w:sz w:val="24"/>
-          <w:szCs w:val="24"/>
-        </w:rPr>
-        <w:t xml:space="preserve">is_mine</w:t>
-      </w:r>
-      <w:r>
-        <w:rPr>
-          <w:rFonts w:ascii="Times New Roman" w:cs="Times New Roman" w:eastAsia="Times New Roman" w:hAnsi="Times New Roman"/>
-          <w:sz w:val="28"/>
-          <w:szCs w:val="28"/>
-        </w:rPr>
+          <w:rFonts w:ascii="Consolas" w:eastAsia="Consolas" w:hAnsi="Consolas" w:cs="Consolas"/>
+          <w:sz w:val="24"/>
+          <w:szCs w:val="24"/>
+        </w:rPr>
+        <w:t>is_mine</w:t>
+      </w:r>
+      <w:r>
         <w:t xml:space="preserve"> — 1, если создатель кометы совпадает с текущим пользователем. Для чего: на плитке приложение покажет кнопку удаления только у своих комет;</w:t>
       </w:r>
     </w:p>
@@ -1863,69 +1624,46 @@
         <w:jc w:val="both"/>
       </w:pPr>
       <w:r>
-        <w:rPr>
-          <w:rFonts w:ascii="Times New Roman" w:cs="Times New Roman" w:eastAsia="Times New Roman" w:hAnsi="Times New Roman"/>
-          <w:sz w:val="28"/>
-          <w:szCs w:val="28"/>
-        </w:rPr>
         <w:t xml:space="preserve">– </w:t>
       </w:r>
       <w:r>
         <w:rPr>
-          <w:rFonts w:ascii="Times New Roman" w:cs="Times New Roman" w:eastAsia="Times New Roman" w:hAnsi="Times New Roman"/>
           <w:b/>
           <w:bCs/>
-          <w:sz w:val="28"/>
-          <w:szCs w:val="28"/>
         </w:rPr>
         <w:t xml:space="preserve">лента </w:t>
       </w:r>
       <w:r>
         <w:rPr>
-          <w:rFonts w:ascii="Consolas" w:cs="Consolas" w:eastAsia="Consolas" w:hAnsi="Consolas"/>
-          <w:sz w:val="24"/>
-          <w:szCs w:val="24"/>
-        </w:rPr>
-        <w:t xml:space="preserve">GET /api/comets/feed</w:t>
-      </w:r>
-      <w:r>
-        <w:rPr>
-          <w:rFonts w:ascii="Times New Roman" w:cs="Times New Roman" w:eastAsia="Times New Roman" w:hAnsi="Times New Roman"/>
-          <w:sz w:val="28"/>
-          <w:szCs w:val="28"/>
-        </w:rPr>
+          <w:rFonts w:ascii="Consolas" w:eastAsia="Consolas" w:hAnsi="Consolas" w:cs="Consolas"/>
+          <w:sz w:val="24"/>
+          <w:szCs w:val="24"/>
+        </w:rPr>
+        <w:t>GET /api/comets/feed</w:t>
+      </w:r>
+      <w:r>
         <w:t xml:space="preserve"> возвращает другой признак — </w:t>
       </w:r>
       <w:r>
         <w:rPr>
-          <w:rFonts w:ascii="Consolas" w:cs="Consolas" w:eastAsia="Consolas" w:hAnsi="Consolas"/>
-          <w:sz w:val="24"/>
-          <w:szCs w:val="24"/>
-        </w:rPr>
-        <w:t xml:space="preserve">is_liked</w:t>
-      </w:r>
-      <w:r>
-        <w:rPr>
-          <w:rFonts w:ascii="Times New Roman" w:cs="Times New Roman" w:eastAsia="Times New Roman" w:hAnsi="Times New Roman"/>
-          <w:sz w:val="28"/>
-          <w:szCs w:val="28"/>
-        </w:rPr>
+          <w:rFonts w:ascii="Consolas" w:eastAsia="Consolas" w:hAnsi="Consolas" w:cs="Consolas"/>
+          <w:sz w:val="24"/>
+          <w:szCs w:val="24"/>
+        </w:rPr>
+        <w:t>is_liked</w:t>
+      </w:r>
+      <w:r>
         <w:t xml:space="preserve"> — 1, если текущий пользователь лайкнул эту комету. Для чего: в ленте приложение покажет, стоит ли лайк, и по нажатию отправит </w:t>
       </w:r>
       <w:r>
         <w:rPr>
-          <w:rFonts w:ascii="Consolas" w:cs="Consolas" w:eastAsia="Consolas" w:hAnsi="Consolas"/>
-          <w:sz w:val="24"/>
-          <w:szCs w:val="24"/>
-        </w:rPr>
-        <w:t xml:space="preserve">POST …/like</w:t>
-      </w:r>
-      <w:r>
-        <w:rPr>
-          <w:rFonts w:ascii="Times New Roman" w:cs="Times New Roman" w:eastAsia="Times New Roman" w:hAnsi="Times New Roman"/>
-          <w:sz w:val="28"/>
-          <w:szCs w:val="28"/>
-        </w:rPr>
+          <w:rFonts w:ascii="Consolas" w:eastAsia="Consolas" w:hAnsi="Consolas" w:cs="Consolas"/>
+          <w:sz w:val="24"/>
+          <w:szCs w:val="24"/>
+        </w:rPr>
+        <w:t>POST …/like</w:t>
+      </w:r>
+      <w:r>
         <w:t xml:space="preserve"> с противоположным значением 0/1.</w:t>
       </w:r>
     </w:p>
@@ -1936,74 +1674,57 @@
         <w:jc w:val="both"/>
       </w:pPr>
       <w:r>
-        <w:rPr>
-          <w:rFonts w:ascii="Times New Roman" w:cs="Times New Roman" w:eastAsia="Times New Roman" w:hAnsi="Times New Roman"/>
-          <w:sz w:val="28"/>
-          <w:szCs w:val="28"/>
-        </w:rPr>
         <w:t xml:space="preserve">Общие поля кометы вынесены в </w:t>
       </w:r>
       <w:r>
         <w:rPr>
-          <w:rFonts w:ascii="Consolas" w:cs="Consolas" w:eastAsia="Consolas" w:hAnsi="Consolas"/>
-          <w:sz w:val="24"/>
-          <w:szCs w:val="24"/>
-        </w:rPr>
-        <w:t xml:space="preserve">CometResponse</w:t>
-      </w:r>
-      <w:r>
-        <w:rPr>
-          <w:rFonts w:ascii="Times New Roman" w:cs="Times New Roman" w:eastAsia="Times New Roman" w:hAnsi="Times New Roman"/>
-          <w:sz w:val="28"/>
-          <w:szCs w:val="28"/>
-        </w:rPr>
+          <w:rFonts w:ascii="Consolas" w:eastAsia="Consolas" w:hAnsi="Consolas" w:cs="Consolas"/>
+          <w:sz w:val="24"/>
+          <w:szCs w:val="24"/>
+        </w:rPr>
+        <w:t>CometResponse</w:t>
+      </w:r>
+      <w:r>
         <w:t xml:space="preserve">, он встроен в </w:t>
       </w:r>
       <w:r>
         <w:rPr>
-          <w:rFonts w:ascii="Consolas" w:cs="Consolas" w:eastAsia="Consolas" w:hAnsi="Consolas"/>
-          <w:sz w:val="24"/>
-          <w:szCs w:val="24"/>
-        </w:rPr>
-        <w:t xml:space="preserve">CometListResponse</w:t>
-      </w:r>
-      <w:r>
-        <w:rPr>
-          <w:rFonts w:ascii="Times New Roman" w:cs="Times New Roman" w:eastAsia="Times New Roman" w:hAnsi="Times New Roman"/>
-          <w:sz w:val="28"/>
-          <w:szCs w:val="28"/>
-        </w:rPr>
+          <w:rFonts w:ascii="Consolas" w:eastAsia="Consolas" w:hAnsi="Consolas" w:cs="Consolas"/>
+          <w:sz w:val="24"/>
+          <w:szCs w:val="24"/>
+        </w:rPr>
+        <w:t>CometListResponse</w:t>
+      </w:r>
+      <w:r>
         <w:t xml:space="preserve"> и </w:t>
       </w:r>
       <w:r>
         <w:rPr>
-          <w:rFonts w:ascii="Consolas" w:cs="Consolas" w:eastAsia="Consolas" w:hAnsi="Consolas"/>
-          <w:sz w:val="24"/>
-          <w:szCs w:val="24"/>
-        </w:rPr>
-        <w:t xml:space="preserve">CometFeedResponse</w:t>
-      </w:r>
-      <w:r>
-        <w:rPr>
-          <w:rFonts w:ascii="Times New Roman" w:cs="Times New Roman" w:eastAsia="Times New Roman" w:hAnsi="Times New Roman"/>
-          <w:sz w:val="28"/>
-          <w:szCs w:val="28"/>
-        </w:rPr>
-        <w:t xml:space="preserve">. В ответах черновика, добавления и публикации признаков нет.</w:t>
+          <w:rFonts w:ascii="Consolas" w:eastAsia="Consolas" w:hAnsi="Consolas" w:cs="Consolas"/>
+          <w:sz w:val="24"/>
+          <w:szCs w:val="24"/>
+        </w:rPr>
+        <w:t>CometFeedResponse</w:t>
+      </w:r>
+      <w:r>
+        <w:t>. В ответах черновика, добавления и публикации признаков нет.</w:t>
       </w:r>
     </w:p>
     <w:p>
       <w:pPr>
         <w:keepNext/>
-        <w:spacing w:after="60" w:before="160"/>
+        <w:spacing w:before="160" w:after="60"/>
         <w:jc w:val="center"/>
       </w:pPr>
       <w:r>
+        <w:rPr>
+          <w:noProof/>
+        </w:rPr>
         <w:drawing>
-          <wp:inline distT="0" distB="0" distL="0" distR="0">
+          <wp:inline distT="0" distB="0" distL="0" distR="0" wp14:anchorId="2FBFB076" wp14:editId="67E16D04">
             <wp:extent cx="5905500" cy="4105275"/>
-            <wp:effectExtent t="0" r="0" b="0" l="0"/>
-            <wp:docPr id="5" name="" descr="" title=""/>
+            <wp:effectExtent l="0" t="0" r="0" b="0"/>
+            <wp:docPr id="5" name="Рисунок 5"/>
             <wp:cNvGraphicFramePr>
               <a:graphicFrameLocks xmlns:a="http://schemas.openxmlformats.org/drawingml/2006/main" noChangeAspect="1"/>
             </wp:cNvGraphicFramePr>
@@ -2011,13 +1732,13 @@
               <a:graphicData uri="http://schemas.openxmlformats.org/drawingml/2006/picture">
                 <pic:pic xmlns:pic="http://schemas.openxmlformats.org/drawingml/2006/picture">
                   <pic:nvPicPr>
-                    <pic:cNvPr id="0" name="" descr=""/>
+                    <pic:cNvPr id="0" name=""/>
                     <pic:cNvPicPr>
                       <a:picLocks noChangeAspect="1" noChangeArrowheads="1"/>
                     </pic:cNvPicPr>
                   </pic:nvPicPr>
                   <pic:blipFill>
-                    <a:blip r:embed="rId11" cstate="none"/>
+                    <a:blip r:embed="rId10"/>
                     <a:srcRect/>
                     <a:stretch>
                       <a:fillRect/>
@@ -2045,12 +1766,7 @@
         <w:jc w:val="center"/>
       </w:pPr>
       <w:r>
-        <w:rPr>
-          <w:rFonts w:ascii="Times New Roman" w:cs="Times New Roman" w:eastAsia="Times New Roman" w:hAnsi="Times New Roman"/>
-          <w:sz w:val="28"/>
-          <w:szCs w:val="28"/>
-        </w:rPr>
-        <w:t xml:space="preserve">Рисунок 6 – сериализаторы: общие поля CometResponse, для списка — CometListResponse с is_mine, для ленты — CometFeedResponse с is_liked</w:t>
+        <w:t>Рисунок 6 – сериализаторы: общие поля CometResponse, для списка — CometListResponse с is_mine, для ленты — CometFeedResponse с is_liked</w:t>
       </w:r>
     </w:p>
     <w:p>
@@ -2061,15 +1777,19 @@
     <w:p>
       <w:pPr>
         <w:keepNext/>
-        <w:spacing w:after="60" w:before="160"/>
+        <w:spacing w:before="160" w:after="60"/>
         <w:jc w:val="center"/>
       </w:pPr>
       <w:r>
+        <w:rPr>
+          <w:noProof/>
+        </w:rPr>
+        <w:lastRenderedPageBreak/>
         <w:drawing>
-          <wp:inline distT="0" distB="0" distL="0" distR="0">
+          <wp:inline distT="0" distB="0" distL="0" distR="0" wp14:anchorId="4E201D9A" wp14:editId="411C6D0B">
             <wp:extent cx="5905500" cy="4105275"/>
-            <wp:effectExtent t="0" r="0" b="0" l="0"/>
-            <wp:docPr id="6" name="" descr="" title=""/>
+            <wp:effectExtent l="0" t="0" r="0" b="0"/>
+            <wp:docPr id="6" name="Рисунок 6"/>
             <wp:cNvGraphicFramePr>
               <a:graphicFrameLocks xmlns:a="http://schemas.openxmlformats.org/drawingml/2006/main" noChangeAspect="1"/>
             </wp:cNvGraphicFramePr>
@@ -2077,13 +1797,13 @@
               <a:graphicData uri="http://schemas.openxmlformats.org/drawingml/2006/picture">
                 <pic:pic xmlns:pic="http://schemas.openxmlformats.org/drawingml/2006/picture">
                   <pic:nvPicPr>
-                    <pic:cNvPr id="0" name="" descr=""/>
+                    <pic:cNvPr id="0" name=""/>
                     <pic:cNvPicPr>
                       <a:picLocks noChangeAspect="1" noChangeArrowheads="1"/>
                     </pic:cNvPicPr>
                   </pic:nvPicPr>
                   <pic:blipFill>
-                    <a:blip r:embed="rId12" cstate="none"/>
+                    <a:blip r:embed="rId11"/>
                     <a:srcRect/>
                     <a:stretch>
                       <a:fillRect/>
@@ -2111,26 +1831,25 @@
         <w:jc w:val="center"/>
       </w:pPr>
       <w:r>
-        <w:rPr>
-          <w:rFonts w:ascii="Times New Roman" w:cs="Times New Roman" w:eastAsia="Times New Roman" w:hAnsi="Times New Roman"/>
-          <w:sz w:val="28"/>
-          <w:szCs w:val="28"/>
-        </w:rPr>
-        <w:t xml:space="preserve">Рисунок 7 – преобразование модели в ответ: cometListResponse для списка и cometFeedResponse для ленты</w:t>
+        <w:t>Рисунок 7 – преобразование модели в ответ: cometListResponse для списка и cometFeedResponse для ленты</w:t>
       </w:r>
     </w:p>
     <w:p>
       <w:pPr>
         <w:keepNext/>
-        <w:spacing w:after="60" w:before="160"/>
+        <w:spacing w:before="160" w:after="60"/>
         <w:jc w:val="center"/>
       </w:pPr>
       <w:r>
+        <w:rPr>
+          <w:noProof/>
+        </w:rPr>
+        <w:lastRenderedPageBreak/>
         <w:drawing>
-          <wp:inline distT="0" distB="0" distL="0" distR="0">
+          <wp:inline distT="0" distB="0" distL="0" distR="0" wp14:anchorId="7A901F80" wp14:editId="06156FE8">
             <wp:extent cx="5505450" cy="6096000"/>
-            <wp:effectExtent t="0" r="0" b="0" l="0"/>
-            <wp:docPr id="7" name="" descr="" title=""/>
+            <wp:effectExtent l="0" t="0" r="0" b="0"/>
+            <wp:docPr id="7" name="Рисунок 7"/>
             <wp:cNvGraphicFramePr>
               <a:graphicFrameLocks xmlns:a="http://schemas.openxmlformats.org/drawingml/2006/main" noChangeAspect="1"/>
             </wp:cNvGraphicFramePr>
@@ -2138,13 +1857,13 @@
               <a:graphicData uri="http://schemas.openxmlformats.org/drawingml/2006/picture">
                 <pic:pic xmlns:pic="http://schemas.openxmlformats.org/drawingml/2006/picture">
                   <pic:nvPicPr>
-                    <pic:cNvPr id="0" name="" descr=""/>
+                    <pic:cNvPr id="0" name=""/>
                     <pic:cNvPicPr>
                       <a:picLocks noChangeAspect="1" noChangeArrowheads="1"/>
                     </pic:cNvPicPr>
                   </pic:nvPicPr>
                   <pic:blipFill>
-                    <a:blip r:embed="rId13" cstate="none"/>
+                    <a:blip r:embed="rId12"/>
                     <a:srcRect/>
                     <a:stretch>
                       <a:fillRect/>
@@ -2172,12 +1891,7 @@
         <w:jc w:val="center"/>
       </w:pPr>
       <w:r>
-        <w:rPr>
-          <w:rFonts w:ascii="Times New Roman" w:cs="Times New Roman" w:eastAsia="Times New Roman" w:hAnsi="Times New Roman"/>
-          <w:sz w:val="28"/>
-          <w:szCs w:val="28"/>
-        </w:rPr>
-        <w:t xml:space="preserve">Рисунок 8 – методы GetComets (фрагмент) и GetCometFeed: список отдаёт CometListResponse, лента — CometFeedResponse</w:t>
+        <w:t>Рисунок 8 – методы GetComets (фрагмент) и GetCometFeed: список отдаёт CometListResponse, лента — CometFeedResponse</w:t>
       </w:r>
     </w:p>
     <w:p>
@@ -2188,15 +1902,19 @@
     <w:p>
       <w:pPr>
         <w:keepNext/>
-        <w:spacing w:after="60" w:before="160"/>
+        <w:spacing w:before="160" w:after="60"/>
         <w:jc w:val="center"/>
       </w:pPr>
       <w:r>
+        <w:rPr>
+          <w:noProof/>
+        </w:rPr>
+        <w:lastRenderedPageBreak/>
         <w:drawing>
-          <wp:inline distT="0" distB="0" distL="0" distR="0">
+          <wp:inline distT="0" distB="0" distL="0" distR="0" wp14:anchorId="7F72DB3D" wp14:editId="7451A9B2">
             <wp:extent cx="5905500" cy="3248025"/>
-            <wp:effectExtent t="0" r="0" b="0" l="0"/>
-            <wp:docPr id="8" name="" descr="" title=""/>
+            <wp:effectExtent l="0" t="0" r="0" b="0"/>
+            <wp:docPr id="8" name="Рисунок 8"/>
             <wp:cNvGraphicFramePr>
               <a:graphicFrameLocks xmlns:a="http://schemas.openxmlformats.org/drawingml/2006/main" noChangeAspect="1"/>
             </wp:cNvGraphicFramePr>
@@ -2204,13 +1922,13 @@
               <a:graphicData uri="http://schemas.openxmlformats.org/drawingml/2006/picture">
                 <pic:pic xmlns:pic="http://schemas.openxmlformats.org/drawingml/2006/picture">
                   <pic:nvPicPr>
-                    <pic:cNvPr id="0" name="" descr=""/>
+                    <pic:cNvPr id="0" name=""/>
                     <pic:cNvPicPr>
                       <a:picLocks noChangeAspect="1" noChangeArrowheads="1"/>
                     </pic:cNvPicPr>
                   </pic:nvPicPr>
                   <pic:blipFill>
-                    <a:blip r:embed="rId14" cstate="none"/>
+                    <a:blip r:embed="rId13"/>
                     <a:srcRect/>
                     <a:stretch>
                       <a:fillRect/>
@@ -2238,26 +1956,24 @@
         <w:jc w:val="center"/>
       </w:pPr>
       <w:r>
-        <w:rPr>
-          <w:rFonts w:ascii="Times New Roman" w:cs="Times New Roman" w:eastAsia="Times New Roman" w:hAnsi="Times New Roman"/>
-          <w:sz w:val="28"/>
-          <w:szCs w:val="28"/>
-        </w:rPr>
-        <w:t xml:space="preserve">Рисунок 9 – ответ списка комет: у кометы есть is_mine и нет is_liked</w:t>
+        <w:t>Рисунок 9 – ответ списка комет: у кометы есть is_mine и нет is_liked</w:t>
       </w:r>
     </w:p>
     <w:p>
       <w:pPr>
         <w:keepNext/>
-        <w:spacing w:after="60" w:before="160"/>
+        <w:spacing w:before="160" w:after="60"/>
         <w:jc w:val="center"/>
       </w:pPr>
       <w:r>
+        <w:rPr>
+          <w:noProof/>
+        </w:rPr>
         <w:drawing>
-          <wp:inline distT="0" distB="0" distL="0" distR="0">
+          <wp:inline distT="0" distB="0" distL="0" distR="0" wp14:anchorId="7BE7F949" wp14:editId="0D536DD1">
             <wp:extent cx="5905500" cy="2838450"/>
-            <wp:effectExtent t="0" r="0" b="0" l="0"/>
-            <wp:docPr id="9" name="" descr="" title=""/>
+            <wp:effectExtent l="0" t="0" r="0" b="0"/>
+            <wp:docPr id="9" name="Рисунок 9"/>
             <wp:cNvGraphicFramePr>
               <a:graphicFrameLocks xmlns:a="http://schemas.openxmlformats.org/drawingml/2006/main" noChangeAspect="1"/>
             </wp:cNvGraphicFramePr>
@@ -2265,13 +1981,13 @@
               <a:graphicData uri="http://schemas.openxmlformats.org/drawingml/2006/picture">
                 <pic:pic xmlns:pic="http://schemas.openxmlformats.org/drawingml/2006/picture">
                   <pic:nvPicPr>
-                    <pic:cNvPr id="0" name="" descr=""/>
+                    <pic:cNvPr id="0" name=""/>
                     <pic:cNvPicPr>
                       <a:picLocks noChangeAspect="1" noChangeArrowheads="1"/>
                     </pic:cNvPicPr>
                   </pic:nvPicPr>
                   <pic:blipFill>
-                    <a:blip r:embed="rId15" cstate="none"/>
+                    <a:blip r:embed="rId14"/>
                     <a:srcRect/>
                     <a:stretch>
                       <a:fillRect/>
@@ -2299,12 +2015,7 @@
         <w:jc w:val="center"/>
       </w:pPr>
       <w:r>
-        <w:rPr>
-          <w:rFonts w:ascii="Times New Roman" w:cs="Times New Roman" w:eastAsia="Times New Roman" w:hAnsi="Times New Roman"/>
-          <w:sz w:val="28"/>
-          <w:szCs w:val="28"/>
-        </w:rPr>
-        <w:t xml:space="preserve">Рисунок 10 – ответ ленты без id: у кометы есть is_liked = 0 и нет is_mine</w:t>
+        <w:t>Рисунок 10 – ответ ленты без id: у кометы есть is_liked = 0 и нет is_mine</w:t>
       </w:r>
     </w:p>
     <w:p>
@@ -2315,15 +2026,19 @@
     <w:p>
       <w:pPr>
         <w:keepNext/>
-        <w:spacing w:after="60" w:before="160"/>
+        <w:spacing w:before="160" w:after="60"/>
         <w:jc w:val="center"/>
       </w:pPr>
       <w:r>
+        <w:rPr>
+          <w:noProof/>
+        </w:rPr>
+        <w:lastRenderedPageBreak/>
         <w:drawing>
-          <wp:inline distT="0" distB="0" distL="0" distR="0">
+          <wp:inline distT="0" distB="0" distL="0" distR="0" wp14:anchorId="54A8ADFC" wp14:editId="66278C30">
             <wp:extent cx="5905500" cy="3990975"/>
-            <wp:effectExtent t="0" r="0" b="0" l="0"/>
-            <wp:docPr id="10" name="" descr="" title=""/>
+            <wp:effectExtent l="0" t="0" r="0" b="0"/>
+            <wp:docPr id="10" name="Рисунок 10"/>
             <wp:cNvGraphicFramePr>
               <a:graphicFrameLocks xmlns:a="http://schemas.openxmlformats.org/drawingml/2006/main" noChangeAspect="1"/>
             </wp:cNvGraphicFramePr>
@@ -2331,13 +2046,13 @@
               <a:graphicData uri="http://schemas.openxmlformats.org/drawingml/2006/picture">
                 <pic:pic xmlns:pic="http://schemas.openxmlformats.org/drawingml/2006/picture">
                   <pic:nvPicPr>
-                    <pic:cNvPr id="0" name="" descr=""/>
+                    <pic:cNvPr id="0" name=""/>
                     <pic:cNvPicPr>
                       <a:picLocks noChangeAspect="1" noChangeArrowheads="1"/>
                     </pic:cNvPicPr>
                   </pic:nvPicPr>
                   <pic:blipFill>
-                    <a:blip r:embed="rId16" cstate="none"/>
+                    <a:blip r:embed="rId15"/>
                     <a:srcRect/>
                     <a:stretch>
                       <a:fillRect/>
@@ -2365,38 +2080,20 @@
         <w:jc w:val="center"/>
       </w:pPr>
       <w:r>
-        <w:rPr>
-          <w:rFonts w:ascii="Times New Roman" w:cs="Times New Roman" w:eastAsia="Times New Roman" w:hAnsi="Times New Roman"/>
-          <w:sz w:val="28"/>
-          <w:szCs w:val="28"/>
-        </w:rPr>
-        <w:t xml:space="preserve">Рисунок 11 – после лайка {"like": 1} лента по id возвращает is_liked = 1 и likes_count = 7</w:t>
+        <w:t>Рисунок 11 – после лайка {"like": 1} лента по id возвращает is_liked = 1 и likes_count = 7</w:t>
       </w:r>
     </w:p>
     <w:p>
       <w:pPr>
         <w:keepNext/>
-        <w:spacing w:after="80" w:before="240"/>
-      </w:pPr>
-      <w:r>
-        <w:rPr>
-          <w:rFonts w:ascii="Times New Roman" w:cs="Times New Roman" w:eastAsia="Times New Roman" w:hAnsi="Times New Roman"/>
+        <w:spacing w:before="240" w:after="80"/>
+      </w:pPr>
+      <w:r>
+        <w:rPr>
           <w:b/>
           <w:bCs/>
-          <w:sz w:val="28"/>
-          <w:szCs w:val="28"/>
-        </w:rPr>
-        <w:t xml:space="preserve">Замечание: </w:t>
-      </w:r>
-      <w:r>
-        <w:rPr>
-          <w:rFonts w:ascii="Times New Roman" w:cs="Times New Roman" w:eastAsia="Times New Roman" w:hAnsi="Times New Roman"/>
-          <w:b/>
-          <w:bCs/>
-          <w:sz w:val="28"/>
-          <w:szCs w:val="28"/>
-        </w:rPr>
-        <w:t xml:space="preserve">скрины нечитаемые</w:t>
+        </w:rPr>
+        <w:t>Замечание: скрины нечитаемые</w:t>
       </w:r>
     </w:p>
     <w:p>
@@ -2407,21 +2104,13 @@
       </w:pPr>
       <w:r>
         <w:rPr>
-          <w:rFonts w:ascii="Times New Roman" w:cs="Times New Roman" w:eastAsia="Times New Roman" w:hAnsi="Times New Roman"/>
           <w:b/>
           <w:bCs/>
-          <w:sz w:val="28"/>
-          <w:szCs w:val="28"/>
         </w:rPr>
         <w:t xml:space="preserve">Сделано: </w:t>
       </w:r>
       <w:r>
-        <w:rPr>
-          <w:rFonts w:ascii="Times New Roman" w:cs="Times New Roman" w:eastAsia="Times New Roman" w:hAnsi="Times New Roman"/>
-          <w:sz w:val="28"/>
-          <w:szCs w:val="28"/>
-        </w:rPr>
-        <w:t xml:space="preserve">скриншоты кода и ответов сервера в этом документе сняты узкими фрагментами (до 92 символов в строке, длинные строки перенесены), поэтому при ширине листа текст на них читается. Скриншоты Postman нужно переснять в увеличенном масштабе, с обрезкой до области запроса и ответа.</w:t>
+        <w:t>скриншоты кода и ответов сервера в этом документе сняты узкими фрагментами (до 92 символов в строке, длинные строки перенесены), поэтому при ширине листа текст на них читается. Скриншоты Postman нужно переснять в увеличенном масштабе, с обрезкой до области запроса и ответа.</w:t>
       </w:r>
     </w:p>
     <w:p>
@@ -2432,27 +2121,15 @@
     <w:p>
       <w:pPr>
         <w:keepNext/>
-        <w:spacing w:after="80" w:before="240"/>
-      </w:pPr>
-      <w:r>
-        <w:rPr>
-          <w:rFonts w:ascii="Times New Roman" w:cs="Times New Roman" w:eastAsia="Times New Roman" w:hAnsi="Times New Roman"/>
+        <w:spacing w:before="240" w:after="80"/>
+      </w:pPr>
+      <w:r>
+        <w:rPr>
           <w:b/>
           <w:bCs/>
-          <w:sz w:val="28"/>
-          <w:szCs w:val="28"/>
-        </w:rPr>
-        <w:t xml:space="preserve">Замечание: </w:t>
-      </w:r>
-      <w:r>
-        <w:rPr>
-          <w:rFonts w:ascii="Times New Roman" w:cs="Times New Roman" w:eastAsia="Times New Roman" w:hAnsi="Times New Roman"/>
-          <w:b/>
-          <w:bCs/>
-          <w:sz w:val="28"/>
-          <w:szCs w:val="28"/>
-        </w:rPr>
-        <w:t xml:space="preserve">добавить в скрины README: описать методы и таблицы</w:t>
+        </w:rPr>
+        <w:lastRenderedPageBreak/>
+        <w:t>Замечание: добавить в скрины README: описать методы и таблицы</w:t>
       </w:r>
     </w:p>
     <w:p>
@@ -2463,35 +2140,30 @@
       </w:pPr>
       <w:r>
         <w:rPr>
-          <w:rFonts w:ascii="Times New Roman" w:cs="Times New Roman" w:eastAsia="Times New Roman" w:hAnsi="Times New Roman"/>
           <w:b/>
           <w:bCs/>
-          <w:sz w:val="28"/>
-          <w:szCs w:val="28"/>
         </w:rPr>
         <w:t xml:space="preserve">Сделано: </w:t>
       </w:r>
       <w:r>
-        <w:rPr>
-          <w:rFonts w:ascii="Times New Roman" w:cs="Times New Roman" w:eastAsia="Times New Roman" w:hAnsi="Times New Roman"/>
-          <w:sz w:val="28"/>
-          <w:szCs w:val="28"/>
-        </w:rPr>
-        <w:t xml:space="preserve">в README описаны все таблицы БД с полями и все 10 HTTP-методов (url, тело запроса, ответ и коды ошибок). README обновлён под исправления: один метод ленты, разные признаки у списка и ленты, отдельный первичный ключ в таблице лайков.</w:t>
+        <w:t>в README описаны все таблицы БД с полями и все 10 HTTP-методов (url, тело запроса, ответ и коды ошибок). README обновлён под исправления: один метод ленты, разные признаки у списка и ленты, отдельный первичный ключ в таблице лайков.</w:t>
       </w:r>
     </w:p>
     <w:p>
       <w:pPr>
         <w:keepNext/>
-        <w:spacing w:after="60" w:before="160"/>
+        <w:spacing w:before="160" w:after="60"/>
         <w:jc w:val="center"/>
       </w:pPr>
       <w:r>
+        <w:rPr>
+          <w:noProof/>
+        </w:rPr>
         <w:drawing>
-          <wp:inline distT="0" distB="0" distL="0" distR="0">
+          <wp:inline distT="0" distB="0" distL="0" distR="0" wp14:anchorId="163A0001" wp14:editId="4A1EF5C9">
             <wp:extent cx="4953000" cy="6553200"/>
-            <wp:effectExtent t="0" r="0" b="0" l="0"/>
-            <wp:docPr id="11" name="" descr="" title=""/>
+            <wp:effectExtent l="0" t="0" r="0" b="0"/>
+            <wp:docPr id="11" name="Рисунок 11"/>
             <wp:cNvGraphicFramePr>
               <a:graphicFrameLocks xmlns:a="http://schemas.openxmlformats.org/drawingml/2006/main" noChangeAspect="1"/>
             </wp:cNvGraphicFramePr>
@@ -2499,13 +2171,13 @@
               <a:graphicData uri="http://schemas.openxmlformats.org/drawingml/2006/picture">
                 <pic:pic xmlns:pic="http://schemas.openxmlformats.org/drawingml/2006/picture">
                   <pic:nvPicPr>
-                    <pic:cNvPr id="0" name="" descr=""/>
+                    <pic:cNvPr id="0" name=""/>
                     <pic:cNvPicPr>
                       <a:picLocks noChangeAspect="1" noChangeArrowheads="1"/>
                     </pic:cNvPicPr>
                   </pic:nvPicPr>
                   <pic:blipFill>
-                    <a:blip r:embed="rId17" cstate="none"/>
+                    <a:blip r:embed="rId16"/>
                     <a:srcRect/>
                     <a:stretch>
                       <a:fillRect/>
@@ -2531,33 +2203,79 @@
       <w:pPr>
         <w:spacing w:after="220"/>
         <w:jc w:val="center"/>
-      </w:pPr>
-      <w:r>
-        <w:rPr>
-          <w:rFonts w:ascii="Times New Roman" w:cs="Times New Roman" w:eastAsia="Times New Roman" w:hAnsi="Times New Roman"/>
-          <w:sz w:val="28"/>
-          <w:szCs w:val="28"/>
-        </w:rPr>
-        <w:t xml:space="preserve">Рисунок 12 – README: таблицы users, comets, comet_likes и их поля</w:t>
-      </w:r>
-    </w:p>
-    <w:p>
-      <w:r>
+        <w:rPr>
+          <w:lang w:val="en-US"/>
+        </w:rPr>
+      </w:pPr>
+      <w:r>
+        <w:t>Рисунок</w:t>
+      </w:r>
+      <w:r>
+        <w:rPr>
+          <w:lang w:val="en-US"/>
+        </w:rPr>
+        <w:t xml:space="preserve"> 12 – README: </w:t>
+      </w:r>
+      <w:r>
+        <w:t>таблицы</w:t>
+      </w:r>
+      <w:r>
+        <w:rPr>
+          <w:lang w:val="en-US"/>
+        </w:rPr>
+        <w:t xml:space="preserve"> users, comets, comet_likes </w:t>
+      </w:r>
+      <w:r>
+        <w:t>и</w:t>
+      </w:r>
+      <w:r>
+        <w:rPr>
+          <w:lang w:val="en-US"/>
+        </w:rPr>
+        <w:t xml:space="preserve"> </w:t>
+      </w:r>
+      <w:r>
+        <w:t>их</w:t>
+      </w:r>
+      <w:r>
+        <w:rPr>
+          <w:lang w:val="en-US"/>
+        </w:rPr>
+        <w:t xml:space="preserve"> </w:t>
+      </w:r>
+      <w:r>
+        <w:t>поля</w:t>
+      </w:r>
+    </w:p>
+    <w:p>
+      <w:pPr>
+        <w:rPr>
+          <w:lang w:val="en-US"/>
+        </w:rPr>
+      </w:pPr>
+      <w:r>
+        <w:rPr>
+          <w:lang w:val="en-US"/>
+        </w:rPr>
         <w:br w:type="page"/>
       </w:r>
     </w:p>
     <w:p>
       <w:pPr>
         <w:keepNext/>
-        <w:spacing w:after="60" w:before="160"/>
+        <w:spacing w:before="160" w:after="60"/>
         <w:jc w:val="center"/>
       </w:pPr>
       <w:r>
+        <w:rPr>
+          <w:noProof/>
+        </w:rPr>
+        <w:lastRenderedPageBreak/>
         <w:drawing>
-          <wp:inline distT="0" distB="0" distL="0" distR="0">
+          <wp:inline distT="0" distB="0" distL="0" distR="0" wp14:anchorId="20C80E8A" wp14:editId="35E29AE7">
             <wp:extent cx="4953000" cy="6705600"/>
-            <wp:effectExtent t="0" r="0" b="0" l="0"/>
-            <wp:docPr id="12" name="" descr="" title=""/>
+            <wp:effectExtent l="0" t="0" r="0" b="0"/>
+            <wp:docPr id="12" name="Рисунок 12"/>
             <wp:cNvGraphicFramePr>
               <a:graphicFrameLocks xmlns:a="http://schemas.openxmlformats.org/drawingml/2006/main" noChangeAspect="1"/>
             </wp:cNvGraphicFramePr>
@@ -2565,13 +2283,13 @@
               <a:graphicData uri="http://schemas.openxmlformats.org/drawingml/2006/picture">
                 <pic:pic xmlns:pic="http://schemas.openxmlformats.org/drawingml/2006/picture">
                   <pic:nvPicPr>
-                    <pic:cNvPr id="0" name="" descr=""/>
+                    <pic:cNvPr id="0" name=""/>
                     <pic:cNvPicPr>
                       <a:picLocks noChangeAspect="1" noChangeArrowheads="1"/>
                     </pic:cNvPicPr>
                   </pic:nvPicPr>
                   <pic:blipFill>
-                    <a:blip r:embed="rId18" cstate="none"/>
+                    <a:blip r:embed="rId17"/>
                     <a:srcRect/>
                     <a:stretch>
                       <a:fillRect/>
@@ -2597,33 +2315,76 @@
       <w:pPr>
         <w:spacing w:after="220"/>
         <w:jc w:val="center"/>
-      </w:pPr>
-      <w:r>
-        <w:rPr>
-          <w:rFonts w:ascii="Times New Roman" w:cs="Times New Roman" w:eastAsia="Times New Roman" w:hAnsi="Times New Roman"/>
-          <w:sz w:val="28"/>
-          <w:szCs w:val="28"/>
-        </w:rPr>
-        <w:t xml:space="preserve">Рисунок 13 – README: методы домена комет — 3 GET, 2 POST, PUT, DELETE</w:t>
-      </w:r>
-    </w:p>
-    <w:p>
-      <w:r>
+        <w:rPr>
+          <w:lang w:val="en-US"/>
+        </w:rPr>
+      </w:pPr>
+      <w:r>
+        <w:t>Рисунок</w:t>
+      </w:r>
+      <w:r>
+        <w:rPr>
+          <w:lang w:val="en-US"/>
+        </w:rPr>
+        <w:t xml:space="preserve"> 13 – README: </w:t>
+      </w:r>
+      <w:r>
+        <w:t>методы</w:t>
+      </w:r>
+      <w:r>
+        <w:rPr>
+          <w:lang w:val="en-US"/>
+        </w:rPr>
+        <w:t xml:space="preserve"> </w:t>
+      </w:r>
+      <w:r>
+        <w:t>домена</w:t>
+      </w:r>
+      <w:r>
+        <w:rPr>
+          <w:lang w:val="en-US"/>
+        </w:rPr>
+        <w:t xml:space="preserve"> </w:t>
+      </w:r>
+      <w:r>
+        <w:t>комет</w:t>
+      </w:r>
+      <w:r>
+        <w:rPr>
+          <w:lang w:val="en-US"/>
+        </w:rPr>
+        <w:t xml:space="preserve"> — 3 GET, 2 POST, PUT, DELETE</w:t>
+      </w:r>
+    </w:p>
+    <w:p>
+      <w:pPr>
+        <w:rPr>
+          <w:lang w:val="en-US"/>
+        </w:rPr>
+      </w:pPr>
+      <w:r>
+        <w:rPr>
+          <w:lang w:val="en-US"/>
+        </w:rPr>
         <w:br w:type="page"/>
       </w:r>
     </w:p>
     <w:p>
       <w:pPr>
         <w:keepNext/>
-        <w:spacing w:after="60" w:before="160"/>
+        <w:spacing w:before="160" w:after="60"/>
         <w:jc w:val="center"/>
       </w:pPr>
       <w:r>
+        <w:rPr>
+          <w:noProof/>
+        </w:rPr>
+        <w:lastRenderedPageBreak/>
         <w:drawing>
-          <wp:inline distT="0" distB="0" distL="0" distR="0">
+          <wp:inline distT="0" distB="0" distL="0" distR="0" wp14:anchorId="515D506E" wp14:editId="03E374DD">
             <wp:extent cx="4953000" cy="5153025"/>
-            <wp:effectExtent t="0" r="0" b="0" l="0"/>
-            <wp:docPr id="13" name="" descr="" title=""/>
+            <wp:effectExtent l="0" t="0" r="0" b="0"/>
+            <wp:docPr id="13" name="Рисунок 13"/>
             <wp:cNvGraphicFramePr>
               <a:graphicFrameLocks xmlns:a="http://schemas.openxmlformats.org/drawingml/2006/main" noChangeAspect="1"/>
             </wp:cNvGraphicFramePr>
@@ -2631,13 +2392,13 @@
               <a:graphicData uri="http://schemas.openxmlformats.org/drawingml/2006/picture">
                 <pic:pic xmlns:pic="http://schemas.openxmlformats.org/drawingml/2006/picture">
                   <pic:nvPicPr>
-                    <pic:cNvPr id="0" name="" descr=""/>
+                    <pic:cNvPr id="0" name=""/>
                     <pic:cNvPicPr>
                       <a:picLocks noChangeAspect="1" noChangeArrowheads="1"/>
                     </pic:cNvPicPr>
                   </pic:nvPicPr>
                   <pic:blipFill>
-                    <a:blip r:embed="rId19" cstate="none"/>
+                    <a:blip r:embed="rId18"/>
                     <a:srcRect/>
                     <a:stretch>
                       <a:fillRect/>
@@ -2665,12 +2426,7 @@
         <w:jc w:val="center"/>
       </w:pPr>
       <w:r>
-        <w:rPr>
-          <w:rFonts w:ascii="Times New Roman" w:cs="Times New Roman" w:eastAsia="Times New Roman" w:hAnsi="Times New Roman"/>
-          <w:sz w:val="28"/>
-          <w:szCs w:val="28"/>
-        </w:rPr>
-        <w:t xml:space="preserve">Рисунок 14 – README: объект кометы, признаки is_mine и is_liked, смена статусов, методы домена пользователей</w:t>
+        <w:t>Рисунок 14 – README: объект кометы, признаки is_mine и is_liked, смена статусов, методы домена пользователей</w:t>
       </w:r>
     </w:p>
     <w:p>
@@ -2681,43 +2437,30 @@
     <w:p>
       <w:pPr>
         <w:keepNext/>
-        <w:spacing w:after="160" w:before="280"/>
-      </w:pPr>
-      <w:r>
-        <w:rPr>
-          <w:rFonts w:ascii="Times New Roman" w:cs="Times New Roman" w:eastAsia="Times New Roman" w:hAnsi="Times New Roman"/>
+        <w:spacing w:before="280" w:after="160"/>
+      </w:pPr>
+      <w:r>
+        <w:rPr>
           <w:b/>
           <w:bCs/>
           <w:sz w:val="32"/>
           <w:szCs w:val="32"/>
         </w:rPr>
-        <w:t xml:space="preserve">3. ER-диаграмма (StarUML)</w:t>
+        <w:lastRenderedPageBreak/>
+        <w:t>3. ER-диаграмма (StarUML)</w:t>
       </w:r>
     </w:p>
     <w:p>
       <w:pPr>
         <w:keepNext/>
-        <w:spacing w:after="80" w:before="240"/>
-      </w:pPr>
-      <w:r>
-        <w:rPr>
-          <w:rFonts w:ascii="Times New Roman" w:cs="Times New Roman" w:eastAsia="Times New Roman" w:hAnsi="Times New Roman"/>
+        <w:spacing w:before="240" w:after="80"/>
+      </w:pPr>
+      <w:r>
+        <w:rPr>
           <w:b/>
           <w:bCs/>
-          <w:sz w:val="28"/>
-          <w:szCs w:val="28"/>
-        </w:rPr>
-        <w:t xml:space="preserve">Замечание: </w:t>
-      </w:r>
-      <w:r>
-        <w:rPr>
-          <w:rFonts w:ascii="Times New Roman" w:cs="Times New Roman" w:eastAsia="Times New Roman" w:hAnsi="Times New Roman"/>
-          <w:b/>
-          <w:bCs/>
-          <w:sz w:val="28"/>
-          <w:szCs w:val="28"/>
-        </w:rPr>
-        <w:t xml:space="preserve">сделать в м-м отдельно первичный ключ</w:t>
+        </w:rPr>
+        <w:t>Замечание: сделать в м-м отдельно первичный ключ</w:t>
       </w:r>
     </w:p>
     <w:p>
@@ -2728,69 +2471,46 @@
       </w:pPr>
       <w:r>
         <w:rPr>
-          <w:rFonts w:ascii="Times New Roman" w:cs="Times New Roman" w:eastAsia="Times New Roman" w:hAnsi="Times New Roman"/>
           <w:b/>
           <w:bCs/>
-          <w:sz w:val="28"/>
-          <w:szCs w:val="28"/>
         </w:rPr>
         <w:t xml:space="preserve">Было: </w:t>
       </w:r>
       <w:r>
-        <w:rPr>
-          <w:rFonts w:ascii="Times New Roman" w:cs="Times New Roman" w:eastAsia="Times New Roman" w:hAnsi="Times New Roman"/>
-          <w:sz w:val="28"/>
-          <w:szCs w:val="28"/>
-        </w:rPr>
         <w:t xml:space="preserve">в таблице м-м </w:t>
       </w:r>
       <w:r>
         <w:rPr>
-          <w:rFonts w:ascii="Consolas" w:cs="Consolas" w:eastAsia="Consolas" w:hAnsi="Consolas"/>
-          <w:sz w:val="24"/>
-          <w:szCs w:val="24"/>
-        </w:rPr>
-        <w:t xml:space="preserve">comet_likes</w:t>
-      </w:r>
-      <w:r>
-        <w:rPr>
-          <w:rFonts w:ascii="Times New Roman" w:cs="Times New Roman" w:eastAsia="Times New Roman" w:hAnsi="Times New Roman"/>
-          <w:sz w:val="28"/>
-          <w:szCs w:val="28"/>
-        </w:rPr>
+          <w:rFonts w:ascii="Consolas" w:eastAsia="Consolas" w:hAnsi="Consolas" w:cs="Consolas"/>
+          <w:sz w:val="24"/>
+          <w:szCs w:val="24"/>
+        </w:rPr>
+        <w:t>comet_likes</w:t>
+      </w:r>
+      <w:r>
         <w:t xml:space="preserve"> первичный ключ был составным: (</w:t>
       </w:r>
       <w:r>
         <w:rPr>
-          <w:rFonts w:ascii="Consolas" w:cs="Consolas" w:eastAsia="Consolas" w:hAnsi="Consolas"/>
-          <w:sz w:val="24"/>
-          <w:szCs w:val="24"/>
-        </w:rPr>
-        <w:t xml:space="preserve">user_id</w:t>
-      </w:r>
-      <w:r>
-        <w:rPr>
-          <w:rFonts w:ascii="Times New Roman" w:cs="Times New Roman" w:eastAsia="Times New Roman" w:hAnsi="Times New Roman"/>
-          <w:sz w:val="28"/>
-          <w:szCs w:val="28"/>
-        </w:rPr>
+          <w:rFonts w:ascii="Consolas" w:eastAsia="Consolas" w:hAnsi="Consolas" w:cs="Consolas"/>
+          <w:sz w:val="24"/>
+          <w:szCs w:val="24"/>
+        </w:rPr>
+        <w:t>user_id</w:t>
+      </w:r>
+      <w:r>
         <w:t xml:space="preserve">, </w:t>
       </w:r>
       <w:r>
         <w:rPr>
-          <w:rFonts w:ascii="Consolas" w:cs="Consolas" w:eastAsia="Consolas" w:hAnsi="Consolas"/>
-          <w:sz w:val="24"/>
-          <w:szCs w:val="24"/>
-        </w:rPr>
-        <w:t xml:space="preserve">comet_id</w:t>
-      </w:r>
-      <w:r>
-        <w:rPr>
-          <w:rFonts w:ascii="Times New Roman" w:cs="Times New Roman" w:eastAsia="Times New Roman" w:hAnsi="Times New Roman"/>
-          <w:sz w:val="28"/>
-          <w:szCs w:val="28"/>
-        </w:rPr>
-        <w:t xml:space="preserve">).</w:t>
+          <w:rFonts w:ascii="Consolas" w:eastAsia="Consolas" w:hAnsi="Consolas" w:cs="Consolas"/>
+          <w:sz w:val="24"/>
+          <w:szCs w:val="24"/>
+        </w:rPr>
+        <w:t>comet_id</w:t>
+      </w:r>
+      <w:r>
+        <w:t>).</w:t>
       </w:r>
     </w:p>
     <w:p>
@@ -2801,179 +2521,129 @@
       </w:pPr>
       <w:r>
         <w:rPr>
-          <w:rFonts w:ascii="Times New Roman" w:cs="Times New Roman" w:eastAsia="Times New Roman" w:hAnsi="Times New Roman"/>
           <w:b/>
           <w:bCs/>
-          <w:sz w:val="28"/>
-          <w:szCs w:val="28"/>
         </w:rPr>
         <w:t xml:space="preserve">Сделано: </w:t>
       </w:r>
       <w:r>
-        <w:rPr>
-          <w:rFonts w:ascii="Times New Roman" w:cs="Times New Roman" w:eastAsia="Times New Roman" w:hAnsi="Times New Roman"/>
-          <w:sz w:val="28"/>
-          <w:szCs w:val="28"/>
-        </w:rPr>
         <w:t xml:space="preserve">в </w:t>
       </w:r>
       <w:r>
         <w:rPr>
-          <w:rFonts w:ascii="Consolas" w:cs="Consolas" w:eastAsia="Consolas" w:hAnsi="Consolas"/>
-          <w:sz w:val="24"/>
-          <w:szCs w:val="24"/>
-        </w:rPr>
-        <w:t xml:space="preserve">comet_likes</w:t>
-      </w:r>
-      <w:r>
-        <w:rPr>
-          <w:rFonts w:ascii="Times New Roman" w:cs="Times New Roman" w:eastAsia="Times New Roman" w:hAnsi="Times New Roman"/>
-          <w:sz w:val="28"/>
-          <w:szCs w:val="28"/>
-        </w:rPr>
+          <w:rFonts w:ascii="Consolas" w:eastAsia="Consolas" w:hAnsi="Consolas" w:cs="Consolas"/>
+          <w:sz w:val="24"/>
+          <w:szCs w:val="24"/>
+        </w:rPr>
+        <w:t>comet_likes</w:t>
+      </w:r>
+      <w:r>
         <w:t xml:space="preserve"> добавлен отдельный первичный ключ </w:t>
       </w:r>
       <w:r>
         <w:rPr>
-          <w:rFonts w:ascii="Consolas" w:cs="Consolas" w:eastAsia="Consolas" w:hAnsi="Consolas"/>
-          <w:sz w:val="24"/>
-          <w:szCs w:val="24"/>
-        </w:rPr>
-        <w:t xml:space="preserve">id</w:t>
-      </w:r>
-      <w:r>
-        <w:rPr>
-          <w:rFonts w:ascii="Times New Roman" w:cs="Times New Roman" w:eastAsia="Times New Roman" w:hAnsi="Times New Roman"/>
-          <w:sz w:val="28"/>
-          <w:szCs w:val="28"/>
-        </w:rPr>
+          <w:rFonts w:ascii="Consolas" w:eastAsia="Consolas" w:hAnsi="Consolas" w:cs="Consolas"/>
+          <w:sz w:val="24"/>
+          <w:szCs w:val="24"/>
+        </w:rPr>
+        <w:t>id</w:t>
+      </w:r>
+      <w:r>
         <w:t xml:space="preserve">. Столбцы </w:t>
       </w:r>
       <w:r>
         <w:rPr>
-          <w:rFonts w:ascii="Consolas" w:cs="Consolas" w:eastAsia="Consolas" w:hAnsi="Consolas"/>
-          <w:sz w:val="24"/>
-          <w:szCs w:val="24"/>
-        </w:rPr>
-        <w:t xml:space="preserve">user_id</w:t>
-      </w:r>
-      <w:r>
-        <w:rPr>
-          <w:rFonts w:ascii="Times New Roman" w:cs="Times New Roman" w:eastAsia="Times New Roman" w:hAnsi="Times New Roman"/>
-          <w:sz w:val="28"/>
-          <w:szCs w:val="28"/>
-        </w:rPr>
+          <w:rFonts w:ascii="Consolas" w:eastAsia="Consolas" w:hAnsi="Consolas" w:cs="Consolas"/>
+          <w:sz w:val="24"/>
+          <w:szCs w:val="24"/>
+        </w:rPr>
+        <w:t>user_id</w:t>
+      </w:r>
+      <w:r>
         <w:t xml:space="preserve"> и </w:t>
       </w:r>
       <w:r>
         <w:rPr>
-          <w:rFonts w:ascii="Consolas" w:cs="Consolas" w:eastAsia="Consolas" w:hAnsi="Consolas"/>
-          <w:sz w:val="24"/>
-          <w:szCs w:val="24"/>
-        </w:rPr>
-        <w:t xml:space="preserve">comet_id</w:t>
-      </w:r>
-      <w:r>
-        <w:rPr>
-          <w:rFonts w:ascii="Times New Roman" w:cs="Times New Roman" w:eastAsia="Times New Roman" w:hAnsi="Times New Roman"/>
-          <w:sz w:val="28"/>
-          <w:szCs w:val="28"/>
-        </w:rPr>
+          <w:rFonts w:ascii="Consolas" w:eastAsia="Consolas" w:hAnsi="Consolas" w:cs="Consolas"/>
+          <w:sz w:val="24"/>
+          <w:szCs w:val="24"/>
+        </w:rPr>
+        <w:t>comet_id</w:t>
+      </w:r>
+      <w:r>
         <w:t xml:space="preserve"> остались двумя внешними ключами (</w:t>
       </w:r>
       <w:r>
         <w:rPr>
-          <w:rFonts w:ascii="Consolas" w:cs="Consolas" w:eastAsia="Consolas" w:hAnsi="Consolas"/>
-          <w:sz w:val="24"/>
-          <w:szCs w:val="24"/>
-        </w:rPr>
-        <w:t xml:space="preserve">ON DELETE RESTRICT</w:t>
-      </w:r>
-      <w:r>
-        <w:rPr>
-          <w:rFonts w:ascii="Times New Roman" w:cs="Times New Roman" w:eastAsia="Times New Roman" w:hAnsi="Times New Roman"/>
-          <w:sz w:val="28"/>
-          <w:szCs w:val="28"/>
-        </w:rPr>
-        <w:t xml:space="preserve">). Чтобы пользователь не мог поставить одной комете два лайка, на пару (</w:t>
-      </w:r>
-      <w:r>
-        <w:rPr>
-          <w:rFonts w:ascii="Consolas" w:cs="Consolas" w:eastAsia="Consolas" w:hAnsi="Consolas"/>
-          <w:sz w:val="24"/>
-          <w:szCs w:val="24"/>
-        </w:rPr>
-        <w:t xml:space="preserve">user_id</w:t>
-      </w:r>
-      <w:r>
-        <w:rPr>
-          <w:rFonts w:ascii="Times New Roman" w:cs="Times New Roman" w:eastAsia="Times New Roman" w:hAnsi="Times New Roman"/>
-          <w:sz w:val="28"/>
-          <w:szCs w:val="28"/>
-        </w:rPr>
+          <w:rFonts w:ascii="Consolas" w:eastAsia="Consolas" w:hAnsi="Consolas" w:cs="Consolas"/>
+          <w:sz w:val="24"/>
+          <w:szCs w:val="24"/>
+        </w:rPr>
+        <w:t>ON DELETE RESTRICT</w:t>
+      </w:r>
+      <w:r>
+        <w:t>). Чтобы пользователь не мог поставить одной комете два лайка, на пару (</w:t>
+      </w:r>
+      <w:r>
+        <w:rPr>
+          <w:rFonts w:ascii="Consolas" w:eastAsia="Consolas" w:hAnsi="Consolas" w:cs="Consolas"/>
+          <w:sz w:val="24"/>
+          <w:szCs w:val="24"/>
+        </w:rPr>
+        <w:t>user_id</w:t>
+      </w:r>
+      <w:r>
         <w:t xml:space="preserve">, </w:t>
       </w:r>
       <w:r>
         <w:rPr>
-          <w:rFonts w:ascii="Consolas" w:cs="Consolas" w:eastAsia="Consolas" w:hAnsi="Consolas"/>
-          <w:sz w:val="24"/>
-          <w:szCs w:val="24"/>
-        </w:rPr>
-        <w:t xml:space="preserve">comet_id</w:t>
-      </w:r>
-      <w:r>
-        <w:rPr>
-          <w:rFonts w:ascii="Times New Roman" w:cs="Times New Roman" w:eastAsia="Times New Roman" w:hAnsi="Times New Roman"/>
-          <w:sz w:val="28"/>
-          <w:szCs w:val="28"/>
-        </w:rPr>
+          <w:rFonts w:ascii="Consolas" w:eastAsia="Consolas" w:hAnsi="Consolas" w:cs="Consolas"/>
+          <w:sz w:val="24"/>
+          <w:szCs w:val="24"/>
+        </w:rPr>
+        <w:t>comet_id</w:t>
+      </w:r>
+      <w:r>
         <w:t xml:space="preserve">) создан уникальный индекс </w:t>
       </w:r>
       <w:r>
         <w:rPr>
-          <w:rFonts w:ascii="Consolas" w:cs="Consolas" w:eastAsia="Consolas" w:hAnsi="Consolas"/>
-          <w:sz w:val="24"/>
-          <w:szCs w:val="24"/>
-        </w:rPr>
-        <w:t xml:space="preserve">idx_comet_likes_user_comet</w:t>
-      </w:r>
-      <w:r>
-        <w:rPr>
-          <w:rFonts w:ascii="Times New Roman" w:cs="Times New Roman" w:eastAsia="Times New Roman" w:hAnsi="Times New Roman"/>
-          <w:sz w:val="28"/>
-          <w:szCs w:val="28"/>
-        </w:rPr>
+          <w:rFonts w:ascii="Consolas" w:eastAsia="Consolas" w:hAnsi="Consolas" w:cs="Consolas"/>
+          <w:sz w:val="24"/>
+          <w:szCs w:val="24"/>
+        </w:rPr>
+        <w:t>idx_comet_likes_user_comet</w:t>
+      </w:r>
+      <w:r>
         <w:t xml:space="preserve">. Изменены модель, миграция (для уже созданной таблицы составной ключ заменяется на </w:t>
       </w:r>
       <w:r>
         <w:rPr>
-          <w:rFonts w:ascii="Consolas" w:cs="Consolas" w:eastAsia="Consolas" w:hAnsi="Consolas"/>
-          <w:sz w:val="24"/>
-          <w:szCs w:val="24"/>
-        </w:rPr>
-        <w:t xml:space="preserve">id</w:t>
-      </w:r>
-      <w:r>
-        <w:rPr>
-          <w:rFonts w:ascii="Times New Roman" w:cs="Times New Roman" w:eastAsia="Times New Roman" w:hAnsi="Times New Roman"/>
-          <w:sz w:val="28"/>
-          <w:szCs w:val="28"/>
-        </w:rPr>
-        <w:t xml:space="preserve">), начальные данные, README и ER-диаграмма.</w:t>
+          <w:rFonts w:ascii="Consolas" w:eastAsia="Consolas" w:hAnsi="Consolas" w:cs="Consolas"/>
+          <w:sz w:val="24"/>
+          <w:szCs w:val="24"/>
+        </w:rPr>
+        <w:t>id</w:t>
+      </w:r>
+      <w:r>
+        <w:t>), начальные данные, README и ER-диаграмма.</w:t>
       </w:r>
     </w:p>
     <w:p>
       <w:pPr>
         <w:keepNext/>
-        <w:spacing w:after="60" w:before="160"/>
+        <w:spacing w:before="160" w:after="60"/>
         <w:jc w:val="center"/>
       </w:pPr>
       <w:r>
+        <w:rPr>
+          <w:noProof/>
+        </w:rPr>
         <w:drawing>
-          <wp:inline distT="0" distB="0" distL="0" distR="0">
+          <wp:inline distT="0" distB="0" distL="0" distR="0" wp14:anchorId="48070126" wp14:editId="4FC3F7DA">
             <wp:extent cx="5905500" cy="2190750"/>
-            <wp:effectExtent t="0" r="0" b="0" l="0"/>
-            <wp:docPr id="14" name="" descr="" title=""/>
+            <wp:effectExtent l="0" t="0" r="0" b="0"/>
+            <wp:docPr id="14" name="Рисунок 14"/>
             <wp:cNvGraphicFramePr>
               <a:graphicFrameLocks xmlns:a="http://schemas.openxmlformats.org/drawingml/2006/main" noChangeAspect="1"/>
             </wp:cNvGraphicFramePr>
@@ -2981,13 +2651,13 @@
               <a:graphicData uri="http://schemas.openxmlformats.org/drawingml/2006/picture">
                 <pic:pic xmlns:pic="http://schemas.openxmlformats.org/drawingml/2006/picture">
                   <pic:nvPicPr>
-                    <pic:cNvPr id="0" name="" descr=""/>
+                    <pic:cNvPr id="0" name=""/>
                     <pic:cNvPicPr>
                       <a:picLocks noChangeAspect="1" noChangeArrowheads="1"/>
                     </pic:cNvPicPr>
                   </pic:nvPicPr>
                   <pic:blipFill>
-                    <a:blip r:embed="rId20" cstate="none"/>
+                    <a:blip r:embed="rId19"/>
                     <a:srcRect/>
                     <a:stretch>
                       <a:fillRect/>
@@ -3015,26 +2685,25 @@
         <w:jc w:val="center"/>
       </w:pPr>
       <w:r>
-        <w:rPr>
-          <w:rFonts w:ascii="Times New Roman" w:cs="Times New Roman" w:eastAsia="Times New Roman" w:hAnsi="Times New Roman"/>
-          <w:sz w:val="28"/>
-          <w:szCs w:val="28"/>
-        </w:rPr>
-        <w:t xml:space="preserve">Рисунок 15 – модель CometLike: отдельный первичный ключ ID, внешние ключи UserID и CometID с общим уникальным индексом</w:t>
+        <w:t>Рисунок 15 – модель CometLike: отдельный первичный ключ ID, внешние ключи UserID и CometID с общим уникальным индексом</w:t>
       </w:r>
     </w:p>
     <w:p>
       <w:pPr>
         <w:keepNext/>
-        <w:spacing w:after="60" w:before="160"/>
+        <w:spacing w:before="160" w:after="60"/>
         <w:jc w:val="center"/>
       </w:pPr>
       <w:r>
+        <w:rPr>
+          <w:noProof/>
+        </w:rPr>
+        <w:lastRenderedPageBreak/>
         <w:drawing>
-          <wp:inline distT="0" distB="0" distL="0" distR="0">
+          <wp:inline distT="0" distB="0" distL="0" distR="0" wp14:anchorId="2C08595D" wp14:editId="5758FF3A">
             <wp:extent cx="5905500" cy="3695700"/>
-            <wp:effectExtent t="0" r="0" b="0" l="0"/>
-            <wp:docPr id="15" name="" descr="" title=""/>
+            <wp:effectExtent l="0" t="0" r="0" b="0"/>
+            <wp:docPr id="15" name="Рисунок 15"/>
             <wp:cNvGraphicFramePr>
               <a:graphicFrameLocks xmlns:a="http://schemas.openxmlformats.org/drawingml/2006/main" noChangeAspect="1"/>
             </wp:cNvGraphicFramePr>
@@ -3042,13 +2711,13 @@
               <a:graphicData uri="http://schemas.openxmlformats.org/drawingml/2006/picture">
                 <pic:pic xmlns:pic="http://schemas.openxmlformats.org/drawingml/2006/picture">
                   <pic:nvPicPr>
-                    <pic:cNvPr id="0" name="" descr=""/>
+                    <pic:cNvPr id="0" name=""/>
                     <pic:cNvPicPr>
                       <a:picLocks noChangeAspect="1" noChangeArrowheads="1"/>
                     </pic:cNvPicPr>
                   </pic:nvPicPr>
                   <pic:blipFill>
-                    <a:blip r:embed="rId21" cstate="none"/>
+                    <a:blip r:embed="rId20"/>
                     <a:srcRect/>
                     <a:stretch>
                       <a:fillRect/>
@@ -3076,12 +2745,7 @@
         <w:jc w:val="center"/>
       </w:pPr>
       <w:r>
-        <w:rPr>
-          <w:rFonts w:ascii="Times New Roman" w:cs="Times New Roman" w:eastAsia="Times New Roman" w:hAnsi="Times New Roman"/>
-          <w:sz w:val="28"/>
-          <w:szCs w:val="28"/>
-        </w:rPr>
-        <w:t xml:space="preserve">Рисунок 16 – миграция: в существующей таблице comet_likes составной ключ заменяется на столбец id</w:t>
+        <w:t>Рисунок 16 – миграция: в существующей таблице comet_likes составной ключ заменяется на столбец id</w:t>
       </w:r>
     </w:p>
     <w:p>
@@ -3092,15 +2756,19 @@
     <w:p>
       <w:pPr>
         <w:keepNext/>
-        <w:spacing w:after="60" w:before="160"/>
+        <w:spacing w:before="160" w:after="60"/>
         <w:jc w:val="center"/>
       </w:pPr>
       <w:r>
+        <w:rPr>
+          <w:noProof/>
+        </w:rPr>
+        <w:lastRenderedPageBreak/>
         <w:drawing>
-          <wp:inline distT="0" distB="0" distL="0" distR="0">
+          <wp:inline distT="0" distB="0" distL="0" distR="0" wp14:anchorId="0C4447FD" wp14:editId="328A6850">
             <wp:extent cx="5905500" cy="3857625"/>
-            <wp:effectExtent t="0" r="0" b="0" l="0"/>
-            <wp:docPr id="16" name="" descr="" title=""/>
+            <wp:effectExtent l="0" t="0" r="0" b="0"/>
+            <wp:docPr id="16" name="Рисунок 16"/>
             <wp:cNvGraphicFramePr>
               <a:graphicFrameLocks xmlns:a="http://schemas.openxmlformats.org/drawingml/2006/main" noChangeAspect="1"/>
             </wp:cNvGraphicFramePr>
@@ -3108,13 +2776,13 @@
               <a:graphicData uri="http://schemas.openxmlformats.org/drawingml/2006/picture">
                 <pic:pic xmlns:pic="http://schemas.openxmlformats.org/drawingml/2006/picture">
                   <pic:nvPicPr>
-                    <pic:cNvPr id="0" name="" descr=""/>
+                    <pic:cNvPr id="0" name=""/>
                     <pic:cNvPicPr>
                       <a:picLocks noChangeAspect="1" noChangeArrowheads="1"/>
                     </pic:cNvPicPr>
                   </pic:nvPicPr>
                   <pic:blipFill>
-                    <a:blip r:embed="rId22" cstate="none"/>
+                    <a:blip r:embed="rId21"/>
                     <a:srcRect/>
                     <a:stretch>
                       <a:fillRect/>
@@ -3142,60 +2810,7 @@
         <w:jc w:val="center"/>
       </w:pPr>
       <w:r>
-        <w:rPr>
-          <w:rFonts w:ascii="Times New Roman" w:cs="Times New Roman" w:eastAsia="Times New Roman" w:hAnsi="Times New Roman"/>
-          <w:sz w:val="28"/>
-          <w:szCs w:val="28"/>
-        </w:rPr>
-        <w:t xml:space="preserve">Рисунок 17 – таблица comet_likes в БД: первичный ключ id, уникальный индекс по паре, два внешних ключа; строки с id</w:t>
-      </w:r>
-    </w:p>
-    <w:p>
-      <w:pPr>
-        <w:keepNext/>
-        <w:pBdr>
-          <w:top w:val="dashed" w:color="C00000" w:sz="6" w:space="6"/>
-          <w:left w:val="dashed" w:color="C00000" w:sz="6" w:space="6"/>
-          <w:bottom w:val="dashed" w:color="C00000" w:sz="6" w:space="6"/>
-          <w:right w:val="dashed" w:color="C00000" w:sz="6" w:space="6"/>
-        </w:pBdr>
-        <w:spacing w:after="60" w:before="160"/>
-        <w:jc w:val="center"/>
-      </w:pPr>
-      <w:r>
-        <w:rPr>
-          <w:rFonts w:ascii="Times New Roman" w:cs="Times New Roman" w:eastAsia="Times New Roman" w:hAnsi="Times New Roman"/>
-          <w:i/>
-          <w:iCs/>
-          <w:color w:val="C00000"/>
-          <w:sz w:val="24"/>
-          <w:szCs w:val="24"/>
-        </w:rPr>
-        <w:t xml:space="preserve">Вставить ER-диаграмму из StarUML: открыть docs/comets.mdj → «БД Comet-Calc (ЛР2)» → «ER-диаграмма»,</w:t>
-      </w:r>
-      <w:r>
-        <w:rPr>
-          <w:rFonts w:ascii="Times New Roman" w:cs="Times New Roman" w:eastAsia="Times New Roman" w:hAnsi="Times New Roman"/>
-          <w:i/>
-          <w:iCs/>
-          <w:color w:val="C00000"/>
-          <w:sz w:val="24"/>
-          <w:szCs w:val="24"/>
-        </w:rPr>
-        <w:br/>
-        <w:t xml:space="preserve">снять скриншотом экрана (при экспорте в файл StarUML добавляет надпись UNREGISTERED).</w:t>
-      </w:r>
-      <w:r>
-        <w:rPr>
-          <w:rFonts w:ascii="Times New Roman" w:cs="Times New Roman" w:eastAsia="Times New Roman" w:hAnsi="Times New Roman"/>
-          <w:i/>
-          <w:iCs/>
-          <w:color w:val="C00000"/>
-          <w:sz w:val="24"/>
-          <w:szCs w:val="24"/>
-        </w:rPr>
-        <w:br/>
-        <w:t xml:space="preserve">В таблице comet_likes должно быть три столбца: PK id, FK user_id, FK comet_id.</w:t>
+        <w:t>Рисунок 17 – таблица comet_likes в БД: первичный ключ id, уникальный индекс по паре, два внешних ключа; строки с id</w:t>
       </w:r>
     </w:p>
     <w:p>
@@ -3205,37 +2820,73 @@
       </w:pPr>
       <w:r>
         <w:rPr>
-          <w:rFonts w:ascii="Times New Roman" w:cs="Times New Roman" w:eastAsia="Times New Roman" w:hAnsi="Times New Roman"/>
-          <w:sz w:val="28"/>
-          <w:szCs w:val="28"/>
-        </w:rPr>
-        <w:t xml:space="preserve">Рисунок 18 – ER-диаграмма: в таблице comet_likes отдельный первичный ключ id и два внешних ключа</w:t>
+          <w:noProof/>
+        </w:rPr>
+        <w:drawing>
+          <wp:inline distT="0" distB="0" distL="0" distR="0" wp14:anchorId="44960810" wp14:editId="655BDCB8">
+            <wp:extent cx="6120130" cy="3383280"/>
+            <wp:effectExtent l="0" t="0" r="0" b="7620"/>
+            <wp:docPr id="18" name="Рисунок 18"/>
+            <wp:cNvGraphicFramePr>
+              <a:graphicFrameLocks xmlns:a="http://schemas.openxmlformats.org/drawingml/2006/main" noChangeAspect="1"/>
+            </wp:cNvGraphicFramePr>
+            <a:graphic xmlns:a="http://schemas.openxmlformats.org/drawingml/2006/main">
+              <a:graphicData uri="http://schemas.openxmlformats.org/drawingml/2006/picture">
+                <pic:pic xmlns:pic="http://schemas.openxmlformats.org/drawingml/2006/picture">
+                  <pic:nvPicPr>
+                    <pic:cNvPr id="0" name="Picture 1"/>
+                    <pic:cNvPicPr>
+                      <a:picLocks noChangeAspect="1" noChangeArrowheads="1"/>
+                    </pic:cNvPicPr>
+                  </pic:nvPicPr>
+                  <pic:blipFill>
+                    <a:blip r:embed="rId22">
+                      <a:extLst>
+                        <a:ext uri="{28A0092B-C50C-407E-A947-70E740481C1C}">
+                          <a14:useLocalDpi xmlns:a14="http://schemas.microsoft.com/office/drawing/2010/main" val="0"/>
+                        </a:ext>
+                      </a:extLst>
+                    </a:blip>
+                    <a:srcRect/>
+                    <a:stretch>
+                      <a:fillRect/>
+                    </a:stretch>
+                  </pic:blipFill>
+                  <pic:spPr bwMode="auto">
+                    <a:xfrm>
+                      <a:off x="0" y="0"/>
+                      <a:ext cx="6120130" cy="3383280"/>
+                    </a:xfrm>
+                    <a:prstGeom prst="rect">
+                      <a:avLst/>
+                    </a:prstGeom>
+                    <a:noFill/>
+                    <a:ln>
+                      <a:noFill/>
+                    </a:ln>
+                  </pic:spPr>
+                </pic:pic>
+              </a:graphicData>
+            </a:graphic>
+          </wp:inline>
+        </w:drawing>
+      </w:r>
+      <w:r>
+        <w:t>Рисунок 18 – ER-диаграмма: в таблице comet_likes отдельный первичный ключ id и два внешних ключа</w:t>
       </w:r>
     </w:p>
     <w:p>
       <w:pPr>
         <w:keepNext/>
-        <w:spacing w:after="80" w:before="240"/>
-      </w:pPr>
-      <w:r>
-        <w:rPr>
-          <w:rFonts w:ascii="Times New Roman" w:cs="Times New Roman" w:eastAsia="Times New Roman" w:hAnsi="Times New Roman"/>
+        <w:spacing w:before="240" w:after="80"/>
+      </w:pPr>
+      <w:r>
+        <w:rPr>
           <w:b/>
           <w:bCs/>
-          <w:sz w:val="28"/>
-          <w:szCs w:val="28"/>
-        </w:rPr>
-        <w:t xml:space="preserve">Замечание: </w:t>
-      </w:r>
-      <w:r>
-        <w:rPr>
-          <w:rFonts w:ascii="Times New Roman" w:cs="Times New Roman" w:eastAsia="Times New Roman" w:hAnsi="Times New Roman"/>
-          <w:b/>
-          <w:bCs/>
-          <w:sz w:val="28"/>
-          <w:szCs w:val="28"/>
-        </w:rPr>
-        <w:t xml:space="preserve">описание обязательное</w:t>
+        </w:rPr>
+        <w:lastRenderedPageBreak/>
+        <w:t>Замечание: описание обязательное</w:t>
       </w:r>
     </w:p>
     <w:p>
@@ -3246,68 +2897,45 @@
       </w:pPr>
       <w:r>
         <w:rPr>
-          <w:rFonts w:ascii="Times New Roman" w:cs="Times New Roman" w:eastAsia="Times New Roman" w:hAnsi="Times New Roman"/>
           <w:b/>
           <w:bCs/>
-          <w:sz w:val="28"/>
-          <w:szCs w:val="28"/>
         </w:rPr>
         <w:t xml:space="preserve">Сделано: </w:t>
       </w:r>
       <w:r>
-        <w:rPr>
-          <w:rFonts w:ascii="Times New Roman" w:cs="Times New Roman" w:eastAsia="Times New Roman" w:hAnsi="Times New Roman"/>
-          <w:sz w:val="28"/>
-          <w:szCs w:val="28"/>
-        </w:rPr>
         <w:t xml:space="preserve">столбец краткого описания </w:t>
       </w:r>
       <w:r>
         <w:rPr>
-          <w:rFonts w:ascii="Consolas" w:cs="Consolas" w:eastAsia="Consolas" w:hAnsi="Consolas"/>
-          <w:sz w:val="24"/>
-          <w:szCs w:val="24"/>
-        </w:rPr>
-        <w:t xml:space="preserve">comet_description</w:t>
-      </w:r>
-      <w:r>
-        <w:rPr>
-          <w:rFonts w:ascii="Times New Roman" w:cs="Times New Roman" w:eastAsia="Times New Roman" w:hAnsi="Times New Roman"/>
-          <w:sz w:val="28"/>
-          <w:szCs w:val="28"/>
-        </w:rPr>
+          <w:rFonts w:ascii="Consolas" w:eastAsia="Consolas" w:hAnsi="Consolas" w:cs="Consolas"/>
+          <w:sz w:val="24"/>
+          <w:szCs w:val="24"/>
+        </w:rPr>
+        <w:t>comet_description</w:t>
+      </w:r>
+      <w:r>
         <w:t xml:space="preserve"> в таблице </w:t>
       </w:r>
       <w:r>
         <w:rPr>
-          <w:rFonts w:ascii="Consolas" w:cs="Consolas" w:eastAsia="Consolas" w:hAnsi="Consolas"/>
-          <w:sz w:val="24"/>
-          <w:szCs w:val="24"/>
-        </w:rPr>
-        <w:t xml:space="preserve">comets</w:t>
-      </w:r>
-      <w:r>
-        <w:rPr>
-          <w:rFonts w:ascii="Times New Roman" w:cs="Times New Roman" w:eastAsia="Times New Roman" w:hAnsi="Times New Roman"/>
-          <w:sz w:val="28"/>
-          <w:szCs w:val="28"/>
-        </w:rPr>
+          <w:rFonts w:ascii="Consolas" w:eastAsia="Consolas" w:hAnsi="Consolas" w:cs="Consolas"/>
+          <w:sz w:val="24"/>
+          <w:szCs w:val="24"/>
+        </w:rPr>
+        <w:t>comets</w:t>
+      </w:r>
+      <w:r>
         <w:t xml:space="preserve"> обязательный — </w:t>
       </w:r>
       <w:r>
         <w:rPr>
-          <w:rFonts w:ascii="Consolas" w:cs="Consolas" w:eastAsia="Consolas" w:hAnsi="Consolas"/>
-          <w:sz w:val="24"/>
-          <w:szCs w:val="24"/>
-        </w:rPr>
-        <w:t xml:space="preserve">NOT NULL</w:t>
-      </w:r>
-      <w:r>
-        <w:rPr>
-          <w:rFonts w:ascii="Times New Roman" w:cs="Times New Roman" w:eastAsia="Times New Roman" w:hAnsi="Times New Roman"/>
-          <w:sz w:val="28"/>
-          <w:szCs w:val="28"/>
-        </w:rPr>
+          <w:rFonts w:ascii="Consolas" w:eastAsia="Consolas" w:hAnsi="Consolas" w:cs="Consolas"/>
+          <w:sz w:val="24"/>
+          <w:szCs w:val="24"/>
+        </w:rPr>
+        <w:t>NOT NULL</w:t>
+      </w:r>
+      <w:r>
         <w:t xml:space="preserve"> (на диаграмме у него нет пометки N, которой отмечены необязательные столбцы). Ниже — описание ER-диаграммы.</w:t>
       </w:r>
     </w:p>
@@ -3319,84 +2947,56 @@
       </w:pPr>
       <w:r>
         <w:rPr>
-          <w:rFonts w:ascii="Times New Roman" w:cs="Times New Roman" w:eastAsia="Times New Roman" w:hAnsi="Times New Roman"/>
           <w:b/>
           <w:bCs/>
-          <w:sz w:val="28"/>
-          <w:szCs w:val="28"/>
-        </w:rPr>
-        <w:t xml:space="preserve">users</w:t>
-      </w:r>
-      <w:r>
-        <w:rPr>
-          <w:rFonts w:ascii="Times New Roman" w:cs="Times New Roman" w:eastAsia="Times New Roman" w:hAnsi="Times New Roman"/>
-          <w:sz w:val="28"/>
-          <w:szCs w:val="28"/>
-        </w:rPr>
+        </w:rPr>
+        <w:t>users</w:t>
+      </w:r>
+      <w:r>
         <w:t xml:space="preserve"> — пользователи: первичный ключ </w:t>
       </w:r>
       <w:r>
         <w:rPr>
-          <w:rFonts w:ascii="Consolas" w:cs="Consolas" w:eastAsia="Consolas" w:hAnsi="Consolas"/>
-          <w:sz w:val="24"/>
-          <w:szCs w:val="24"/>
-        </w:rPr>
-        <w:t xml:space="preserve">id</w:t>
-      </w:r>
-      <w:r>
-        <w:rPr>
-          <w:rFonts w:ascii="Times New Roman" w:cs="Times New Roman" w:eastAsia="Times New Roman" w:hAnsi="Times New Roman"/>
-          <w:sz w:val="28"/>
-          <w:szCs w:val="28"/>
-        </w:rPr>
+          <w:rFonts w:ascii="Consolas" w:eastAsia="Consolas" w:hAnsi="Consolas" w:cs="Consolas"/>
+          <w:sz w:val="24"/>
+          <w:szCs w:val="24"/>
+        </w:rPr>
+        <w:t>id</w:t>
+      </w:r>
+      <w:r>
         <w:t xml:space="preserve">, уникальный логин </w:t>
       </w:r>
       <w:r>
         <w:rPr>
-          <w:rFonts w:ascii="Consolas" w:cs="Consolas" w:eastAsia="Consolas" w:hAnsi="Consolas"/>
-          <w:sz w:val="24"/>
-          <w:szCs w:val="24"/>
-        </w:rPr>
-        <w:t xml:space="preserve">login</w:t>
-      </w:r>
-      <w:r>
-        <w:rPr>
-          <w:rFonts w:ascii="Times New Roman" w:cs="Times New Roman" w:eastAsia="Times New Roman" w:hAnsi="Times New Roman"/>
-          <w:sz w:val="28"/>
-          <w:szCs w:val="28"/>
-        </w:rPr>
+          <w:rFonts w:ascii="Consolas" w:eastAsia="Consolas" w:hAnsi="Consolas" w:cs="Consolas"/>
+          <w:sz w:val="24"/>
+          <w:szCs w:val="24"/>
+        </w:rPr>
+        <w:t>login</w:t>
+      </w:r>
+      <w:r>
         <w:t xml:space="preserve"> (varchar 50), имя </w:t>
       </w:r>
       <w:r>
         <w:rPr>
-          <w:rFonts w:ascii="Consolas" w:cs="Consolas" w:eastAsia="Consolas" w:hAnsi="Consolas"/>
-          <w:sz w:val="24"/>
-          <w:szCs w:val="24"/>
-        </w:rPr>
-        <w:t xml:space="preserve">full_name</w:t>
-      </w:r>
-      <w:r>
-        <w:rPr>
-          <w:rFonts w:ascii="Times New Roman" w:cs="Times New Roman" w:eastAsia="Times New Roman" w:hAnsi="Times New Roman"/>
-          <w:sz w:val="28"/>
-          <w:szCs w:val="28"/>
-        </w:rPr>
+          <w:rFonts w:ascii="Consolas" w:eastAsia="Consolas" w:hAnsi="Consolas" w:cs="Consolas"/>
+          <w:sz w:val="24"/>
+          <w:szCs w:val="24"/>
+        </w:rPr>
+        <w:t>full_name</w:t>
+      </w:r>
+      <w:r>
         <w:t xml:space="preserve"> (varchar 100), bcrypt-хеш пароля </w:t>
       </w:r>
       <w:r>
         <w:rPr>
-          <w:rFonts w:ascii="Consolas" w:cs="Consolas" w:eastAsia="Consolas" w:hAnsi="Consolas"/>
-          <w:sz w:val="24"/>
-          <w:szCs w:val="24"/>
-        </w:rPr>
-        <w:t xml:space="preserve">password_hash</w:t>
-      </w:r>
-      <w:r>
-        <w:rPr>
-          <w:rFonts w:ascii="Times New Roman" w:cs="Times New Roman" w:eastAsia="Times New Roman" w:hAnsi="Times New Roman"/>
-          <w:sz w:val="28"/>
-          <w:szCs w:val="28"/>
-        </w:rPr>
+          <w:rFonts w:ascii="Consolas" w:eastAsia="Consolas" w:hAnsi="Consolas" w:cs="Consolas"/>
+          <w:sz w:val="24"/>
+          <w:szCs w:val="24"/>
+        </w:rPr>
+        <w:t>password_hash</w:t>
+      </w:r>
+      <w:r>
         <w:t xml:space="preserve"> (varchar 100).</w:t>
       </w:r>
     </w:p>
@@ -3408,197 +3008,134 @@
       </w:pPr>
       <w:r>
         <w:rPr>
-          <w:rFonts w:ascii="Times New Roman" w:cs="Times New Roman" w:eastAsia="Times New Roman" w:hAnsi="Times New Roman"/>
           <w:b/>
           <w:bCs/>
-          <w:sz w:val="28"/>
-          <w:szCs w:val="28"/>
-        </w:rPr>
-        <w:t xml:space="preserve">comets</w:t>
-      </w:r>
-      <w:r>
-        <w:rPr>
-          <w:rFonts w:ascii="Times New Roman" w:cs="Times New Roman" w:eastAsia="Times New Roman" w:hAnsi="Times New Roman"/>
-          <w:sz w:val="28"/>
-          <w:szCs w:val="28"/>
-        </w:rPr>
+        </w:rPr>
+        <w:t>comets</w:t>
+      </w:r>
+      <w:r>
         <w:t xml:space="preserve"> — услуги (кометы): первичный ключ </w:t>
       </w:r>
       <w:r>
         <w:rPr>
-          <w:rFonts w:ascii="Consolas" w:cs="Consolas" w:eastAsia="Consolas" w:hAnsi="Consolas"/>
-          <w:sz w:val="24"/>
-          <w:szCs w:val="24"/>
-        </w:rPr>
-        <w:t xml:space="preserve">id</w:t>
-      </w:r>
-      <w:r>
-        <w:rPr>
-          <w:rFonts w:ascii="Times New Roman" w:cs="Times New Roman" w:eastAsia="Times New Roman" w:hAnsi="Times New Roman"/>
-          <w:sz w:val="28"/>
-          <w:szCs w:val="28"/>
-        </w:rPr>
+          <w:rFonts w:ascii="Consolas" w:eastAsia="Consolas" w:hAnsi="Consolas" w:cs="Consolas"/>
+          <w:sz w:val="24"/>
+          <w:szCs w:val="24"/>
+        </w:rPr>
+        <w:t>id</w:t>
+      </w:r>
+      <w:r>
         <w:t xml:space="preserve">, наименование </w:t>
       </w:r>
       <w:r>
         <w:rPr>
-          <w:rFonts w:ascii="Consolas" w:cs="Consolas" w:eastAsia="Consolas" w:hAnsi="Consolas"/>
-          <w:sz w:val="24"/>
-          <w:szCs w:val="24"/>
-        </w:rPr>
-        <w:t xml:space="preserve">comet_name</w:t>
-      </w:r>
-      <w:r>
-        <w:rPr>
-          <w:rFonts w:ascii="Times New Roman" w:cs="Times New Roman" w:eastAsia="Times New Roman" w:hAnsi="Times New Roman"/>
-          <w:sz w:val="28"/>
-          <w:szCs w:val="28"/>
-        </w:rPr>
+          <w:rFonts w:ascii="Consolas" w:eastAsia="Consolas" w:hAnsi="Consolas" w:cs="Consolas"/>
+          <w:sz w:val="24"/>
+          <w:szCs w:val="24"/>
+        </w:rPr>
+        <w:t>comet_name</w:t>
+      </w:r>
+      <w:r>
         <w:t xml:space="preserve"> (varchar 100), краткое описание </w:t>
       </w:r>
       <w:r>
         <w:rPr>
-          <w:rFonts w:ascii="Consolas" w:cs="Consolas" w:eastAsia="Consolas" w:hAnsi="Consolas"/>
-          <w:sz w:val="24"/>
-          <w:szCs w:val="24"/>
-        </w:rPr>
-        <w:t xml:space="preserve">comet_description</w:t>
-      </w:r>
-      <w:r>
-        <w:rPr>
-          <w:rFonts w:ascii="Times New Roman" w:cs="Times New Roman" w:eastAsia="Times New Roman" w:hAnsi="Times New Roman"/>
-          <w:sz w:val="28"/>
-          <w:szCs w:val="28"/>
-        </w:rPr>
+          <w:rFonts w:ascii="Consolas" w:eastAsia="Consolas" w:hAnsi="Consolas" w:cs="Consolas"/>
+          <w:sz w:val="24"/>
+          <w:szCs w:val="24"/>
+        </w:rPr>
+        <w:t>comet_description</w:t>
+      </w:r>
+      <w:r>
         <w:t xml:space="preserve"> (varchar 500), статус </w:t>
       </w:r>
       <w:r>
         <w:rPr>
-          <w:rFonts w:ascii="Consolas" w:cs="Consolas" w:eastAsia="Consolas" w:hAnsi="Consolas"/>
-          <w:sz w:val="24"/>
-          <w:szCs w:val="24"/>
-        </w:rPr>
-        <w:t xml:space="preserve">comet_status</w:t>
-      </w:r>
-      <w:r>
-        <w:rPr>
-          <w:rFonts w:ascii="Times New Roman" w:cs="Times New Roman" w:eastAsia="Times New Roman" w:hAnsi="Times New Roman"/>
-          <w:sz w:val="28"/>
-          <w:szCs w:val="28"/>
-        </w:rPr>
+          <w:rFonts w:ascii="Consolas" w:eastAsia="Consolas" w:hAnsi="Consolas" w:cs="Consolas"/>
+          <w:sz w:val="24"/>
+          <w:szCs w:val="24"/>
+        </w:rPr>
+        <w:t>comet_status</w:t>
+      </w:r>
+      <w:r>
         <w:t xml:space="preserve"> (draft / published / deleted), имена файлов изображения и видео </w:t>
       </w:r>
       <w:r>
         <w:rPr>
-          <w:rFonts w:ascii="Consolas" w:cs="Consolas" w:eastAsia="Consolas" w:hAnsi="Consolas"/>
-          <w:sz w:val="24"/>
-          <w:szCs w:val="24"/>
-        </w:rPr>
-        <w:t xml:space="preserve">comet_photo</w:t>
-      </w:r>
-      <w:r>
-        <w:rPr>
-          <w:rFonts w:ascii="Times New Roman" w:cs="Times New Roman" w:eastAsia="Times New Roman" w:hAnsi="Times New Roman"/>
-          <w:sz w:val="28"/>
-          <w:szCs w:val="28"/>
-        </w:rPr>
+          <w:rFonts w:ascii="Consolas" w:eastAsia="Consolas" w:hAnsi="Consolas" w:cs="Consolas"/>
+          <w:sz w:val="24"/>
+          <w:szCs w:val="24"/>
+        </w:rPr>
+        <w:t>comet_photo</w:t>
+      </w:r>
+      <w:r>
         <w:t xml:space="preserve">, </w:t>
       </w:r>
       <w:r>
         <w:rPr>
-          <w:rFonts w:ascii="Consolas" w:cs="Consolas" w:eastAsia="Consolas" w:hAnsi="Consolas"/>
-          <w:sz w:val="24"/>
-          <w:szCs w:val="24"/>
-        </w:rPr>
-        <w:t xml:space="preserve">comet_video</w:t>
-      </w:r>
-      <w:r>
-        <w:rPr>
-          <w:rFonts w:ascii="Times New Roman" w:cs="Times New Roman" w:eastAsia="Times New Roman" w:hAnsi="Times New Roman"/>
-          <w:sz w:val="28"/>
-          <w:szCs w:val="28"/>
-        </w:rPr>
+          <w:rFonts w:ascii="Consolas" w:eastAsia="Consolas" w:hAnsi="Consolas" w:cs="Consolas"/>
+          <w:sz w:val="24"/>
+          <w:szCs w:val="24"/>
+        </w:rPr>
+        <w:t>comet_video</w:t>
+      </w:r>
+      <w:r>
         <w:t xml:space="preserve"> (varchar 255), два поля по теме — период обращения </w:t>
       </w:r>
       <w:r>
         <w:rPr>
-          <w:rFonts w:ascii="Consolas" w:cs="Consolas" w:eastAsia="Consolas" w:hAnsi="Consolas"/>
-          <w:sz w:val="24"/>
-          <w:szCs w:val="24"/>
-        </w:rPr>
-        <w:t xml:space="preserve">orbital_period</w:t>
-      </w:r>
-      <w:r>
-        <w:rPr>
-          <w:rFonts w:ascii="Times New Roman" w:cs="Times New Roman" w:eastAsia="Times New Roman" w:hAnsi="Times New Roman"/>
-          <w:sz w:val="28"/>
-          <w:szCs w:val="28"/>
-        </w:rPr>
+          <w:rFonts w:ascii="Consolas" w:eastAsia="Consolas" w:hAnsi="Consolas" w:cs="Consolas"/>
+          <w:sz w:val="24"/>
+          <w:szCs w:val="24"/>
+        </w:rPr>
+        <w:t>orbital_period</w:t>
+      </w:r>
+      <w:r>
         <w:t xml:space="preserve"> (numeric 8,2) и эксцентриситет </w:t>
       </w:r>
       <w:r>
         <w:rPr>
-          <w:rFonts w:ascii="Consolas" w:cs="Consolas" w:eastAsia="Consolas" w:hAnsi="Consolas"/>
-          <w:sz w:val="24"/>
-          <w:szCs w:val="24"/>
-        </w:rPr>
-        <w:t xml:space="preserve">orbit_eccentricity</w:t>
-      </w:r>
-      <w:r>
-        <w:rPr>
-          <w:rFonts w:ascii="Times New Roman" w:cs="Times New Roman" w:eastAsia="Times New Roman" w:hAnsi="Times New Roman"/>
-          <w:sz w:val="28"/>
-          <w:szCs w:val="28"/>
-        </w:rPr>
+          <w:rFonts w:ascii="Consolas" w:eastAsia="Consolas" w:hAnsi="Consolas" w:cs="Consolas"/>
+          <w:sz w:val="24"/>
+          <w:szCs w:val="24"/>
+        </w:rPr>
+        <w:t>orbit_eccentricity</w:t>
+      </w:r>
+      <w:r>
         <w:t xml:space="preserve"> (numeric 4,3), дата создания </w:t>
       </w:r>
       <w:r>
         <w:rPr>
-          <w:rFonts w:ascii="Consolas" w:cs="Consolas" w:eastAsia="Consolas" w:hAnsi="Consolas"/>
-          <w:sz w:val="24"/>
-          <w:szCs w:val="24"/>
-        </w:rPr>
-        <w:t xml:space="preserve">created_at</w:t>
-      </w:r>
-      <w:r>
-        <w:rPr>
-          <w:rFonts w:ascii="Times New Roman" w:cs="Times New Roman" w:eastAsia="Times New Roman" w:hAnsi="Times New Roman"/>
-          <w:sz w:val="28"/>
-          <w:szCs w:val="28"/>
-        </w:rPr>
+          <w:rFonts w:ascii="Consolas" w:eastAsia="Consolas" w:hAnsi="Consolas" w:cs="Consolas"/>
+          <w:sz w:val="24"/>
+          <w:szCs w:val="24"/>
+        </w:rPr>
+        <w:t>created_at</w:t>
+      </w:r>
+      <w:r>
         <w:t xml:space="preserve">, создатель </w:t>
       </w:r>
       <w:r>
         <w:rPr>
-          <w:rFonts w:ascii="Consolas" w:cs="Consolas" w:eastAsia="Consolas" w:hAnsi="Consolas"/>
-          <w:sz w:val="24"/>
-          <w:szCs w:val="24"/>
-        </w:rPr>
-        <w:t xml:space="preserve">creator_id</w:t>
-      </w:r>
-      <w:r>
-        <w:rPr>
-          <w:rFonts w:ascii="Times New Roman" w:cs="Times New Roman" w:eastAsia="Times New Roman" w:hAnsi="Times New Roman"/>
-          <w:sz w:val="28"/>
-          <w:szCs w:val="28"/>
-        </w:rPr>
+          <w:rFonts w:ascii="Consolas" w:eastAsia="Consolas" w:hAnsi="Consolas" w:cs="Consolas"/>
+          <w:sz w:val="24"/>
+          <w:szCs w:val="24"/>
+        </w:rPr>
+        <w:t>creator_id</w:t>
+      </w:r>
+      <w:r>
         <w:t xml:space="preserve"> (внешний ключ на users.id), дата формирования </w:t>
       </w:r>
       <w:r>
         <w:rPr>
-          <w:rFonts w:ascii="Consolas" w:cs="Consolas" w:eastAsia="Consolas" w:hAnsi="Consolas"/>
-          <w:sz w:val="24"/>
-          <w:szCs w:val="24"/>
-        </w:rPr>
-        <w:t xml:space="preserve">formed_at</w:t>
-      </w:r>
-      <w:r>
-        <w:rPr>
-          <w:rFonts w:ascii="Times New Roman" w:cs="Times New Roman" w:eastAsia="Times New Roman" w:hAnsi="Times New Roman"/>
-          <w:sz w:val="28"/>
-          <w:szCs w:val="28"/>
-        </w:rPr>
-        <w:t xml:space="preserve">. Поля по теме и дата формирования необязательные: они заполняются при публикации.</w:t>
+          <w:rFonts w:ascii="Consolas" w:eastAsia="Consolas" w:hAnsi="Consolas" w:cs="Consolas"/>
+          <w:sz w:val="24"/>
+          <w:szCs w:val="24"/>
+        </w:rPr>
+        <w:t>formed_at</w:t>
+      </w:r>
+      <w:r>
+        <w:t>. Поля по теме и дата формирования необязательные: они заполняются при публикации.</w:t>
       </w:r>
     </w:p>
     <w:p>
@@ -3609,68 +3146,45 @@
       </w:pPr>
       <w:r>
         <w:rPr>
-          <w:rFonts w:ascii="Times New Roman" w:cs="Times New Roman" w:eastAsia="Times New Roman" w:hAnsi="Times New Roman"/>
           <w:b/>
           <w:bCs/>
-          <w:sz w:val="28"/>
-          <w:szCs w:val="28"/>
-        </w:rPr>
-        <w:t xml:space="preserve">comet_likes</w:t>
-      </w:r>
-      <w:r>
-        <w:rPr>
-          <w:rFonts w:ascii="Times New Roman" w:cs="Times New Roman" w:eastAsia="Times New Roman" w:hAnsi="Times New Roman"/>
-          <w:sz w:val="28"/>
-          <w:szCs w:val="28"/>
-        </w:rPr>
+        </w:rPr>
+        <w:t>comet_likes</w:t>
+      </w:r>
+      <w:r>
         <w:t xml:space="preserve"> — лайки, связь м-м пользователь–комета: первичный ключ </w:t>
       </w:r>
       <w:r>
         <w:rPr>
-          <w:rFonts w:ascii="Consolas" w:cs="Consolas" w:eastAsia="Consolas" w:hAnsi="Consolas"/>
-          <w:sz w:val="24"/>
-          <w:szCs w:val="24"/>
-        </w:rPr>
-        <w:t xml:space="preserve">id</w:t>
-      </w:r>
-      <w:r>
-        <w:rPr>
-          <w:rFonts w:ascii="Times New Roman" w:cs="Times New Roman" w:eastAsia="Times New Roman" w:hAnsi="Times New Roman"/>
-          <w:sz w:val="28"/>
-          <w:szCs w:val="28"/>
-        </w:rPr>
+          <w:rFonts w:ascii="Consolas" w:eastAsia="Consolas" w:hAnsi="Consolas" w:cs="Consolas"/>
+          <w:sz w:val="24"/>
+          <w:szCs w:val="24"/>
+        </w:rPr>
+        <w:t>id</w:t>
+      </w:r>
+      <w:r>
         <w:t xml:space="preserve">, внешние ключи </w:t>
       </w:r>
       <w:r>
         <w:rPr>
-          <w:rFonts w:ascii="Consolas" w:cs="Consolas" w:eastAsia="Consolas" w:hAnsi="Consolas"/>
-          <w:sz w:val="24"/>
-          <w:szCs w:val="24"/>
-        </w:rPr>
-        <w:t xml:space="preserve">user_id</w:t>
-      </w:r>
-      <w:r>
-        <w:rPr>
-          <w:rFonts w:ascii="Times New Roman" w:cs="Times New Roman" w:eastAsia="Times New Roman" w:hAnsi="Times New Roman"/>
-          <w:sz w:val="28"/>
-          <w:szCs w:val="28"/>
-        </w:rPr>
+          <w:rFonts w:ascii="Consolas" w:eastAsia="Consolas" w:hAnsi="Consolas" w:cs="Consolas"/>
+          <w:sz w:val="24"/>
+          <w:szCs w:val="24"/>
+        </w:rPr>
+        <w:t>user_id</w:t>
+      </w:r>
+      <w:r>
         <w:t xml:space="preserve"> (на users.id) и </w:t>
       </w:r>
       <w:r>
         <w:rPr>
-          <w:rFonts w:ascii="Consolas" w:cs="Consolas" w:eastAsia="Consolas" w:hAnsi="Consolas"/>
-          <w:sz w:val="24"/>
-          <w:szCs w:val="24"/>
-        </w:rPr>
-        <w:t xml:space="preserve">comet_id</w:t>
-      </w:r>
-      <w:r>
-        <w:rPr>
-          <w:rFonts w:ascii="Times New Roman" w:cs="Times New Roman" w:eastAsia="Times New Roman" w:hAnsi="Times New Roman"/>
-          <w:sz w:val="28"/>
-          <w:szCs w:val="28"/>
-        </w:rPr>
+          <w:rFonts w:ascii="Consolas" w:eastAsia="Consolas" w:hAnsi="Consolas" w:cs="Consolas"/>
+          <w:sz w:val="24"/>
+          <w:szCs w:val="24"/>
+        </w:rPr>
+        <w:t>comet_id</w:t>
+      </w:r>
+      <w:r>
         <w:t xml:space="preserve"> (на comets.id), пара уникальна.</w:t>
       </w:r>
     </w:p>
@@ -3682,36 +3196,23 @@
       </w:pPr>
       <w:r>
         <w:rPr>
-          <w:rFonts w:ascii="Times New Roman" w:cs="Times New Roman" w:eastAsia="Times New Roman" w:hAnsi="Times New Roman"/>
           <w:b/>
           <w:bCs/>
-          <w:sz w:val="28"/>
-          <w:szCs w:val="28"/>
         </w:rPr>
         <w:t xml:space="preserve">Связи: </w:t>
       </w:r>
       <w:r>
-        <w:rPr>
-          <w:rFonts w:ascii="Times New Roman" w:cs="Times New Roman" w:eastAsia="Times New Roman" w:hAnsi="Times New Roman"/>
-          <w:sz w:val="28"/>
-          <w:szCs w:val="28"/>
-        </w:rPr>
         <w:t xml:space="preserve">пользователь создаёт много комет (users 1 — 0..* comets); пользователь ставит много лайков (users 1 — 0..* comet_likes); у кометы много лайков (comets 1 — 0..* comet_likes). Каскадное удаление не используется. У каждого пользователя не более одного черновика: частичный уникальный индекс по </w:t>
       </w:r>
       <w:r>
         <w:rPr>
-          <w:rFonts w:ascii="Consolas" w:cs="Consolas" w:eastAsia="Consolas" w:hAnsi="Consolas"/>
-          <w:sz w:val="24"/>
-          <w:szCs w:val="24"/>
-        </w:rPr>
-        <w:t xml:space="preserve">creator_id</w:t>
-      </w:r>
-      <w:r>
-        <w:rPr>
-          <w:rFonts w:ascii="Times New Roman" w:cs="Times New Roman" w:eastAsia="Times New Roman" w:hAnsi="Times New Roman"/>
-          <w:sz w:val="28"/>
-          <w:szCs w:val="28"/>
-        </w:rPr>
+          <w:rFonts w:ascii="Consolas" w:eastAsia="Consolas" w:hAnsi="Consolas" w:cs="Consolas"/>
+          <w:sz w:val="24"/>
+          <w:szCs w:val="24"/>
+        </w:rPr>
+        <w:t>creator_id</w:t>
+      </w:r>
+      <w:r>
         <w:t xml:space="preserve"> для статуса draft.</w:t>
       </w:r>
     </w:p>
@@ -3723,43 +3224,30 @@
     <w:p>
       <w:pPr>
         <w:keepNext/>
-        <w:spacing w:after="160" w:before="280"/>
-      </w:pPr>
-      <w:r>
-        <w:rPr>
-          <w:rFonts w:ascii="Times New Roman" w:cs="Times New Roman" w:eastAsia="Times New Roman" w:hAnsi="Times New Roman"/>
+        <w:spacing w:before="280" w:after="160"/>
+      </w:pPr>
+      <w:r>
+        <w:rPr>
           <w:b/>
           <w:bCs/>
           <w:sz w:val="32"/>
           <w:szCs w:val="32"/>
         </w:rPr>
-        <w:t xml:space="preserve">4. Диаграмма классов (StarUML)</w:t>
+        <w:lastRenderedPageBreak/>
+        <w:t>4. Диаграмма классов (StarUML)</w:t>
       </w:r>
     </w:p>
     <w:p>
       <w:pPr>
         <w:keepNext/>
-        <w:spacing w:after="80" w:before="240"/>
-      </w:pPr>
-      <w:r>
-        <w:rPr>
-          <w:rFonts w:ascii="Times New Roman" w:cs="Times New Roman" w:eastAsia="Times New Roman" w:hAnsi="Times New Roman"/>
+        <w:spacing w:before="240" w:after="80"/>
+      </w:pPr>
+      <w:r>
+        <w:rPr>
           <w:b/>
           <w:bCs/>
-          <w:sz w:val="28"/>
-          <w:szCs w:val="28"/>
-        </w:rPr>
-        <w:t xml:space="preserve">Замечание: </w:t>
-      </w:r>
-      <w:r>
-        <w:rPr>
-          <w:rFonts w:ascii="Times New Roman" w:cs="Times New Roman" w:eastAsia="Times New Roman" w:hAnsi="Times New Roman"/>
-          <w:b/>
-          <w:bCs/>
-          <w:sz w:val="28"/>
-          <w:szCs w:val="28"/>
-        </w:rPr>
-        <w:t xml:space="preserve">под А4, вертикально; всё мелко; страницы по теме, перенос текста страниц сделать; левый плохой, плохие интерфейсы; покомпактнее</w:t>
+        </w:rPr>
+        <w:t>Замечание: под А4, вертикально; всё мелко; страницы по теме, перенос текста страниц сделать; левый плохой, плохие интерфейсы; покомпактнее</w:t>
       </w:r>
     </w:p>
     <w:p>
@@ -3770,21 +3258,13 @@
       </w:pPr>
       <w:r>
         <w:rPr>
-          <w:rFonts w:ascii="Times New Roman" w:cs="Times New Roman" w:eastAsia="Times New Roman" w:hAnsi="Times New Roman"/>
           <w:b/>
           <w:bCs/>
-          <w:sz w:val="28"/>
-          <w:szCs w:val="28"/>
         </w:rPr>
         <w:t xml:space="preserve">Сделано: </w:t>
       </w:r>
       <w:r>
-        <w:rPr>
-          <w:rFonts w:ascii="Times New Roman" w:cs="Times New Roman" w:eastAsia="Times New Roman" w:hAnsi="Times New Roman"/>
-          <w:sz w:val="28"/>
-          <w:szCs w:val="28"/>
-        </w:rPr>
-        <w:t xml:space="preserve">диаграмма классов перестроена:</w:t>
+        <w:t>диаграмма классов перестроена:</w:t>
       </w:r>
     </w:p>
     <w:p>
@@ -3794,20 +3274,7 @@
         <w:jc w:val="both"/>
       </w:pPr>
       <w:r>
-        <w:rPr>
-          <w:rFonts w:ascii="Times New Roman" w:cs="Times New Roman" w:eastAsia="Times New Roman" w:hAnsi="Times New Roman"/>
-          <w:sz w:val="28"/>
-          <w:szCs w:val="28"/>
-        </w:rPr>
-        <w:t xml:space="preserve">– </w:t>
-      </w:r>
-      <w:r>
-        <w:rPr>
-          <w:rFonts w:ascii="Times New Roman" w:cs="Times New Roman" w:eastAsia="Times New Roman" w:hAnsi="Times New Roman"/>
-          <w:sz w:val="28"/>
-          <w:szCs w:val="28"/>
-        </w:rPr>
-        <w:t xml:space="preserve">компоновка под вертикальный лист А4: ширина уменьшена с 1030 до 710 точек, домены расположены один под другим, поэтому при печати на ширину листа текст примерно в 1,5 раза крупнее;</w:t>
+        <w:t>– компоновка под вертикальный лист А4: ширина уменьшена с 1030 до 710 точек, домены расположены один под другим, поэтому при печати на ширину листа текст примерно в 1,5 раза крупнее;</w:t>
       </w:r>
     </w:p>
     <w:p>
@@ -3817,20 +3284,7 @@
         <w:jc w:val="both"/>
       </w:pPr>
       <w:r>
-        <w:rPr>
-          <w:rFonts w:ascii="Times New Roman" w:cs="Times New Roman" w:eastAsia="Times New Roman" w:hAnsi="Times New Roman"/>
-          <w:sz w:val="28"/>
-          <w:szCs w:val="28"/>
-        </w:rPr>
-        <w:t xml:space="preserve">– </w:t>
-      </w:r>
-      <w:r>
-        <w:rPr>
-          <w:rFonts w:ascii="Times New Roman" w:cs="Times New Roman" w:eastAsia="Times New Roman" w:hAnsi="Times New Roman"/>
-          <w:sz w:val="28"/>
-          <w:szCs w:val="28"/>
-        </w:rPr>
-        <w:t xml:space="preserve">страницы названы по теме: «Лента комет», «Плитка комет», «Добавление кометы», «Аутентификация»; у названий страниц включён перенос текста;</w:t>
+        <w:t>– страницы названы по теме: «Лента комет», «Плитка комет», «Добавление кометы», «Аутентификация»; у названий страниц включён перенос текста;</w:t>
       </w:r>
     </w:p>
     <w:p>
@@ -3840,20 +3294,7 @@
         <w:jc w:val="both"/>
       </w:pPr>
       <w:r>
-        <w:rPr>
-          <w:rFonts w:ascii="Times New Roman" w:cs="Times New Roman" w:eastAsia="Times New Roman" w:hAnsi="Times New Roman"/>
-          <w:sz w:val="28"/>
-          <w:szCs w:val="28"/>
-        </w:rPr>
-        <w:t xml:space="preserve">– </w:t>
-      </w:r>
-      <w:r>
-        <w:rPr>
-          <w:rFonts w:ascii="Times New Roman" w:cs="Times New Roman" w:eastAsia="Times New Roman" w:hAnsi="Times New Roman"/>
-          <w:sz w:val="28"/>
-          <w:szCs w:val="28"/>
-        </w:rPr>
-        <w:t xml:space="preserve">исправлен левый интерфейс «API комет»: три страницы сходятся в одну линию и подключаются к интерфейсу одним разъёмом, как у «API пользователей» (раньше три линии давали двойное кольцо);</w:t>
+        <w:t>– исправлен левый интерфейс «API комет»: три страницы сходятся в одну линию и подключаются к интерфейсу одним разъёмом, как у «API пользователей» (раньше три линии давали двойное кольцо);</w:t>
       </w:r>
     </w:p>
     <w:p>
@@ -3863,20 +3304,7 @@
         <w:jc w:val="both"/>
       </w:pPr>
       <w:r>
-        <w:rPr>
-          <w:rFonts w:ascii="Times New Roman" w:cs="Times New Roman" w:eastAsia="Times New Roman" w:hAnsi="Times New Roman"/>
-          <w:sz w:val="28"/>
-          <w:szCs w:val="28"/>
-        </w:rPr>
-        <w:t xml:space="preserve">– </w:t>
-      </w:r>
-      <w:r>
-        <w:rPr>
-          <w:rFonts w:ascii="Times New Roman" w:cs="Times New Roman" w:eastAsia="Times New Roman" w:hAnsi="Times New Roman"/>
-          <w:sz w:val="28"/>
-          <w:szCs w:val="28"/>
-        </w:rPr>
-        <w:t xml:space="preserve">диаграмма стала компактнее: уменьшены пакеты и расстояния между ними, линии зависимостей и реализации идут только по вертикали и горизонтали;</w:t>
+        <w:t>– диаграмма стала компактнее: уменьшены пакеты и расстояния между ними, линии зависимостей и реализации идут только по вертикали и горизонтали;</w:t>
       </w:r>
     </w:p>
     <w:p>
@@ -3886,20 +3314,7 @@
         <w:jc w:val="both"/>
       </w:pPr>
       <w:r>
-        <w:rPr>
-          <w:rFonts w:ascii="Times New Roman" w:cs="Times New Roman" w:eastAsia="Times New Roman" w:hAnsi="Times New Roman"/>
-          <w:sz w:val="28"/>
-          <w:szCs w:val="28"/>
-        </w:rPr>
-        <w:t xml:space="preserve">– </w:t>
-      </w:r>
-      <w:r>
-        <w:rPr>
-          <w:rFonts w:ascii="Times New Roman" w:cs="Times New Roman" w:eastAsia="Times New Roman" w:hAnsi="Times New Roman"/>
-          <w:sz w:val="28"/>
-          <w:szCs w:val="28"/>
-        </w:rPr>
-        <w:t xml:space="preserve">в таблицах БД исправлены подписи кратности: Кометы 1 — 0..* Лайки, Пользователи 1 — 0..* Лайки, Пользователи 1 — 0..* Кометы.</w:t>
+        <w:t>– в таблицах БД исправлены подписи кратности: Кометы 1 — 0..* Лайки, Пользователи 1 — 0..* Лайки, Пользователи 1 — 0..* Кометы.</w:t>
       </w:r>
     </w:p>
     <w:p>
@@ -3909,48 +3324,7 @@
         <w:jc w:val="both"/>
       </w:pPr>
       <w:r>
-        <w:rPr>
-          <w:rFonts w:ascii="Times New Roman" w:cs="Times New Roman" w:eastAsia="Times New Roman" w:hAnsi="Times New Roman"/>
-          <w:sz w:val="28"/>
-          <w:szCs w:val="28"/>
-        </w:rPr>
-        <w:t xml:space="preserve">Состав диаграммы прежний: 4 страницы приложения, два интерфейса, домены с 7 и 3 методами по url, три модели и три таблицы БД; страницы зависят от доменов через интерфейсы, домены — от моделей.</w:t>
-      </w:r>
-    </w:p>
-    <w:p>
-      <w:pPr>
-        <w:keepNext/>
-        <w:pBdr>
-          <w:top w:val="dashed" w:color="C00000" w:sz="6" w:space="6"/>
-          <w:left w:val="dashed" w:color="C00000" w:sz="6" w:space="6"/>
-          <w:bottom w:val="dashed" w:color="C00000" w:sz="6" w:space="6"/>
-          <w:right w:val="dashed" w:color="C00000" w:sz="6" w:space="6"/>
-        </w:pBdr>
-        <w:spacing w:after="60" w:before="160"/>
-        <w:jc w:val="center"/>
-      </w:pPr>
-      <w:r>
-        <w:rPr>
-          <w:rFonts w:ascii="Times New Roman" w:cs="Times New Roman" w:eastAsia="Times New Roman" w:hAnsi="Times New Roman"/>
-          <w:i/>
-          <w:iCs/>
-          <w:color w:val="C00000"/>
-          <w:sz w:val="24"/>
-          <w:szCs w:val="24"/>
-        </w:rPr>
-        <w:t xml:space="preserve">Вставить диаграмму классов из StarUML: открыть docs/comets.mdj → «Бэкенд Comet-Calc (ЛР3)» → «Диаграмма классов (ЛР3)»,</w:t>
-      </w:r>
-      <w:r>
-        <w:rPr>
-          <w:rFonts w:ascii="Times New Roman" w:cs="Times New Roman" w:eastAsia="Times New Roman" w:hAnsi="Times New Roman"/>
-          <w:i/>
-          <w:iCs/>
-          <w:color w:val="C00000"/>
-          <w:sz w:val="24"/>
-          <w:szCs w:val="24"/>
-        </w:rPr>
-        <w:br/>
-        <w:t xml:space="preserve">снять скриншотом экрана (при экспорте в файл StarUML добавляет надпись UNREGISTERED).</w:t>
+        <w:t>Состав диаграммы прежний: 4 страницы приложения, два интерфейса, домены с 7 и 3 методами по url, три модели и три таблицы БД; страницы зависят от доменов через интерфейсы, домены — от моделей.</w:t>
       </w:r>
     </w:p>
     <w:p>
@@ -3960,102 +3334,79 @@
       </w:pPr>
       <w:r>
         <w:rPr>
-          <w:rFonts w:ascii="Times New Roman" w:cs="Times New Roman" w:eastAsia="Times New Roman" w:hAnsi="Times New Roman"/>
-          <w:sz w:val="28"/>
-          <w:szCs w:val="28"/>
-        </w:rPr>
-        <w:t xml:space="preserve">Рисунок 19 – диаграмма классов под вертикальный лист А4: страницы по теме, интерфейсы, домены, модели, таблицы БД</w:t>
+          <w:noProof/>
+        </w:rPr>
+        <w:lastRenderedPageBreak/>
+        <w:drawing>
+          <wp:inline distT="0" distB="0" distL="0" distR="0" wp14:anchorId="5C0A5D3B" wp14:editId="02DD7F6D">
+            <wp:extent cx="6120130" cy="8650605"/>
+            <wp:effectExtent l="0" t="0" r="0" b="0"/>
+            <wp:docPr id="19" name="Рисунок 19"/>
+            <wp:cNvGraphicFramePr>
+              <a:graphicFrameLocks xmlns:a="http://schemas.openxmlformats.org/drawingml/2006/main" noChangeAspect="1"/>
+            </wp:cNvGraphicFramePr>
+            <a:graphic xmlns:a="http://schemas.openxmlformats.org/drawingml/2006/main">
+              <a:graphicData uri="http://schemas.openxmlformats.org/drawingml/2006/picture">
+                <pic:pic xmlns:pic="http://schemas.openxmlformats.org/drawingml/2006/picture">
+                  <pic:nvPicPr>
+                    <pic:cNvPr id="0" name="Picture 3"/>
+                    <pic:cNvPicPr>
+                      <a:picLocks noChangeAspect="1" noChangeArrowheads="1"/>
+                    </pic:cNvPicPr>
+                  </pic:nvPicPr>
+                  <pic:blipFill>
+                    <a:blip r:embed="rId23">
+                      <a:extLst>
+                        <a:ext uri="{28A0092B-C50C-407E-A947-70E740481C1C}">
+                          <a14:useLocalDpi xmlns:a14="http://schemas.microsoft.com/office/drawing/2010/main" val="0"/>
+                        </a:ext>
+                      </a:extLst>
+                    </a:blip>
+                    <a:srcRect/>
+                    <a:stretch>
+                      <a:fillRect/>
+                    </a:stretch>
+                  </pic:blipFill>
+                  <pic:spPr bwMode="auto">
+                    <a:xfrm>
+                      <a:off x="0" y="0"/>
+                      <a:ext cx="6120130" cy="8650605"/>
+                    </a:xfrm>
+                    <a:prstGeom prst="rect">
+                      <a:avLst/>
+                    </a:prstGeom>
+                    <a:noFill/>
+                    <a:ln>
+                      <a:noFill/>
+                    </a:ln>
+                  </pic:spPr>
+                </pic:pic>
+              </a:graphicData>
+            </a:graphic>
+          </wp:inline>
+        </w:drawing>
+      </w:r>
+      <w:r>
+        <w:t>Рисунок 19 – диаграмма классов под вертикальный лист А4: страницы по теме, интерфейсы, домены, модели, таблицы БД</w:t>
       </w:r>
     </w:p>
     <w:sectPr>
-      <w:pgSz w:w="11906" w:h="16838" w:orient="portrait"/>
+      <w:pgSz w:w="11906" w:h="16838"/>
       <w:pgMar w:top="1134" w:right="1134" w:bottom="1134" w:left="1134" w:header="708" w:footer="708" w:gutter="0"/>
-      <w:pgNumType/>
+      <w:cols w:space="720"/>
       <w:docGrid w:linePitch="360"/>
     </w:sectPr>
   </w:body>
 </w:document>
 </file>
 
-<file path=word/endnotes.xml><?xml version="1.0" encoding="utf-8"?>
-<w:endnotes xmlns:wpc="http://schemas.microsoft.com/office/word/2010/wordprocessingCanvas" xmlns:mc="http://schemas.openxmlformats.org/markup-compatibility/2006" xmlns:o="urn:schemas-microsoft-com:office:office" xmlns:r="http://schemas.openxmlformats.org/officeDocument/2006/relationships" xmlns:m="http://schemas.openxmlformats.org/officeDocument/2006/math" xmlns:v="urn:schemas-microsoft-com:vml" xmlns:wp14="http://schemas.microsoft.com/office/word/2010/wordprocessingDrawing" xmlns:wp="http://schemas.openxmlformats.org/drawingml/2006/wordprocessingDrawing" xmlns:w10="urn:schemas-microsoft-com:office:word" xmlns:w="http://schemas.openxmlformats.org/wordprocessingml/2006/main" xmlns:w14="http://schemas.microsoft.com/office/word/2010/wordml" xmlns:w15="http://schemas.microsoft.com/office/word/2012/wordml" xmlns:wpg="http://schemas.microsoft.com/office/word/2010/wordprocessingGroup" xmlns:wpi="http://schemas.microsoft.com/office/word/2010/wordprocessingInk" xmlns:wne="http://schemas.microsoft.com/office/word/2006/wordml" xmlns:wps="http://schemas.microsoft.com/office/word/2010/wordprocessingShape" mc:Ignorable="w14 w15 wp14">
-  <w:endnote w:type="separator" w:id="-1">
-    <w:p>
-      <w:pPr>
-        <w:spacing w:after="0" w:line="240" w:lineRule="auto"/>
-      </w:pPr>
-      <w:r>
-        <w:rPr>
-          <w:rStyle w:val="EndnoteReference"/>
-        </w:rPr>
-        <w:endnoteRef/>
-      </w:r>
-      <w:r>
-        <w:separator/>
-      </w:r>
-    </w:p>
-  </w:endnote>
-  <w:endnote w:type="continuationSeparator" w:id="0">
-    <w:p>
-      <w:pPr>
-        <w:spacing w:after="0" w:line="240" w:lineRule="auto"/>
-      </w:pPr>
-      <w:r>
-        <w:rPr>
-          <w:rStyle w:val="EndnoteReference"/>
-        </w:rPr>
-        <w:endnoteRef/>
-      </w:r>
-      <w:r>
-        <w:continuationSeparator/>
-      </w:r>
-    </w:p>
-  </w:endnote>
-</w:endnotes>
-</file>
-
-<file path=word/footnotes.xml><?xml version="1.0" encoding="utf-8"?>
-<w:footnotes xmlns:wpc="http://schemas.microsoft.com/office/word/2010/wordprocessingCanvas" xmlns:mc="http://schemas.openxmlformats.org/markup-compatibility/2006" xmlns:o="urn:schemas-microsoft-com:office:office" xmlns:r="http://schemas.openxmlformats.org/officeDocument/2006/relationships" xmlns:m="http://schemas.openxmlformats.org/officeDocument/2006/math" xmlns:v="urn:schemas-microsoft-com:vml" xmlns:wp14="http://schemas.microsoft.com/office/word/2010/wordprocessingDrawing" xmlns:wp="http://schemas.openxmlformats.org/drawingml/2006/wordprocessingDrawing" xmlns:w10="urn:schemas-microsoft-com:office:word" xmlns:w="http://schemas.openxmlformats.org/wordprocessingml/2006/main" xmlns:w14="http://schemas.microsoft.com/office/word/2010/wordml" xmlns:w15="http://schemas.microsoft.com/office/word/2012/wordml" xmlns:wpg="http://schemas.microsoft.com/office/word/2010/wordprocessingGroup" xmlns:wpi="http://schemas.microsoft.com/office/word/2010/wordprocessingInk" xmlns:wne="http://schemas.microsoft.com/office/word/2006/wordml" xmlns:wps="http://schemas.microsoft.com/office/word/2010/wordprocessingShape" mc:Ignorable="w14 w15 wp14">
-  <w:footnote w:type="separator" w:id="-1">
-    <w:p>
-      <w:pPr>
-        <w:spacing w:after="0" w:line="240" w:lineRule="auto"/>
-      </w:pPr>
-      <w:r>
-        <w:rPr>
-          <w:rStyle w:val="FootnoteReference"/>
-        </w:rPr>
-        <w:footnoteRef/>
-      </w:r>
-      <w:r>
-        <w:separator/>
-      </w:r>
-    </w:p>
-  </w:footnote>
-  <w:footnote w:type="continuationSeparator" w:id="0">
-    <w:p>
-      <w:pPr>
-        <w:spacing w:after="0" w:line="240" w:lineRule="auto"/>
-      </w:pPr>
-      <w:r>
-        <w:rPr>
-          <w:rStyle w:val="FootnoteReference"/>
-        </w:rPr>
-        <w:footnoteRef/>
-      </w:r>
-      <w:r>
-        <w:continuationSeparator/>
-      </w:r>
-    </w:p>
-  </w:footnote>
-</w:footnotes>
-</file>
-
 <file path=word/numbering.xml><?xml version="1.0" encoding="utf-8"?>
-<w:numbering xmlns:wpc="http://schemas.microsoft.com/office/word/2010/wordprocessingCanvas" xmlns:mc="http://schemas.openxmlformats.org/markup-compatibility/2006" xmlns:o="urn:schemas-microsoft-com:office:office" xmlns:r="http://schemas.openxmlformats.org/officeDocument/2006/relationships" xmlns:m="http://schemas.openxmlformats.org/officeDocument/2006/math" xmlns:v="urn:schemas-microsoft-com:vml" xmlns:wp14="http://schemas.microsoft.com/office/word/2010/wordprocessingDrawing" xmlns:wp="http://schemas.openxmlformats.org/drawingml/2006/wordprocessingDrawing" xmlns:w10="urn:schemas-microsoft-com:office:word" xmlns:w="http://schemas.openxmlformats.org/wordprocessingml/2006/main" xmlns:w14="http://schemas.microsoft.com/office/word/2010/wordml" xmlns:w15="http://schemas.microsoft.com/office/word/2012/wordml" xmlns:wpg="http://schemas.microsoft.com/office/word/2010/wordprocessingGroup" xmlns:wpi="http://schemas.microsoft.com/office/word/2010/wordprocessingInk" xmlns:wne="http://schemas.microsoft.com/office/word/2006/wordml" xmlns:wps="http://schemas.microsoft.com/office/word/2010/wordprocessingShape" mc:Ignorable="w14 w15 wp14">
-  <w:abstractNum w:abstractNumId="1" w15:restartNumberingAfterBreak="0">
+<w:numbering xmlns:wpc="http://schemas.microsoft.com/office/word/2010/wordprocessingCanvas" xmlns:cx="http://schemas.microsoft.com/office/drawing/2014/chartex" xmlns:cx1="http://schemas.microsoft.com/office/drawing/2015/9/8/chartex" xmlns:cx2="http://schemas.microsoft.com/office/drawing/2015/10/21/chartex" xmlns:cx3="http://schemas.microsoft.com/office/drawing/2016/5/9/chartex" xmlns:cx4="http://schemas.microsoft.com/office/drawing/2016/5/10/chartex" xmlns:cx5="http://schemas.microsoft.com/office/drawing/2016/5/11/chartex" xmlns:cx6="http://schemas.microsoft.com/office/drawing/2016/5/12/chartex" xmlns:cx7="http://schemas.microsoft.com/office/drawing/2016/5/13/chartex" xmlns:cx8="http://schemas.microsoft.com/office/drawing/2016/5/14/chartex" xmlns:mc="http://schemas.openxmlformats.org/markup-compatibility/2006" xmlns:aink="http://schemas.microsoft.com/office/drawing/2016/ink" xmlns:am3d="http://schemas.microsoft.com/office/drawing/2017/model3d" xmlns:o="urn:schemas-microsoft-com:office:office" xmlns:oel="http://schemas.microsoft.com/office/2019/extlst" xmlns:r="http://schemas.openxmlformats.org/officeDocument/2006/relationships" xmlns:m="http://schemas.openxmlformats.org/officeDocument/2006/math" xmlns:v="urn:schemas-microsoft-com:vml" xmlns:wp14="http://schemas.microsoft.com/office/word/2010/wordprocessingDrawing" xmlns:wp="http://schemas.openxmlformats.org/drawingml/2006/wordprocessingDrawing" xmlns:w10="urn:schemas-microsoft-com:office:word" xmlns:w="http://schemas.openxmlformats.org/wordprocessingml/2006/main" xmlns:w14="http://schemas.microsoft.com/office/word/2010/wordml" xmlns:w15="http://schemas.microsoft.com/office/word/2012/wordml" xmlns:w16cex="http://schemas.microsoft.com/office/word/2018/wordml/cex" xmlns:w16cid="http://schemas.microsoft.com/office/word/2016/wordml/cid" xmlns:w16="http://schemas.microsoft.com/office/word/2018/wordml" xmlns:w16sdtdh="http://schemas.microsoft.com/office/word/2020/wordml/sdtdatahash" xmlns:w16se="http://schemas.microsoft.com/office/word/2015/wordml/symex" xmlns:wpg="http://schemas.microsoft.com/office/word/2010/wordprocessingGroup" xmlns:wpi="http://schemas.microsoft.com/office/word/2010/wordprocessingInk" xmlns:wne="http://schemas.microsoft.com/office/word/2006/wordml" xmlns:wps="http://schemas.microsoft.com/office/word/2010/wordprocessingShape" mc:Ignorable="w14 w15 w16se w16cid w16 w16cex w16sdtdh wp14">
+  <w:abstractNum w:abstractNumId="0" w15:restartNumberingAfterBreak="0">
+    <w:nsid w:val="22695FC4"/>
     <w:multiLevelType w:val="hybridMultilevel"/>
-    <w:lvl w:ilvl="0" w:tentative="1">
+    <w:tmpl w:val="4DFC12C8"/>
+    <w:lvl w:ilvl="0" w:tplc="CC52E13C" w:tentative="1">
       <w:start w:val="1"/>
       <w:numFmt w:val="bullet"/>
       <w:lvlText w:val="●"/>
@@ -4064,7 +3415,7 @@
         <w:ind w:left="720" w:hanging="360"/>
       </w:pPr>
     </w:lvl>
-    <w:lvl w:ilvl="1" w:tentative="1">
+    <w:lvl w:ilvl="1" w:tplc="66B46606" w:tentative="1">
       <w:start w:val="1"/>
       <w:numFmt w:val="bullet"/>
       <w:lvlText w:val="○"/>
@@ -4073,7 +3424,7 @@
         <w:ind w:left="1440" w:hanging="360"/>
       </w:pPr>
     </w:lvl>
-    <w:lvl w:ilvl="2" w:tentative="1">
+    <w:lvl w:ilvl="2" w:tplc="53F44AB2" w:tentative="1">
       <w:start w:val="1"/>
       <w:numFmt w:val="bullet"/>
       <w:lvlText w:val="■"/>
@@ -4082,7 +3433,7 @@
         <w:ind w:left="2160" w:hanging="360"/>
       </w:pPr>
     </w:lvl>
-    <w:lvl w:ilvl="3" w:tentative="1">
+    <w:lvl w:ilvl="3" w:tplc="F9862242" w:tentative="1">
       <w:start w:val="1"/>
       <w:numFmt w:val="bullet"/>
       <w:lvlText w:val="●"/>
@@ -4091,7 +3442,7 @@
         <w:ind w:left="2880" w:hanging="360"/>
       </w:pPr>
     </w:lvl>
-    <w:lvl w:ilvl="4" w:tentative="1">
+    <w:lvl w:ilvl="4" w:tplc="CA78E04E" w:tentative="1">
       <w:start w:val="1"/>
       <w:numFmt w:val="bullet"/>
       <w:lvlText w:val="○"/>
@@ -4100,7 +3451,7 @@
         <w:ind w:left="3600" w:hanging="360"/>
       </w:pPr>
     </w:lvl>
-    <w:lvl w:ilvl="5" w:tentative="1">
+    <w:lvl w:ilvl="5" w:tplc="D312D99A" w:tentative="1">
       <w:start w:val="1"/>
       <w:numFmt w:val="bullet"/>
       <w:lvlText w:val="■"/>
@@ -4109,7 +3460,7 @@
         <w:ind w:left="4320" w:hanging="360"/>
       </w:pPr>
     </w:lvl>
-    <w:lvl w:ilvl="6" w:tentative="1">
+    <w:lvl w:ilvl="6" w:tplc="702E1A9A" w:tentative="1">
       <w:start w:val="1"/>
       <w:numFmt w:val="bullet"/>
       <w:lvlText w:val="●"/>
@@ -4118,7 +3469,7 @@
         <w:ind w:left="5040" w:hanging="360"/>
       </w:pPr>
     </w:lvl>
-    <w:lvl w:ilvl="7" w:tentative="1">
+    <w:lvl w:ilvl="7" w:tplc="CDCE0A76" w:tentative="1">
       <w:start w:val="1"/>
       <w:numFmt w:val="bullet"/>
       <w:lvlText w:val="●"/>
@@ -4127,7 +3478,7 @@
         <w:ind w:left="5760" w:hanging="360"/>
       </w:pPr>
     </w:lvl>
-    <w:lvl w:ilvl="8" w:tentative="1">
+    <w:lvl w:ilvl="8" w:tplc="9A16D750" w:tentative="1">
       <w:start w:val="1"/>
       <w:numFmt w:val="bullet"/>
       <w:lvlText w:val="●"/>
@@ -4137,8 +3488,8 @@
       </w:pPr>
     </w:lvl>
   </w:abstractNum>
-  <w:num w:numId="1">
-    <w:abstractNumId w:val="1"/>
+  <w:num w:numId="1" w16cid:durableId="1399283634">
+    <w:abstractNumId w:val="0"/>
     <w:lvlOverride w:ilvl="0">
       <w:startOverride w:val="1"/>
     </w:lvlOverride>
@@ -4147,126 +3498,551 @@
 </file>
 
 <file path=word/styles.xml><?xml version="1.0" encoding="utf-8"?>
-<w:styles xmlns:mc="http://schemas.openxmlformats.org/markup-compatibility/2006" xmlns:r="http://schemas.openxmlformats.org/officeDocument/2006/relationships" xmlns:w="http://schemas.openxmlformats.org/wordprocessingml/2006/main" xmlns:w14="http://schemas.microsoft.com/office/word/2010/wordml" xmlns:w15="http://schemas.microsoft.com/office/word/2012/wordml" mc:Ignorable="w14 w15">
+<w:styles xmlns:mc="http://schemas.openxmlformats.org/markup-compatibility/2006" xmlns:r="http://schemas.openxmlformats.org/officeDocument/2006/relationships" xmlns:w="http://schemas.openxmlformats.org/wordprocessingml/2006/main" xmlns:w14="http://schemas.microsoft.com/office/word/2010/wordml" xmlns:w15="http://schemas.microsoft.com/office/word/2012/wordml" xmlns:w16cex="http://schemas.microsoft.com/office/word/2018/wordml/cex" xmlns:w16cid="http://schemas.microsoft.com/office/word/2016/wordml/cid" xmlns:w16="http://schemas.microsoft.com/office/word/2018/wordml" xmlns:w16sdtdh="http://schemas.microsoft.com/office/word/2020/wordml/sdtdatahash" xmlns:w16se="http://schemas.microsoft.com/office/word/2015/wordml/symex" mc:Ignorable="w14 w15 w16se w16cid w16 w16cex w16sdtdh">
   <w:docDefaults>
     <w:rPrDefault>
       <w:rPr>
-        <w:rFonts w:ascii="Times New Roman" w:cs="Times New Roman" w:eastAsia="Times New Roman" w:hAnsi="Times New Roman"/>
+        <w:rFonts w:ascii="Times New Roman" w:eastAsia="Times New Roman" w:hAnsi="Times New Roman" w:cs="Times New Roman"/>
         <w:sz w:val="28"/>
         <w:szCs w:val="28"/>
+        <w:lang w:val="ru-RU" w:eastAsia="ru-RU" w:bidi="ar-SA"/>
       </w:rPr>
     </w:rPrDefault>
     <w:pPrDefault/>
   </w:docDefaults>
-  <w:style w:type="paragraph" w:styleId="Normal" w:default="1">
+  <w:latentStyles w:defLockedState="0" w:defUIPriority="99" w:defSemiHidden="0" w:defUnhideWhenUsed="0" w:defQFormat="0" w:count="376">
+    <w:lsdException w:name="Normal" w:uiPriority="0" w:qFormat="1"/>
+    <w:lsdException w:name="heading 1" w:uiPriority="9" w:qFormat="1"/>
+    <w:lsdException w:name="heading 2" w:semiHidden="1" w:uiPriority="9" w:unhideWhenUsed="1" w:qFormat="1"/>
+    <w:lsdException w:name="heading 3" w:semiHidden="1" w:uiPriority="9" w:unhideWhenUsed="1" w:qFormat="1"/>
+    <w:lsdException w:name="heading 4" w:semiHidden="1" w:uiPriority="9" w:unhideWhenUsed="1" w:qFormat="1"/>
+    <w:lsdException w:name="heading 5" w:semiHidden="1" w:uiPriority="9" w:unhideWhenUsed="1" w:qFormat="1"/>
+    <w:lsdException w:name="heading 6" w:semiHidden="1" w:uiPriority="9" w:unhideWhenUsed="1" w:qFormat="1"/>
+    <w:lsdException w:name="heading 7" w:semiHidden="1" w:uiPriority="9" w:unhideWhenUsed="1" w:qFormat="1"/>
+    <w:lsdException w:name="heading 8" w:semiHidden="1" w:uiPriority="9" w:unhideWhenUsed="1" w:qFormat="1"/>
+    <w:lsdException w:name="heading 9" w:semiHidden="1" w:uiPriority="9" w:unhideWhenUsed="1" w:qFormat="1"/>
+    <w:lsdException w:name="index 1" w:semiHidden="1" w:unhideWhenUsed="1"/>
+    <w:lsdException w:name="index 2" w:semiHidden="1" w:unhideWhenUsed="1"/>
+    <w:lsdException w:name="index 3" w:semiHidden="1" w:unhideWhenUsed="1"/>
+    <w:lsdException w:name="index 4" w:semiHidden="1" w:unhideWhenUsed="1"/>
+    <w:lsdException w:name="index 5" w:semiHidden="1" w:unhideWhenUsed="1"/>
+    <w:lsdException w:name="index 6" w:semiHidden="1" w:unhideWhenUsed="1"/>
+    <w:lsdException w:name="index 7" w:semiHidden="1" w:unhideWhenUsed="1"/>
+    <w:lsdException w:name="index 8" w:semiHidden="1" w:unhideWhenUsed="1"/>
+    <w:lsdException w:name="index 9" w:semiHidden="1" w:unhideWhenUsed="1"/>
+    <w:lsdException w:name="toc 1" w:semiHidden="1" w:uiPriority="39" w:unhideWhenUsed="1"/>
+    <w:lsdException w:name="toc 2" w:semiHidden="1" w:uiPriority="39" w:unhideWhenUsed="1"/>
+    <w:lsdException w:name="toc 3" w:semiHidden="1" w:uiPriority="39" w:unhideWhenUsed="1"/>
+    <w:lsdException w:name="toc 4" w:semiHidden="1" w:uiPriority="39" w:unhideWhenUsed="1"/>
+    <w:lsdException w:name="toc 5" w:semiHidden="1" w:uiPriority="39" w:unhideWhenUsed="1"/>
+    <w:lsdException w:name="toc 6" w:semiHidden="1" w:uiPriority="39" w:unhideWhenUsed="1"/>
+    <w:lsdException w:name="toc 7" w:semiHidden="1" w:uiPriority="39" w:unhideWhenUsed="1"/>
+    <w:lsdException w:name="toc 8" w:semiHidden="1" w:uiPriority="39" w:unhideWhenUsed="1"/>
+    <w:lsdException w:name="toc 9" w:semiHidden="1" w:uiPriority="39" w:unhideWhenUsed="1"/>
+    <w:lsdException w:name="Normal Indent" w:semiHidden="1" w:unhideWhenUsed="1"/>
+    <w:lsdException w:name="footnote text" w:semiHidden="1" w:unhideWhenUsed="1"/>
+    <w:lsdException w:name="annotation text" w:semiHidden="1" w:unhideWhenUsed="1"/>
+    <w:lsdException w:name="header" w:semiHidden="1" w:unhideWhenUsed="1"/>
+    <w:lsdException w:name="footer" w:semiHidden="1" w:unhideWhenUsed="1"/>
+    <w:lsdException w:name="index heading" w:semiHidden="1" w:unhideWhenUsed="1"/>
+    <w:lsdException w:name="caption" w:semiHidden="1" w:uiPriority="35" w:unhideWhenUsed="1" w:qFormat="1"/>
+    <w:lsdException w:name="table of figures" w:semiHidden="1" w:unhideWhenUsed="1"/>
+    <w:lsdException w:name="envelope address" w:semiHidden="1" w:unhideWhenUsed="1"/>
+    <w:lsdException w:name="envelope return" w:semiHidden="1" w:unhideWhenUsed="1"/>
+    <w:lsdException w:name="footnote reference" w:semiHidden="1" w:unhideWhenUsed="1"/>
+    <w:lsdException w:name="annotation reference" w:semiHidden="1" w:unhideWhenUsed="1"/>
+    <w:lsdException w:name="line number" w:semiHidden="1" w:unhideWhenUsed="1"/>
+    <w:lsdException w:name="page number" w:semiHidden="1" w:unhideWhenUsed="1"/>
+    <w:lsdException w:name="endnote reference" w:semiHidden="1" w:unhideWhenUsed="1"/>
+    <w:lsdException w:name="endnote text" w:semiHidden="1" w:unhideWhenUsed="1"/>
+    <w:lsdException w:name="table of authorities" w:semiHidden="1" w:unhideWhenUsed="1"/>
+    <w:lsdException w:name="macro" w:semiHidden="1" w:unhideWhenUsed="1"/>
+    <w:lsdException w:name="toa heading" w:semiHidden="1" w:unhideWhenUsed="1"/>
+    <w:lsdException w:name="List" w:semiHidden="1" w:unhideWhenUsed="1"/>
+    <w:lsdException w:name="List Bullet" w:semiHidden="1" w:unhideWhenUsed="1"/>
+    <w:lsdException w:name="List Number" w:semiHidden="1" w:unhideWhenUsed="1"/>
+    <w:lsdException w:name="List 2" w:semiHidden="1" w:unhideWhenUsed="1"/>
+    <w:lsdException w:name="List 3" w:semiHidden="1" w:unhideWhenUsed="1"/>
+    <w:lsdException w:name="List 4" w:semiHidden="1" w:unhideWhenUsed="1"/>
+    <w:lsdException w:name="List 5" w:semiHidden="1" w:unhideWhenUsed="1"/>
+    <w:lsdException w:name="List Bullet 2" w:semiHidden="1" w:unhideWhenUsed="1"/>
+    <w:lsdException w:name="List Bullet 3" w:semiHidden="1" w:unhideWhenUsed="1"/>
+    <w:lsdException w:name="List Bullet 4" w:semiHidden="1" w:unhideWhenUsed="1"/>
+    <w:lsdException w:name="List Bullet 5" w:semiHidden="1" w:unhideWhenUsed="1"/>
+    <w:lsdException w:name="List Number 2" w:semiHidden="1" w:unhideWhenUsed="1"/>
+    <w:lsdException w:name="List Number 3" w:semiHidden="1" w:unhideWhenUsed="1"/>
+    <w:lsdException w:name="List Number 4" w:semiHidden="1" w:unhideWhenUsed="1"/>
+    <w:lsdException w:name="List Number 5" w:semiHidden="1" w:unhideWhenUsed="1"/>
+    <w:lsdException w:name="Title" w:uiPriority="10" w:qFormat="1"/>
+    <w:lsdException w:name="Closing" w:semiHidden="1" w:unhideWhenUsed="1"/>
+    <w:lsdException w:name="Signature" w:semiHidden="1" w:unhideWhenUsed="1"/>
+    <w:lsdException w:name="Default Paragraph Font" w:semiHidden="1" w:uiPriority="1" w:unhideWhenUsed="1"/>
+    <w:lsdException w:name="Body Text" w:semiHidden="1" w:unhideWhenUsed="1"/>
+    <w:lsdException w:name="Body Text Indent" w:semiHidden="1" w:unhideWhenUsed="1"/>
+    <w:lsdException w:name="List Continue" w:semiHidden="1" w:unhideWhenUsed="1"/>
+    <w:lsdException w:name="List Continue 2" w:semiHidden="1" w:unhideWhenUsed="1"/>
+    <w:lsdException w:name="List Continue 3" w:semiHidden="1" w:unhideWhenUsed="1"/>
+    <w:lsdException w:name="List Continue 4" w:semiHidden="1" w:unhideWhenUsed="1"/>
+    <w:lsdException w:name="List Continue 5" w:semiHidden="1" w:unhideWhenUsed="1"/>
+    <w:lsdException w:name="Message Header" w:semiHidden="1" w:unhideWhenUsed="1"/>
+    <w:lsdException w:name="Subtitle" w:uiPriority="11" w:qFormat="1"/>
+    <w:lsdException w:name="Salutation" w:semiHidden="1" w:unhideWhenUsed="1"/>
+    <w:lsdException w:name="Date" w:semiHidden="1" w:unhideWhenUsed="1"/>
+    <w:lsdException w:name="Body Text First Indent" w:semiHidden="1" w:unhideWhenUsed="1"/>
+    <w:lsdException w:name="Body Text First Indent 2" w:semiHidden="1" w:unhideWhenUsed="1"/>
+    <w:lsdException w:name="Note Heading" w:semiHidden="1" w:unhideWhenUsed="1"/>
+    <w:lsdException w:name="Body Text 2" w:semiHidden="1" w:unhideWhenUsed="1"/>
+    <w:lsdException w:name="Body Text 3" w:semiHidden="1" w:unhideWhenUsed="1"/>
+    <w:lsdException w:name="Body Text Indent 2" w:semiHidden="1" w:unhideWhenUsed="1"/>
+    <w:lsdException w:name="Body Text Indent 3" w:semiHidden="1" w:unhideWhenUsed="1"/>
+    <w:lsdException w:name="Block Text" w:semiHidden="1" w:unhideWhenUsed="1"/>
+    <w:lsdException w:name="Hyperlink" w:semiHidden="1" w:unhideWhenUsed="1"/>
+    <w:lsdException w:name="FollowedHyperlink" w:semiHidden="1" w:unhideWhenUsed="1"/>
+    <w:lsdException w:name="Strong" w:uiPriority="22" w:qFormat="1"/>
+    <w:lsdException w:name="Emphasis" w:uiPriority="20" w:qFormat="1"/>
+    <w:lsdException w:name="Document Map" w:semiHidden="1" w:unhideWhenUsed="1"/>
+    <w:lsdException w:name="Plain Text" w:semiHidden="1" w:unhideWhenUsed="1"/>
+    <w:lsdException w:name="E-mail Signature" w:semiHidden="1" w:unhideWhenUsed="1"/>
+    <w:lsdException w:name="HTML Top of Form" w:semiHidden="1" w:unhideWhenUsed="1"/>
+    <w:lsdException w:name="HTML Bottom of Form" w:semiHidden="1" w:unhideWhenUsed="1"/>
+    <w:lsdException w:name="Normal (Web)" w:semiHidden="1" w:unhideWhenUsed="1"/>
+    <w:lsdException w:name="HTML Acronym" w:semiHidden="1" w:unhideWhenUsed="1"/>
+    <w:lsdException w:name="HTML Address" w:semiHidden="1" w:unhideWhenUsed="1"/>
+    <w:lsdException w:name="HTML Cite" w:semiHidden="1" w:unhideWhenUsed="1"/>
+    <w:lsdException w:name="HTML Code" w:semiHidden="1" w:unhideWhenUsed="1"/>
+    <w:lsdException w:name="HTML Definition" w:semiHidden="1" w:unhideWhenUsed="1"/>
+    <w:lsdException w:name="HTML Keyboard" w:semiHidden="1" w:unhideWhenUsed="1"/>
+    <w:lsdException w:name="HTML Preformatted" w:semiHidden="1" w:unhideWhenUsed="1"/>
+    <w:lsdException w:name="HTML Sample" w:semiHidden="1" w:unhideWhenUsed="1"/>
+    <w:lsdException w:name="HTML Typewriter" w:semiHidden="1" w:unhideWhenUsed="1"/>
+    <w:lsdException w:name="HTML Variable" w:semiHidden="1" w:unhideWhenUsed="1"/>
+    <w:lsdException w:name="Normal Table" w:semiHidden="1" w:unhideWhenUsed="1"/>
+    <w:lsdException w:name="annotation subject" w:semiHidden="1" w:unhideWhenUsed="1"/>
+    <w:lsdException w:name="No List" w:semiHidden="1" w:unhideWhenUsed="1"/>
+    <w:lsdException w:name="Outline List 1" w:semiHidden="1" w:unhideWhenUsed="1"/>
+    <w:lsdException w:name="Outline List 2" w:semiHidden="1" w:unhideWhenUsed="1"/>
+    <w:lsdException w:name="Outline List 3" w:semiHidden="1" w:unhideWhenUsed="1"/>
+    <w:lsdException w:name="Table Simple 1" w:semiHidden="1" w:unhideWhenUsed="1"/>
+    <w:lsdException w:name="Table Simple 2" w:semiHidden="1" w:unhideWhenUsed="1"/>
+    <w:lsdException w:name="Table Simple 3" w:semiHidden="1" w:unhideWhenUsed="1"/>
+    <w:lsdException w:name="Table Classic 1" w:semiHidden="1" w:unhideWhenUsed="1"/>
+    <w:lsdException w:name="Table Classic 2" w:semiHidden="1" w:unhideWhenUsed="1"/>
+    <w:lsdException w:name="Table Classic 3" w:semiHidden="1" w:unhideWhenUsed="1"/>
+    <w:lsdException w:name="Table Classic 4" w:semiHidden="1" w:unhideWhenUsed="1"/>
+    <w:lsdException w:name="Table Colorful 1" w:semiHidden="1" w:unhideWhenUsed="1"/>
+    <w:lsdException w:name="Table Colorful 2" w:semiHidden="1" w:unhideWhenUsed="1"/>
+    <w:lsdException w:name="Table Colorful 3" w:semiHidden="1" w:unhideWhenUsed="1"/>
+    <w:lsdException w:name="Table Columns 1" w:semiHidden="1" w:unhideWhenUsed="1"/>
+    <w:lsdException w:name="Table Columns 2" w:semiHidden="1" w:unhideWhenUsed="1"/>
+    <w:lsdException w:name="Table Columns 3" w:semiHidden="1" w:unhideWhenUsed="1"/>
+    <w:lsdException w:name="Table Columns 4" w:semiHidden="1" w:unhideWhenUsed="1"/>
+    <w:lsdException w:name="Table Columns 5" w:semiHidden="1" w:unhideWhenUsed="1"/>
+    <w:lsdException w:name="Table Grid 1" w:semiHidden="1" w:unhideWhenUsed="1"/>
+    <w:lsdException w:name="Table Grid 2" w:semiHidden="1" w:unhideWhenUsed="1"/>
+    <w:lsdException w:name="Table Grid 3" w:semiHidden="1" w:unhideWhenUsed="1"/>
+    <w:lsdException w:name="Table Grid 4" w:semiHidden="1" w:unhideWhenUsed="1"/>
+    <w:lsdException w:name="Table Grid 5" w:semiHidden="1" w:unhideWhenUsed="1"/>
+    <w:lsdException w:name="Table Grid 6" w:semiHidden="1" w:unhideWhenUsed="1"/>
+    <w:lsdException w:name="Table Grid 7" w:semiHidden="1" w:unhideWhenUsed="1"/>
+    <w:lsdException w:name="Table Grid 8" w:semiHidden="1" w:unhideWhenUsed="1"/>
+    <w:lsdException w:name="Table List 1" w:semiHidden="1" w:unhideWhenUsed="1"/>
+    <w:lsdException w:name="Table List 2" w:semiHidden="1" w:unhideWhenUsed="1"/>
+    <w:lsdException w:name="Table List 3" w:semiHidden="1" w:unhideWhenUsed="1"/>
+    <w:lsdException w:name="Table List 4" w:semiHidden="1" w:unhideWhenUsed="1"/>
+    <w:lsdException w:name="Table List 5" w:semiHidden="1" w:unhideWhenUsed="1"/>
+    <w:lsdException w:name="Table List 6" w:semiHidden="1" w:unhideWhenUsed="1"/>
+    <w:lsdException w:name="Table List 7" w:semiHidden="1" w:unhideWhenUsed="1"/>
+    <w:lsdException w:name="Table List 8" w:semiHidden="1" w:unhideWhenUsed="1"/>
+    <w:lsdException w:name="Table 3D effects 1" w:semiHidden="1" w:unhideWhenUsed="1"/>
+    <w:lsdException w:name="Table 3D effects 2" w:semiHidden="1" w:unhideWhenUsed="1"/>
+    <w:lsdException w:name="Table 3D effects 3" w:semiHidden="1" w:unhideWhenUsed="1"/>
+    <w:lsdException w:name="Table Contemporary" w:semiHidden="1" w:unhideWhenUsed="1"/>
+    <w:lsdException w:name="Table Elegant" w:semiHidden="1" w:unhideWhenUsed="1"/>
+    <w:lsdException w:name="Table Professional" w:semiHidden="1" w:unhideWhenUsed="1"/>
+    <w:lsdException w:name="Table Subtle 1" w:semiHidden="1" w:unhideWhenUsed="1"/>
+    <w:lsdException w:name="Table Subtle 2" w:semiHidden="1" w:unhideWhenUsed="1"/>
+    <w:lsdException w:name="Table Web 1" w:semiHidden="1" w:unhideWhenUsed="1"/>
+    <w:lsdException w:name="Table Web 2" w:semiHidden="1" w:unhideWhenUsed="1"/>
+    <w:lsdException w:name="Table Web 3" w:semiHidden="1" w:unhideWhenUsed="1"/>
+    <w:lsdException w:name="Balloon Text" w:semiHidden="1" w:unhideWhenUsed="1"/>
+    <w:lsdException w:name="Table Grid" w:uiPriority="39"/>
+    <w:lsdException w:name="Table Theme" w:semiHidden="1" w:unhideWhenUsed="1"/>
+    <w:lsdException w:name="Placeholder Text" w:semiHidden="1"/>
+    <w:lsdException w:name="No Spacing" w:uiPriority="1" w:qFormat="1"/>
+    <w:lsdException w:name="Light Shading" w:uiPriority="60"/>
+    <w:lsdException w:name="Light List" w:uiPriority="61"/>
+    <w:lsdException w:name="Light Grid" w:uiPriority="62"/>
+    <w:lsdException w:name="Medium Shading 1" w:uiPriority="63"/>
+    <w:lsdException w:name="Medium Shading 2" w:uiPriority="64"/>
+    <w:lsdException w:name="Medium List 1" w:uiPriority="65"/>
+    <w:lsdException w:name="Medium List 2" w:uiPriority="66"/>
+    <w:lsdException w:name="Medium Grid 1" w:uiPriority="67"/>
+    <w:lsdException w:name="Medium Grid 2" w:uiPriority="68"/>
+    <w:lsdException w:name="Medium Grid 3" w:uiPriority="69"/>
+    <w:lsdException w:name="Dark List" w:uiPriority="70"/>
+    <w:lsdException w:name="Colorful Shading" w:uiPriority="71"/>
+    <w:lsdException w:name="Colorful List" w:uiPriority="72"/>
+    <w:lsdException w:name="Colorful Grid" w:uiPriority="73"/>
+    <w:lsdException w:name="Light Shading Accent 1" w:uiPriority="60"/>
+    <w:lsdException w:name="Light List Accent 1" w:uiPriority="61"/>
+    <w:lsdException w:name="Light Grid Accent 1" w:uiPriority="62"/>
+    <w:lsdException w:name="Medium Shading 1 Accent 1" w:uiPriority="63"/>
+    <w:lsdException w:name="Medium Shading 2 Accent 1" w:uiPriority="64"/>
+    <w:lsdException w:name="Medium List 1 Accent 1" w:uiPriority="65"/>
+    <w:lsdException w:name="Revision" w:semiHidden="1"/>
+    <w:lsdException w:name="List Paragraph" w:uiPriority="34" w:qFormat="1"/>
+    <w:lsdException w:name="Quote" w:uiPriority="29" w:qFormat="1"/>
+    <w:lsdException w:name="Intense Quote" w:uiPriority="30" w:qFormat="1"/>
+    <w:lsdException w:name="Medium List 2 Accent 1" w:uiPriority="66"/>
+    <w:lsdException w:name="Medium Grid 1 Accent 1" w:uiPriority="67"/>
+    <w:lsdException w:name="Medium Grid 2 Accent 1" w:uiPriority="68"/>
+    <w:lsdException w:name="Medium Grid 3 Accent 1" w:uiPriority="69"/>
+    <w:lsdException w:name="Dark List Accent 1" w:uiPriority="70"/>
+    <w:lsdException w:name="Colorful Shading Accent 1" w:uiPriority="71"/>
+    <w:lsdException w:name="Colorful List Accent 1" w:uiPriority="72"/>
+    <w:lsdException w:name="Colorful Grid Accent 1" w:uiPriority="73"/>
+    <w:lsdException w:name="Light Shading Accent 2" w:uiPriority="60"/>
+    <w:lsdException w:name="Light List Accent 2" w:uiPriority="61"/>
+    <w:lsdException w:name="Light Grid Accent 2" w:uiPriority="62"/>
+    <w:lsdException w:name="Medium Shading 1 Accent 2" w:uiPriority="63"/>
+    <w:lsdException w:name="Medium Shading 2 Accent 2" w:uiPriority="64"/>
+    <w:lsdException w:name="Medium List 1 Accent 2" w:uiPriority="65"/>
+    <w:lsdException w:name="Medium List 2 Accent 2" w:uiPriority="66"/>
+    <w:lsdException w:name="Medium Grid 1 Accent 2" w:uiPriority="67"/>
+    <w:lsdException w:name="Medium Grid 2 Accent 2" w:uiPriority="68"/>
+    <w:lsdException w:name="Medium Grid 3 Accent 2" w:uiPriority="69"/>
+    <w:lsdException w:name="Dark List Accent 2" w:uiPriority="70"/>
+    <w:lsdException w:name="Colorful Shading Accent 2" w:uiPriority="71"/>
+    <w:lsdException w:name="Colorful List Accent 2" w:uiPriority="72"/>
+    <w:lsdException w:name="Colorful Grid Accent 2" w:uiPriority="73"/>
+    <w:lsdException w:name="Light Shading Accent 3" w:uiPriority="60"/>
+    <w:lsdException w:name="Light List Accent 3" w:uiPriority="61"/>
+    <w:lsdException w:name="Light Grid Accent 3" w:uiPriority="62"/>
+    <w:lsdException w:name="Medium Shading 1 Accent 3" w:uiPriority="63"/>
+    <w:lsdException w:name="Medium Shading 2 Accent 3" w:uiPriority="64"/>
+    <w:lsdException w:name="Medium List 1 Accent 3" w:uiPriority="65"/>
+    <w:lsdException w:name="Medium List 2 Accent 3" w:uiPriority="66"/>
+    <w:lsdException w:name="Medium Grid 1 Accent 3" w:uiPriority="67"/>
+    <w:lsdException w:name="Medium Grid 2 Accent 3" w:uiPriority="68"/>
+    <w:lsdException w:name="Medium Grid 3 Accent 3" w:uiPriority="69"/>
+    <w:lsdException w:name="Dark List Accent 3" w:uiPriority="70"/>
+    <w:lsdException w:name="Colorful Shading Accent 3" w:uiPriority="71"/>
+    <w:lsdException w:name="Colorful List Accent 3" w:uiPriority="72"/>
+    <w:lsdException w:name="Colorful Grid Accent 3" w:uiPriority="73"/>
+    <w:lsdException w:name="Light Shading Accent 4" w:uiPriority="60"/>
+    <w:lsdException w:name="Light List Accent 4" w:uiPriority="61"/>
+    <w:lsdException w:name="Light Grid Accent 4" w:uiPriority="62"/>
+    <w:lsdException w:name="Medium Shading 1 Accent 4" w:uiPriority="63"/>
+    <w:lsdException w:name="Medium Shading 2 Accent 4" w:uiPriority="64"/>
+    <w:lsdException w:name="Medium List 1 Accent 4" w:uiPriority="65"/>
+    <w:lsdException w:name="Medium List 2 Accent 4" w:uiPriority="66"/>
+    <w:lsdException w:name="Medium Grid 1 Accent 4" w:uiPriority="67"/>
+    <w:lsdException w:name="Medium Grid 2 Accent 4" w:uiPriority="68"/>
+    <w:lsdException w:name="Medium Grid 3 Accent 4" w:uiPriority="69"/>
+    <w:lsdException w:name="Dark List Accent 4" w:uiPriority="70"/>
+    <w:lsdException w:name="Colorful Shading Accent 4" w:uiPriority="71"/>
+    <w:lsdException w:name="Colorful List Accent 4" w:uiPriority="72"/>
+    <w:lsdException w:name="Colorful Grid Accent 4" w:uiPriority="73"/>
+    <w:lsdException w:name="Light Shading Accent 5" w:uiPriority="60"/>
+    <w:lsdException w:name="Light List Accent 5" w:uiPriority="61"/>
+    <w:lsdException w:name="Light Grid Accent 5" w:uiPriority="62"/>
+    <w:lsdException w:name="Medium Shading 1 Accent 5" w:uiPriority="63"/>
+    <w:lsdException w:name="Medium Shading 2 Accent 5" w:uiPriority="64"/>
+    <w:lsdException w:name="Medium List 1 Accent 5" w:uiPriority="65"/>
+    <w:lsdException w:name="Medium List 2 Accent 5" w:uiPriority="66"/>
+    <w:lsdException w:name="Medium Grid 1 Accent 5" w:uiPriority="67"/>
+    <w:lsdException w:name="Medium Grid 2 Accent 5" w:uiPriority="68"/>
+    <w:lsdException w:name="Medium Grid 3 Accent 5" w:uiPriority="69"/>
+    <w:lsdException w:name="Dark List Accent 5" w:uiPriority="70"/>
+    <w:lsdException w:name="Colorful Shading Accent 5" w:uiPriority="71"/>
+    <w:lsdException w:name="Colorful List Accent 5" w:uiPriority="72"/>
+    <w:lsdException w:name="Colorful Grid Accent 5" w:uiPriority="73"/>
+    <w:lsdException w:name="Light Shading Accent 6" w:uiPriority="60"/>
+    <w:lsdException w:name="Light List Accent 6" w:uiPriority="61"/>
+    <w:lsdException w:name="Light Grid Accent 6" w:uiPriority="62"/>
+    <w:lsdException w:name="Medium Shading 1 Accent 6" w:uiPriority="63"/>
+    <w:lsdException w:name="Medium Shading 2 Accent 6" w:uiPriority="64"/>
+    <w:lsdException w:name="Medium List 1 Accent 6" w:uiPriority="65"/>
+    <w:lsdException w:name="Medium List 2 Accent 6" w:uiPriority="66"/>
+    <w:lsdException w:name="Medium Grid 1 Accent 6" w:uiPriority="67"/>
+    <w:lsdException w:name="Medium Grid 2 Accent 6" w:uiPriority="68"/>
+    <w:lsdException w:name="Medium Grid 3 Accent 6" w:uiPriority="69"/>
+    <w:lsdException w:name="Dark List Accent 6" w:uiPriority="70"/>
+    <w:lsdException w:name="Colorful Shading Accent 6" w:uiPriority="71"/>
+    <w:lsdException w:name="Colorful List Accent 6" w:uiPriority="72"/>
+    <w:lsdException w:name="Colorful Grid Accent 6" w:uiPriority="73"/>
+    <w:lsdException w:name="Subtle Emphasis" w:uiPriority="19" w:qFormat="1"/>
+    <w:lsdException w:name="Intense Emphasis" w:uiPriority="21" w:qFormat="1"/>
+    <w:lsdException w:name="Subtle Reference" w:uiPriority="31" w:qFormat="1"/>
+    <w:lsdException w:name="Intense Reference" w:uiPriority="32" w:qFormat="1"/>
+    <w:lsdException w:name="Book Title" w:uiPriority="33" w:qFormat="1"/>
+    <w:lsdException w:name="Bibliography" w:semiHidden="1" w:uiPriority="37" w:unhideWhenUsed="1"/>
+    <w:lsdException w:name="TOC Heading" w:semiHidden="1" w:uiPriority="39" w:unhideWhenUsed="1" w:qFormat="1"/>
+    <w:lsdException w:name="Plain Table 1" w:uiPriority="41"/>
+    <w:lsdException w:name="Plain Table 2" w:uiPriority="42"/>
+    <w:lsdException w:name="Plain Table 3" w:uiPriority="43"/>
+    <w:lsdException w:name="Plain Table 4" w:uiPriority="44"/>
+    <w:lsdException w:name="Plain Table 5" w:uiPriority="45"/>
+    <w:lsdException w:name="Grid Table Light" w:uiPriority="40"/>
+    <w:lsdException w:name="Grid Table 1 Light" w:uiPriority="46"/>
+    <w:lsdException w:name="Grid Table 2" w:uiPriority="47"/>
+    <w:lsdException w:name="Grid Table 3" w:uiPriority="48"/>
+    <w:lsdException w:name="Grid Table 4" w:uiPriority="49"/>
+    <w:lsdException w:name="Grid Table 5 Dark" w:uiPriority="50"/>
+    <w:lsdException w:name="Grid Table 6 Colorful" w:uiPriority="51"/>
+    <w:lsdException w:name="Grid Table 7 Colorful" w:uiPriority="52"/>
+    <w:lsdException w:name="Grid Table 1 Light Accent 1" w:uiPriority="46"/>
+    <w:lsdException w:name="Grid Table 2 Accent 1" w:uiPriority="47"/>
+    <w:lsdException w:name="Grid Table 3 Accent 1" w:uiPriority="48"/>
+    <w:lsdException w:name="Grid Table 4 Accent 1" w:uiPriority="49"/>
+    <w:lsdException w:name="Grid Table 5 Dark Accent 1" w:uiPriority="50"/>
+    <w:lsdException w:name="Grid Table 6 Colorful Accent 1" w:uiPriority="51"/>
+    <w:lsdException w:name="Grid Table 7 Colorful Accent 1" w:uiPriority="52"/>
+    <w:lsdException w:name="Grid Table 1 Light Accent 2" w:uiPriority="46"/>
+    <w:lsdException w:name="Grid Table 2 Accent 2" w:uiPriority="47"/>
+    <w:lsdException w:name="Grid Table 3 Accent 2" w:uiPriority="48"/>
+    <w:lsdException w:name="Grid Table 4 Accent 2" w:uiPriority="49"/>
+    <w:lsdException w:name="Grid Table 5 Dark Accent 2" w:uiPriority="50"/>
+    <w:lsdException w:name="Grid Table 6 Colorful Accent 2" w:uiPriority="51"/>
+    <w:lsdException w:name="Grid Table 7 Colorful Accent 2" w:uiPriority="52"/>
+    <w:lsdException w:name="Grid Table 1 Light Accent 3" w:uiPriority="46"/>
+    <w:lsdException w:name="Grid Table 2 Accent 3" w:uiPriority="47"/>
+    <w:lsdException w:name="Grid Table 3 Accent 3" w:uiPriority="48"/>
+    <w:lsdException w:name="Grid Table 4 Accent 3" w:uiPriority="49"/>
+    <w:lsdException w:name="Grid Table 5 Dark Accent 3" w:uiPriority="50"/>
+    <w:lsdException w:name="Grid Table 6 Colorful Accent 3" w:uiPriority="51"/>
+    <w:lsdException w:name="Grid Table 7 Colorful Accent 3" w:uiPriority="52"/>
+    <w:lsdException w:name="Grid Table 1 Light Accent 4" w:uiPriority="46"/>
+    <w:lsdException w:name="Grid Table 2 Accent 4" w:uiPriority="47"/>
+    <w:lsdException w:name="Grid Table 3 Accent 4" w:uiPriority="48"/>
+    <w:lsdException w:name="Grid Table 4 Accent 4" w:uiPriority="49"/>
+    <w:lsdException w:name="Grid Table 5 Dark Accent 4" w:uiPriority="50"/>
+    <w:lsdException w:name="Grid Table 6 Colorful Accent 4" w:uiPriority="51"/>
+    <w:lsdException w:name="Grid Table 7 Colorful Accent 4" w:uiPriority="52"/>
+    <w:lsdException w:name="Grid Table 1 Light Accent 5" w:uiPriority="46"/>
+    <w:lsdException w:name="Grid Table 2 Accent 5" w:uiPriority="47"/>
+    <w:lsdException w:name="Grid Table 3 Accent 5" w:uiPriority="48"/>
+    <w:lsdException w:name="Grid Table 4 Accent 5" w:uiPriority="49"/>
+    <w:lsdException w:name="Grid Table 5 Dark Accent 5" w:uiPriority="50"/>
+    <w:lsdException w:name="Grid Table 6 Colorful Accent 5" w:uiPriority="51"/>
+    <w:lsdException w:name="Grid Table 7 Colorful Accent 5" w:uiPriority="52"/>
+    <w:lsdException w:name="Grid Table 1 Light Accent 6" w:uiPriority="46"/>
+    <w:lsdException w:name="Grid Table 2 Accent 6" w:uiPriority="47"/>
+    <w:lsdException w:name="Grid Table 3 Accent 6" w:uiPriority="48"/>
+    <w:lsdException w:name="Grid Table 4 Accent 6" w:uiPriority="49"/>
+    <w:lsdException w:name="Grid Table 5 Dark Accent 6" w:uiPriority="50"/>
+    <w:lsdException w:name="Grid Table 6 Colorful Accent 6" w:uiPriority="51"/>
+    <w:lsdException w:name="Grid Table 7 Colorful Accent 6" w:uiPriority="52"/>
+    <w:lsdException w:name="List Table 1 Light" w:uiPriority="46"/>
+    <w:lsdException w:name="List Table 2" w:uiPriority="47"/>
+    <w:lsdException w:name="List Table 3" w:uiPriority="48"/>
+    <w:lsdException w:name="List Table 4" w:uiPriority="49"/>
+    <w:lsdException w:name="List Table 5 Dark" w:uiPriority="50"/>
+    <w:lsdException w:name="List Table 6 Colorful" w:uiPriority="51"/>
+    <w:lsdException w:name="List Table 7 Colorful" w:uiPriority="52"/>
+    <w:lsdException w:name="List Table 1 Light Accent 1" w:uiPriority="46"/>
+    <w:lsdException w:name="List Table 2 Accent 1" w:uiPriority="47"/>
+    <w:lsdException w:name="List Table 3 Accent 1" w:uiPriority="48"/>
+    <w:lsdException w:name="List Table 4 Accent 1" w:uiPriority="49"/>
+    <w:lsdException w:name="List Table 5 Dark Accent 1" w:uiPriority="50"/>
+    <w:lsdException w:name="List Table 6 Colorful Accent 1" w:uiPriority="51"/>
+    <w:lsdException w:name="List Table 7 Colorful Accent 1" w:uiPriority="52"/>
+    <w:lsdException w:name="List Table 1 Light Accent 2" w:uiPriority="46"/>
+    <w:lsdException w:name="List Table 2 Accent 2" w:uiPriority="47"/>
+    <w:lsdException w:name="List Table 3 Accent 2" w:uiPriority="48"/>
+    <w:lsdException w:name="List Table 4 Accent 2" w:uiPriority="49"/>
+    <w:lsdException w:name="List Table 5 Dark Accent 2" w:uiPriority="50"/>
+    <w:lsdException w:name="List Table 6 Colorful Accent 2" w:uiPriority="51"/>
+    <w:lsdException w:name="List Table 7 Colorful Accent 2" w:uiPriority="52"/>
+    <w:lsdException w:name="List Table 1 Light Accent 3" w:uiPriority="46"/>
+    <w:lsdException w:name="List Table 2 Accent 3" w:uiPriority="47"/>
+    <w:lsdException w:name="List Table 3 Accent 3" w:uiPriority="48"/>
+    <w:lsdException w:name="List Table 4 Accent 3" w:uiPriority="49"/>
+    <w:lsdException w:name="List Table 5 Dark Accent 3" w:uiPriority="50"/>
+    <w:lsdException w:name="List Table 6 Colorful Accent 3" w:uiPriority="51"/>
+    <w:lsdException w:name="List Table 7 Colorful Accent 3" w:uiPriority="52"/>
+    <w:lsdException w:name="List Table 1 Light Accent 4" w:uiPriority="46"/>
+    <w:lsdException w:name="List Table 2 Accent 4" w:uiPriority="47"/>
+    <w:lsdException w:name="List Table 3 Accent 4" w:uiPriority="48"/>
+    <w:lsdException w:name="List Table 4 Accent 4" w:uiPriority="49"/>
+    <w:lsdException w:name="List Table 5 Dark Accent 4" w:uiPriority="50"/>
+    <w:lsdException w:name="List Table 6 Colorful Accent 4" w:uiPriority="51"/>
+    <w:lsdException w:name="List Table 7 Colorful Accent 4" w:uiPriority="52"/>
+    <w:lsdException w:name="List Table 1 Light Accent 5" w:uiPriority="46"/>
+    <w:lsdException w:name="List Table 2 Accent 5" w:uiPriority="47"/>
+    <w:lsdException w:name="List Table 3 Accent 5" w:uiPriority="48"/>
+    <w:lsdException w:name="List Table 4 Accent 5" w:uiPriority="49"/>
+    <w:lsdException w:name="List Table 5 Dark Accent 5" w:uiPriority="50"/>
+    <w:lsdException w:name="List Table 6 Colorful Accent 5" w:uiPriority="51"/>
+    <w:lsdException w:name="List Table 7 Colorful Accent 5" w:uiPriority="52"/>
+    <w:lsdException w:name="List Table 1 Light Accent 6" w:uiPriority="46"/>
+    <w:lsdException w:name="List Table 2 Accent 6" w:uiPriority="47"/>
+    <w:lsdException w:name="List Table 3 Accent 6" w:uiPriority="48"/>
+    <w:lsdException w:name="List Table 4 Accent 6" w:uiPriority="49"/>
+    <w:lsdException w:name="List Table 5 Dark Accent 6" w:uiPriority="50"/>
+    <w:lsdException w:name="List Table 6 Colorful Accent 6" w:uiPriority="51"/>
+    <w:lsdException w:name="List Table 7 Colorful Accent 6" w:uiPriority="52"/>
+    <w:lsdException w:name="Mention" w:semiHidden="1" w:unhideWhenUsed="1"/>
+    <w:lsdException w:name="Smart Hyperlink" w:semiHidden="1" w:unhideWhenUsed="1"/>
+    <w:lsdException w:name="Hashtag" w:semiHidden="1" w:unhideWhenUsed="1"/>
+    <w:lsdException w:name="Unresolved Mention" w:semiHidden="1" w:unhideWhenUsed="1"/>
+    <w:lsdException w:name="Smart Link" w:semiHidden="1" w:unhideWhenUsed="1"/>
+  </w:latentStyles>
+  <w:style w:type="paragraph" w:default="1" w:styleId="a">
     <w:name w:val="Normal"/>
     <w:qFormat/>
   </w:style>
-  <w:style w:type="table" w:styleId="TableNormal" w:default="true">
+  <w:style w:type="paragraph" w:styleId="1">
+    <w:name w:val="heading 1"/>
+    <w:basedOn w:val="a"/>
+    <w:next w:val="a"/>
+    <w:uiPriority w:val="9"/>
+    <w:qFormat/>
+    <w:pPr>
+      <w:outlineLvl w:val="0"/>
+    </w:pPr>
+    <w:rPr>
+      <w:color w:val="2E74B5"/>
+      <w:sz w:val="32"/>
+      <w:szCs w:val="32"/>
+    </w:rPr>
+  </w:style>
+  <w:style w:type="paragraph" w:styleId="2">
+    <w:name w:val="heading 2"/>
+    <w:basedOn w:val="a"/>
+    <w:next w:val="a"/>
+    <w:uiPriority w:val="9"/>
+    <w:semiHidden/>
+    <w:unhideWhenUsed/>
+    <w:qFormat/>
+    <w:pPr>
+      <w:outlineLvl w:val="1"/>
+    </w:pPr>
+    <w:rPr>
+      <w:color w:val="2E74B5"/>
+      <w:sz w:val="26"/>
+      <w:szCs w:val="26"/>
+    </w:rPr>
+  </w:style>
+  <w:style w:type="paragraph" w:styleId="3">
+    <w:name w:val="heading 3"/>
+    <w:basedOn w:val="a"/>
+    <w:next w:val="a"/>
+    <w:uiPriority w:val="9"/>
+    <w:semiHidden/>
+    <w:unhideWhenUsed/>
+    <w:qFormat/>
+    <w:pPr>
+      <w:outlineLvl w:val="2"/>
+    </w:pPr>
+    <w:rPr>
+      <w:color w:val="1F4D78"/>
+      <w:sz w:val="24"/>
+      <w:szCs w:val="24"/>
+    </w:rPr>
+  </w:style>
+  <w:style w:type="paragraph" w:styleId="4">
+    <w:name w:val="heading 4"/>
+    <w:basedOn w:val="a"/>
+    <w:next w:val="a"/>
+    <w:uiPriority w:val="9"/>
+    <w:semiHidden/>
+    <w:unhideWhenUsed/>
+    <w:qFormat/>
+    <w:pPr>
+      <w:outlineLvl w:val="3"/>
+    </w:pPr>
+    <w:rPr>
+      <w:i/>
+      <w:iCs/>
+      <w:color w:val="2E74B5"/>
+    </w:rPr>
+  </w:style>
+  <w:style w:type="paragraph" w:styleId="5">
+    <w:name w:val="heading 5"/>
+    <w:basedOn w:val="a"/>
+    <w:next w:val="a"/>
+    <w:uiPriority w:val="9"/>
+    <w:semiHidden/>
+    <w:unhideWhenUsed/>
+    <w:qFormat/>
+    <w:pPr>
+      <w:outlineLvl w:val="4"/>
+    </w:pPr>
+    <w:rPr>
+      <w:color w:val="2E74B5"/>
+    </w:rPr>
+  </w:style>
+  <w:style w:type="paragraph" w:styleId="6">
+    <w:name w:val="heading 6"/>
+    <w:basedOn w:val="a"/>
+    <w:next w:val="a"/>
+    <w:uiPriority w:val="9"/>
+    <w:semiHidden/>
+    <w:unhideWhenUsed/>
+    <w:qFormat/>
+    <w:pPr>
+      <w:outlineLvl w:val="5"/>
+    </w:pPr>
+    <w:rPr>
+      <w:color w:val="1F4D78"/>
+    </w:rPr>
+  </w:style>
+  <w:style w:type="character" w:default="1" w:styleId="a0">
+    <w:name w:val="Default Paragraph Font"/>
+    <w:uiPriority w:val="1"/>
+    <w:semiHidden/>
+    <w:unhideWhenUsed/>
+  </w:style>
+  <w:style w:type="table" w:default="1" w:styleId="a1">
     <w:name w:val="Normal Table"/>
     <w:uiPriority w:val="99"/>
     <w:semiHidden/>
     <w:unhideWhenUsed/>
     <w:tblPr>
-      <w:tblInd w:type="dxa" w:w="0"/>
+      <w:tblInd w:w="0" w:type="dxa"/>
       <w:tblCellMar>
-        <w:top w:type="dxa" w:w="0"/>
-        <w:left w:type="dxa" w:w="108"/>
-        <w:bottom w:type="dxa" w:w="0"/>
-        <w:right w:type="dxa" w:w="108"/>
+        <w:top w:w="0" w:type="dxa"/>
+        <w:left w:w="108" w:type="dxa"/>
+        <w:bottom w:w="0" w:type="dxa"/>
+        <w:right w:w="108" w:type="dxa"/>
       </w:tblCellMar>
     </w:tblPr>
   </w:style>
-  <w:style w:type="paragraph" w:styleId="Title">
+  <w:style w:type="numbering" w:default="1" w:styleId="a2">
+    <w:name w:val="No List"/>
+    <w:uiPriority w:val="99"/>
+    <w:semiHidden/>
+    <w:unhideWhenUsed/>
+  </w:style>
+  <w:style w:type="paragraph" w:styleId="a3">
     <w:name w:val="Title"/>
-    <w:basedOn w:val="Normal"/>
-    <w:next w:val="Normal"/>
+    <w:basedOn w:val="a"/>
+    <w:next w:val="a"/>
+    <w:uiPriority w:val="10"/>
     <w:qFormat/>
     <w:rPr>
       <w:sz w:val="56"/>
       <w:szCs w:val="56"/>
     </w:rPr>
   </w:style>
-  <w:style w:type="paragraph" w:styleId="Heading1">
-    <w:name w:val="Heading 1"/>
-    <w:basedOn w:val="Normal"/>
-    <w:next w:val="Normal"/>
-    <w:qFormat/>
-    <w:rPr>
-      <w:color w:val="2E74B5"/>
-      <w:sz w:val="32"/>
-      <w:szCs w:val="32"/>
-    </w:rPr>
-  </w:style>
-  <w:style w:type="paragraph" w:styleId="Heading2">
-    <w:name w:val="Heading 2"/>
-    <w:basedOn w:val="Normal"/>
-    <w:next w:val="Normal"/>
-    <w:qFormat/>
-    <w:rPr>
-      <w:color w:val="2E74B5"/>
-      <w:sz w:val="26"/>
-      <w:szCs w:val="26"/>
-    </w:rPr>
-  </w:style>
-  <w:style w:type="paragraph" w:styleId="Heading3">
-    <w:name w:val="Heading 3"/>
-    <w:basedOn w:val="Normal"/>
-    <w:next w:val="Normal"/>
-    <w:qFormat/>
-    <w:rPr>
-      <w:color w:val="1F4D78"/>
-      <w:sz w:val="24"/>
-      <w:szCs w:val="24"/>
-    </w:rPr>
-  </w:style>
-  <w:style w:type="paragraph" w:styleId="Heading4">
-    <w:name w:val="Heading 4"/>
-    <w:basedOn w:val="Normal"/>
-    <w:next w:val="Normal"/>
-    <w:qFormat/>
-    <w:rPr>
-      <w:i/>
-      <w:iCs/>
-      <w:color w:val="2E74B5"/>
-    </w:rPr>
-  </w:style>
-  <w:style w:type="paragraph" w:styleId="Heading5">
-    <w:name w:val="Heading 5"/>
-    <w:basedOn w:val="Normal"/>
-    <w:next w:val="Normal"/>
-    <w:qFormat/>
-    <w:rPr>
-      <w:color w:val="2E74B5"/>
-    </w:rPr>
-  </w:style>
-  <w:style w:type="paragraph" w:styleId="Heading6">
-    <w:name w:val="Heading 6"/>
-    <w:basedOn w:val="Normal"/>
-    <w:next w:val="Normal"/>
-    <w:qFormat/>
-    <w:rPr>
-      <w:color w:val="1F4D78"/>
-    </w:rPr>
-  </w:style>
-  <w:style w:type="paragraph" w:styleId="Strong">
-    <w:name w:val="Strong"/>
-    <w:basedOn w:val="Normal"/>
-    <w:next w:val="Normal"/>
+  <w:style w:type="paragraph" w:customStyle="1" w:styleId="10">
+    <w:name w:val="Строгий1"/>
+    <w:basedOn w:val="a"/>
+    <w:next w:val="a"/>
     <w:qFormat/>
     <w:rPr>
       <w:b/>
       <w:bCs/>
     </w:rPr>
   </w:style>
-  <w:style w:type="paragraph" w:styleId="ListParagraph">
+  <w:style w:type="paragraph" w:styleId="a4">
     <w:name w:val="List Paragraph"/>
-    <w:basedOn w:val="Normal"/>
+    <w:basedOn w:val="a"/>
     <w:qFormat/>
   </w:style>
-  <w:style w:type="character" w:styleId="Hyperlink">
+  <w:style w:type="character" w:styleId="a5">
     <w:name w:val="Hyperlink"/>
-    <w:basedOn w:val="DefaultParagraphFont"/>
     <w:uiPriority w:val="99"/>
     <w:unhideWhenUsed/>
     <w:rPr>
@@ -4274,9 +4050,8 @@
       <w:u w:val="single"/>
     </w:rPr>
   </w:style>
-  <w:style w:type="character" w:styleId="FootnoteReference">
+  <w:style w:type="character" w:styleId="a6">
     <w:name w:val="footnote reference"/>
-    <w:basedOn w:val="DefaultParagraphFont"/>
     <w:uiPriority w:val="99"/>
     <w:semiHidden/>
     <w:unhideWhenUsed/>
@@ -4284,25 +4059,10 @@
       <w:vertAlign w:val="superscript"/>
     </w:rPr>
   </w:style>
-  <w:style w:type="paragraph" w:styleId="FootnoteText">
+  <w:style w:type="paragraph" w:styleId="a7">
     <w:name w:val="footnote text"/>
-    <w:basedOn w:val="Normal"/>
-    <w:link w:val="FootnoteTextChar"/>
-    <w:uiPriority w:val="99"/>
-    <w:semiHidden/>
-    <w:unhideWhenUsed/>
-    <w:pPr>
-      <w:spacing w:after="0" w:line="240" w:lineRule="auto"/>
-    </w:pPr>
-    <w:rPr>
-      <w:sz w:val="20"/>
-      <w:szCs w:val="20"/>
-    </w:rPr>
-  </w:style>
-  <w:style w:type="character" w:styleId="FootnoteTextChar">
-    <w:name w:val="Footnote Text Char"/>
-    <w:basedOn w:val="DefaultParagraphFont"/>
-    <w:link w:val="FootnoteText"/>
+    <w:basedOn w:val="a"/>
+    <w:link w:val="a8"/>
     <w:uiPriority w:val="99"/>
     <w:semiHidden/>
     <w:unhideWhenUsed/>
@@ -4311,9 +4071,19 @@
       <w:szCs w:val="20"/>
     </w:rPr>
   </w:style>
-  <w:style w:type="character" w:styleId="EndnoteReference">
+  <w:style w:type="character" w:customStyle="1" w:styleId="a8">
+    <w:name w:val="Текст сноски Знак"/>
+    <w:link w:val="a7"/>
+    <w:uiPriority w:val="99"/>
+    <w:semiHidden/>
+    <w:unhideWhenUsed/>
+    <w:rPr>
+      <w:sz w:val="20"/>
+      <w:szCs w:val="20"/>
+    </w:rPr>
+  </w:style>
+  <w:style w:type="character" w:styleId="a9">
     <w:name w:val="endnote reference"/>
-    <w:basedOn w:val="DefaultParagraphFont"/>
     <w:uiPriority w:val="99"/>
     <w:semiHidden/>
     <w:unhideWhenUsed/>
@@ -4321,25 +4091,21 @@
       <w:vertAlign w:val="superscript"/>
     </w:rPr>
   </w:style>
-  <w:style w:type="paragraph" w:styleId="EndnoteText">
+  <w:style w:type="paragraph" w:styleId="aa">
     <w:name w:val="endnote text"/>
-    <w:basedOn w:val="Normal"/>
-    <w:link w:val="EndnoteTextChar"/>
+    <w:basedOn w:val="a"/>
+    <w:link w:val="ab"/>
     <w:uiPriority w:val="99"/>
     <w:semiHidden/>
     <w:unhideWhenUsed/>
-    <w:pPr>
-      <w:spacing w:after="0" w:line="240" w:lineRule="auto"/>
-    </w:pPr>
     <w:rPr>
       <w:sz w:val="20"/>
       <w:szCs w:val="20"/>
     </w:rPr>
   </w:style>
-  <w:style w:type="character" w:styleId="EndnoteTextChar">
-    <w:name w:val="Endnote Text Char"/>
-    <w:basedOn w:val="DefaultParagraphFont"/>
-    <w:link w:val="EndnoteText"/>
+  <w:style w:type="character" w:customStyle="1" w:styleId="ab">
+    <w:name w:val="Текст концевой сноски Знак"/>
+    <w:link w:val="aa"/>
     <w:uiPriority w:val="99"/>
     <w:semiHidden/>
     <w:unhideWhenUsed/>
@@ -4503,7 +4269,7 @@
         <a:solidFill>
           <a:schemeClr val="phClr"/>
         </a:solidFill>
-        <a:gradFill rotWithShape="true">
+        <a:gradFill rotWithShape="1">
           <a:gsLst>
             <a:gs pos="0">
               <a:schemeClr val="phClr">
@@ -4527,9 +4293,9 @@
               </a:schemeClr>
             </a:gs>
           </a:gsLst>
-          <a:lin ang="5400000" scaled="false"/>
+          <a:lin ang="5400000" scaled="0"/>
         </a:gradFill>
-        <a:gradFill rotWithShape="true">
+        <a:gradFill rotWithShape="1">
           <a:gsLst>
             <a:gs pos="0">
               <a:schemeClr val="phClr">
@@ -4553,7 +4319,7 @@
               </a:schemeClr>
             </a:gs>
           </a:gsLst>
-          <a:lin ang="5400000" scaled="false"/>
+          <a:lin ang="5400000" scaled="0"/>
         </a:gradFill>
       </a:fillStyleLst>
       <a:lnStyleLst>
@@ -4588,7 +4354,7 @@
         </a:effectStyle>
         <a:effectStyle>
           <a:effectLst>
-            <a:outerShdw blurRad="57150" dist="19050" dir="5400000" algn="ctr" rotWithShape="false">
+            <a:outerShdw blurRad="57150" dist="19050" dir="5400000" algn="ctr" rotWithShape="0">
               <a:srgbClr val="000000">
                 <a:alpha val="63000"/>
               </a:srgbClr>
@@ -4606,7 +4372,7 @@
             <a:satMod val="170000"/>
           </a:schemeClr>
         </a:solidFill>
-        <a:gradFill rotWithShape="true">
+        <a:gradFill rotWithShape="1">
           <a:gsLst>
             <a:gs pos="0">
               <a:schemeClr val="phClr">
@@ -4631,7 +4397,7 @@
               </a:schemeClr>
             </a:gs>
           </a:gsLst>
-          <a:lin ang="5400000" scaled="false"/>
+          <a:lin ang="5400000" scaled="0"/>
         </a:gradFill>
       </a:bgFillStyleLst>
     </a:fmtScheme>

--- a/docs/Исправления_ЛР2_ЛР3.docx
+++ b/docs/Исправления_ЛР2_ЛР3.docx
@@ -99,8 +99,17 @@
           <w:b/>
           <w:bCs/>
         </w:rPr>
-        <w:t>Замечание: убрать страницу удалённой кометы, просто редирект</w:t>
-      </w:r>
+        <w:t xml:space="preserve">Замечание: убрать страницу удалённой кометы, просто </w:t>
+      </w:r>
+      <w:proofErr w:type="spellStart"/>
+      <w:r>
+        <w:rPr>
+          <w:b/>
+          <w:bCs/>
+        </w:rPr>
+        <w:t>редирект</w:t>
+      </w:r>
+      <w:proofErr w:type="spellEnd"/>
     </w:p>
     <w:p>
       <w:pPr>
@@ -124,7 +133,43 @@
           <w:sz w:val="24"/>
           <w:szCs w:val="24"/>
         </w:rPr>
-        <w:t>/comets/feed/10</w:t>
+        <w:t>/</w:t>
+      </w:r>
+      <w:proofErr w:type="spellStart"/>
+      <w:r>
+        <w:rPr>
+          <w:rFonts w:ascii="Consolas" w:eastAsia="Consolas" w:hAnsi="Consolas" w:cs="Consolas"/>
+          <w:sz w:val="24"/>
+          <w:szCs w:val="24"/>
+        </w:rPr>
+        <w:t>comets</w:t>
+      </w:r>
+      <w:proofErr w:type="spellEnd"/>
+      <w:r>
+        <w:rPr>
+          <w:rFonts w:ascii="Consolas" w:eastAsia="Consolas" w:hAnsi="Consolas" w:cs="Consolas"/>
+          <w:sz w:val="24"/>
+          <w:szCs w:val="24"/>
+        </w:rPr>
+        <w:t>/</w:t>
+      </w:r>
+      <w:proofErr w:type="spellStart"/>
+      <w:r>
+        <w:rPr>
+          <w:rFonts w:ascii="Consolas" w:eastAsia="Consolas" w:hAnsi="Consolas" w:cs="Consolas"/>
+          <w:sz w:val="24"/>
+          <w:szCs w:val="24"/>
+        </w:rPr>
+        <w:t>feed</w:t>
+      </w:r>
+      <w:proofErr w:type="spellEnd"/>
+      <w:r>
+        <w:rPr>
+          <w:rFonts w:ascii="Consolas" w:eastAsia="Consolas" w:hAnsi="Consolas" w:cs="Consolas"/>
+          <w:sz w:val="24"/>
+          <w:szCs w:val="24"/>
+        </w:rPr>
+        <w:t>/10</w:t>
       </w:r>
       <w:r>
         <w:t>) открывалась отдельная страница «Комета не найдена» с кодом 404.</w:t>
@@ -146,6 +191,7 @@
       <w:r>
         <w:t xml:space="preserve">страница для удалённой кометы больше не показывается. Контроллер ленты </w:t>
       </w:r>
+      <w:proofErr w:type="spellStart"/>
       <w:r>
         <w:rPr>
           <w:rFonts w:ascii="Consolas" w:eastAsia="Consolas" w:hAnsi="Consolas" w:cs="Consolas"/>
@@ -154,17 +200,62 @@
         </w:rPr>
         <w:t>CometFeed</w:t>
       </w:r>
-      <w:r>
-        <w:t xml:space="preserve"> при запросе кометы по id, которой нет среди опубликованных (удалена или не опубликована), отвечает редиректом 303 на </w:t>
-      </w:r>
-      <w:r>
-        <w:rPr>
-          <w:rFonts w:ascii="Consolas" w:eastAsia="Consolas" w:hAnsi="Consolas" w:cs="Consolas"/>
-          <w:sz w:val="24"/>
-          <w:szCs w:val="24"/>
-        </w:rPr>
-        <w:t>/comets/feed</w:t>
-      </w:r>
+      <w:proofErr w:type="spellEnd"/>
+      <w:r>
+        <w:t xml:space="preserve"> при запросе кометы по </w:t>
+      </w:r>
+      <w:proofErr w:type="spellStart"/>
+      <w:r>
+        <w:t>id</w:t>
+      </w:r>
+      <w:proofErr w:type="spellEnd"/>
+      <w:r>
+        <w:t xml:space="preserve">, которой нет среди опубликованных (удалена или не опубликована), отвечает </w:t>
+      </w:r>
+      <w:proofErr w:type="spellStart"/>
+      <w:r>
+        <w:t>редиректом</w:t>
+      </w:r>
+      <w:proofErr w:type="spellEnd"/>
+      <w:r>
+        <w:t xml:space="preserve"> 303 на </w:t>
+      </w:r>
+      <w:r>
+        <w:rPr>
+          <w:rFonts w:ascii="Consolas" w:eastAsia="Consolas" w:hAnsi="Consolas" w:cs="Consolas"/>
+          <w:sz w:val="24"/>
+          <w:szCs w:val="24"/>
+        </w:rPr>
+        <w:t>/</w:t>
+      </w:r>
+      <w:proofErr w:type="spellStart"/>
+      <w:r>
+        <w:rPr>
+          <w:rFonts w:ascii="Consolas" w:eastAsia="Consolas" w:hAnsi="Consolas" w:cs="Consolas"/>
+          <w:sz w:val="24"/>
+          <w:szCs w:val="24"/>
+        </w:rPr>
+        <w:t>comets</w:t>
+      </w:r>
+      <w:proofErr w:type="spellEnd"/>
+      <w:r>
+        <w:rPr>
+          <w:rFonts w:ascii="Consolas" w:eastAsia="Consolas" w:hAnsi="Consolas" w:cs="Consolas"/>
+          <w:sz w:val="24"/>
+          <w:szCs w:val="24"/>
+        </w:rPr>
+        <w:t>/</w:t>
+      </w:r>
+      <w:proofErr w:type="spellStart"/>
+      <w:r>
+        <w:rPr>
+          <w:rFonts w:ascii="Consolas" w:eastAsia="Consolas" w:hAnsi="Consolas" w:cs="Consolas"/>
+          <w:sz w:val="24"/>
+          <w:szCs w:val="24"/>
+        </w:rPr>
+        <w:t>feed</w:t>
+      </w:r>
+      <w:proofErr w:type="spellEnd"/>
       <w:r>
         <w:t xml:space="preserve"> — открывается первая комета ленты. Удалённую комету по-прежнему нельзя посмотреть: запрос к БД выбирает только опубликованные.</w:t>
       </w:r>
@@ -226,7 +317,47 @@
         <w:jc w:val="center"/>
       </w:pPr>
       <w:r>
-        <w:t>Рисунок 1 – контроллер ленты CometFeed: редирект на /comets/feed, если кометы с таким id нет среди опубликованных (строки 77–80)</w:t>
+        <w:t xml:space="preserve">Рисунок 1 – контроллер ленты </w:t>
+      </w:r>
+      <w:proofErr w:type="spellStart"/>
+      <w:r>
+        <w:t>CometFeed</w:t>
+      </w:r>
+      <w:proofErr w:type="spellEnd"/>
+      <w:r>
+        <w:t xml:space="preserve">: </w:t>
+      </w:r>
+      <w:proofErr w:type="spellStart"/>
+      <w:r>
+        <w:t>редирект</w:t>
+      </w:r>
+      <w:proofErr w:type="spellEnd"/>
+      <w:r>
+        <w:t xml:space="preserve"> на /</w:t>
+      </w:r>
+      <w:proofErr w:type="spellStart"/>
+      <w:r>
+        <w:t>comets</w:t>
+      </w:r>
+      <w:proofErr w:type="spellEnd"/>
+      <w:r>
+        <w:t>/</w:t>
+      </w:r>
+      <w:proofErr w:type="spellStart"/>
+      <w:r>
+        <w:t>feed</w:t>
+      </w:r>
+      <w:proofErr w:type="spellEnd"/>
+      <w:r>
+        <w:t xml:space="preserve">, если кометы с таким </w:t>
+      </w:r>
+      <w:proofErr w:type="spellStart"/>
+      <w:r>
+        <w:t>id</w:t>
+      </w:r>
+      <w:proofErr w:type="spellEnd"/>
+      <w:r>
+        <w:t xml:space="preserve"> нет среди опубликованных (строки 77–80)</w:t>
       </w:r>
     </w:p>
     <w:p>
@@ -291,8 +422,45 @@
         <w:jc w:val="center"/>
       </w:pPr>
       <w:r>
-        <w:t>Рисунок 2 – комета 46P/Виртанена (id = 10) в статусе deleted; запрос её адреса возвращает 303 и Location: /comets/feed</w:t>
-      </w:r>
+        <w:t>Рисунок 2 – комета 46P/Виртанена (</w:t>
+      </w:r>
+      <w:proofErr w:type="spellStart"/>
+      <w:r>
+        <w:t>id</w:t>
+      </w:r>
+      <w:proofErr w:type="spellEnd"/>
+      <w:r>
+        <w:t xml:space="preserve"> = 10) в статусе </w:t>
+      </w:r>
+      <w:proofErr w:type="spellStart"/>
+      <w:r>
+        <w:t>deleted</w:t>
+      </w:r>
+      <w:proofErr w:type="spellEnd"/>
+      <w:r>
+        <w:t xml:space="preserve">; запрос её адреса возвращает 303 и </w:t>
+      </w:r>
+      <w:proofErr w:type="spellStart"/>
+      <w:r>
+        <w:t>Location</w:t>
+      </w:r>
+      <w:proofErr w:type="spellEnd"/>
+      <w:r>
+        <w:t>: /</w:t>
+      </w:r>
+      <w:proofErr w:type="spellStart"/>
+      <w:r>
+        <w:t>comets</w:t>
+      </w:r>
+      <w:proofErr w:type="spellEnd"/>
+      <w:r>
+        <w:t>/</w:t>
+      </w:r>
+      <w:proofErr w:type="spellStart"/>
+      <w:r>
+        <w:t>feed</w:t>
+      </w:r>
+      <w:proofErr w:type="spellEnd"/>
     </w:p>
     <w:p>
       <w:pPr>
@@ -350,8 +518,37 @@
         <w:jc w:val="center"/>
       </w:pPr>
       <w:r>
-        <w:t>Рисунок 3 – браузер после перехода по адресу удалённой кометы /comets/feed/10: открыта лента с первой кометой, адрес /comets/feed</w:t>
-      </w:r>
+        <w:t>Рисунок 3 – браузер после перехода по адресу удалённой кометы /</w:t>
+      </w:r>
+      <w:proofErr w:type="spellStart"/>
+      <w:r>
+        <w:t>comets</w:t>
+      </w:r>
+      <w:proofErr w:type="spellEnd"/>
+      <w:r>
+        <w:t>/</w:t>
+      </w:r>
+      <w:proofErr w:type="spellStart"/>
+      <w:r>
+        <w:t>feed</w:t>
+      </w:r>
+      <w:proofErr w:type="spellEnd"/>
+      <w:r>
+        <w:t>/10: открыта лента с первой кометой, адрес /</w:t>
+      </w:r>
+      <w:proofErr w:type="spellStart"/>
+      <w:r>
+        <w:t>comets</w:t>
+      </w:r>
+      <w:proofErr w:type="spellEnd"/>
+      <w:r>
+        <w:t>/</w:t>
+      </w:r>
+      <w:proofErr w:type="spellStart"/>
+      <w:r>
+        <w:t>feed</w:t>
+      </w:r>
+      <w:proofErr w:type="spellEnd"/>
     </w:p>
     <w:p>
       <w:r>
@@ -401,7 +598,39 @@
         <w:t xml:space="preserve">Было: </w:t>
       </w:r>
       <w:r>
-        <w:t>в коллекции Postman лента была разбита на два GET-запроса (без id и с id), а запроса деавторизации не было — получалось 4 GET, и запросы не совпадали с методами из задания. На первом скриншоте не был виден список запросов коллекции.</w:t>
+        <w:t xml:space="preserve">в коллекции </w:t>
+      </w:r>
+      <w:proofErr w:type="spellStart"/>
+      <w:r>
+        <w:t>Postman</w:t>
+      </w:r>
+      <w:proofErr w:type="spellEnd"/>
+      <w:r>
+        <w:t xml:space="preserve"> лента была разбита на два GET-запроса (без </w:t>
+      </w:r>
+      <w:proofErr w:type="spellStart"/>
+      <w:r>
+        <w:t>id</w:t>
+      </w:r>
+      <w:proofErr w:type="spellEnd"/>
+      <w:r>
+        <w:t xml:space="preserve"> и с </w:t>
+      </w:r>
+      <w:proofErr w:type="spellStart"/>
+      <w:r>
+        <w:t>id</w:t>
+      </w:r>
+      <w:proofErr w:type="spellEnd"/>
+      <w:r>
+        <w:t xml:space="preserve">), а запроса </w:t>
+      </w:r>
+      <w:proofErr w:type="spellStart"/>
+      <w:r>
+        <w:t>деавторизации</w:t>
+      </w:r>
+      <w:proofErr w:type="spellEnd"/>
+      <w:r>
+        <w:t xml:space="preserve"> не было — получалось 4 GET, и запросы не совпадали с методами из задания. На первом скриншоте не был виден список запросов коллекции.</w:t>
       </w:r>
     </w:p>
     <w:p>
@@ -420,17 +649,46 @@
       <w:r>
         <w:t xml:space="preserve">коллекция </w:t>
       </w:r>
-      <w:r>
-        <w:rPr>
-          <w:rFonts w:ascii="Consolas" w:eastAsia="Consolas" w:hAnsi="Consolas" w:cs="Consolas"/>
-          <w:sz w:val="24"/>
-          <w:szCs w:val="24"/>
-        </w:rPr>
-        <w:t>docs/comets.postman_collection.json</w:t>
-      </w:r>
-      <w:r>
-        <w:t xml:space="preserve"> пересобрана: в ней ровно 10 запросов — по одному на каждый метод из задания. GET-методов три: список, лента, черновик. Лента — один метод: id кометы и параметр </w:t>
-      </w:r>
+      <w:proofErr w:type="spellStart"/>
+      <w:r>
+        <w:rPr>
+          <w:rFonts w:ascii="Consolas" w:eastAsia="Consolas" w:hAnsi="Consolas" w:cs="Consolas"/>
+          <w:sz w:val="24"/>
+          <w:szCs w:val="24"/>
+        </w:rPr>
+        <w:t>docs</w:t>
+      </w:r>
+      <w:proofErr w:type="spellEnd"/>
+      <w:r>
+        <w:rPr>
+          <w:rFonts w:ascii="Consolas" w:eastAsia="Consolas" w:hAnsi="Consolas" w:cs="Consolas"/>
+          <w:sz w:val="24"/>
+          <w:szCs w:val="24"/>
+        </w:rPr>
+        <w:t>/</w:t>
+      </w:r>
+      <w:proofErr w:type="spellStart"/>
+      <w:r>
+        <w:rPr>
+          <w:rFonts w:ascii="Consolas" w:eastAsia="Consolas" w:hAnsi="Consolas" w:cs="Consolas"/>
+          <w:sz w:val="24"/>
+          <w:szCs w:val="24"/>
+        </w:rPr>
+        <w:t>comets.postman_collection.json</w:t>
+      </w:r>
+      <w:proofErr w:type="spellEnd"/>
+      <w:r>
+        <w:t xml:space="preserve"> пересобрана: в ней ровно 10 запросов — по одному на каждый метод из задания. GET-методов три: список, лента, черновик. Лента — один метод: </w:t>
+      </w:r>
+      <w:proofErr w:type="spellStart"/>
+      <w:r>
+        <w:t>id</w:t>
+      </w:r>
+      <w:proofErr w:type="spellEnd"/>
+      <w:r>
+        <w:t xml:space="preserve"> кометы и параметр </w:t>
+      </w:r>
+      <w:proofErr w:type="spellStart"/>
       <w:r>
         <w:rPr>
           <w:rFonts w:ascii="Consolas" w:eastAsia="Consolas" w:hAnsi="Consolas" w:cs="Consolas"/>
@@ -439,8 +697,17 @@
         </w:rPr>
         <w:t>next</w:t>
       </w:r>
-      <w:r>
-        <w:t xml:space="preserve"> задаются в одном запросе (без id возвращается первая комета). Те же 10 методов перечислены в README и на диаграмме классов.</w:t>
+      <w:proofErr w:type="spellEnd"/>
+      <w:r>
+        <w:t xml:space="preserve"> задаются в одном запросе (без </w:t>
+      </w:r>
+      <w:proofErr w:type="spellStart"/>
+      <w:r>
+        <w:t>id</w:t>
+      </w:r>
+      <w:proofErr w:type="spellEnd"/>
+      <w:r>
+        <w:t xml:space="preserve"> возвращается первая комета). Те же 10 методов перечислены в README и на диаграмме классов.</w:t>
       </w:r>
     </w:p>
     <w:tbl>
@@ -514,8 +781,19 @@
                 <w:sz w:val="24"/>
                 <w:szCs w:val="24"/>
               </w:rPr>
-              <w:t>Метод и url</w:t>
-            </w:r>
+              <w:t xml:space="preserve">Метод и </w:t>
+            </w:r>
+            <w:proofErr w:type="spellStart"/>
+            <w:r>
+              <w:rPr>
+                <w:b/>
+                <w:bCs/>
+                <w:sz w:val="24"/>
+                <w:szCs w:val="24"/>
+              </w:rPr>
+              <w:t>url</w:t>
+            </w:r>
+            <w:proofErr w:type="spellEnd"/>
           </w:p>
         </w:tc>
         <w:tc>
@@ -597,8 +875,36 @@
                 <w:sz w:val="20"/>
                 <w:szCs w:val="20"/>
               </w:rPr>
-              <w:t>GET /api/comets</w:t>
-            </w:r>
+              <w:t>GET /</w:t>
+            </w:r>
+            <w:proofErr w:type="spellStart"/>
+            <w:r>
+              <w:rPr>
+                <w:rFonts w:ascii="Consolas" w:eastAsia="Consolas" w:hAnsi="Consolas" w:cs="Consolas"/>
+                <w:sz w:val="20"/>
+                <w:szCs w:val="20"/>
+              </w:rPr>
+              <w:t>api</w:t>
+            </w:r>
+            <w:proofErr w:type="spellEnd"/>
+            <w:r>
+              <w:rPr>
+                <w:rFonts w:ascii="Consolas" w:eastAsia="Consolas" w:hAnsi="Consolas" w:cs="Consolas"/>
+                <w:sz w:val="20"/>
+                <w:szCs w:val="20"/>
+              </w:rPr>
+              <w:t>/</w:t>
+            </w:r>
+            <w:proofErr w:type="spellStart"/>
+            <w:r>
+              <w:rPr>
+                <w:rFonts w:ascii="Consolas" w:eastAsia="Consolas" w:hAnsi="Consolas" w:cs="Consolas"/>
+                <w:sz w:val="20"/>
+                <w:szCs w:val="20"/>
+              </w:rPr>
+              <w:t>comets</w:t>
+            </w:r>
+            <w:proofErr w:type="spellEnd"/>
           </w:p>
         </w:tc>
         <w:tc>
@@ -623,8 +929,17 @@
                 <w:sz w:val="24"/>
                 <w:szCs w:val="24"/>
               </w:rPr>
-              <w:t>список комет с фильтром по периоду, признак is_mine</w:t>
-            </w:r>
+              <w:t xml:space="preserve">список комет с фильтром по периоду, признак </w:t>
+            </w:r>
+            <w:proofErr w:type="spellStart"/>
+            <w:r>
+              <w:rPr>
+                <w:sz w:val="24"/>
+                <w:szCs w:val="24"/>
+              </w:rPr>
+              <w:t>is_mine</w:t>
+            </w:r>
+            <w:proofErr w:type="spellEnd"/>
           </w:p>
         </w:tc>
       </w:tr>
@@ -684,7 +999,27 @@
                 <w:szCs w:val="20"/>
                 <w:lang w:val="en-US"/>
               </w:rPr>
-              <w:t>GET /api/comets/feed/{id}?next=true</w:t>
+              <w:t>GET /</w:t>
+            </w:r>
+            <w:proofErr w:type="spellStart"/>
+            <w:r>
+              <w:rPr>
+                <w:rFonts w:ascii="Consolas" w:eastAsia="Consolas" w:hAnsi="Consolas" w:cs="Consolas"/>
+                <w:sz w:val="20"/>
+                <w:szCs w:val="20"/>
+                <w:lang w:val="en-US"/>
+              </w:rPr>
+              <w:t>api</w:t>
+            </w:r>
+            <w:proofErr w:type="spellEnd"/>
+            <w:r>
+              <w:rPr>
+                <w:rFonts w:ascii="Consolas" w:eastAsia="Consolas" w:hAnsi="Consolas" w:cs="Consolas"/>
+                <w:sz w:val="20"/>
+                <w:szCs w:val="20"/>
+                <w:lang w:val="en-US"/>
+              </w:rPr>
+              <w:t>/comets/feed/{id}?next=true</w:t>
             </w:r>
           </w:p>
         </w:tc>
@@ -710,8 +1045,17 @@
                 <w:sz w:val="24"/>
                 <w:szCs w:val="24"/>
               </w:rPr>
-              <w:t>лента: одна комета, признак is_liked</w:t>
-            </w:r>
+              <w:t xml:space="preserve">лента: одна комета, признак </w:t>
+            </w:r>
+            <w:proofErr w:type="spellStart"/>
+            <w:r>
+              <w:rPr>
+                <w:sz w:val="24"/>
+                <w:szCs w:val="24"/>
+              </w:rPr>
+              <w:t>is_liked</w:t>
+            </w:r>
+            <w:proofErr w:type="spellEnd"/>
           </w:p>
         </w:tc>
       </w:tr>
@@ -765,8 +1109,54 @@
                 <w:sz w:val="20"/>
                 <w:szCs w:val="20"/>
               </w:rPr>
-              <w:t>GET /api/comets/draft</w:t>
-            </w:r>
+              <w:t>GET /</w:t>
+            </w:r>
+            <w:proofErr w:type="spellStart"/>
+            <w:r>
+              <w:rPr>
+                <w:rFonts w:ascii="Consolas" w:eastAsia="Consolas" w:hAnsi="Consolas" w:cs="Consolas"/>
+                <w:sz w:val="20"/>
+                <w:szCs w:val="20"/>
+              </w:rPr>
+              <w:t>api</w:t>
+            </w:r>
+            <w:proofErr w:type="spellEnd"/>
+            <w:r>
+              <w:rPr>
+                <w:rFonts w:ascii="Consolas" w:eastAsia="Consolas" w:hAnsi="Consolas" w:cs="Consolas"/>
+                <w:sz w:val="20"/>
+                <w:szCs w:val="20"/>
+              </w:rPr>
+              <w:t>/</w:t>
+            </w:r>
+            <w:proofErr w:type="spellStart"/>
+            <w:r>
+              <w:rPr>
+                <w:rFonts w:ascii="Consolas" w:eastAsia="Consolas" w:hAnsi="Consolas" w:cs="Consolas"/>
+                <w:sz w:val="20"/>
+                <w:szCs w:val="20"/>
+              </w:rPr>
+              <w:t>comets</w:t>
+            </w:r>
+            <w:proofErr w:type="spellEnd"/>
+            <w:r>
+              <w:rPr>
+                <w:rFonts w:ascii="Consolas" w:eastAsia="Consolas" w:hAnsi="Consolas" w:cs="Consolas"/>
+                <w:sz w:val="20"/>
+                <w:szCs w:val="20"/>
+              </w:rPr>
+              <w:t>/</w:t>
+            </w:r>
+            <w:proofErr w:type="spellStart"/>
+            <w:r>
+              <w:rPr>
+                <w:rFonts w:ascii="Consolas" w:eastAsia="Consolas" w:hAnsi="Consolas" w:cs="Consolas"/>
+                <w:sz w:val="20"/>
+                <w:szCs w:val="20"/>
+              </w:rPr>
+              <w:t>draft</w:t>
+            </w:r>
+            <w:proofErr w:type="spellEnd"/>
           </w:p>
         </w:tc>
         <w:tc>
@@ -846,8 +1236,36 @@
                 <w:sz w:val="20"/>
                 <w:szCs w:val="20"/>
               </w:rPr>
-              <w:t>POST /api/comets</w:t>
-            </w:r>
+              <w:t>POST /</w:t>
+            </w:r>
+            <w:proofErr w:type="spellStart"/>
+            <w:r>
+              <w:rPr>
+                <w:rFonts w:ascii="Consolas" w:eastAsia="Consolas" w:hAnsi="Consolas" w:cs="Consolas"/>
+                <w:sz w:val="20"/>
+                <w:szCs w:val="20"/>
+              </w:rPr>
+              <w:t>api</w:t>
+            </w:r>
+            <w:proofErr w:type="spellEnd"/>
+            <w:r>
+              <w:rPr>
+                <w:rFonts w:ascii="Consolas" w:eastAsia="Consolas" w:hAnsi="Consolas" w:cs="Consolas"/>
+                <w:sz w:val="20"/>
+                <w:szCs w:val="20"/>
+              </w:rPr>
+              <w:t>/</w:t>
+            </w:r>
+            <w:proofErr w:type="spellStart"/>
+            <w:r>
+              <w:rPr>
+                <w:rFonts w:ascii="Consolas" w:eastAsia="Consolas" w:hAnsi="Consolas" w:cs="Consolas"/>
+                <w:sz w:val="20"/>
+                <w:szCs w:val="20"/>
+              </w:rPr>
+              <w:t>comets</w:t>
+            </w:r>
+            <w:proofErr w:type="spellEnd"/>
           </w:p>
         </w:tc>
         <w:tc>
@@ -933,7 +1351,27 @@
                 <w:szCs w:val="20"/>
                 <w:lang w:val="en-US"/>
               </w:rPr>
-              <w:t>PUT /api/comets/{id}/publish</w:t>
+              <w:t>PUT /</w:t>
+            </w:r>
+            <w:proofErr w:type="spellStart"/>
+            <w:r>
+              <w:rPr>
+                <w:rFonts w:ascii="Consolas" w:eastAsia="Consolas" w:hAnsi="Consolas" w:cs="Consolas"/>
+                <w:sz w:val="20"/>
+                <w:szCs w:val="20"/>
+                <w:lang w:val="en-US"/>
+              </w:rPr>
+              <w:t>api</w:t>
+            </w:r>
+            <w:proofErr w:type="spellEnd"/>
+            <w:r>
+              <w:rPr>
+                <w:rFonts w:ascii="Consolas" w:eastAsia="Consolas" w:hAnsi="Consolas" w:cs="Consolas"/>
+                <w:sz w:val="20"/>
+                <w:szCs w:val="20"/>
+                <w:lang w:val="en-US"/>
+              </w:rPr>
+              <w:t>/comets/{id}/publish</w:t>
             </w:r>
           </w:p>
         </w:tc>
@@ -1014,7 +1452,61 @@
                 <w:sz w:val="20"/>
                 <w:szCs w:val="20"/>
               </w:rPr>
-              <w:t>DELETE /api/comets/{id}</w:t>
+              <w:t>DELETE /</w:t>
+            </w:r>
+            <w:proofErr w:type="spellStart"/>
+            <w:r>
+              <w:rPr>
+                <w:rFonts w:ascii="Consolas" w:eastAsia="Consolas" w:hAnsi="Consolas" w:cs="Consolas"/>
+                <w:sz w:val="20"/>
+                <w:szCs w:val="20"/>
+              </w:rPr>
+              <w:t>api</w:t>
+            </w:r>
+            <w:proofErr w:type="spellEnd"/>
+            <w:r>
+              <w:rPr>
+                <w:rFonts w:ascii="Consolas" w:eastAsia="Consolas" w:hAnsi="Consolas" w:cs="Consolas"/>
+                <w:sz w:val="20"/>
+                <w:szCs w:val="20"/>
+              </w:rPr>
+              <w:t>/</w:t>
+            </w:r>
+            <w:proofErr w:type="spellStart"/>
+            <w:r>
+              <w:rPr>
+                <w:rFonts w:ascii="Consolas" w:eastAsia="Consolas" w:hAnsi="Consolas" w:cs="Consolas"/>
+                <w:sz w:val="20"/>
+                <w:szCs w:val="20"/>
+              </w:rPr>
+              <w:t>comets</w:t>
+            </w:r>
+            <w:proofErr w:type="spellEnd"/>
+            <w:r>
+              <w:rPr>
+                <w:rFonts w:ascii="Consolas" w:eastAsia="Consolas" w:hAnsi="Consolas" w:cs="Consolas"/>
+                <w:sz w:val="20"/>
+                <w:szCs w:val="20"/>
+              </w:rPr>
+              <w:t>/{</w:t>
+            </w:r>
+            <w:proofErr w:type="spellStart"/>
+            <w:r>
+              <w:rPr>
+                <w:rFonts w:ascii="Consolas" w:eastAsia="Consolas" w:hAnsi="Consolas" w:cs="Consolas"/>
+                <w:sz w:val="20"/>
+                <w:szCs w:val="20"/>
+              </w:rPr>
+              <w:t>id</w:t>
+            </w:r>
+            <w:proofErr w:type="spellEnd"/>
+            <w:r>
+              <w:rPr>
+                <w:rFonts w:ascii="Consolas" w:eastAsia="Consolas" w:hAnsi="Consolas" w:cs="Consolas"/>
+                <w:sz w:val="20"/>
+                <w:szCs w:val="20"/>
+              </w:rPr>
+              <w:t>}</w:t>
             </w:r>
           </w:p>
         </w:tc>
@@ -1101,7 +1593,27 @@
                 <w:szCs w:val="20"/>
                 <w:lang w:val="en-US"/>
               </w:rPr>
-              <w:t>POST /api/comets/{id}/like</w:t>
+              <w:t>POST /</w:t>
+            </w:r>
+            <w:proofErr w:type="spellStart"/>
+            <w:r>
+              <w:rPr>
+                <w:rFonts w:ascii="Consolas" w:eastAsia="Consolas" w:hAnsi="Consolas" w:cs="Consolas"/>
+                <w:sz w:val="20"/>
+                <w:szCs w:val="20"/>
+                <w:lang w:val="en-US"/>
+              </w:rPr>
+              <w:t>api</w:t>
+            </w:r>
+            <w:proofErr w:type="spellEnd"/>
+            <w:r>
+              <w:rPr>
+                <w:rFonts w:ascii="Consolas" w:eastAsia="Consolas" w:hAnsi="Consolas" w:cs="Consolas"/>
+                <w:sz w:val="20"/>
+                <w:szCs w:val="20"/>
+                <w:lang w:val="en-US"/>
+              </w:rPr>
+              <w:t>/comets/{id}/like</w:t>
             </w:r>
           </w:p>
         </w:tc>
@@ -1182,8 +1694,54 @@
                 <w:sz w:val="20"/>
                 <w:szCs w:val="20"/>
               </w:rPr>
-              <w:t>POST /api/users/register</w:t>
-            </w:r>
+              <w:t>POST /</w:t>
+            </w:r>
+            <w:proofErr w:type="spellStart"/>
+            <w:r>
+              <w:rPr>
+                <w:rFonts w:ascii="Consolas" w:eastAsia="Consolas" w:hAnsi="Consolas" w:cs="Consolas"/>
+                <w:sz w:val="20"/>
+                <w:szCs w:val="20"/>
+              </w:rPr>
+              <w:t>api</w:t>
+            </w:r>
+            <w:proofErr w:type="spellEnd"/>
+            <w:r>
+              <w:rPr>
+                <w:rFonts w:ascii="Consolas" w:eastAsia="Consolas" w:hAnsi="Consolas" w:cs="Consolas"/>
+                <w:sz w:val="20"/>
+                <w:szCs w:val="20"/>
+              </w:rPr>
+              <w:t>/</w:t>
+            </w:r>
+            <w:proofErr w:type="spellStart"/>
+            <w:r>
+              <w:rPr>
+                <w:rFonts w:ascii="Consolas" w:eastAsia="Consolas" w:hAnsi="Consolas" w:cs="Consolas"/>
+                <w:sz w:val="20"/>
+                <w:szCs w:val="20"/>
+              </w:rPr>
+              <w:t>users</w:t>
+            </w:r>
+            <w:proofErr w:type="spellEnd"/>
+            <w:r>
+              <w:rPr>
+                <w:rFonts w:ascii="Consolas" w:eastAsia="Consolas" w:hAnsi="Consolas" w:cs="Consolas"/>
+                <w:sz w:val="20"/>
+                <w:szCs w:val="20"/>
+              </w:rPr>
+              <w:t>/</w:t>
+            </w:r>
+            <w:proofErr w:type="spellStart"/>
+            <w:r>
+              <w:rPr>
+                <w:rFonts w:ascii="Consolas" w:eastAsia="Consolas" w:hAnsi="Consolas" w:cs="Consolas"/>
+                <w:sz w:val="20"/>
+                <w:szCs w:val="20"/>
+              </w:rPr>
+              <w:t>register</w:t>
+            </w:r>
+            <w:proofErr w:type="spellEnd"/>
           </w:p>
         </w:tc>
         <w:tc>
@@ -1263,8 +1821,54 @@
                 <w:sz w:val="20"/>
                 <w:szCs w:val="20"/>
               </w:rPr>
-              <w:t>POST /api/users/login</w:t>
-            </w:r>
+              <w:t>POST /</w:t>
+            </w:r>
+            <w:proofErr w:type="spellStart"/>
+            <w:r>
+              <w:rPr>
+                <w:rFonts w:ascii="Consolas" w:eastAsia="Consolas" w:hAnsi="Consolas" w:cs="Consolas"/>
+                <w:sz w:val="20"/>
+                <w:szCs w:val="20"/>
+              </w:rPr>
+              <w:t>api</w:t>
+            </w:r>
+            <w:proofErr w:type="spellEnd"/>
+            <w:r>
+              <w:rPr>
+                <w:rFonts w:ascii="Consolas" w:eastAsia="Consolas" w:hAnsi="Consolas" w:cs="Consolas"/>
+                <w:sz w:val="20"/>
+                <w:szCs w:val="20"/>
+              </w:rPr>
+              <w:t>/</w:t>
+            </w:r>
+            <w:proofErr w:type="spellStart"/>
+            <w:r>
+              <w:rPr>
+                <w:rFonts w:ascii="Consolas" w:eastAsia="Consolas" w:hAnsi="Consolas" w:cs="Consolas"/>
+                <w:sz w:val="20"/>
+                <w:szCs w:val="20"/>
+              </w:rPr>
+              <w:t>users</w:t>
+            </w:r>
+            <w:proofErr w:type="spellEnd"/>
+            <w:r>
+              <w:rPr>
+                <w:rFonts w:ascii="Consolas" w:eastAsia="Consolas" w:hAnsi="Consolas" w:cs="Consolas"/>
+                <w:sz w:val="20"/>
+                <w:szCs w:val="20"/>
+              </w:rPr>
+              <w:t>/</w:t>
+            </w:r>
+            <w:proofErr w:type="spellStart"/>
+            <w:r>
+              <w:rPr>
+                <w:rFonts w:ascii="Consolas" w:eastAsia="Consolas" w:hAnsi="Consolas" w:cs="Consolas"/>
+                <w:sz w:val="20"/>
+                <w:szCs w:val="20"/>
+              </w:rPr>
+              <w:t>login</w:t>
+            </w:r>
+            <w:proofErr w:type="spellEnd"/>
           </w:p>
         </w:tc>
         <w:tc>
@@ -1344,8 +1948,54 @@
                 <w:sz w:val="20"/>
                 <w:szCs w:val="20"/>
               </w:rPr>
-              <w:t>POST /api/users/logout</w:t>
-            </w:r>
+              <w:t>POST /</w:t>
+            </w:r>
+            <w:proofErr w:type="spellStart"/>
+            <w:r>
+              <w:rPr>
+                <w:rFonts w:ascii="Consolas" w:eastAsia="Consolas" w:hAnsi="Consolas" w:cs="Consolas"/>
+                <w:sz w:val="20"/>
+                <w:szCs w:val="20"/>
+              </w:rPr>
+              <w:t>api</w:t>
+            </w:r>
+            <w:proofErr w:type="spellEnd"/>
+            <w:r>
+              <w:rPr>
+                <w:rFonts w:ascii="Consolas" w:eastAsia="Consolas" w:hAnsi="Consolas" w:cs="Consolas"/>
+                <w:sz w:val="20"/>
+                <w:szCs w:val="20"/>
+              </w:rPr>
+              <w:t>/</w:t>
+            </w:r>
+            <w:proofErr w:type="spellStart"/>
+            <w:r>
+              <w:rPr>
+                <w:rFonts w:ascii="Consolas" w:eastAsia="Consolas" w:hAnsi="Consolas" w:cs="Consolas"/>
+                <w:sz w:val="20"/>
+                <w:szCs w:val="20"/>
+              </w:rPr>
+              <w:t>users</w:t>
+            </w:r>
+            <w:proofErr w:type="spellEnd"/>
+            <w:r>
+              <w:rPr>
+                <w:rFonts w:ascii="Consolas" w:eastAsia="Consolas" w:hAnsi="Consolas" w:cs="Consolas"/>
+                <w:sz w:val="20"/>
+                <w:szCs w:val="20"/>
+              </w:rPr>
+              <w:t>/</w:t>
+            </w:r>
+            <w:proofErr w:type="spellStart"/>
+            <w:r>
+              <w:rPr>
+                <w:rFonts w:ascii="Consolas" w:eastAsia="Consolas" w:hAnsi="Consolas" w:cs="Consolas"/>
+                <w:sz w:val="20"/>
+                <w:szCs w:val="20"/>
+              </w:rPr>
+              <w:t>logout</w:t>
+            </w:r>
+            <w:proofErr w:type="spellEnd"/>
           </w:p>
         </w:tc>
         <w:tc>
@@ -1365,12 +2015,21 @@
             </w:tcMar>
           </w:tcPr>
           <w:p>
+            <w:proofErr w:type="spellStart"/>
             <w:r>
               <w:rPr>
                 <w:sz w:val="24"/>
                 <w:szCs w:val="24"/>
               </w:rPr>
-              <w:t>деавторизация (заглушка до ЛР4)</w:t>
+              <w:t>деавторизация</w:t>
+            </w:r>
+            <w:proofErr w:type="spellEnd"/>
+            <w:r>
+              <w:rPr>
+                <w:sz w:val="24"/>
+                <w:szCs w:val="24"/>
+              </w:rPr>
+              <w:t xml:space="preserve"> (заглушка до ЛР4)</w:t>
             </w:r>
           </w:p>
         </w:tc>
@@ -1393,15 +2052,16 @@
         <w:rPr>
           <w:i/>
           <w:iCs/>
+          <w:noProof/>
           <w:color w:val="C00000"/>
           <w:sz w:val="24"/>
           <w:szCs w:val="24"/>
         </w:rPr>
         <w:drawing>
-          <wp:inline distT="0" distB="0" distL="0" distR="0" wp14:anchorId="5C2EF1C3" wp14:editId="05635A69">
-            <wp:extent cx="2905530" cy="2295845"/>
-            <wp:effectExtent l="0" t="0" r="9525" b="9525"/>
-            <wp:docPr id="17" name="Рисунок 17"/>
+          <wp:inline distT="0" distB="0" distL="0" distR="0" wp14:anchorId="5C1603B6" wp14:editId="539954ED">
+            <wp:extent cx="3000794" cy="2305372"/>
+            <wp:effectExtent l="0" t="0" r="9525" b="0"/>
+            <wp:docPr id="20" name="Рисунок 20"/>
             <wp:cNvGraphicFramePr>
               <a:graphicFrameLocks xmlns:a="http://schemas.openxmlformats.org/drawingml/2006/main" noChangeAspect="1"/>
             </wp:cNvGraphicFramePr>
@@ -1421,7 +2081,7 @@
                   <pic:spPr>
                     <a:xfrm>
                       <a:off x="0" y="0"/>
-                      <a:ext cx="2905530" cy="2295845"/>
+                      <a:ext cx="3000794" cy="2305372"/>
                     </a:xfrm>
                     <a:prstGeom prst="rect">
                       <a:avLst/>
@@ -1433,6 +2093,17 @@
           </wp:inline>
         </w:drawing>
       </w:r>
+      <w:r>
+        <w:rPr>
+          <w:i/>
+          <w:iCs/>
+          <w:noProof/>
+          <w:color w:val="C00000"/>
+          <w:sz w:val="24"/>
+          <w:szCs w:val="24"/>
+        </w:rPr>
+        <w:t xml:space="preserve"> </w:t>
+      </w:r>
     </w:p>
     <w:p>
       <w:pPr>
@@ -1440,7 +2111,15 @@
         <w:jc w:val="center"/>
       </w:pPr>
       <w:r>
-        <w:t xml:space="preserve">Рисунок 4 – коллекция Postman из 10 запросов (3 GET, 5 POST, PUT, DELETE) </w:t>
+        <w:t xml:space="preserve">Рисунок 4 – коллекция </w:t>
+      </w:r>
+      <w:proofErr w:type="spellStart"/>
+      <w:r>
+        <w:t>Postman</w:t>
+      </w:r>
+      <w:proofErr w:type="spellEnd"/>
+      <w:r>
+        <w:t xml:space="preserve"> из 10 запросов (3 GET, 5 POST, PUT, DELETE) </w:t>
       </w:r>
     </w:p>
     <w:p>
@@ -1500,8 +2179,29 @@
         <w:jc w:val="center"/>
       </w:pPr>
       <w:r>
-        <w:t>Рисунок 5 – регистрация методов веб-сервиса: 7 методов домена комет и 3 метода домена пользователей; у ленты один обработчик GetCometFeed для адреса с id и без id</w:t>
-      </w:r>
+        <w:t xml:space="preserve">Рисунок 5 – регистрация методов веб-сервиса: 7 методов домена комет и 3 метода домена пользователей; у ленты один обработчик </w:t>
+      </w:r>
+      <w:proofErr w:type="spellStart"/>
+      <w:r>
+        <w:t>GetCometFeed</w:t>
+      </w:r>
+      <w:proofErr w:type="spellEnd"/>
+      <w:r>
+        <w:t xml:space="preserve"> для адреса с </w:t>
+      </w:r>
+      <w:proofErr w:type="spellStart"/>
+      <w:r>
+        <w:t>id</w:t>
+      </w:r>
+      <w:proofErr w:type="spellEnd"/>
+      <w:r>
+        <w:t xml:space="preserve"> и без </w:t>
+      </w:r>
+      <w:proofErr w:type="spellStart"/>
+      <w:r>
+        <w:t>id</w:t>
+      </w:r>
+      <w:proofErr w:type="spellEnd"/>
     </w:p>
     <w:p>
       <w:r>
@@ -1538,6 +2238,7 @@
       <w:r>
         <w:t xml:space="preserve">список и лента возвращали одинаковый объект кометы с обоими признаками сразу — </w:t>
       </w:r>
+      <w:proofErr w:type="spellStart"/>
       <w:r>
         <w:rPr>
           <w:rFonts w:ascii="Consolas" w:eastAsia="Consolas" w:hAnsi="Consolas" w:cs="Consolas"/>
@@ -1546,9 +2247,11 @@
         </w:rPr>
         <w:t>is_mine</w:t>
       </w:r>
+      <w:proofErr w:type="spellEnd"/>
       <w:r>
         <w:t xml:space="preserve"> и </w:t>
       </w:r>
+      <w:proofErr w:type="spellStart"/>
       <w:r>
         <w:rPr>
           <w:rFonts w:ascii="Consolas" w:eastAsia="Consolas" w:hAnsi="Consolas" w:cs="Consolas"/>
@@ -1557,6 +2260,7 @@
         </w:rPr>
         <w:t>is_liked</w:t>
       </w:r>
+      <w:proofErr w:type="spellEnd"/>
       <w:r>
         <w:t>.</w:t>
       </w:r>
@@ -1575,7 +2279,15 @@
         <w:t xml:space="preserve">Сделано: </w:t>
       </w:r>
       <w:r>
-        <w:t>у списка и у ленты теперь разные сериализаторы и разные признаки 0/1, как в задании:</w:t>
+        <w:t xml:space="preserve">у списка и у ленты теперь разные </w:t>
+      </w:r>
+      <w:proofErr w:type="spellStart"/>
+      <w:r>
+        <w:t>сериализаторы</w:t>
+      </w:r>
+      <w:proofErr w:type="spellEnd"/>
+      <w:r>
+        <w:t xml:space="preserve"> и разные признаки 0/1, как в задании:</w:t>
       </w:r>
     </w:p>
     <w:p>
@@ -1600,11 +2312,40 @@
           <w:sz w:val="24"/>
           <w:szCs w:val="24"/>
         </w:rPr>
-        <w:t>GET /api/comets</w:t>
-      </w:r>
+        <w:t>GET /</w:t>
+      </w:r>
+      <w:proofErr w:type="spellStart"/>
+      <w:r>
+        <w:rPr>
+          <w:rFonts w:ascii="Consolas" w:eastAsia="Consolas" w:hAnsi="Consolas" w:cs="Consolas"/>
+          <w:sz w:val="24"/>
+          <w:szCs w:val="24"/>
+        </w:rPr>
+        <w:t>api</w:t>
+      </w:r>
+      <w:proofErr w:type="spellEnd"/>
+      <w:r>
+        <w:rPr>
+          <w:rFonts w:ascii="Consolas" w:eastAsia="Consolas" w:hAnsi="Consolas" w:cs="Consolas"/>
+          <w:sz w:val="24"/>
+          <w:szCs w:val="24"/>
+        </w:rPr>
+        <w:t>/</w:t>
+      </w:r>
+      <w:proofErr w:type="spellStart"/>
+      <w:r>
+        <w:rPr>
+          <w:rFonts w:ascii="Consolas" w:eastAsia="Consolas" w:hAnsi="Consolas" w:cs="Consolas"/>
+          <w:sz w:val="24"/>
+          <w:szCs w:val="24"/>
+        </w:rPr>
+        <w:t>comets</w:t>
+      </w:r>
+      <w:proofErr w:type="spellEnd"/>
       <w:r>
         <w:t xml:space="preserve"> возвращает </w:t>
       </w:r>
+      <w:proofErr w:type="spellStart"/>
       <w:r>
         <w:rPr>
           <w:rFonts w:ascii="Consolas" w:eastAsia="Consolas" w:hAnsi="Consolas" w:cs="Consolas"/>
@@ -1613,6 +2354,7 @@
         </w:rPr>
         <w:t>is_mine</w:t>
       </w:r>
+      <w:proofErr w:type="spellEnd"/>
       <w:r>
         <w:t xml:space="preserve"> — 1, если создатель кометы совпадает с текущим пользователем. Для чего: на плитке приложение покажет кнопку удаления только у своих комет;</w:t>
       </w:r>
@@ -1639,11 +2381,58 @@
           <w:sz w:val="24"/>
           <w:szCs w:val="24"/>
         </w:rPr>
-        <w:t>GET /api/comets/feed</w:t>
-      </w:r>
+        <w:t>GET /</w:t>
+      </w:r>
+      <w:proofErr w:type="spellStart"/>
+      <w:r>
+        <w:rPr>
+          <w:rFonts w:ascii="Consolas" w:eastAsia="Consolas" w:hAnsi="Consolas" w:cs="Consolas"/>
+          <w:sz w:val="24"/>
+          <w:szCs w:val="24"/>
+        </w:rPr>
+        <w:t>api</w:t>
+      </w:r>
+      <w:proofErr w:type="spellEnd"/>
+      <w:r>
+        <w:rPr>
+          <w:rFonts w:ascii="Consolas" w:eastAsia="Consolas" w:hAnsi="Consolas" w:cs="Consolas"/>
+          <w:sz w:val="24"/>
+          <w:szCs w:val="24"/>
+        </w:rPr>
+        <w:t>/</w:t>
+      </w:r>
+      <w:proofErr w:type="spellStart"/>
+      <w:r>
+        <w:rPr>
+          <w:rFonts w:ascii="Consolas" w:eastAsia="Consolas" w:hAnsi="Consolas" w:cs="Consolas"/>
+          <w:sz w:val="24"/>
+          <w:szCs w:val="24"/>
+        </w:rPr>
+        <w:t>comets</w:t>
+      </w:r>
+      <w:proofErr w:type="spellEnd"/>
+      <w:r>
+        <w:rPr>
+          <w:rFonts w:ascii="Consolas" w:eastAsia="Consolas" w:hAnsi="Consolas" w:cs="Consolas"/>
+          <w:sz w:val="24"/>
+          <w:szCs w:val="24"/>
+        </w:rPr>
+        <w:t>/</w:t>
+      </w:r>
+      <w:proofErr w:type="spellStart"/>
+      <w:r>
+        <w:rPr>
+          <w:rFonts w:ascii="Consolas" w:eastAsia="Consolas" w:hAnsi="Consolas" w:cs="Consolas"/>
+          <w:sz w:val="24"/>
+          <w:szCs w:val="24"/>
+        </w:rPr>
+        <w:t>feed</w:t>
+      </w:r>
+      <w:proofErr w:type="spellEnd"/>
       <w:r>
         <w:t xml:space="preserve"> возвращает другой признак — </w:t>
       </w:r>
+      <w:proofErr w:type="spellStart"/>
       <w:r>
         <w:rPr>
           <w:rFonts w:ascii="Consolas" w:eastAsia="Consolas" w:hAnsi="Consolas" w:cs="Consolas"/>
@@ -1652,6 +2441,7 @@
         </w:rPr>
         <w:t>is_liked</w:t>
       </w:r>
+      <w:proofErr w:type="spellEnd"/>
       <w:r>
         <w:t xml:space="preserve"> — 1, если текущий пользователь лайкнул эту комету. Для чего: в ленте приложение покажет, стоит ли лайк, и по нажатию отправит </w:t>
       </w:r>
@@ -1661,8 +2451,18 @@
           <w:sz w:val="24"/>
           <w:szCs w:val="24"/>
         </w:rPr>
-        <w:t>POST …/like</w:t>
-      </w:r>
+        <w:t>POST …/</w:t>
+      </w:r>
+      <w:proofErr w:type="spellStart"/>
+      <w:r>
+        <w:rPr>
+          <w:rFonts w:ascii="Consolas" w:eastAsia="Consolas" w:hAnsi="Consolas" w:cs="Consolas"/>
+          <w:sz w:val="24"/>
+          <w:szCs w:val="24"/>
+        </w:rPr>
+        <w:t>like</w:t>
+      </w:r>
+      <w:proofErr w:type="spellEnd"/>
       <w:r>
         <w:t xml:space="preserve"> с противоположным значением 0/1.</w:t>
       </w:r>
@@ -1676,6 +2476,7 @@
       <w:r>
         <w:t xml:space="preserve">Общие поля кометы вынесены в </w:t>
       </w:r>
+      <w:proofErr w:type="spellStart"/>
       <w:r>
         <w:rPr>
           <w:rFonts w:ascii="Consolas" w:eastAsia="Consolas" w:hAnsi="Consolas" w:cs="Consolas"/>
@@ -1684,9 +2485,11 @@
         </w:rPr>
         <w:t>CometResponse</w:t>
       </w:r>
+      <w:proofErr w:type="spellEnd"/>
       <w:r>
         <w:t xml:space="preserve">, он встроен в </w:t>
       </w:r>
+      <w:proofErr w:type="spellStart"/>
       <w:r>
         <w:rPr>
           <w:rFonts w:ascii="Consolas" w:eastAsia="Consolas" w:hAnsi="Consolas" w:cs="Consolas"/>
@@ -1695,9 +2498,11 @@
         </w:rPr>
         <w:t>CometListResponse</w:t>
       </w:r>
+      <w:proofErr w:type="spellEnd"/>
       <w:r>
         <w:t xml:space="preserve"> и </w:t>
       </w:r>
+      <w:proofErr w:type="spellStart"/>
       <w:r>
         <w:rPr>
           <w:rFonts w:ascii="Consolas" w:eastAsia="Consolas" w:hAnsi="Consolas" w:cs="Consolas"/>
@@ -1706,6 +2511,7 @@
         </w:rPr>
         <w:t>CometFeedResponse</w:t>
       </w:r>
+      <w:proofErr w:type="spellEnd"/>
       <w:r>
         <w:t>. В ответах черновика, добавления и публикации признаков нет.</w:t>
       </w:r>
@@ -1766,8 +2572,53 @@
         <w:jc w:val="center"/>
       </w:pPr>
       <w:r>
-        <w:t>Рисунок 6 – сериализаторы: общие поля CometResponse, для списка — CometListResponse с is_mine, для ленты — CometFeedResponse с is_liked</w:t>
-      </w:r>
+        <w:t xml:space="preserve">Рисунок 6 – </w:t>
+      </w:r>
+      <w:proofErr w:type="spellStart"/>
+      <w:r>
+        <w:t>сериализаторы</w:t>
+      </w:r>
+      <w:proofErr w:type="spellEnd"/>
+      <w:r>
+        <w:t xml:space="preserve">: общие поля </w:t>
+      </w:r>
+      <w:proofErr w:type="spellStart"/>
+      <w:r>
+        <w:t>CometResponse</w:t>
+      </w:r>
+      <w:proofErr w:type="spellEnd"/>
+      <w:r>
+        <w:t xml:space="preserve">, для списка — </w:t>
+      </w:r>
+      <w:proofErr w:type="spellStart"/>
+      <w:r>
+        <w:t>CometListResponse</w:t>
+      </w:r>
+      <w:proofErr w:type="spellEnd"/>
+      <w:r>
+        <w:t xml:space="preserve"> с </w:t>
+      </w:r>
+      <w:proofErr w:type="spellStart"/>
+      <w:r>
+        <w:t>is_mine</w:t>
+      </w:r>
+      <w:proofErr w:type="spellEnd"/>
+      <w:r>
+        <w:t xml:space="preserve">, для ленты — </w:t>
+      </w:r>
+      <w:proofErr w:type="spellStart"/>
+      <w:r>
+        <w:t>CometFeedResponse</w:t>
+      </w:r>
+      <w:proofErr w:type="spellEnd"/>
+      <w:r>
+        <w:t xml:space="preserve"> с </w:t>
+      </w:r>
+      <w:proofErr w:type="spellStart"/>
+      <w:r>
+        <w:t>is_liked</w:t>
+      </w:r>
+      <w:proofErr w:type="spellEnd"/>
     </w:p>
     <w:p>
       <w:r>
@@ -1831,7 +2682,23 @@
         <w:jc w:val="center"/>
       </w:pPr>
       <w:r>
-        <w:t>Рисунок 7 – преобразование модели в ответ: cometListResponse для списка и cometFeedResponse для ленты</w:t>
+        <w:t xml:space="preserve">Рисунок 7 – преобразование модели в ответ: </w:t>
+      </w:r>
+      <w:proofErr w:type="spellStart"/>
+      <w:r>
+        <w:t>cometListResponse</w:t>
+      </w:r>
+      <w:proofErr w:type="spellEnd"/>
+      <w:r>
+        <w:t xml:space="preserve"> для списка и </w:t>
+      </w:r>
+      <w:proofErr w:type="spellStart"/>
+      <w:r>
+        <w:t>cometFeedResponse</w:t>
+      </w:r>
+      <w:proofErr w:type="spellEnd"/>
+      <w:r>
+        <w:t xml:space="preserve"> для ленты</w:t>
       </w:r>
     </w:p>
     <w:p>
@@ -1891,8 +2758,37 @@
         <w:jc w:val="center"/>
       </w:pPr>
       <w:r>
-        <w:t>Рисунок 8 – методы GetComets (фрагмент) и GetCometFeed: список отдаёт CometListResponse, лента — CometFeedResponse</w:t>
-      </w:r>
+        <w:t xml:space="preserve">Рисунок 8 – методы </w:t>
+      </w:r>
+      <w:proofErr w:type="spellStart"/>
+      <w:r>
+        <w:t>GetComets</w:t>
+      </w:r>
+      <w:proofErr w:type="spellEnd"/>
+      <w:r>
+        <w:t xml:space="preserve"> (фрагмент) и </w:t>
+      </w:r>
+      <w:proofErr w:type="spellStart"/>
+      <w:r>
+        <w:t>GetCometFeed</w:t>
+      </w:r>
+      <w:proofErr w:type="spellEnd"/>
+      <w:r>
+        <w:t xml:space="preserve">: список отдаёт </w:t>
+      </w:r>
+      <w:proofErr w:type="spellStart"/>
+      <w:r>
+        <w:t>CometListResponse</w:t>
+      </w:r>
+      <w:proofErr w:type="spellEnd"/>
+      <w:r>
+        <w:t xml:space="preserve">, лента — </w:t>
+      </w:r>
+      <w:proofErr w:type="spellStart"/>
+      <w:r>
+        <w:t>CometFeedResponse</w:t>
+      </w:r>
+      <w:proofErr w:type="spellEnd"/>
     </w:p>
     <w:p>
       <w:r>
@@ -1956,8 +2852,21 @@
         <w:jc w:val="center"/>
       </w:pPr>
       <w:r>
-        <w:t>Рисунок 9 – ответ списка комет: у кометы есть is_mine и нет is_liked</w:t>
-      </w:r>
+        <w:t xml:space="preserve">Рисунок 9 – ответ списка комет: у кометы есть </w:t>
+      </w:r>
+      <w:proofErr w:type="spellStart"/>
+      <w:r>
+        <w:t>is_mine</w:t>
+      </w:r>
+      <w:proofErr w:type="spellEnd"/>
+      <w:r>
+        <w:t xml:space="preserve"> и нет </w:t>
+      </w:r>
+      <w:proofErr w:type="spellStart"/>
+      <w:r>
+        <w:t>is_liked</w:t>
+      </w:r>
+      <w:proofErr w:type="spellEnd"/>
     </w:p>
     <w:p>
       <w:pPr>
@@ -2015,8 +2924,29 @@
         <w:jc w:val="center"/>
       </w:pPr>
       <w:r>
-        <w:t>Рисунок 10 – ответ ленты без id: у кометы есть is_liked = 0 и нет is_mine</w:t>
-      </w:r>
+        <w:t xml:space="preserve">Рисунок 10 – ответ ленты без </w:t>
+      </w:r>
+      <w:proofErr w:type="spellStart"/>
+      <w:r>
+        <w:t>id</w:t>
+      </w:r>
+      <w:proofErr w:type="spellEnd"/>
+      <w:r>
+        <w:t xml:space="preserve">: у кометы есть </w:t>
+      </w:r>
+      <w:proofErr w:type="spellStart"/>
+      <w:r>
+        <w:t>is_liked</w:t>
+      </w:r>
+      <w:proofErr w:type="spellEnd"/>
+      <w:r>
+        <w:t xml:space="preserve"> = 0 и нет </w:t>
+      </w:r>
+      <w:proofErr w:type="spellStart"/>
+      <w:r>
+        <w:t>is_mine</w:t>
+      </w:r>
+      <w:proofErr w:type="spellEnd"/>
     </w:p>
     <w:p>
       <w:r>
@@ -2080,7 +3010,39 @@
         <w:jc w:val="center"/>
       </w:pPr>
       <w:r>
-        <w:t>Рисунок 11 – после лайка {"like": 1} лента по id возвращает is_liked = 1 и likes_count = 7</w:t>
+        <w:t>Рисунок 11 – после лайка {"</w:t>
+      </w:r>
+      <w:proofErr w:type="spellStart"/>
+      <w:r>
+        <w:t>like</w:t>
+      </w:r>
+      <w:proofErr w:type="spellEnd"/>
+      <w:r>
+        <w:t xml:space="preserve">": 1} лента по </w:t>
+      </w:r>
+      <w:proofErr w:type="spellStart"/>
+      <w:r>
+        <w:t>id</w:t>
+      </w:r>
+      <w:proofErr w:type="spellEnd"/>
+      <w:r>
+        <w:t xml:space="preserve"> возвращает </w:t>
+      </w:r>
+      <w:proofErr w:type="spellStart"/>
+      <w:r>
+        <w:t>is_liked</w:t>
+      </w:r>
+      <w:proofErr w:type="spellEnd"/>
+      <w:r>
+        <w:t xml:space="preserve"> = 1 и </w:t>
+      </w:r>
+      <w:proofErr w:type="spellStart"/>
+      <w:r>
+        <w:t>likes_count</w:t>
+      </w:r>
+      <w:proofErr w:type="spellEnd"/>
+      <w:r>
+        <w:t xml:space="preserve"> = 7</w:t>
       </w:r>
     </w:p>
     <w:p>
@@ -2110,7 +3072,15 @@
         <w:t xml:space="preserve">Сделано: </w:t>
       </w:r>
       <w:r>
-        <w:t>скриншоты кода и ответов сервера в этом документе сняты узкими фрагментами (до 92 символов в строке, длинные строки перенесены), поэтому при ширине листа текст на них читается. Скриншоты Postman нужно переснять в увеличенном масштабе, с обрезкой до области запроса и ответа.</w:t>
+        <w:t xml:space="preserve">скриншоты кода и ответов сервера в этом документе сняты узкими фрагментами (до 92 символов в строке, длинные строки перенесены), поэтому при ширине листа текст на них читается. Скриншоты </w:t>
+      </w:r>
+      <w:proofErr w:type="spellStart"/>
+      <w:r>
+        <w:t>Postman</w:t>
+      </w:r>
+      <w:proofErr w:type="spellEnd"/>
+      <w:r>
+        <w:t xml:space="preserve"> нужно переснять в увеличенном масштабе, с обрезкой до области запроса и ответа.</w:t>
       </w:r>
     </w:p>
     <w:p>
@@ -2146,7 +3116,15 @@
         <w:t xml:space="preserve">Сделано: </w:t>
       </w:r>
       <w:r>
-        <w:t>в README описаны все таблицы БД с полями и все 10 HTTP-методов (url, тело запроса, ответ и коды ошибок). README обновлён под исправления: один метод ленты, разные признаки у списка и ленты, отдельный первичный ключ в таблице лайков.</w:t>
+        <w:t>в README описаны все таблицы БД с полями и все 10 HTTP-методов (</w:t>
+      </w:r>
+      <w:proofErr w:type="spellStart"/>
+      <w:r>
+        <w:t>url</w:t>
+      </w:r>
+      <w:proofErr w:type="spellEnd"/>
+      <w:r>
+        <w:t>, тело запроса, ответ и коды ошибок). README обновлён под исправления: один метод ленты, разные признаки у списка и ленты, отдельный первичный ключ в таблице лайков.</w:t>
       </w:r>
     </w:p>
     <w:p>
@@ -2223,7 +3201,21 @@
         <w:rPr>
           <w:lang w:val="en-US"/>
         </w:rPr>
-        <w:t xml:space="preserve"> users, comets, comet_likes </w:t>
+        <w:t xml:space="preserve"> users, comets, </w:t>
+      </w:r>
+      <w:proofErr w:type="spellStart"/>
+      <w:r>
+        <w:rPr>
+          <w:lang w:val="en-US"/>
+        </w:rPr>
+        <w:t>comet_likes</w:t>
+      </w:r>
+      <w:proofErr w:type="spellEnd"/>
+      <w:r>
+        <w:rPr>
+          <w:lang w:val="en-US"/>
+        </w:rPr>
+        <w:t xml:space="preserve"> </w:t>
       </w:r>
       <w:r>
         <w:t>и</w:t>
@@ -2426,7 +3418,23 @@
         <w:jc w:val="center"/>
       </w:pPr>
       <w:r>
-        <w:t>Рисунок 14 – README: объект кометы, признаки is_mine и is_liked, смена статусов, методы домена пользователей</w:t>
+        <w:t xml:space="preserve">Рисунок 14 – README: объект кометы, признаки </w:t>
+      </w:r>
+      <w:proofErr w:type="spellStart"/>
+      <w:r>
+        <w:t>is_mine</w:t>
+      </w:r>
+      <w:proofErr w:type="spellEnd"/>
+      <w:r>
+        <w:t xml:space="preserve"> и </w:t>
+      </w:r>
+      <w:proofErr w:type="spellStart"/>
+      <w:r>
+        <w:t>is_liked</w:t>
+      </w:r>
+      <w:proofErr w:type="spellEnd"/>
+      <w:r>
+        <w:t>, смена статусов, методы домена пользователей</w:t>
       </w:r>
     </w:p>
     <w:p>
@@ -2447,7 +3455,27 @@
           <w:szCs w:val="32"/>
         </w:rPr>
         <w:lastRenderedPageBreak/>
-        <w:t>3. ER-диаграмма (StarUML)</w:t>
+        <w:t>3. ER-диаграмма (</w:t>
+      </w:r>
+      <w:proofErr w:type="spellStart"/>
+      <w:r>
+        <w:rPr>
+          <w:b/>
+          <w:bCs/>
+          <w:sz w:val="32"/>
+          <w:szCs w:val="32"/>
+        </w:rPr>
+        <w:t>StarUML</w:t>
+      </w:r>
+      <w:proofErr w:type="spellEnd"/>
+      <w:r>
+        <w:rPr>
+          <w:b/>
+          <w:bCs/>
+          <w:sz w:val="32"/>
+          <w:szCs w:val="32"/>
+        </w:rPr>
+        <w:t>)</w:t>
       </w:r>
     </w:p>
     <w:p>
@@ -2479,6 +3507,7 @@
       <w:r>
         <w:t xml:space="preserve">в таблице м-м </w:t>
       </w:r>
+      <w:proofErr w:type="spellStart"/>
       <w:r>
         <w:rPr>
           <w:rFonts w:ascii="Consolas" w:eastAsia="Consolas" w:hAnsi="Consolas" w:cs="Consolas"/>
@@ -2487,9 +3516,11 @@
         </w:rPr>
         <w:t>comet_likes</w:t>
       </w:r>
+      <w:proofErr w:type="spellEnd"/>
       <w:r>
         <w:t xml:space="preserve"> первичный ключ был составным: (</w:t>
       </w:r>
+      <w:proofErr w:type="spellStart"/>
       <w:r>
         <w:rPr>
           <w:rFonts w:ascii="Consolas" w:eastAsia="Consolas" w:hAnsi="Consolas" w:cs="Consolas"/>
@@ -2498,9 +3529,11 @@
         </w:rPr>
         <w:t>user_id</w:t>
       </w:r>
+      <w:proofErr w:type="spellEnd"/>
       <w:r>
         <w:t xml:space="preserve">, </w:t>
       </w:r>
+      <w:proofErr w:type="spellStart"/>
       <w:r>
         <w:rPr>
           <w:rFonts w:ascii="Consolas" w:eastAsia="Consolas" w:hAnsi="Consolas" w:cs="Consolas"/>
@@ -2509,6 +3542,7 @@
         </w:rPr>
         <w:t>comet_id</w:t>
       </w:r>
+      <w:proofErr w:type="spellEnd"/>
       <w:r>
         <w:t>).</w:t>
       </w:r>
@@ -2529,6 +3563,7 @@
       <w:r>
         <w:t xml:space="preserve">в </w:t>
       </w:r>
+      <w:proofErr w:type="spellStart"/>
       <w:r>
         <w:rPr>
           <w:rFonts w:ascii="Consolas" w:eastAsia="Consolas" w:hAnsi="Consolas" w:cs="Consolas"/>
@@ -2537,9 +3572,11 @@
         </w:rPr>
         <w:t>comet_likes</w:t>
       </w:r>
+      <w:proofErr w:type="spellEnd"/>
       <w:r>
         <w:t xml:space="preserve"> добавлен отдельный первичный ключ </w:t>
       </w:r>
+      <w:proofErr w:type="spellStart"/>
       <w:r>
         <w:rPr>
           <w:rFonts w:ascii="Consolas" w:eastAsia="Consolas" w:hAnsi="Consolas" w:cs="Consolas"/>
@@ -2548,9 +3585,11 @@
         </w:rPr>
         <w:t>id</w:t>
       </w:r>
+      <w:proofErr w:type="spellEnd"/>
       <w:r>
         <w:t xml:space="preserve">. Столбцы </w:t>
       </w:r>
+      <w:proofErr w:type="spellStart"/>
       <w:r>
         <w:rPr>
           <w:rFonts w:ascii="Consolas" w:eastAsia="Consolas" w:hAnsi="Consolas" w:cs="Consolas"/>
@@ -2559,9 +3598,11 @@
         </w:rPr>
         <w:t>user_id</w:t>
       </w:r>
+      <w:proofErr w:type="spellEnd"/>
       <w:r>
         <w:t xml:space="preserve"> и </w:t>
       </w:r>
+      <w:proofErr w:type="spellStart"/>
       <w:r>
         <w:rPr>
           <w:rFonts w:ascii="Consolas" w:eastAsia="Consolas" w:hAnsi="Consolas" w:cs="Consolas"/>
@@ -2570,6 +3611,7 @@
         </w:rPr>
         <w:t>comet_id</w:t>
       </w:r>
+      <w:proofErr w:type="spellEnd"/>
       <w:r>
         <w:t xml:space="preserve"> остались двумя внешними ключами (</w:t>
       </w:r>
@@ -2584,6 +3626,7 @@
       <w:r>
         <w:t>). Чтобы пользователь не мог поставить одной комете два лайка, на пару (</w:t>
       </w:r>
+      <w:proofErr w:type="spellStart"/>
       <w:r>
         <w:rPr>
           <w:rFonts w:ascii="Consolas" w:eastAsia="Consolas" w:hAnsi="Consolas" w:cs="Consolas"/>
@@ -2592,9 +3635,11 @@
         </w:rPr>
         <w:t>user_id</w:t>
       </w:r>
+      <w:proofErr w:type="spellEnd"/>
       <w:r>
         <w:t xml:space="preserve">, </w:t>
       </w:r>
+      <w:proofErr w:type="spellStart"/>
       <w:r>
         <w:rPr>
           <w:rFonts w:ascii="Consolas" w:eastAsia="Consolas" w:hAnsi="Consolas" w:cs="Consolas"/>
@@ -2603,9 +3648,11 @@
         </w:rPr>
         <w:t>comet_id</w:t>
       </w:r>
+      <w:proofErr w:type="spellEnd"/>
       <w:r>
         <w:t xml:space="preserve">) создан уникальный индекс </w:t>
       </w:r>
+      <w:proofErr w:type="spellStart"/>
       <w:r>
         <w:rPr>
           <w:rFonts w:ascii="Consolas" w:eastAsia="Consolas" w:hAnsi="Consolas" w:cs="Consolas"/>
@@ -2614,9 +3661,11 @@
         </w:rPr>
         <w:t>idx_comet_likes_user_comet</w:t>
       </w:r>
+      <w:proofErr w:type="spellEnd"/>
       <w:r>
         <w:t xml:space="preserve">. Изменены модель, миграция (для уже созданной таблицы составной ключ заменяется на </w:t>
       </w:r>
+      <w:proofErr w:type="spellStart"/>
       <w:r>
         <w:rPr>
           <w:rFonts w:ascii="Consolas" w:eastAsia="Consolas" w:hAnsi="Consolas" w:cs="Consolas"/>
@@ -2625,6 +3674,7 @@
         </w:rPr>
         <w:t>id</w:t>
       </w:r>
+      <w:proofErr w:type="spellEnd"/>
       <w:r>
         <w:t>), начальные данные, README и ER-диаграмма.</w:t>
       </w:r>
@@ -2685,7 +3735,31 @@
         <w:jc w:val="center"/>
       </w:pPr>
       <w:r>
-        <w:t>Рисунок 15 – модель CometLike: отдельный первичный ключ ID, внешние ключи UserID и CometID с общим уникальным индексом</w:t>
+        <w:t xml:space="preserve">Рисунок 15 – модель </w:t>
+      </w:r>
+      <w:proofErr w:type="spellStart"/>
+      <w:r>
+        <w:t>CometLike</w:t>
+      </w:r>
+      <w:proofErr w:type="spellEnd"/>
+      <w:r>
+        <w:t xml:space="preserve">: отдельный первичный ключ ID, внешние ключи </w:t>
+      </w:r>
+      <w:proofErr w:type="spellStart"/>
+      <w:r>
+        <w:t>UserID</w:t>
+      </w:r>
+      <w:proofErr w:type="spellEnd"/>
+      <w:r>
+        <w:t xml:space="preserve"> и </w:t>
+      </w:r>
+      <w:proofErr w:type="spellStart"/>
+      <w:r>
+        <w:t>CometID</w:t>
+      </w:r>
+      <w:proofErr w:type="spellEnd"/>
+      <w:r>
+        <w:t xml:space="preserve"> с общим уникальным индексом</w:t>
       </w:r>
     </w:p>
     <w:p>
@@ -2745,8 +3819,21 @@
         <w:jc w:val="center"/>
       </w:pPr>
       <w:r>
-        <w:t>Рисунок 16 – миграция: в существующей таблице comet_likes составной ключ заменяется на столбец id</w:t>
-      </w:r>
+        <w:t xml:space="preserve">Рисунок 16 – миграция: в существующей таблице </w:t>
+      </w:r>
+      <w:proofErr w:type="spellStart"/>
+      <w:r>
+        <w:t>comet_likes</w:t>
+      </w:r>
+      <w:proofErr w:type="spellEnd"/>
+      <w:r>
+        <w:t xml:space="preserve"> составной ключ заменяется на столбец </w:t>
+      </w:r>
+      <w:proofErr w:type="spellStart"/>
+      <w:r>
+        <w:t>id</w:t>
+      </w:r>
+      <w:proofErr w:type="spellEnd"/>
     </w:p>
     <w:p>
       <w:r>
@@ -2810,8 +3897,29 @@
         <w:jc w:val="center"/>
       </w:pPr>
       <w:r>
-        <w:t>Рисунок 17 – таблица comet_likes в БД: первичный ключ id, уникальный индекс по паре, два внешних ключа; строки с id</w:t>
-      </w:r>
+        <w:t xml:space="preserve">Рисунок 17 – таблица </w:t>
+      </w:r>
+      <w:proofErr w:type="spellStart"/>
+      <w:r>
+        <w:t>comet_likes</w:t>
+      </w:r>
+      <w:proofErr w:type="spellEnd"/>
+      <w:r>
+        <w:t xml:space="preserve"> в БД: первичный ключ </w:t>
+      </w:r>
+      <w:proofErr w:type="spellStart"/>
+      <w:r>
+        <w:t>id</w:t>
+      </w:r>
+      <w:proofErr w:type="spellEnd"/>
+      <w:r>
+        <w:t xml:space="preserve">, уникальный индекс по паре, два внешних ключа; строки с </w:t>
+      </w:r>
+      <w:proofErr w:type="spellStart"/>
+      <w:r>
+        <w:t>id</w:t>
+      </w:r>
+      <w:proofErr w:type="spellEnd"/>
     </w:p>
     <w:p>
       <w:pPr>
@@ -2872,7 +3980,23 @@
         </w:drawing>
       </w:r>
       <w:r>
-        <w:t>Рисунок 18 – ER-диаграмма: в таблице comet_likes отдельный первичный ключ id и два внешних ключа</w:t>
+        <w:t xml:space="preserve">Рисунок 18 – ER-диаграмма: в таблице </w:t>
+      </w:r>
+      <w:proofErr w:type="spellStart"/>
+      <w:r>
+        <w:t>comet_likes</w:t>
+      </w:r>
+      <w:proofErr w:type="spellEnd"/>
+      <w:r>
+        <w:t xml:space="preserve"> отдельный первичный ключ </w:t>
+      </w:r>
+      <w:proofErr w:type="spellStart"/>
+      <w:r>
+        <w:t>id</w:t>
+      </w:r>
+      <w:proofErr w:type="spellEnd"/>
+      <w:r>
+        <w:t xml:space="preserve"> и два внешних ключа</w:t>
       </w:r>
     </w:p>
     <w:p>
@@ -2905,6 +4029,7 @@
       <w:r>
         <w:t xml:space="preserve">столбец краткого описания </w:t>
       </w:r>
+      <w:proofErr w:type="spellStart"/>
       <w:r>
         <w:rPr>
           <w:rFonts w:ascii="Consolas" w:eastAsia="Consolas" w:hAnsi="Consolas" w:cs="Consolas"/>
@@ -2913,9 +4038,11 @@
         </w:rPr>
         <w:t>comet_description</w:t>
       </w:r>
+      <w:proofErr w:type="spellEnd"/>
       <w:r>
         <w:t xml:space="preserve"> в таблице </w:t>
       </w:r>
+      <w:proofErr w:type="spellStart"/>
       <w:r>
         <w:rPr>
           <w:rFonts w:ascii="Consolas" w:eastAsia="Consolas" w:hAnsi="Consolas" w:cs="Consolas"/>
@@ -2924,6 +4051,7 @@
         </w:rPr>
         <w:t>comets</w:t>
       </w:r>
+      <w:proofErr w:type="spellEnd"/>
       <w:r>
         <w:t xml:space="preserve"> обязательный — </w:t>
       </w:r>
@@ -2945,6 +4073,7 @@
         <w:ind w:firstLine="567"/>
         <w:jc w:val="both"/>
       </w:pPr>
+      <w:proofErr w:type="spellStart"/>
       <w:r>
         <w:rPr>
           <w:b/>
@@ -2952,9 +4081,11 @@
         </w:rPr>
         <w:t>users</w:t>
       </w:r>
+      <w:proofErr w:type="spellEnd"/>
       <w:r>
         <w:t xml:space="preserve"> — пользователи: первичный ключ </w:t>
       </w:r>
+      <w:proofErr w:type="spellStart"/>
       <w:r>
         <w:rPr>
           <w:rFonts w:ascii="Consolas" w:eastAsia="Consolas" w:hAnsi="Consolas" w:cs="Consolas"/>
@@ -2963,9 +4094,11 @@
         </w:rPr>
         <w:t>id</w:t>
       </w:r>
+      <w:proofErr w:type="spellEnd"/>
       <w:r>
         <w:t xml:space="preserve">, уникальный логин </w:t>
       </w:r>
+      <w:proofErr w:type="spellStart"/>
       <w:r>
         <w:rPr>
           <w:rFonts w:ascii="Consolas" w:eastAsia="Consolas" w:hAnsi="Consolas" w:cs="Consolas"/>
@@ -2974,9 +4107,19 @@
         </w:rPr>
         <w:t>login</w:t>
       </w:r>
-      <w:r>
-        <w:t xml:space="preserve"> (varchar 50), имя </w:t>
-      </w:r>
+      <w:proofErr w:type="spellEnd"/>
+      <w:r>
+        <w:t xml:space="preserve"> (</w:t>
+      </w:r>
+      <w:proofErr w:type="spellStart"/>
+      <w:r>
+        <w:t>varchar</w:t>
+      </w:r>
+      <w:proofErr w:type="spellEnd"/>
+      <w:r>
+        <w:t xml:space="preserve"> 50), имя </w:t>
+      </w:r>
+      <w:proofErr w:type="spellStart"/>
       <w:r>
         <w:rPr>
           <w:rFonts w:ascii="Consolas" w:eastAsia="Consolas" w:hAnsi="Consolas" w:cs="Consolas"/>
@@ -2985,9 +4128,27 @@
         </w:rPr>
         <w:t>full_name</w:t>
       </w:r>
-      <w:r>
-        <w:t xml:space="preserve"> (varchar 100), bcrypt-хеш пароля </w:t>
-      </w:r>
+      <w:proofErr w:type="spellEnd"/>
+      <w:r>
+        <w:t xml:space="preserve"> (</w:t>
+      </w:r>
+      <w:proofErr w:type="spellStart"/>
+      <w:r>
+        <w:t>varchar</w:t>
+      </w:r>
+      <w:proofErr w:type="spellEnd"/>
+      <w:r>
+        <w:t xml:space="preserve"> 100), </w:t>
+      </w:r>
+      <w:proofErr w:type="spellStart"/>
+      <w:r>
+        <w:t>bcrypt-хеш</w:t>
+      </w:r>
+      <w:proofErr w:type="spellEnd"/>
+      <w:r>
+        <w:t xml:space="preserve"> пароля </w:t>
+      </w:r>
+      <w:proofErr w:type="spellStart"/>
       <w:r>
         <w:rPr>
           <w:rFonts w:ascii="Consolas" w:eastAsia="Consolas" w:hAnsi="Consolas" w:cs="Consolas"/>
@@ -2996,8 +4157,17 @@
         </w:rPr>
         <w:t>password_hash</w:t>
       </w:r>
-      <w:r>
-        <w:t xml:space="preserve"> (varchar 100).</w:t>
+      <w:proofErr w:type="spellEnd"/>
+      <w:r>
+        <w:t xml:space="preserve"> (</w:t>
+      </w:r>
+      <w:proofErr w:type="spellStart"/>
+      <w:r>
+        <w:t>varchar</w:t>
+      </w:r>
+      <w:proofErr w:type="spellEnd"/>
+      <w:r>
+        <w:t xml:space="preserve"> 100).</w:t>
       </w:r>
     </w:p>
     <w:p>
@@ -3006,6 +4176,7 @@
         <w:ind w:firstLine="567"/>
         <w:jc w:val="both"/>
       </w:pPr>
+      <w:proofErr w:type="spellStart"/>
       <w:r>
         <w:rPr>
           <w:b/>
@@ -3013,9 +4184,11 @@
         </w:rPr>
         <w:t>comets</w:t>
       </w:r>
+      <w:proofErr w:type="spellEnd"/>
       <w:r>
         <w:t xml:space="preserve"> — услуги (кометы): первичный ключ </w:t>
       </w:r>
+      <w:proofErr w:type="spellStart"/>
       <w:r>
         <w:rPr>
           <w:rFonts w:ascii="Consolas" w:eastAsia="Consolas" w:hAnsi="Consolas" w:cs="Consolas"/>
@@ -3024,9 +4197,11 @@
         </w:rPr>
         <w:t>id</w:t>
       </w:r>
+      <w:proofErr w:type="spellEnd"/>
       <w:r>
         <w:t xml:space="preserve">, наименование </w:t>
       </w:r>
+      <w:proofErr w:type="spellStart"/>
       <w:r>
         <w:rPr>
           <w:rFonts w:ascii="Consolas" w:eastAsia="Consolas" w:hAnsi="Consolas" w:cs="Consolas"/>
@@ -3035,9 +4210,19 @@
         </w:rPr>
         <w:t>comet_name</w:t>
       </w:r>
-      <w:r>
-        <w:t xml:space="preserve"> (varchar 100), краткое описание </w:t>
-      </w:r>
+      <w:proofErr w:type="spellEnd"/>
+      <w:r>
+        <w:t xml:space="preserve"> (</w:t>
+      </w:r>
+      <w:proofErr w:type="spellStart"/>
+      <w:r>
+        <w:t>varchar</w:t>
+      </w:r>
+      <w:proofErr w:type="spellEnd"/>
+      <w:r>
+        <w:t xml:space="preserve"> 100), краткое описание </w:t>
+      </w:r>
+      <w:proofErr w:type="spellStart"/>
       <w:r>
         <w:rPr>
           <w:rFonts w:ascii="Consolas" w:eastAsia="Consolas" w:hAnsi="Consolas" w:cs="Consolas"/>
@@ -3046,9 +4231,19 @@
         </w:rPr>
         <w:t>comet_description</w:t>
       </w:r>
-      <w:r>
-        <w:t xml:space="preserve"> (varchar 500), статус </w:t>
-      </w:r>
+      <w:proofErr w:type="spellEnd"/>
+      <w:r>
+        <w:t xml:space="preserve"> (</w:t>
+      </w:r>
+      <w:proofErr w:type="spellStart"/>
+      <w:r>
+        <w:t>varchar</w:t>
+      </w:r>
+      <w:proofErr w:type="spellEnd"/>
+      <w:r>
+        <w:t xml:space="preserve"> 500), статус </w:t>
+      </w:r>
+      <w:proofErr w:type="spellStart"/>
       <w:r>
         <w:rPr>
           <w:rFonts w:ascii="Consolas" w:eastAsia="Consolas" w:hAnsi="Consolas" w:cs="Consolas"/>
@@ -3057,9 +4252,35 @@
         </w:rPr>
         <w:t>comet_status</w:t>
       </w:r>
-      <w:r>
-        <w:t xml:space="preserve"> (draft / published / deleted), имена файлов изображения и видео </w:t>
-      </w:r>
+      <w:proofErr w:type="spellEnd"/>
+      <w:r>
+        <w:t xml:space="preserve"> (</w:t>
+      </w:r>
+      <w:proofErr w:type="spellStart"/>
+      <w:r>
+        <w:t>draft</w:t>
+      </w:r>
+      <w:proofErr w:type="spellEnd"/>
+      <w:r>
+        <w:t xml:space="preserve"> / </w:t>
+      </w:r>
+      <w:proofErr w:type="spellStart"/>
+      <w:r>
+        <w:t>published</w:t>
+      </w:r>
+      <w:proofErr w:type="spellEnd"/>
+      <w:r>
+        <w:t xml:space="preserve"> / </w:t>
+      </w:r>
+      <w:proofErr w:type="spellStart"/>
+      <w:r>
+        <w:t>deleted</w:t>
+      </w:r>
+      <w:proofErr w:type="spellEnd"/>
+      <w:r>
+        <w:t xml:space="preserve">), имена файлов изображения и видео </w:t>
+      </w:r>
+      <w:proofErr w:type="spellStart"/>
       <w:r>
         <w:rPr>
           <w:rFonts w:ascii="Consolas" w:eastAsia="Consolas" w:hAnsi="Consolas" w:cs="Consolas"/>
@@ -3068,9 +4289,11 @@
         </w:rPr>
         <w:t>comet_photo</w:t>
       </w:r>
+      <w:proofErr w:type="spellEnd"/>
       <w:r>
         <w:t xml:space="preserve">, </w:t>
       </w:r>
+      <w:proofErr w:type="spellStart"/>
       <w:r>
         <w:rPr>
           <w:rFonts w:ascii="Consolas" w:eastAsia="Consolas" w:hAnsi="Consolas" w:cs="Consolas"/>
@@ -3079,9 +4302,19 @@
         </w:rPr>
         <w:t>comet_video</w:t>
       </w:r>
-      <w:r>
-        <w:t xml:space="preserve"> (varchar 255), два поля по теме — период обращения </w:t>
-      </w:r>
+      <w:proofErr w:type="spellEnd"/>
+      <w:r>
+        <w:t xml:space="preserve"> (</w:t>
+      </w:r>
+      <w:proofErr w:type="spellStart"/>
+      <w:r>
+        <w:t>varchar</w:t>
+      </w:r>
+      <w:proofErr w:type="spellEnd"/>
+      <w:r>
+        <w:t xml:space="preserve"> 255), два поля по теме — период обращения </w:t>
+      </w:r>
+      <w:proofErr w:type="spellStart"/>
       <w:r>
         <w:rPr>
           <w:rFonts w:ascii="Consolas" w:eastAsia="Consolas" w:hAnsi="Consolas" w:cs="Consolas"/>
@@ -3090,9 +4323,19 @@
         </w:rPr>
         <w:t>orbital_period</w:t>
       </w:r>
-      <w:r>
-        <w:t xml:space="preserve"> (numeric 8,2) и эксцентриситет </w:t>
-      </w:r>
+      <w:proofErr w:type="spellEnd"/>
+      <w:r>
+        <w:t xml:space="preserve"> (</w:t>
+      </w:r>
+      <w:proofErr w:type="spellStart"/>
+      <w:r>
+        <w:t>numeric</w:t>
+      </w:r>
+      <w:proofErr w:type="spellEnd"/>
+      <w:r>
+        <w:t xml:space="preserve"> 8,2) и эксцентриситет </w:t>
+      </w:r>
+      <w:proofErr w:type="spellStart"/>
       <w:r>
         <w:rPr>
           <w:rFonts w:ascii="Consolas" w:eastAsia="Consolas" w:hAnsi="Consolas" w:cs="Consolas"/>
@@ -3101,9 +4344,19 @@
         </w:rPr>
         <w:t>orbit_eccentricity</w:t>
       </w:r>
-      <w:r>
-        <w:t xml:space="preserve"> (numeric 4,3), дата создания </w:t>
-      </w:r>
+      <w:proofErr w:type="spellEnd"/>
+      <w:r>
+        <w:t xml:space="preserve"> (</w:t>
+      </w:r>
+      <w:proofErr w:type="spellStart"/>
+      <w:r>
+        <w:t>numeric</w:t>
+      </w:r>
+      <w:proofErr w:type="spellEnd"/>
+      <w:r>
+        <w:t xml:space="preserve"> 4,3), дата создания </w:t>
+      </w:r>
+      <w:proofErr w:type="spellStart"/>
       <w:r>
         <w:rPr>
           <w:rFonts w:ascii="Consolas" w:eastAsia="Consolas" w:hAnsi="Consolas" w:cs="Consolas"/>
@@ -3112,9 +4365,11 @@
         </w:rPr>
         <w:t>created_at</w:t>
       </w:r>
+      <w:proofErr w:type="spellEnd"/>
       <w:r>
         <w:t xml:space="preserve">, создатель </w:t>
       </w:r>
+      <w:proofErr w:type="spellStart"/>
       <w:r>
         <w:rPr>
           <w:rFonts w:ascii="Consolas" w:eastAsia="Consolas" w:hAnsi="Consolas" w:cs="Consolas"/>
@@ -3123,9 +4378,11 @@
         </w:rPr>
         <w:t>creator_id</w:t>
       </w:r>
+      <w:proofErr w:type="spellEnd"/>
       <w:r>
         <w:t xml:space="preserve"> (внешний ключ на users.id), дата формирования </w:t>
       </w:r>
+      <w:proofErr w:type="spellStart"/>
       <w:r>
         <w:rPr>
           <w:rFonts w:ascii="Consolas" w:eastAsia="Consolas" w:hAnsi="Consolas" w:cs="Consolas"/>
@@ -3134,6 +4391,7 @@
         </w:rPr>
         <w:t>formed_at</w:t>
       </w:r>
+      <w:proofErr w:type="spellEnd"/>
       <w:r>
         <w:t>. Поля по теме и дата формирования необязательные: они заполняются при публикации.</w:t>
       </w:r>
@@ -3144,6 +4402,7 @@
         <w:ind w:firstLine="567"/>
         <w:jc w:val="both"/>
       </w:pPr>
+      <w:proofErr w:type="spellStart"/>
       <w:r>
         <w:rPr>
           <w:b/>
@@ -3151,9 +4410,11 @@
         </w:rPr>
         <w:t>comet_likes</w:t>
       </w:r>
+      <w:proofErr w:type="spellEnd"/>
       <w:r>
         <w:t xml:space="preserve"> — лайки, связь м-м пользователь–комета: первичный ключ </w:t>
       </w:r>
+      <w:proofErr w:type="spellStart"/>
       <w:r>
         <w:rPr>
           <w:rFonts w:ascii="Consolas" w:eastAsia="Consolas" w:hAnsi="Consolas" w:cs="Consolas"/>
@@ -3162,9 +4423,11 @@
         </w:rPr>
         <w:t>id</w:t>
       </w:r>
+      <w:proofErr w:type="spellEnd"/>
       <w:r>
         <w:t xml:space="preserve">, внешние ключи </w:t>
       </w:r>
+      <w:proofErr w:type="spellStart"/>
       <w:r>
         <w:rPr>
           <w:rFonts w:ascii="Consolas" w:eastAsia="Consolas" w:hAnsi="Consolas" w:cs="Consolas"/>
@@ -3173,9 +4436,11 @@
         </w:rPr>
         <w:t>user_id</w:t>
       </w:r>
+      <w:proofErr w:type="spellEnd"/>
       <w:r>
         <w:t xml:space="preserve"> (на users.id) и </w:t>
       </w:r>
+      <w:proofErr w:type="spellStart"/>
       <w:r>
         <w:rPr>
           <w:rFonts w:ascii="Consolas" w:eastAsia="Consolas" w:hAnsi="Consolas" w:cs="Consolas"/>
@@ -3184,6 +4449,7 @@
         </w:rPr>
         <w:t>comet_id</w:t>
       </w:r>
+      <w:proofErr w:type="spellEnd"/>
       <w:r>
         <w:t xml:space="preserve"> (на comets.id), пара уникальна.</w:t>
       </w:r>
@@ -3202,8 +4468,57 @@
         <w:t xml:space="preserve">Связи: </w:t>
       </w:r>
       <w:r>
-        <w:t xml:space="preserve">пользователь создаёт много комет (users 1 — 0..* comets); пользователь ставит много лайков (users 1 — 0..* comet_likes); у кометы много лайков (comets 1 — 0..* comet_likes). Каскадное удаление не используется. У каждого пользователя не более одного черновика: частичный уникальный индекс по </w:t>
-      </w:r>
+        <w:t>пользователь создаёт много комет (</w:t>
+      </w:r>
+      <w:proofErr w:type="spellStart"/>
+      <w:r>
+        <w:t>users</w:t>
+      </w:r>
+      <w:proofErr w:type="spellEnd"/>
+      <w:r>
+        <w:t xml:space="preserve"> 1 — 0..* </w:t>
+      </w:r>
+      <w:proofErr w:type="spellStart"/>
+      <w:r>
+        <w:t>comets</w:t>
+      </w:r>
+      <w:proofErr w:type="spellEnd"/>
+      <w:r>
+        <w:t>); пользователь ставит много лайков (</w:t>
+      </w:r>
+      <w:proofErr w:type="spellStart"/>
+      <w:r>
+        <w:t>users</w:t>
+      </w:r>
+      <w:proofErr w:type="spellEnd"/>
+      <w:r>
+        <w:t xml:space="preserve"> 1 — 0..* </w:t>
+      </w:r>
+      <w:proofErr w:type="spellStart"/>
+      <w:r>
+        <w:t>comet_likes</w:t>
+      </w:r>
+      <w:proofErr w:type="spellEnd"/>
+      <w:r>
+        <w:t>); у кометы много лайков (</w:t>
+      </w:r>
+      <w:proofErr w:type="spellStart"/>
+      <w:r>
+        <w:t>comets</w:t>
+      </w:r>
+      <w:proofErr w:type="spellEnd"/>
+      <w:r>
+        <w:t xml:space="preserve"> 1 — 0..* </w:t>
+      </w:r>
+      <w:proofErr w:type="spellStart"/>
+      <w:r>
+        <w:t>comet_likes</w:t>
+      </w:r>
+      <w:proofErr w:type="spellEnd"/>
+      <w:r>
+        <w:t xml:space="preserve">). Каскадное удаление не используется. У каждого пользователя не более одного черновика: частичный уникальный индекс по </w:t>
+      </w:r>
+      <w:proofErr w:type="spellStart"/>
       <w:r>
         <w:rPr>
           <w:rFonts w:ascii="Consolas" w:eastAsia="Consolas" w:hAnsi="Consolas" w:cs="Consolas"/>
@@ -3212,8 +4527,17 @@
         </w:rPr>
         <w:t>creator_id</w:t>
       </w:r>
-      <w:r>
-        <w:t xml:space="preserve"> для статуса draft.</w:t>
+      <w:proofErr w:type="spellEnd"/>
+      <w:r>
+        <w:t xml:space="preserve"> для статуса </w:t>
+      </w:r>
+      <w:proofErr w:type="spellStart"/>
+      <w:r>
+        <w:t>draft</w:t>
+      </w:r>
+      <w:proofErr w:type="spellEnd"/>
+      <w:r>
+        <w:t>.</w:t>
       </w:r>
     </w:p>
     <w:p>
@@ -3234,7 +4558,27 @@
           <w:szCs w:val="32"/>
         </w:rPr>
         <w:lastRenderedPageBreak/>
-        <w:t>4. Диаграмма классов (StarUML)</w:t>
+        <w:t>4. Диаграмма классов (</w:t>
+      </w:r>
+      <w:proofErr w:type="spellStart"/>
+      <w:r>
+        <w:rPr>
+          <w:b/>
+          <w:bCs/>
+          <w:sz w:val="32"/>
+          <w:szCs w:val="32"/>
+        </w:rPr>
+        <w:t>StarUML</w:t>
+      </w:r>
+      <w:proofErr w:type="spellEnd"/>
+      <w:r>
+        <w:rPr>
+          <w:b/>
+          <w:bCs/>
+          <w:sz w:val="32"/>
+          <w:szCs w:val="32"/>
+        </w:rPr>
+        <w:t>)</w:t>
       </w:r>
     </w:p>
     <w:p>
@@ -3324,7 +4668,15 @@
         <w:jc w:val="both"/>
       </w:pPr>
       <w:r>
-        <w:t>Состав диаграммы прежний: 4 страницы приложения, два интерфейса, домены с 7 и 3 методами по url, три модели и три таблицы БД; страницы зависят от доменов через интерфейсы, домены — от моделей.</w:t>
+        <w:t xml:space="preserve">Состав диаграммы прежний: 4 страницы приложения, два интерфейса, домены с 7 и 3 методами по </w:t>
+      </w:r>
+      <w:proofErr w:type="spellStart"/>
+      <w:r>
+        <w:t>url</w:t>
+      </w:r>
+      <w:proofErr w:type="spellEnd"/>
+      <w:r>
+        <w:t>, три модели и три таблицы БД; страницы зависят от доменов через интерфейсы, домены — от моделей.</w:t>
       </w:r>
     </w:p>
     <w:p>

--- a/docs/Исправления_ЛР2_ЛР3.docx
+++ b/docs/Исправления_ЛР2_ЛР3.docx
@@ -1,6 +1,6 @@
 
 <file path=word/document.xml><?xml version="1.0" encoding="utf-8"?>
-<w:document xmlns:wpc="http://schemas.microsoft.com/office/word/2010/wordprocessingCanvas" xmlns:cx="http://schemas.microsoft.com/office/drawing/2014/chartex" xmlns:cx1="http://schemas.microsoft.com/office/drawing/2015/9/8/chartex" xmlns:cx2="http://schemas.microsoft.com/office/drawing/2015/10/21/chartex" xmlns:cx3="http://schemas.microsoft.com/office/drawing/2016/5/9/chartex" xmlns:cx4="http://schemas.microsoft.com/office/drawing/2016/5/10/chartex" xmlns:cx5="http://schemas.microsoft.com/office/drawing/2016/5/11/chartex" xmlns:cx6="http://schemas.microsoft.com/office/drawing/2016/5/12/chartex" xmlns:cx7="http://schemas.microsoft.com/office/drawing/2016/5/13/chartex" xmlns:cx8="http://schemas.microsoft.com/office/drawing/2016/5/14/chartex" xmlns:mc="http://schemas.openxmlformats.org/markup-compatibility/2006" xmlns:aink="http://schemas.microsoft.com/office/drawing/2016/ink" xmlns:am3d="http://schemas.microsoft.com/office/drawing/2017/model3d" xmlns:o="urn:schemas-microsoft-com:office:office" xmlns:oel="http://schemas.microsoft.com/office/2019/extlst" xmlns:r="http://schemas.openxmlformats.org/officeDocument/2006/relationships" xmlns:m="http://schemas.openxmlformats.org/officeDocument/2006/math" xmlns:v="urn:schemas-microsoft-com:vml" xmlns:wp14="http://schemas.microsoft.com/office/word/2010/wordprocessingDrawing" xmlns:wp="http://schemas.openxmlformats.org/drawingml/2006/wordprocessingDrawing" xmlns:w10="urn:schemas-microsoft-com:office:word" xmlns:w="http://schemas.openxmlformats.org/wordprocessingml/2006/main" xmlns:w14="http://schemas.microsoft.com/office/word/2010/wordml" xmlns:w15="http://schemas.microsoft.com/office/word/2012/wordml" xmlns:w16cex="http://schemas.microsoft.com/office/word/2018/wordml/cex" xmlns:w16cid="http://schemas.microsoft.com/office/word/2016/wordml/cid" xmlns:w16="http://schemas.microsoft.com/office/word/2018/wordml" xmlns:w16sdtdh="http://schemas.microsoft.com/office/word/2020/wordml/sdtdatahash" xmlns:w16se="http://schemas.microsoft.com/office/word/2015/wordml/symex" xmlns:wpg="http://schemas.microsoft.com/office/word/2010/wordprocessingGroup" xmlns:wpi="http://schemas.microsoft.com/office/word/2010/wordprocessingInk" xmlns:wne="http://schemas.microsoft.com/office/word/2006/wordml" xmlns:wps="http://schemas.microsoft.com/office/word/2010/wordprocessingShape" mc:Ignorable="w14 w15 w16se w16cid w16 w16cex w16sdtdh wp14">
+<w:document xmlns:wpc="http://schemas.microsoft.com/office/word/2010/wordprocessingCanvas" xmlns:cx="http://schemas.microsoft.com/office/drawing/2014/chartex" xmlns:cx1="http://schemas.microsoft.com/office/drawing/2015/9/8/chartex" xmlns:cx2="http://schemas.microsoft.com/office/drawing/2015/10/21/chartex" xmlns:cx3="http://schemas.microsoft.com/office/drawing/2016/5/9/chartex" xmlns:cx4="http://schemas.microsoft.com/office/drawing/2016/5/10/chartex" xmlns:cx5="http://schemas.microsoft.com/office/drawing/2016/5/11/chartex" xmlns:cx6="http://schemas.microsoft.com/office/drawing/2016/5/12/chartex" xmlns:cx7="http://schemas.microsoft.com/office/drawing/2016/5/13/chartex" xmlns:cx8="http://schemas.microsoft.com/office/drawing/2016/5/14/chartex" xmlns:mc="http://schemas.openxmlformats.org/markup-compatibility/2006" xmlns:aink="http://schemas.microsoft.com/office/drawing/2016/ink" xmlns:am3d="http://schemas.microsoft.com/office/drawing/2017/model3d" xmlns:o="urn:schemas-microsoft-com:office:office" xmlns:oel="http://schemas.microsoft.com/office/2019/extlst" xmlns:r="http://schemas.openxmlformats.org/officeDocument/2006/relationships" xmlns:m="http://schemas.openxmlformats.org/officeDocument/2006/math" xmlns:v="urn:schemas-microsoft-com:vml" xmlns:wp14="http://schemas.microsoft.com/office/word/2010/wordprocessingDrawing" xmlns:wp="http://schemas.openxmlformats.org/drawingml/2006/wordprocessingDrawing" xmlns:w10="urn:schemas-microsoft-com:office:word" xmlns:w="http://schemas.openxmlformats.org/wordprocessingml/2006/main" xmlns:w14="http://schemas.microsoft.com/office/word/2010/wordml" xmlns:w15="http://schemas.microsoft.com/office/word/2012/wordml" xmlns:w16cex="http://schemas.microsoft.com/office/word/2018/wordml/cex" xmlns:w16cid="http://schemas.microsoft.com/office/word/2016/wordml/cid" xmlns:w16="http://schemas.microsoft.com/office/word/2018/wordml" xmlns:w16du="http://schemas.microsoft.com/office/word/2023/wordml/word16du" xmlns:w16sdtdh="http://schemas.microsoft.com/office/word/2020/wordml/sdtdatahash" xmlns:w16sdtfl="http://schemas.microsoft.com/office/word/2024/wordml/sdtformatlock" xmlns:w16se="http://schemas.microsoft.com/office/word/2015/wordml/symex" xmlns:wpg="http://schemas.microsoft.com/office/word/2010/wordprocessingGroup" xmlns:wpi="http://schemas.microsoft.com/office/word/2010/wordprocessingInk" xmlns:wne="http://schemas.microsoft.com/office/word/2006/wordml" xmlns:wps="http://schemas.microsoft.com/office/word/2010/wordprocessingShape" mc:Ignorable="w14 w15 w16se w16cid w16 w16cex w16sdtdh w16sdtfl w16du wp14">
   <w:body>
     <w:p>
       <w:pPr>
@@ -99,17 +99,8 @@
           <w:b/>
           <w:bCs/>
         </w:rPr>
-        <w:t xml:space="preserve">Замечание: убрать страницу удалённой кометы, просто </w:t>
-      </w:r>
-      <w:proofErr w:type="spellStart"/>
-      <w:r>
-        <w:rPr>
-          <w:b/>
-          <w:bCs/>
-        </w:rPr>
-        <w:t>редирект</w:t>
-      </w:r>
-      <w:proofErr w:type="spellEnd"/>
+        <w:t>Замечание: убрать страницу удалённой кометы, просто редирект</w:t>
+      </w:r>
     </w:p>
     <w:p>
       <w:pPr>
@@ -133,43 +124,7 @@
           <w:sz w:val="24"/>
           <w:szCs w:val="24"/>
         </w:rPr>
-        <w:t>/</w:t>
-      </w:r>
-      <w:proofErr w:type="spellStart"/>
-      <w:r>
-        <w:rPr>
-          <w:rFonts w:ascii="Consolas" w:eastAsia="Consolas" w:hAnsi="Consolas" w:cs="Consolas"/>
-          <w:sz w:val="24"/>
-          <w:szCs w:val="24"/>
-        </w:rPr>
-        <w:t>comets</w:t>
-      </w:r>
-      <w:proofErr w:type="spellEnd"/>
-      <w:r>
-        <w:rPr>
-          <w:rFonts w:ascii="Consolas" w:eastAsia="Consolas" w:hAnsi="Consolas" w:cs="Consolas"/>
-          <w:sz w:val="24"/>
-          <w:szCs w:val="24"/>
-        </w:rPr>
-        <w:t>/</w:t>
-      </w:r>
-      <w:proofErr w:type="spellStart"/>
-      <w:r>
-        <w:rPr>
-          <w:rFonts w:ascii="Consolas" w:eastAsia="Consolas" w:hAnsi="Consolas" w:cs="Consolas"/>
-          <w:sz w:val="24"/>
-          <w:szCs w:val="24"/>
-        </w:rPr>
-        <w:t>feed</w:t>
-      </w:r>
-      <w:proofErr w:type="spellEnd"/>
-      <w:r>
-        <w:rPr>
-          <w:rFonts w:ascii="Consolas" w:eastAsia="Consolas" w:hAnsi="Consolas" w:cs="Consolas"/>
-          <w:sz w:val="24"/>
-          <w:szCs w:val="24"/>
-        </w:rPr>
-        <w:t>/10</w:t>
+        <w:t>/comets/feed/10</w:t>
       </w:r>
       <w:r>
         <w:t>) открывалась отдельная страница «Комета не найдена» с кодом 404.</w:t>
@@ -191,7 +146,6 @@
       <w:r>
         <w:t xml:space="preserve">страница для удалённой кометы больше не показывается. Контроллер ленты </w:t>
       </w:r>
-      <w:proofErr w:type="spellStart"/>
       <w:r>
         <w:rPr>
           <w:rFonts w:ascii="Consolas" w:eastAsia="Consolas" w:hAnsi="Consolas" w:cs="Consolas"/>
@@ -200,62 +154,17 @@
         </w:rPr>
         <w:t>CometFeed</w:t>
       </w:r>
-      <w:proofErr w:type="spellEnd"/>
-      <w:r>
-        <w:t xml:space="preserve"> при запросе кометы по </w:t>
-      </w:r>
-      <w:proofErr w:type="spellStart"/>
-      <w:r>
-        <w:t>id</w:t>
-      </w:r>
-      <w:proofErr w:type="spellEnd"/>
-      <w:r>
-        <w:t xml:space="preserve">, которой нет среди опубликованных (удалена или не опубликована), отвечает </w:t>
-      </w:r>
-      <w:proofErr w:type="spellStart"/>
-      <w:r>
-        <w:t>редиректом</w:t>
-      </w:r>
-      <w:proofErr w:type="spellEnd"/>
-      <w:r>
-        <w:t xml:space="preserve"> 303 на </w:t>
-      </w:r>
-      <w:r>
-        <w:rPr>
-          <w:rFonts w:ascii="Consolas" w:eastAsia="Consolas" w:hAnsi="Consolas" w:cs="Consolas"/>
-          <w:sz w:val="24"/>
-          <w:szCs w:val="24"/>
-        </w:rPr>
-        <w:t>/</w:t>
-      </w:r>
-      <w:proofErr w:type="spellStart"/>
-      <w:r>
-        <w:rPr>
-          <w:rFonts w:ascii="Consolas" w:eastAsia="Consolas" w:hAnsi="Consolas" w:cs="Consolas"/>
-          <w:sz w:val="24"/>
-          <w:szCs w:val="24"/>
-        </w:rPr>
-        <w:t>comets</w:t>
-      </w:r>
-      <w:proofErr w:type="spellEnd"/>
-      <w:r>
-        <w:rPr>
-          <w:rFonts w:ascii="Consolas" w:eastAsia="Consolas" w:hAnsi="Consolas" w:cs="Consolas"/>
-          <w:sz w:val="24"/>
-          <w:szCs w:val="24"/>
-        </w:rPr>
-        <w:t>/</w:t>
-      </w:r>
-      <w:proofErr w:type="spellStart"/>
-      <w:r>
-        <w:rPr>
-          <w:rFonts w:ascii="Consolas" w:eastAsia="Consolas" w:hAnsi="Consolas" w:cs="Consolas"/>
-          <w:sz w:val="24"/>
-          <w:szCs w:val="24"/>
-        </w:rPr>
-        <w:t>feed</w:t>
-      </w:r>
-      <w:proofErr w:type="spellEnd"/>
+      <w:r>
+        <w:t xml:space="preserve"> при запросе кометы по id, которой нет среди опубликованных (удалена или не опубликована), отвечает редиректом 303 на </w:t>
+      </w:r>
+      <w:r>
+        <w:rPr>
+          <w:rFonts w:ascii="Consolas" w:eastAsia="Consolas" w:hAnsi="Consolas" w:cs="Consolas"/>
+          <w:sz w:val="24"/>
+          <w:szCs w:val="24"/>
+        </w:rPr>
+        <w:t>/comets/feed</w:t>
+      </w:r>
       <w:r>
         <w:t xml:space="preserve"> — открывается первая комета ленты. Удалённую комету по-прежнему нельзя посмотреть: запрос к БД выбирает только опубликованные.</w:t>
       </w:r>
@@ -317,47 +226,7 @@
         <w:jc w:val="center"/>
       </w:pPr>
       <w:r>
-        <w:t xml:space="preserve">Рисунок 1 – контроллер ленты </w:t>
-      </w:r>
-      <w:proofErr w:type="spellStart"/>
-      <w:r>
-        <w:t>CometFeed</w:t>
-      </w:r>
-      <w:proofErr w:type="spellEnd"/>
-      <w:r>
-        <w:t xml:space="preserve">: </w:t>
-      </w:r>
-      <w:proofErr w:type="spellStart"/>
-      <w:r>
-        <w:t>редирект</w:t>
-      </w:r>
-      <w:proofErr w:type="spellEnd"/>
-      <w:r>
-        <w:t xml:space="preserve"> на /</w:t>
-      </w:r>
-      <w:proofErr w:type="spellStart"/>
-      <w:r>
-        <w:t>comets</w:t>
-      </w:r>
-      <w:proofErr w:type="spellEnd"/>
-      <w:r>
-        <w:t>/</w:t>
-      </w:r>
-      <w:proofErr w:type="spellStart"/>
-      <w:r>
-        <w:t>feed</w:t>
-      </w:r>
-      <w:proofErr w:type="spellEnd"/>
-      <w:r>
-        <w:t xml:space="preserve">, если кометы с таким </w:t>
-      </w:r>
-      <w:proofErr w:type="spellStart"/>
-      <w:r>
-        <w:t>id</w:t>
-      </w:r>
-      <w:proofErr w:type="spellEnd"/>
-      <w:r>
-        <w:t xml:space="preserve"> нет среди опубликованных (строки 77–80)</w:t>
+        <w:t>Рисунок 1 – контроллер ленты CometFeed: редирект на /comets/feed, если кометы с таким id нет среди опубликованных (строки 77–80)</w:t>
       </w:r>
     </w:p>
     <w:p>
@@ -422,45 +291,8 @@
         <w:jc w:val="center"/>
       </w:pPr>
       <w:r>
-        <w:t>Рисунок 2 – комета 46P/Виртанена (</w:t>
-      </w:r>
-      <w:proofErr w:type="spellStart"/>
-      <w:r>
-        <w:t>id</w:t>
-      </w:r>
-      <w:proofErr w:type="spellEnd"/>
-      <w:r>
-        <w:t xml:space="preserve"> = 10) в статусе </w:t>
-      </w:r>
-      <w:proofErr w:type="spellStart"/>
-      <w:r>
-        <w:t>deleted</w:t>
-      </w:r>
-      <w:proofErr w:type="spellEnd"/>
-      <w:r>
-        <w:t xml:space="preserve">; запрос её адреса возвращает 303 и </w:t>
-      </w:r>
-      <w:proofErr w:type="spellStart"/>
-      <w:r>
-        <w:t>Location</w:t>
-      </w:r>
-      <w:proofErr w:type="spellEnd"/>
-      <w:r>
-        <w:t>: /</w:t>
-      </w:r>
-      <w:proofErr w:type="spellStart"/>
-      <w:r>
-        <w:t>comets</w:t>
-      </w:r>
-      <w:proofErr w:type="spellEnd"/>
-      <w:r>
-        <w:t>/</w:t>
-      </w:r>
-      <w:proofErr w:type="spellStart"/>
-      <w:r>
-        <w:t>feed</w:t>
-      </w:r>
-      <w:proofErr w:type="spellEnd"/>
+        <w:t>Рисунок 2 – комета 46P/Виртанена (id = 10) в статусе deleted; запрос её адреса возвращает 303 и Location: /comets/feed</w:t>
+      </w:r>
     </w:p>
     <w:p>
       <w:pPr>
@@ -518,37 +350,8 @@
         <w:jc w:val="center"/>
       </w:pPr>
       <w:r>
-        <w:t>Рисунок 3 – браузер после перехода по адресу удалённой кометы /</w:t>
-      </w:r>
-      <w:proofErr w:type="spellStart"/>
-      <w:r>
-        <w:t>comets</w:t>
-      </w:r>
-      <w:proofErr w:type="spellEnd"/>
-      <w:r>
-        <w:t>/</w:t>
-      </w:r>
-      <w:proofErr w:type="spellStart"/>
-      <w:r>
-        <w:t>feed</w:t>
-      </w:r>
-      <w:proofErr w:type="spellEnd"/>
-      <w:r>
-        <w:t>/10: открыта лента с первой кометой, адрес /</w:t>
-      </w:r>
-      <w:proofErr w:type="spellStart"/>
-      <w:r>
-        <w:t>comets</w:t>
-      </w:r>
-      <w:proofErr w:type="spellEnd"/>
-      <w:r>
-        <w:t>/</w:t>
-      </w:r>
-      <w:proofErr w:type="spellStart"/>
-      <w:r>
-        <w:t>feed</w:t>
-      </w:r>
-      <w:proofErr w:type="spellEnd"/>
+        <w:t>Рисунок 3 – браузер после перехода по адресу удалённой кометы /comets/feed/10: открыта лента с первой кометой, адрес /comets/feed</w:t>
+      </w:r>
     </w:p>
     <w:p>
       <w:r>
@@ -598,39 +401,7 @@
         <w:t xml:space="preserve">Было: </w:t>
       </w:r>
       <w:r>
-        <w:t xml:space="preserve">в коллекции </w:t>
-      </w:r>
-      <w:proofErr w:type="spellStart"/>
-      <w:r>
-        <w:t>Postman</w:t>
-      </w:r>
-      <w:proofErr w:type="spellEnd"/>
-      <w:r>
-        <w:t xml:space="preserve"> лента была разбита на два GET-запроса (без </w:t>
-      </w:r>
-      <w:proofErr w:type="spellStart"/>
-      <w:r>
-        <w:t>id</w:t>
-      </w:r>
-      <w:proofErr w:type="spellEnd"/>
-      <w:r>
-        <w:t xml:space="preserve"> и с </w:t>
-      </w:r>
-      <w:proofErr w:type="spellStart"/>
-      <w:r>
-        <w:t>id</w:t>
-      </w:r>
-      <w:proofErr w:type="spellEnd"/>
-      <w:r>
-        <w:t xml:space="preserve">), а запроса </w:t>
-      </w:r>
-      <w:proofErr w:type="spellStart"/>
-      <w:r>
-        <w:t>деавторизации</w:t>
-      </w:r>
-      <w:proofErr w:type="spellEnd"/>
-      <w:r>
-        <w:t xml:space="preserve"> не было — получалось 4 GET, и запросы не совпадали с методами из задания. На первом скриншоте не был виден список запросов коллекции.</w:t>
+        <w:t>в коллекции Postman лента была разбита на два GET-запроса (без id и с id), а запроса деавторизации не было — получалось 4 GET, и запросы не совпадали с методами из задания. На первом скриншоте не был виден список запросов коллекции.</w:t>
       </w:r>
     </w:p>
     <w:p>
@@ -649,46 +420,17 @@
       <w:r>
         <w:t xml:space="preserve">коллекция </w:t>
       </w:r>
-      <w:proofErr w:type="spellStart"/>
-      <w:r>
-        <w:rPr>
-          <w:rFonts w:ascii="Consolas" w:eastAsia="Consolas" w:hAnsi="Consolas" w:cs="Consolas"/>
-          <w:sz w:val="24"/>
-          <w:szCs w:val="24"/>
-        </w:rPr>
-        <w:t>docs</w:t>
-      </w:r>
-      <w:proofErr w:type="spellEnd"/>
-      <w:r>
-        <w:rPr>
-          <w:rFonts w:ascii="Consolas" w:eastAsia="Consolas" w:hAnsi="Consolas" w:cs="Consolas"/>
-          <w:sz w:val="24"/>
-          <w:szCs w:val="24"/>
-        </w:rPr>
-        <w:t>/</w:t>
-      </w:r>
-      <w:proofErr w:type="spellStart"/>
-      <w:r>
-        <w:rPr>
-          <w:rFonts w:ascii="Consolas" w:eastAsia="Consolas" w:hAnsi="Consolas" w:cs="Consolas"/>
-          <w:sz w:val="24"/>
-          <w:szCs w:val="24"/>
-        </w:rPr>
-        <w:t>comets.postman_collection.json</w:t>
-      </w:r>
-      <w:proofErr w:type="spellEnd"/>
-      <w:r>
-        <w:t xml:space="preserve"> пересобрана: в ней ровно 10 запросов — по одному на каждый метод из задания. GET-методов три: список, лента, черновик. Лента — один метод: </w:t>
-      </w:r>
-      <w:proofErr w:type="spellStart"/>
-      <w:r>
-        <w:t>id</w:t>
-      </w:r>
-      <w:proofErr w:type="spellEnd"/>
-      <w:r>
-        <w:t xml:space="preserve"> кометы и параметр </w:t>
-      </w:r>
-      <w:proofErr w:type="spellStart"/>
+      <w:r>
+        <w:rPr>
+          <w:rFonts w:ascii="Consolas" w:eastAsia="Consolas" w:hAnsi="Consolas" w:cs="Consolas"/>
+          <w:sz w:val="24"/>
+          <w:szCs w:val="24"/>
+        </w:rPr>
+        <w:t>docs/comets.postman_collection.json</w:t>
+      </w:r>
+      <w:r>
+        <w:t xml:space="preserve"> пересобрана: в ней ровно 10 запросов — по одному на каждый метод из задания. GET-методов три: список, лента, черновик. Лента — один метод: id кометы и параметр </w:t>
+      </w:r>
       <w:r>
         <w:rPr>
           <w:rFonts w:ascii="Consolas" w:eastAsia="Consolas" w:hAnsi="Consolas" w:cs="Consolas"/>
@@ -697,17 +439,8 @@
         </w:rPr>
         <w:t>next</w:t>
       </w:r>
-      <w:proofErr w:type="spellEnd"/>
-      <w:r>
-        <w:t xml:space="preserve"> задаются в одном запросе (без </w:t>
-      </w:r>
-      <w:proofErr w:type="spellStart"/>
-      <w:r>
-        <w:t>id</w:t>
-      </w:r>
-      <w:proofErr w:type="spellEnd"/>
-      <w:r>
-        <w:t xml:space="preserve"> возвращается первая комета). Те же 10 методов перечислены в README и на диаграмме классов.</w:t>
+      <w:r>
+        <w:t xml:space="preserve"> задаются в одном запросе (без id возвращается первая комета). Те же 10 методов перечислены в README и на диаграмме классов.</w:t>
       </w:r>
     </w:p>
     <w:tbl>
@@ -781,19 +514,8 @@
                 <w:sz w:val="24"/>
                 <w:szCs w:val="24"/>
               </w:rPr>
-              <w:t xml:space="preserve">Метод и </w:t>
+              <w:t>Метод и url</w:t>
             </w:r>
-            <w:proofErr w:type="spellStart"/>
-            <w:r>
-              <w:rPr>
-                <w:b/>
-                <w:bCs/>
-                <w:sz w:val="24"/>
-                <w:szCs w:val="24"/>
-              </w:rPr>
-              <w:t>url</w:t>
-            </w:r>
-            <w:proofErr w:type="spellEnd"/>
           </w:p>
         </w:tc>
         <w:tc>
@@ -875,36 +597,8 @@
                 <w:sz w:val="20"/>
                 <w:szCs w:val="20"/>
               </w:rPr>
-              <w:t>GET /</w:t>
+              <w:t>GET /api/comets</w:t>
             </w:r>
-            <w:proofErr w:type="spellStart"/>
-            <w:r>
-              <w:rPr>
-                <w:rFonts w:ascii="Consolas" w:eastAsia="Consolas" w:hAnsi="Consolas" w:cs="Consolas"/>
-                <w:sz w:val="20"/>
-                <w:szCs w:val="20"/>
-              </w:rPr>
-              <w:t>api</w:t>
-            </w:r>
-            <w:proofErr w:type="spellEnd"/>
-            <w:r>
-              <w:rPr>
-                <w:rFonts w:ascii="Consolas" w:eastAsia="Consolas" w:hAnsi="Consolas" w:cs="Consolas"/>
-                <w:sz w:val="20"/>
-                <w:szCs w:val="20"/>
-              </w:rPr>
-              <w:t>/</w:t>
-            </w:r>
-            <w:proofErr w:type="spellStart"/>
-            <w:r>
-              <w:rPr>
-                <w:rFonts w:ascii="Consolas" w:eastAsia="Consolas" w:hAnsi="Consolas" w:cs="Consolas"/>
-                <w:sz w:val="20"/>
-                <w:szCs w:val="20"/>
-              </w:rPr>
-              <w:t>comets</w:t>
-            </w:r>
-            <w:proofErr w:type="spellEnd"/>
           </w:p>
         </w:tc>
         <w:tc>
@@ -929,17 +623,8 @@
                 <w:sz w:val="24"/>
                 <w:szCs w:val="24"/>
               </w:rPr>
-              <w:t xml:space="preserve">список комет с фильтром по периоду, признак </w:t>
+              <w:t>список комет с фильтром по периоду, признак is_mine</w:t>
             </w:r>
-            <w:proofErr w:type="spellStart"/>
-            <w:r>
-              <w:rPr>
-                <w:sz w:val="24"/>
-                <w:szCs w:val="24"/>
-              </w:rPr>
-              <w:t>is_mine</w:t>
-            </w:r>
-            <w:proofErr w:type="spellEnd"/>
           </w:p>
         </w:tc>
       </w:tr>
@@ -999,27 +684,7 @@
                 <w:szCs w:val="20"/>
                 <w:lang w:val="en-US"/>
               </w:rPr>
-              <w:t>GET /</w:t>
-            </w:r>
-            <w:proofErr w:type="spellStart"/>
-            <w:r>
-              <w:rPr>
-                <w:rFonts w:ascii="Consolas" w:eastAsia="Consolas" w:hAnsi="Consolas" w:cs="Consolas"/>
-                <w:sz w:val="20"/>
-                <w:szCs w:val="20"/>
-                <w:lang w:val="en-US"/>
-              </w:rPr>
-              <w:t>api</w:t>
-            </w:r>
-            <w:proofErr w:type="spellEnd"/>
-            <w:r>
-              <w:rPr>
-                <w:rFonts w:ascii="Consolas" w:eastAsia="Consolas" w:hAnsi="Consolas" w:cs="Consolas"/>
-                <w:sz w:val="20"/>
-                <w:szCs w:val="20"/>
-                <w:lang w:val="en-US"/>
-              </w:rPr>
-              <w:t>/comets/feed/{id}?next=true</w:t>
+              <w:t>GET /api/comets/feed/{id}?next=true</w:t>
             </w:r>
           </w:p>
         </w:tc>
@@ -1045,17 +710,8 @@
                 <w:sz w:val="24"/>
                 <w:szCs w:val="24"/>
               </w:rPr>
-              <w:t xml:space="preserve">лента: одна комета, признак </w:t>
+              <w:t>лента: одна комета, признак is_liked</w:t>
             </w:r>
-            <w:proofErr w:type="spellStart"/>
-            <w:r>
-              <w:rPr>
-                <w:sz w:val="24"/>
-                <w:szCs w:val="24"/>
-              </w:rPr>
-              <w:t>is_liked</w:t>
-            </w:r>
-            <w:proofErr w:type="spellEnd"/>
           </w:p>
         </w:tc>
       </w:tr>
@@ -1109,54 +765,8 @@
                 <w:sz w:val="20"/>
                 <w:szCs w:val="20"/>
               </w:rPr>
-              <w:t>GET /</w:t>
+              <w:t>GET /api/comets/draft</w:t>
             </w:r>
-            <w:proofErr w:type="spellStart"/>
-            <w:r>
-              <w:rPr>
-                <w:rFonts w:ascii="Consolas" w:eastAsia="Consolas" w:hAnsi="Consolas" w:cs="Consolas"/>
-                <w:sz w:val="20"/>
-                <w:szCs w:val="20"/>
-              </w:rPr>
-              <w:t>api</w:t>
-            </w:r>
-            <w:proofErr w:type="spellEnd"/>
-            <w:r>
-              <w:rPr>
-                <w:rFonts w:ascii="Consolas" w:eastAsia="Consolas" w:hAnsi="Consolas" w:cs="Consolas"/>
-                <w:sz w:val="20"/>
-                <w:szCs w:val="20"/>
-              </w:rPr>
-              <w:t>/</w:t>
-            </w:r>
-            <w:proofErr w:type="spellStart"/>
-            <w:r>
-              <w:rPr>
-                <w:rFonts w:ascii="Consolas" w:eastAsia="Consolas" w:hAnsi="Consolas" w:cs="Consolas"/>
-                <w:sz w:val="20"/>
-                <w:szCs w:val="20"/>
-              </w:rPr>
-              <w:t>comets</w:t>
-            </w:r>
-            <w:proofErr w:type="spellEnd"/>
-            <w:r>
-              <w:rPr>
-                <w:rFonts w:ascii="Consolas" w:eastAsia="Consolas" w:hAnsi="Consolas" w:cs="Consolas"/>
-                <w:sz w:val="20"/>
-                <w:szCs w:val="20"/>
-              </w:rPr>
-              <w:t>/</w:t>
-            </w:r>
-            <w:proofErr w:type="spellStart"/>
-            <w:r>
-              <w:rPr>
-                <w:rFonts w:ascii="Consolas" w:eastAsia="Consolas" w:hAnsi="Consolas" w:cs="Consolas"/>
-                <w:sz w:val="20"/>
-                <w:szCs w:val="20"/>
-              </w:rPr>
-              <w:t>draft</w:t>
-            </w:r>
-            <w:proofErr w:type="spellEnd"/>
           </w:p>
         </w:tc>
         <w:tc>
@@ -1236,36 +846,8 @@
                 <w:sz w:val="20"/>
                 <w:szCs w:val="20"/>
               </w:rPr>
-              <w:t>POST /</w:t>
+              <w:t>POST /api/comets</w:t>
             </w:r>
-            <w:proofErr w:type="spellStart"/>
-            <w:r>
-              <w:rPr>
-                <w:rFonts w:ascii="Consolas" w:eastAsia="Consolas" w:hAnsi="Consolas" w:cs="Consolas"/>
-                <w:sz w:val="20"/>
-                <w:szCs w:val="20"/>
-              </w:rPr>
-              <w:t>api</w:t>
-            </w:r>
-            <w:proofErr w:type="spellEnd"/>
-            <w:r>
-              <w:rPr>
-                <w:rFonts w:ascii="Consolas" w:eastAsia="Consolas" w:hAnsi="Consolas" w:cs="Consolas"/>
-                <w:sz w:val="20"/>
-                <w:szCs w:val="20"/>
-              </w:rPr>
-              <w:t>/</w:t>
-            </w:r>
-            <w:proofErr w:type="spellStart"/>
-            <w:r>
-              <w:rPr>
-                <w:rFonts w:ascii="Consolas" w:eastAsia="Consolas" w:hAnsi="Consolas" w:cs="Consolas"/>
-                <w:sz w:val="20"/>
-                <w:szCs w:val="20"/>
-              </w:rPr>
-              <w:t>comets</w:t>
-            </w:r>
-            <w:proofErr w:type="spellEnd"/>
           </w:p>
         </w:tc>
         <w:tc>
@@ -1351,27 +933,7 @@
                 <w:szCs w:val="20"/>
                 <w:lang w:val="en-US"/>
               </w:rPr>
-              <w:t>PUT /</w:t>
-            </w:r>
-            <w:proofErr w:type="spellStart"/>
-            <w:r>
-              <w:rPr>
-                <w:rFonts w:ascii="Consolas" w:eastAsia="Consolas" w:hAnsi="Consolas" w:cs="Consolas"/>
-                <w:sz w:val="20"/>
-                <w:szCs w:val="20"/>
-                <w:lang w:val="en-US"/>
-              </w:rPr>
-              <w:t>api</w:t>
-            </w:r>
-            <w:proofErr w:type="spellEnd"/>
-            <w:r>
-              <w:rPr>
-                <w:rFonts w:ascii="Consolas" w:eastAsia="Consolas" w:hAnsi="Consolas" w:cs="Consolas"/>
-                <w:sz w:val="20"/>
-                <w:szCs w:val="20"/>
-                <w:lang w:val="en-US"/>
-              </w:rPr>
-              <w:t>/comets/{id}/publish</w:t>
+              <w:t>PUT /api/comets/{id}/publish</w:t>
             </w:r>
           </w:p>
         </w:tc>
@@ -1452,61 +1014,7 @@
                 <w:sz w:val="20"/>
                 <w:szCs w:val="20"/>
               </w:rPr>
-              <w:t>DELETE /</w:t>
-            </w:r>
-            <w:proofErr w:type="spellStart"/>
-            <w:r>
-              <w:rPr>
-                <w:rFonts w:ascii="Consolas" w:eastAsia="Consolas" w:hAnsi="Consolas" w:cs="Consolas"/>
-                <w:sz w:val="20"/>
-                <w:szCs w:val="20"/>
-              </w:rPr>
-              <w:t>api</w:t>
-            </w:r>
-            <w:proofErr w:type="spellEnd"/>
-            <w:r>
-              <w:rPr>
-                <w:rFonts w:ascii="Consolas" w:eastAsia="Consolas" w:hAnsi="Consolas" w:cs="Consolas"/>
-                <w:sz w:val="20"/>
-                <w:szCs w:val="20"/>
-              </w:rPr>
-              <w:t>/</w:t>
-            </w:r>
-            <w:proofErr w:type="spellStart"/>
-            <w:r>
-              <w:rPr>
-                <w:rFonts w:ascii="Consolas" w:eastAsia="Consolas" w:hAnsi="Consolas" w:cs="Consolas"/>
-                <w:sz w:val="20"/>
-                <w:szCs w:val="20"/>
-              </w:rPr>
-              <w:t>comets</w:t>
-            </w:r>
-            <w:proofErr w:type="spellEnd"/>
-            <w:r>
-              <w:rPr>
-                <w:rFonts w:ascii="Consolas" w:eastAsia="Consolas" w:hAnsi="Consolas" w:cs="Consolas"/>
-                <w:sz w:val="20"/>
-                <w:szCs w:val="20"/>
-              </w:rPr>
-              <w:t>/{</w:t>
-            </w:r>
-            <w:proofErr w:type="spellStart"/>
-            <w:r>
-              <w:rPr>
-                <w:rFonts w:ascii="Consolas" w:eastAsia="Consolas" w:hAnsi="Consolas" w:cs="Consolas"/>
-                <w:sz w:val="20"/>
-                <w:szCs w:val="20"/>
-              </w:rPr>
-              <w:t>id</w:t>
-            </w:r>
-            <w:proofErr w:type="spellEnd"/>
-            <w:r>
-              <w:rPr>
-                <w:rFonts w:ascii="Consolas" w:eastAsia="Consolas" w:hAnsi="Consolas" w:cs="Consolas"/>
-                <w:sz w:val="20"/>
-                <w:szCs w:val="20"/>
-              </w:rPr>
-              <w:t>}</w:t>
+              <w:t>DELETE /api/comets/{id}</w:t>
             </w:r>
           </w:p>
         </w:tc>
@@ -1593,27 +1101,7 @@
                 <w:szCs w:val="20"/>
                 <w:lang w:val="en-US"/>
               </w:rPr>
-              <w:t>POST /</w:t>
-            </w:r>
-            <w:proofErr w:type="spellStart"/>
-            <w:r>
-              <w:rPr>
-                <w:rFonts w:ascii="Consolas" w:eastAsia="Consolas" w:hAnsi="Consolas" w:cs="Consolas"/>
-                <w:sz w:val="20"/>
-                <w:szCs w:val="20"/>
-                <w:lang w:val="en-US"/>
-              </w:rPr>
-              <w:t>api</w:t>
-            </w:r>
-            <w:proofErr w:type="spellEnd"/>
-            <w:r>
-              <w:rPr>
-                <w:rFonts w:ascii="Consolas" w:eastAsia="Consolas" w:hAnsi="Consolas" w:cs="Consolas"/>
-                <w:sz w:val="20"/>
-                <w:szCs w:val="20"/>
-                <w:lang w:val="en-US"/>
-              </w:rPr>
-              <w:t>/comets/{id}/like</w:t>
+              <w:t>POST /api/comets/{id}/like</w:t>
             </w:r>
           </w:p>
         </w:tc>
@@ -1694,54 +1182,8 @@
                 <w:sz w:val="20"/>
                 <w:szCs w:val="20"/>
               </w:rPr>
-              <w:t>POST /</w:t>
+              <w:t>POST /api/users/register</w:t>
             </w:r>
-            <w:proofErr w:type="spellStart"/>
-            <w:r>
-              <w:rPr>
-                <w:rFonts w:ascii="Consolas" w:eastAsia="Consolas" w:hAnsi="Consolas" w:cs="Consolas"/>
-                <w:sz w:val="20"/>
-                <w:szCs w:val="20"/>
-              </w:rPr>
-              <w:t>api</w:t>
-            </w:r>
-            <w:proofErr w:type="spellEnd"/>
-            <w:r>
-              <w:rPr>
-                <w:rFonts w:ascii="Consolas" w:eastAsia="Consolas" w:hAnsi="Consolas" w:cs="Consolas"/>
-                <w:sz w:val="20"/>
-                <w:szCs w:val="20"/>
-              </w:rPr>
-              <w:t>/</w:t>
-            </w:r>
-            <w:proofErr w:type="spellStart"/>
-            <w:r>
-              <w:rPr>
-                <w:rFonts w:ascii="Consolas" w:eastAsia="Consolas" w:hAnsi="Consolas" w:cs="Consolas"/>
-                <w:sz w:val="20"/>
-                <w:szCs w:val="20"/>
-              </w:rPr>
-              <w:t>users</w:t>
-            </w:r>
-            <w:proofErr w:type="spellEnd"/>
-            <w:r>
-              <w:rPr>
-                <w:rFonts w:ascii="Consolas" w:eastAsia="Consolas" w:hAnsi="Consolas" w:cs="Consolas"/>
-                <w:sz w:val="20"/>
-                <w:szCs w:val="20"/>
-              </w:rPr>
-              <w:t>/</w:t>
-            </w:r>
-            <w:proofErr w:type="spellStart"/>
-            <w:r>
-              <w:rPr>
-                <w:rFonts w:ascii="Consolas" w:eastAsia="Consolas" w:hAnsi="Consolas" w:cs="Consolas"/>
-                <w:sz w:val="20"/>
-                <w:szCs w:val="20"/>
-              </w:rPr>
-              <w:t>register</w:t>
-            </w:r>
-            <w:proofErr w:type="spellEnd"/>
           </w:p>
         </w:tc>
         <w:tc>
@@ -1821,54 +1263,8 @@
                 <w:sz w:val="20"/>
                 <w:szCs w:val="20"/>
               </w:rPr>
-              <w:t>POST /</w:t>
+              <w:t>POST /api/users/login</w:t>
             </w:r>
-            <w:proofErr w:type="spellStart"/>
-            <w:r>
-              <w:rPr>
-                <w:rFonts w:ascii="Consolas" w:eastAsia="Consolas" w:hAnsi="Consolas" w:cs="Consolas"/>
-                <w:sz w:val="20"/>
-                <w:szCs w:val="20"/>
-              </w:rPr>
-              <w:t>api</w:t>
-            </w:r>
-            <w:proofErr w:type="spellEnd"/>
-            <w:r>
-              <w:rPr>
-                <w:rFonts w:ascii="Consolas" w:eastAsia="Consolas" w:hAnsi="Consolas" w:cs="Consolas"/>
-                <w:sz w:val="20"/>
-                <w:szCs w:val="20"/>
-              </w:rPr>
-              <w:t>/</w:t>
-            </w:r>
-            <w:proofErr w:type="spellStart"/>
-            <w:r>
-              <w:rPr>
-                <w:rFonts w:ascii="Consolas" w:eastAsia="Consolas" w:hAnsi="Consolas" w:cs="Consolas"/>
-                <w:sz w:val="20"/>
-                <w:szCs w:val="20"/>
-              </w:rPr>
-              <w:t>users</w:t>
-            </w:r>
-            <w:proofErr w:type="spellEnd"/>
-            <w:r>
-              <w:rPr>
-                <w:rFonts w:ascii="Consolas" w:eastAsia="Consolas" w:hAnsi="Consolas" w:cs="Consolas"/>
-                <w:sz w:val="20"/>
-                <w:szCs w:val="20"/>
-              </w:rPr>
-              <w:t>/</w:t>
-            </w:r>
-            <w:proofErr w:type="spellStart"/>
-            <w:r>
-              <w:rPr>
-                <w:rFonts w:ascii="Consolas" w:eastAsia="Consolas" w:hAnsi="Consolas" w:cs="Consolas"/>
-                <w:sz w:val="20"/>
-                <w:szCs w:val="20"/>
-              </w:rPr>
-              <w:t>login</w:t>
-            </w:r>
-            <w:proofErr w:type="spellEnd"/>
           </w:p>
         </w:tc>
         <w:tc>
@@ -1948,54 +1344,8 @@
                 <w:sz w:val="20"/>
                 <w:szCs w:val="20"/>
               </w:rPr>
-              <w:t>POST /</w:t>
+              <w:t>POST /api/users/logout</w:t>
             </w:r>
-            <w:proofErr w:type="spellStart"/>
-            <w:r>
-              <w:rPr>
-                <w:rFonts w:ascii="Consolas" w:eastAsia="Consolas" w:hAnsi="Consolas" w:cs="Consolas"/>
-                <w:sz w:val="20"/>
-                <w:szCs w:val="20"/>
-              </w:rPr>
-              <w:t>api</w:t>
-            </w:r>
-            <w:proofErr w:type="spellEnd"/>
-            <w:r>
-              <w:rPr>
-                <w:rFonts w:ascii="Consolas" w:eastAsia="Consolas" w:hAnsi="Consolas" w:cs="Consolas"/>
-                <w:sz w:val="20"/>
-                <w:szCs w:val="20"/>
-              </w:rPr>
-              <w:t>/</w:t>
-            </w:r>
-            <w:proofErr w:type="spellStart"/>
-            <w:r>
-              <w:rPr>
-                <w:rFonts w:ascii="Consolas" w:eastAsia="Consolas" w:hAnsi="Consolas" w:cs="Consolas"/>
-                <w:sz w:val="20"/>
-                <w:szCs w:val="20"/>
-              </w:rPr>
-              <w:t>users</w:t>
-            </w:r>
-            <w:proofErr w:type="spellEnd"/>
-            <w:r>
-              <w:rPr>
-                <w:rFonts w:ascii="Consolas" w:eastAsia="Consolas" w:hAnsi="Consolas" w:cs="Consolas"/>
-                <w:sz w:val="20"/>
-                <w:szCs w:val="20"/>
-              </w:rPr>
-              <w:t>/</w:t>
-            </w:r>
-            <w:proofErr w:type="spellStart"/>
-            <w:r>
-              <w:rPr>
-                <w:rFonts w:ascii="Consolas" w:eastAsia="Consolas" w:hAnsi="Consolas" w:cs="Consolas"/>
-                <w:sz w:val="20"/>
-                <w:szCs w:val="20"/>
-              </w:rPr>
-              <w:t>logout</w:t>
-            </w:r>
-            <w:proofErr w:type="spellEnd"/>
           </w:p>
         </w:tc>
         <w:tc>
@@ -2015,21 +1365,12 @@
             </w:tcMar>
           </w:tcPr>
           <w:p>
-            <w:proofErr w:type="spellStart"/>
             <w:r>
               <w:rPr>
                 <w:sz w:val="24"/>
                 <w:szCs w:val="24"/>
               </w:rPr>
-              <w:t>деавторизация</w:t>
-            </w:r>
-            <w:proofErr w:type="spellEnd"/>
-            <w:r>
-              <w:rPr>
-                <w:sz w:val="24"/>
-                <w:szCs w:val="24"/>
-              </w:rPr>
-              <w:t xml:space="preserve"> (заглушка до ЛР4)</w:t>
+              <w:t>деавторизация (заглушка до ЛР4)</w:t>
             </w:r>
           </w:p>
         </w:tc>
@@ -2111,15 +1452,7 @@
         <w:jc w:val="center"/>
       </w:pPr>
       <w:r>
-        <w:t xml:space="preserve">Рисунок 4 – коллекция </w:t>
-      </w:r>
-      <w:proofErr w:type="spellStart"/>
-      <w:r>
-        <w:t>Postman</w:t>
-      </w:r>
-      <w:proofErr w:type="spellEnd"/>
-      <w:r>
-        <w:t xml:space="preserve"> из 10 запросов (3 GET, 5 POST, PUT, DELETE) </w:t>
+        <w:t xml:space="preserve">Рисунок 4 – коллекция Postman из 10 запросов (3 GET, 5 POST, PUT, DELETE) </w:t>
       </w:r>
     </w:p>
     <w:p>
@@ -2179,29 +1512,8 @@
         <w:jc w:val="center"/>
       </w:pPr>
       <w:r>
-        <w:t xml:space="preserve">Рисунок 5 – регистрация методов веб-сервиса: 7 методов домена комет и 3 метода домена пользователей; у ленты один обработчик </w:t>
-      </w:r>
-      <w:proofErr w:type="spellStart"/>
-      <w:r>
-        <w:t>GetCometFeed</w:t>
-      </w:r>
-      <w:proofErr w:type="spellEnd"/>
-      <w:r>
-        <w:t xml:space="preserve"> для адреса с </w:t>
-      </w:r>
-      <w:proofErr w:type="spellStart"/>
-      <w:r>
-        <w:t>id</w:t>
-      </w:r>
-      <w:proofErr w:type="spellEnd"/>
-      <w:r>
-        <w:t xml:space="preserve"> и без </w:t>
-      </w:r>
-      <w:proofErr w:type="spellStart"/>
-      <w:r>
-        <w:t>id</w:t>
-      </w:r>
-      <w:proofErr w:type="spellEnd"/>
+        <w:t>Рисунок 5 – регистрация методов веб-сервиса: 7 методов домена комет и 3 метода домена пользователей; у ленты один обработчик GetCometFeed для адреса с id и без id</w:t>
+      </w:r>
     </w:p>
     <w:p>
       <w:r>
@@ -2238,7 +1550,6 @@
       <w:r>
         <w:t xml:space="preserve">список и лента возвращали одинаковый объект кометы с обоими признаками сразу — </w:t>
       </w:r>
-      <w:proofErr w:type="spellStart"/>
       <w:r>
         <w:rPr>
           <w:rFonts w:ascii="Consolas" w:eastAsia="Consolas" w:hAnsi="Consolas" w:cs="Consolas"/>
@@ -2247,11 +1558,9 @@
         </w:rPr>
         <w:t>is_mine</w:t>
       </w:r>
-      <w:proofErr w:type="spellEnd"/>
       <w:r>
         <w:t xml:space="preserve"> и </w:t>
       </w:r>
-      <w:proofErr w:type="spellStart"/>
       <w:r>
         <w:rPr>
           <w:rFonts w:ascii="Consolas" w:eastAsia="Consolas" w:hAnsi="Consolas" w:cs="Consolas"/>
@@ -2260,7 +1569,6 @@
         </w:rPr>
         <w:t>is_liked</w:t>
       </w:r>
-      <w:proofErr w:type="spellEnd"/>
       <w:r>
         <w:t>.</w:t>
       </w:r>
@@ -2279,15 +1587,7 @@
         <w:t xml:space="preserve">Сделано: </w:t>
       </w:r>
       <w:r>
-        <w:t xml:space="preserve">у списка и у ленты теперь разные </w:t>
-      </w:r>
-      <w:proofErr w:type="spellStart"/>
-      <w:r>
-        <w:t>сериализаторы</w:t>
-      </w:r>
-      <w:proofErr w:type="spellEnd"/>
-      <w:r>
-        <w:t xml:space="preserve"> и разные признаки 0/1, как в задании:</w:t>
+        <w:t>у списка и у ленты теперь разные сериализаторы и разные признаки 0/1, как в задании:</w:t>
       </w:r>
     </w:p>
     <w:p>
@@ -2312,40 +1612,11 @@
           <w:sz w:val="24"/>
           <w:szCs w:val="24"/>
         </w:rPr>
-        <w:t>GET /</w:t>
-      </w:r>
-      <w:proofErr w:type="spellStart"/>
-      <w:r>
-        <w:rPr>
-          <w:rFonts w:ascii="Consolas" w:eastAsia="Consolas" w:hAnsi="Consolas" w:cs="Consolas"/>
-          <w:sz w:val="24"/>
-          <w:szCs w:val="24"/>
-        </w:rPr>
-        <w:t>api</w:t>
-      </w:r>
-      <w:proofErr w:type="spellEnd"/>
-      <w:r>
-        <w:rPr>
-          <w:rFonts w:ascii="Consolas" w:eastAsia="Consolas" w:hAnsi="Consolas" w:cs="Consolas"/>
-          <w:sz w:val="24"/>
-          <w:szCs w:val="24"/>
-        </w:rPr>
-        <w:t>/</w:t>
-      </w:r>
-      <w:proofErr w:type="spellStart"/>
-      <w:r>
-        <w:rPr>
-          <w:rFonts w:ascii="Consolas" w:eastAsia="Consolas" w:hAnsi="Consolas" w:cs="Consolas"/>
-          <w:sz w:val="24"/>
-          <w:szCs w:val="24"/>
-        </w:rPr>
-        <w:t>comets</w:t>
-      </w:r>
-      <w:proofErr w:type="spellEnd"/>
+        <w:t>GET /api/comets</w:t>
+      </w:r>
       <w:r>
         <w:t xml:space="preserve"> возвращает </w:t>
       </w:r>
-      <w:proofErr w:type="spellStart"/>
       <w:r>
         <w:rPr>
           <w:rFonts w:ascii="Consolas" w:eastAsia="Consolas" w:hAnsi="Consolas" w:cs="Consolas"/>
@@ -2354,7 +1625,6 @@
         </w:rPr>
         <w:t>is_mine</w:t>
       </w:r>
-      <w:proofErr w:type="spellEnd"/>
       <w:r>
         <w:t xml:space="preserve"> — 1, если создатель кометы совпадает с текущим пользователем. Для чего: на плитке приложение покажет кнопку удаления только у своих комет;</w:t>
       </w:r>
@@ -2381,58 +1651,11 @@
           <w:sz w:val="24"/>
           <w:szCs w:val="24"/>
         </w:rPr>
-        <w:t>GET /</w:t>
-      </w:r>
-      <w:proofErr w:type="spellStart"/>
-      <w:r>
-        <w:rPr>
-          <w:rFonts w:ascii="Consolas" w:eastAsia="Consolas" w:hAnsi="Consolas" w:cs="Consolas"/>
-          <w:sz w:val="24"/>
-          <w:szCs w:val="24"/>
-        </w:rPr>
-        <w:t>api</w:t>
-      </w:r>
-      <w:proofErr w:type="spellEnd"/>
-      <w:r>
-        <w:rPr>
-          <w:rFonts w:ascii="Consolas" w:eastAsia="Consolas" w:hAnsi="Consolas" w:cs="Consolas"/>
-          <w:sz w:val="24"/>
-          <w:szCs w:val="24"/>
-        </w:rPr>
-        <w:t>/</w:t>
-      </w:r>
-      <w:proofErr w:type="spellStart"/>
-      <w:r>
-        <w:rPr>
-          <w:rFonts w:ascii="Consolas" w:eastAsia="Consolas" w:hAnsi="Consolas" w:cs="Consolas"/>
-          <w:sz w:val="24"/>
-          <w:szCs w:val="24"/>
-        </w:rPr>
-        <w:t>comets</w:t>
-      </w:r>
-      <w:proofErr w:type="spellEnd"/>
-      <w:r>
-        <w:rPr>
-          <w:rFonts w:ascii="Consolas" w:eastAsia="Consolas" w:hAnsi="Consolas" w:cs="Consolas"/>
-          <w:sz w:val="24"/>
-          <w:szCs w:val="24"/>
-        </w:rPr>
-        <w:t>/</w:t>
-      </w:r>
-      <w:proofErr w:type="spellStart"/>
-      <w:r>
-        <w:rPr>
-          <w:rFonts w:ascii="Consolas" w:eastAsia="Consolas" w:hAnsi="Consolas" w:cs="Consolas"/>
-          <w:sz w:val="24"/>
-          <w:szCs w:val="24"/>
-        </w:rPr>
-        <w:t>feed</w:t>
-      </w:r>
-      <w:proofErr w:type="spellEnd"/>
+        <w:t>GET /api/comets/feed</w:t>
+      </w:r>
       <w:r>
         <w:t xml:space="preserve"> возвращает другой признак — </w:t>
       </w:r>
-      <w:proofErr w:type="spellStart"/>
       <w:r>
         <w:rPr>
           <w:rFonts w:ascii="Consolas" w:eastAsia="Consolas" w:hAnsi="Consolas" w:cs="Consolas"/>
@@ -2441,7 +1664,6 @@
         </w:rPr>
         <w:t>is_liked</w:t>
       </w:r>
-      <w:proofErr w:type="spellEnd"/>
       <w:r>
         <w:t xml:space="preserve"> — 1, если текущий пользователь лайкнул эту комету. Для чего: в ленте приложение покажет, стоит ли лайк, и по нажатию отправит </w:t>
       </w:r>
@@ -2451,18 +1673,8 @@
           <w:sz w:val="24"/>
           <w:szCs w:val="24"/>
         </w:rPr>
-        <w:t>POST …/</w:t>
-      </w:r>
-      <w:proofErr w:type="spellStart"/>
-      <w:r>
-        <w:rPr>
-          <w:rFonts w:ascii="Consolas" w:eastAsia="Consolas" w:hAnsi="Consolas" w:cs="Consolas"/>
-          <w:sz w:val="24"/>
-          <w:szCs w:val="24"/>
-        </w:rPr>
-        <w:t>like</w:t>
-      </w:r>
-      <w:proofErr w:type="spellEnd"/>
+        <w:t>POST …/like</w:t>
+      </w:r>
       <w:r>
         <w:t xml:space="preserve"> с противоположным значением 0/1.</w:t>
       </w:r>
@@ -2476,7 +1688,6 @@
       <w:r>
         <w:t xml:space="preserve">Общие поля кометы вынесены в </w:t>
       </w:r>
-      <w:proofErr w:type="spellStart"/>
       <w:r>
         <w:rPr>
           <w:rFonts w:ascii="Consolas" w:eastAsia="Consolas" w:hAnsi="Consolas" w:cs="Consolas"/>
@@ -2485,11 +1696,9 @@
         </w:rPr>
         <w:t>CometResponse</w:t>
       </w:r>
-      <w:proofErr w:type="spellEnd"/>
       <w:r>
         <w:t xml:space="preserve">, он встроен в </w:t>
       </w:r>
-      <w:proofErr w:type="spellStart"/>
       <w:r>
         <w:rPr>
           <w:rFonts w:ascii="Consolas" w:eastAsia="Consolas" w:hAnsi="Consolas" w:cs="Consolas"/>
@@ -2498,11 +1707,9 @@
         </w:rPr>
         <w:t>CometListResponse</w:t>
       </w:r>
-      <w:proofErr w:type="spellEnd"/>
       <w:r>
         <w:t xml:space="preserve"> и </w:t>
       </w:r>
-      <w:proofErr w:type="spellStart"/>
       <w:r>
         <w:rPr>
           <w:rFonts w:ascii="Consolas" w:eastAsia="Consolas" w:hAnsi="Consolas" w:cs="Consolas"/>
@@ -2511,7 +1718,6 @@
         </w:rPr>
         <w:t>CometFeedResponse</w:t>
       </w:r>
-      <w:proofErr w:type="spellEnd"/>
       <w:r>
         <w:t>. В ответах черновика, добавления и публикации признаков нет.</w:t>
       </w:r>
@@ -2572,53 +1778,8 @@
         <w:jc w:val="center"/>
       </w:pPr>
       <w:r>
-        <w:t xml:space="preserve">Рисунок 6 – </w:t>
-      </w:r>
-      <w:proofErr w:type="spellStart"/>
-      <w:r>
-        <w:t>сериализаторы</w:t>
-      </w:r>
-      <w:proofErr w:type="spellEnd"/>
-      <w:r>
-        <w:t xml:space="preserve">: общие поля </w:t>
-      </w:r>
-      <w:proofErr w:type="spellStart"/>
-      <w:r>
-        <w:t>CometResponse</w:t>
-      </w:r>
-      <w:proofErr w:type="spellEnd"/>
-      <w:r>
-        <w:t xml:space="preserve">, для списка — </w:t>
-      </w:r>
-      <w:proofErr w:type="spellStart"/>
-      <w:r>
-        <w:t>CometListResponse</w:t>
-      </w:r>
-      <w:proofErr w:type="spellEnd"/>
-      <w:r>
-        <w:t xml:space="preserve"> с </w:t>
-      </w:r>
-      <w:proofErr w:type="spellStart"/>
-      <w:r>
-        <w:t>is_mine</w:t>
-      </w:r>
-      <w:proofErr w:type="spellEnd"/>
-      <w:r>
-        <w:t xml:space="preserve">, для ленты — </w:t>
-      </w:r>
-      <w:proofErr w:type="spellStart"/>
-      <w:r>
-        <w:t>CometFeedResponse</w:t>
-      </w:r>
-      <w:proofErr w:type="spellEnd"/>
-      <w:r>
-        <w:t xml:space="preserve"> с </w:t>
-      </w:r>
-      <w:proofErr w:type="spellStart"/>
-      <w:r>
-        <w:t>is_liked</w:t>
-      </w:r>
-      <w:proofErr w:type="spellEnd"/>
+        <w:t>Рисунок 6 – сериализаторы: общие поля CometResponse, для списка — CometListResponse с is_mine, для ленты — CometFeedResponse с is_liked</w:t>
+      </w:r>
     </w:p>
     <w:p>
       <w:r>
@@ -2682,23 +1843,7 @@
         <w:jc w:val="center"/>
       </w:pPr>
       <w:r>
-        <w:t xml:space="preserve">Рисунок 7 – преобразование модели в ответ: </w:t>
-      </w:r>
-      <w:proofErr w:type="spellStart"/>
-      <w:r>
-        <w:t>cometListResponse</w:t>
-      </w:r>
-      <w:proofErr w:type="spellEnd"/>
-      <w:r>
-        <w:t xml:space="preserve"> для списка и </w:t>
-      </w:r>
-      <w:proofErr w:type="spellStart"/>
-      <w:r>
-        <w:t>cometFeedResponse</w:t>
-      </w:r>
-      <w:proofErr w:type="spellEnd"/>
-      <w:r>
-        <w:t xml:space="preserve"> для ленты</w:t>
+        <w:t>Рисунок 7 – преобразование модели в ответ: cometListResponse для списка и cometFeedResponse для ленты</w:t>
       </w:r>
     </w:p>
     <w:p>
@@ -2758,37 +1903,8 @@
         <w:jc w:val="center"/>
       </w:pPr>
       <w:r>
-        <w:t xml:space="preserve">Рисунок 8 – методы </w:t>
-      </w:r>
-      <w:proofErr w:type="spellStart"/>
-      <w:r>
-        <w:t>GetComets</w:t>
-      </w:r>
-      <w:proofErr w:type="spellEnd"/>
-      <w:r>
-        <w:t xml:space="preserve"> (фрагмент) и </w:t>
-      </w:r>
-      <w:proofErr w:type="spellStart"/>
-      <w:r>
-        <w:t>GetCometFeed</w:t>
-      </w:r>
-      <w:proofErr w:type="spellEnd"/>
-      <w:r>
-        <w:t xml:space="preserve">: список отдаёт </w:t>
-      </w:r>
-      <w:proofErr w:type="spellStart"/>
-      <w:r>
-        <w:t>CometListResponse</w:t>
-      </w:r>
-      <w:proofErr w:type="spellEnd"/>
-      <w:r>
-        <w:t xml:space="preserve">, лента — </w:t>
-      </w:r>
-      <w:proofErr w:type="spellStart"/>
-      <w:r>
-        <w:t>CometFeedResponse</w:t>
-      </w:r>
-      <w:proofErr w:type="spellEnd"/>
+        <w:t>Рисунок 8 – методы GetComets (фрагмент) и GetCometFeed: список отдаёт CometListResponse, лента — CometFeedResponse</w:t>
+      </w:r>
     </w:p>
     <w:p>
       <w:r>
@@ -2852,21 +1968,8 @@
         <w:jc w:val="center"/>
       </w:pPr>
       <w:r>
-        <w:t xml:space="preserve">Рисунок 9 – ответ списка комет: у кометы есть </w:t>
-      </w:r>
-      <w:proofErr w:type="spellStart"/>
-      <w:r>
-        <w:t>is_mine</w:t>
-      </w:r>
-      <w:proofErr w:type="spellEnd"/>
-      <w:r>
-        <w:t xml:space="preserve"> и нет </w:t>
-      </w:r>
-      <w:proofErr w:type="spellStart"/>
-      <w:r>
-        <w:t>is_liked</w:t>
-      </w:r>
-      <w:proofErr w:type="spellEnd"/>
+        <w:t>Рисунок 9 – ответ списка комет: у кометы есть is_mine и нет is_liked</w:t>
+      </w:r>
     </w:p>
     <w:p>
       <w:pPr>
@@ -2924,29 +2027,8 @@
         <w:jc w:val="center"/>
       </w:pPr>
       <w:r>
-        <w:t xml:space="preserve">Рисунок 10 – ответ ленты без </w:t>
-      </w:r>
-      <w:proofErr w:type="spellStart"/>
-      <w:r>
-        <w:t>id</w:t>
-      </w:r>
-      <w:proofErr w:type="spellEnd"/>
-      <w:r>
-        <w:t xml:space="preserve">: у кометы есть </w:t>
-      </w:r>
-      <w:proofErr w:type="spellStart"/>
-      <w:r>
-        <w:t>is_liked</w:t>
-      </w:r>
-      <w:proofErr w:type="spellEnd"/>
-      <w:r>
-        <w:t xml:space="preserve"> = 0 и нет </w:t>
-      </w:r>
-      <w:proofErr w:type="spellStart"/>
-      <w:r>
-        <w:t>is_mine</w:t>
-      </w:r>
-      <w:proofErr w:type="spellEnd"/>
+        <w:t>Рисунок 10 – ответ ленты без id: у кометы есть is_liked = 0 и нет is_mine</w:t>
+      </w:r>
     </w:p>
     <w:p>
       <w:r>
@@ -3010,39 +2092,7 @@
         <w:jc w:val="center"/>
       </w:pPr>
       <w:r>
-        <w:t>Рисунок 11 – после лайка {"</w:t>
-      </w:r>
-      <w:proofErr w:type="spellStart"/>
-      <w:r>
-        <w:t>like</w:t>
-      </w:r>
-      <w:proofErr w:type="spellEnd"/>
-      <w:r>
-        <w:t xml:space="preserve">": 1} лента по </w:t>
-      </w:r>
-      <w:proofErr w:type="spellStart"/>
-      <w:r>
-        <w:t>id</w:t>
-      </w:r>
-      <w:proofErr w:type="spellEnd"/>
-      <w:r>
-        <w:t xml:space="preserve"> возвращает </w:t>
-      </w:r>
-      <w:proofErr w:type="spellStart"/>
-      <w:r>
-        <w:t>is_liked</w:t>
-      </w:r>
-      <w:proofErr w:type="spellEnd"/>
-      <w:r>
-        <w:t xml:space="preserve"> = 1 и </w:t>
-      </w:r>
-      <w:proofErr w:type="spellStart"/>
-      <w:r>
-        <w:t>likes_count</w:t>
-      </w:r>
-      <w:proofErr w:type="spellEnd"/>
-      <w:r>
-        <w:t xml:space="preserve"> = 7</w:t>
+        <w:t>Рисунок 11 – после лайка {"like": 1} лента по id возвращает is_liked = 1 и likes_count = 7</w:t>
       </w:r>
     </w:p>
     <w:p>
@@ -3072,15 +2122,7 @@
         <w:t xml:space="preserve">Сделано: </w:t>
       </w:r>
       <w:r>
-        <w:t xml:space="preserve">скриншоты кода и ответов сервера в этом документе сняты узкими фрагментами (до 92 символов в строке, длинные строки перенесены), поэтому при ширине листа текст на них читается. Скриншоты </w:t>
-      </w:r>
-      <w:proofErr w:type="spellStart"/>
-      <w:r>
-        <w:t>Postman</w:t>
-      </w:r>
-      <w:proofErr w:type="spellEnd"/>
-      <w:r>
-        <w:t xml:space="preserve"> нужно переснять в увеличенном масштабе, с обрезкой до области запроса и ответа.</w:t>
+        <w:t>скриншоты кода и ответов сервера в этом документе сняты узкими фрагментами (до 92 символов в строке, длинные строки перенесены), поэтому при ширине листа текст на них читается. Скриншоты Postman нужно переснять в увеличенном масштабе, с обрезкой до области запроса и ответа.</w:t>
       </w:r>
     </w:p>
     <w:p>
@@ -3116,15 +2158,7 @@
         <w:t xml:space="preserve">Сделано: </w:t>
       </w:r>
       <w:r>
-        <w:t>в README описаны все таблицы БД с полями и все 10 HTTP-методов (</w:t>
-      </w:r>
-      <w:proofErr w:type="spellStart"/>
-      <w:r>
-        <w:t>url</w:t>
-      </w:r>
-      <w:proofErr w:type="spellEnd"/>
-      <w:r>
-        <w:t>, тело запроса, ответ и коды ошибок). README обновлён под исправления: один метод ленты, разные признаки у списка и ленты, отдельный первичный ключ в таблице лайков.</w:t>
+        <w:t>в README описаны все таблицы БД с полями и все 10 HTTP-методов (url, тело запроса, ответ и коды ошибок). README обновлён под исправления: один метод ленты, разные признаки у списка и ленты, отдельный первичный ключ в таблице лайков.</w:t>
       </w:r>
     </w:p>
     <w:p>
@@ -3201,21 +2235,7 @@
         <w:rPr>
           <w:lang w:val="en-US"/>
         </w:rPr>
-        <w:t xml:space="preserve"> users, comets, </w:t>
-      </w:r>
-      <w:proofErr w:type="spellStart"/>
-      <w:r>
-        <w:rPr>
-          <w:lang w:val="en-US"/>
-        </w:rPr>
-        <w:t>comet_likes</w:t>
-      </w:r>
-      <w:proofErr w:type="spellEnd"/>
-      <w:r>
-        <w:rPr>
-          <w:lang w:val="en-US"/>
-        </w:rPr>
-        <w:t xml:space="preserve"> </w:t>
+        <w:t xml:space="preserve"> users, comets, comet_likes </w:t>
       </w:r>
       <w:r>
         <w:t>и</w:t>
@@ -3418,23 +2438,7 @@
         <w:jc w:val="center"/>
       </w:pPr>
       <w:r>
-        <w:t xml:space="preserve">Рисунок 14 – README: объект кометы, признаки </w:t>
-      </w:r>
-      <w:proofErr w:type="spellStart"/>
-      <w:r>
-        <w:t>is_mine</w:t>
-      </w:r>
-      <w:proofErr w:type="spellEnd"/>
-      <w:r>
-        <w:t xml:space="preserve"> и </w:t>
-      </w:r>
-      <w:proofErr w:type="spellStart"/>
-      <w:r>
-        <w:t>is_liked</w:t>
-      </w:r>
-      <w:proofErr w:type="spellEnd"/>
-      <w:r>
-        <w:t>, смена статусов, методы домена пользователей</w:t>
+        <w:t>Рисунок 14 – README: объект кометы, признаки is_mine и is_liked, смена статусов, методы домена пользователей</w:t>
       </w:r>
     </w:p>
     <w:p>
@@ -3455,27 +2459,7 @@
           <w:szCs w:val="32"/>
         </w:rPr>
         <w:lastRenderedPageBreak/>
-        <w:t>3. ER-диаграмма (</w:t>
-      </w:r>
-      <w:proofErr w:type="spellStart"/>
-      <w:r>
-        <w:rPr>
-          <w:b/>
-          <w:bCs/>
-          <w:sz w:val="32"/>
-          <w:szCs w:val="32"/>
-        </w:rPr>
-        <w:t>StarUML</w:t>
-      </w:r>
-      <w:proofErr w:type="spellEnd"/>
-      <w:r>
-        <w:rPr>
-          <w:b/>
-          <w:bCs/>
-          <w:sz w:val="32"/>
-          <w:szCs w:val="32"/>
-        </w:rPr>
-        <w:t>)</w:t>
+        <w:t>3. ER-диаграмма (StarUML)</w:t>
       </w:r>
     </w:p>
     <w:p>
@@ -3507,7 +2491,6 @@
       <w:r>
         <w:t xml:space="preserve">в таблице м-м </w:t>
       </w:r>
-      <w:proofErr w:type="spellStart"/>
       <w:r>
         <w:rPr>
           <w:rFonts w:ascii="Consolas" w:eastAsia="Consolas" w:hAnsi="Consolas" w:cs="Consolas"/>
@@ -3516,11 +2499,9 @@
         </w:rPr>
         <w:t>comet_likes</w:t>
       </w:r>
-      <w:proofErr w:type="spellEnd"/>
       <w:r>
         <w:t xml:space="preserve"> первичный ключ был составным: (</w:t>
       </w:r>
-      <w:proofErr w:type="spellStart"/>
       <w:r>
         <w:rPr>
           <w:rFonts w:ascii="Consolas" w:eastAsia="Consolas" w:hAnsi="Consolas" w:cs="Consolas"/>
@@ -3529,11 +2510,9 @@
         </w:rPr>
         <w:t>user_id</w:t>
       </w:r>
-      <w:proofErr w:type="spellEnd"/>
       <w:r>
         <w:t xml:space="preserve">, </w:t>
       </w:r>
-      <w:proofErr w:type="spellStart"/>
       <w:r>
         <w:rPr>
           <w:rFonts w:ascii="Consolas" w:eastAsia="Consolas" w:hAnsi="Consolas" w:cs="Consolas"/>
@@ -3542,7 +2521,6 @@
         </w:rPr>
         <w:t>comet_id</w:t>
       </w:r>
-      <w:proofErr w:type="spellEnd"/>
       <w:r>
         <w:t>).</w:t>
       </w:r>
@@ -3563,7 +2541,6 @@
       <w:r>
         <w:t xml:space="preserve">в </w:t>
       </w:r>
-      <w:proofErr w:type="spellStart"/>
       <w:r>
         <w:rPr>
           <w:rFonts w:ascii="Consolas" w:eastAsia="Consolas" w:hAnsi="Consolas" w:cs="Consolas"/>
@@ -3572,11 +2549,9 @@
         </w:rPr>
         <w:t>comet_likes</w:t>
       </w:r>
-      <w:proofErr w:type="spellEnd"/>
       <w:r>
         <w:t xml:space="preserve"> добавлен отдельный первичный ключ </w:t>
       </w:r>
-      <w:proofErr w:type="spellStart"/>
       <w:r>
         <w:rPr>
           <w:rFonts w:ascii="Consolas" w:eastAsia="Consolas" w:hAnsi="Consolas" w:cs="Consolas"/>
@@ -3585,11 +2560,9 @@
         </w:rPr>
         <w:t>id</w:t>
       </w:r>
-      <w:proofErr w:type="spellEnd"/>
       <w:r>
         <w:t xml:space="preserve">. Столбцы </w:t>
       </w:r>
-      <w:proofErr w:type="spellStart"/>
       <w:r>
         <w:rPr>
           <w:rFonts w:ascii="Consolas" w:eastAsia="Consolas" w:hAnsi="Consolas" w:cs="Consolas"/>
@@ -3598,11 +2571,9 @@
         </w:rPr>
         <w:t>user_id</w:t>
       </w:r>
-      <w:proofErr w:type="spellEnd"/>
       <w:r>
         <w:t xml:space="preserve"> и </w:t>
       </w:r>
-      <w:proofErr w:type="spellStart"/>
       <w:r>
         <w:rPr>
           <w:rFonts w:ascii="Consolas" w:eastAsia="Consolas" w:hAnsi="Consolas" w:cs="Consolas"/>
@@ -3611,7 +2582,6 @@
         </w:rPr>
         <w:t>comet_id</w:t>
       </w:r>
-      <w:proofErr w:type="spellEnd"/>
       <w:r>
         <w:t xml:space="preserve"> остались двумя внешними ключами (</w:t>
       </w:r>
@@ -3626,7 +2596,6 @@
       <w:r>
         <w:t>). Чтобы пользователь не мог поставить одной комете два лайка, на пару (</w:t>
       </w:r>
-      <w:proofErr w:type="spellStart"/>
       <w:r>
         <w:rPr>
           <w:rFonts w:ascii="Consolas" w:eastAsia="Consolas" w:hAnsi="Consolas" w:cs="Consolas"/>
@@ -3635,11 +2604,9 @@
         </w:rPr>
         <w:t>user_id</w:t>
       </w:r>
-      <w:proofErr w:type="spellEnd"/>
       <w:r>
         <w:t xml:space="preserve">, </w:t>
       </w:r>
-      <w:proofErr w:type="spellStart"/>
       <w:r>
         <w:rPr>
           <w:rFonts w:ascii="Consolas" w:eastAsia="Consolas" w:hAnsi="Consolas" w:cs="Consolas"/>
@@ -3648,11 +2615,9 @@
         </w:rPr>
         <w:t>comet_id</w:t>
       </w:r>
-      <w:proofErr w:type="spellEnd"/>
       <w:r>
         <w:t xml:space="preserve">) создан уникальный индекс </w:t>
       </w:r>
-      <w:proofErr w:type="spellStart"/>
       <w:r>
         <w:rPr>
           <w:rFonts w:ascii="Consolas" w:eastAsia="Consolas" w:hAnsi="Consolas" w:cs="Consolas"/>
@@ -3661,11 +2626,9 @@
         </w:rPr>
         <w:t>idx_comet_likes_user_comet</w:t>
       </w:r>
-      <w:proofErr w:type="spellEnd"/>
       <w:r>
         <w:t xml:space="preserve">. Изменены модель, миграция (для уже созданной таблицы составной ключ заменяется на </w:t>
       </w:r>
-      <w:proofErr w:type="spellStart"/>
       <w:r>
         <w:rPr>
           <w:rFonts w:ascii="Consolas" w:eastAsia="Consolas" w:hAnsi="Consolas" w:cs="Consolas"/>
@@ -3674,7 +2637,6 @@
         </w:rPr>
         <w:t>id</w:t>
       </w:r>
-      <w:proofErr w:type="spellEnd"/>
       <w:r>
         <w:t>), начальные данные, README и ER-диаграмма.</w:t>
       </w:r>
@@ -3735,31 +2697,7 @@
         <w:jc w:val="center"/>
       </w:pPr>
       <w:r>
-        <w:t xml:space="preserve">Рисунок 15 – модель </w:t>
-      </w:r>
-      <w:proofErr w:type="spellStart"/>
-      <w:r>
-        <w:t>CometLike</w:t>
-      </w:r>
-      <w:proofErr w:type="spellEnd"/>
-      <w:r>
-        <w:t xml:space="preserve">: отдельный первичный ключ ID, внешние ключи </w:t>
-      </w:r>
-      <w:proofErr w:type="spellStart"/>
-      <w:r>
-        <w:t>UserID</w:t>
-      </w:r>
-      <w:proofErr w:type="spellEnd"/>
-      <w:r>
-        <w:t xml:space="preserve"> и </w:t>
-      </w:r>
-      <w:proofErr w:type="spellStart"/>
-      <w:r>
-        <w:t>CometID</w:t>
-      </w:r>
-      <w:proofErr w:type="spellEnd"/>
-      <w:r>
-        <w:t xml:space="preserve"> с общим уникальным индексом</w:t>
+        <w:t>Рисунок 15 – модель CometLike: отдельный первичный ключ ID, внешние ключи UserID и CometID с общим уникальным индексом</w:t>
       </w:r>
     </w:p>
     <w:p>
@@ -3819,21 +2757,8 @@
         <w:jc w:val="center"/>
       </w:pPr>
       <w:r>
-        <w:t xml:space="preserve">Рисунок 16 – миграция: в существующей таблице </w:t>
-      </w:r>
-      <w:proofErr w:type="spellStart"/>
-      <w:r>
-        <w:t>comet_likes</w:t>
-      </w:r>
-      <w:proofErr w:type="spellEnd"/>
-      <w:r>
-        <w:t xml:space="preserve"> составной ключ заменяется на столбец </w:t>
-      </w:r>
-      <w:proofErr w:type="spellStart"/>
-      <w:r>
-        <w:t>id</w:t>
-      </w:r>
-      <w:proofErr w:type="spellEnd"/>
+        <w:t>Рисунок 16 – миграция: в существующей таблице comet_likes составной ключ заменяется на столбец id</w:t>
+      </w:r>
     </w:p>
     <w:p>
       <w:r>
@@ -3897,29 +2822,8 @@
         <w:jc w:val="center"/>
       </w:pPr>
       <w:r>
-        <w:t xml:space="preserve">Рисунок 17 – таблица </w:t>
-      </w:r>
-      <w:proofErr w:type="spellStart"/>
-      <w:r>
-        <w:t>comet_likes</w:t>
-      </w:r>
-      <w:proofErr w:type="spellEnd"/>
-      <w:r>
-        <w:t xml:space="preserve"> в БД: первичный ключ </w:t>
-      </w:r>
-      <w:proofErr w:type="spellStart"/>
-      <w:r>
-        <w:t>id</w:t>
-      </w:r>
-      <w:proofErr w:type="spellEnd"/>
-      <w:r>
-        <w:t xml:space="preserve">, уникальный индекс по паре, два внешних ключа; строки с </w:t>
-      </w:r>
-      <w:proofErr w:type="spellStart"/>
-      <w:r>
-        <w:t>id</w:t>
-      </w:r>
-      <w:proofErr w:type="spellEnd"/>
+        <w:t>Рисунок 17 – таблица comet_likes в БД: первичный ключ id, уникальный индекс по паре, два внешних ключа; строки с id</w:t>
+      </w:r>
     </w:p>
     <w:p>
       <w:pPr>
@@ -3931,10 +2835,10 @@
           <w:noProof/>
         </w:rPr>
         <w:drawing>
-          <wp:inline distT="0" distB="0" distL="0" distR="0" wp14:anchorId="44960810" wp14:editId="655BDCB8">
-            <wp:extent cx="6120130" cy="3383280"/>
-            <wp:effectExtent l="0" t="0" r="0" b="7620"/>
-            <wp:docPr id="18" name="Рисунок 18"/>
+          <wp:inline distT="0" distB="0" distL="0" distR="0" wp14:anchorId="374C0D02" wp14:editId="147328DF">
+            <wp:extent cx="6120130" cy="3527425"/>
+            <wp:effectExtent l="0" t="0" r="0" b="0"/>
+            <wp:docPr id="1488233234" name="Рисунок 1"/>
             <wp:cNvGraphicFramePr>
               <a:graphicFrameLocks xmlns:a="http://schemas.openxmlformats.org/drawingml/2006/main" noChangeAspect="1"/>
             </wp:cNvGraphicFramePr>
@@ -3963,7 +2867,7 @@
                   <pic:spPr bwMode="auto">
                     <a:xfrm>
                       <a:off x="0" y="0"/>
-                      <a:ext cx="6120130" cy="3383280"/>
+                      <a:ext cx="6120130" cy="3527425"/>
                     </a:xfrm>
                     <a:prstGeom prst="rect">
                       <a:avLst/>
@@ -3980,23 +2884,7 @@
         </w:drawing>
       </w:r>
       <w:r>
-        <w:t xml:space="preserve">Рисунок 18 – ER-диаграмма: в таблице </w:t>
-      </w:r>
-      <w:proofErr w:type="spellStart"/>
-      <w:r>
-        <w:t>comet_likes</w:t>
-      </w:r>
-      <w:proofErr w:type="spellEnd"/>
-      <w:r>
-        <w:t xml:space="preserve"> отдельный первичный ключ </w:t>
-      </w:r>
-      <w:proofErr w:type="spellStart"/>
-      <w:r>
-        <w:t>id</w:t>
-      </w:r>
-      <w:proofErr w:type="spellEnd"/>
-      <w:r>
-        <w:t xml:space="preserve"> и два внешних ключа</w:t>
+        <w:t>Рисунок 18 – ER-диаграмма: в таблице comet_likes отдельный первичный ключ id и два внешних ключа</w:t>
       </w:r>
     </w:p>
     <w:p>
@@ -4029,7 +2917,6 @@
       <w:r>
         <w:t xml:space="preserve">столбец краткого описания </w:t>
       </w:r>
-      <w:proofErr w:type="spellStart"/>
       <w:r>
         <w:rPr>
           <w:rFonts w:ascii="Consolas" w:eastAsia="Consolas" w:hAnsi="Consolas" w:cs="Consolas"/>
@@ -4038,11 +2925,9 @@
         </w:rPr>
         <w:t>comet_description</w:t>
       </w:r>
-      <w:proofErr w:type="spellEnd"/>
       <w:r>
         <w:t xml:space="preserve"> в таблице </w:t>
       </w:r>
-      <w:proofErr w:type="spellStart"/>
       <w:r>
         <w:rPr>
           <w:rFonts w:ascii="Consolas" w:eastAsia="Consolas" w:hAnsi="Consolas" w:cs="Consolas"/>
@@ -4051,7 +2936,6 @@
         </w:rPr>
         <w:t>comets</w:t>
       </w:r>
-      <w:proofErr w:type="spellEnd"/>
       <w:r>
         <w:t xml:space="preserve"> обязательный — </w:t>
       </w:r>
@@ -4073,7 +2957,6 @@
         <w:ind w:firstLine="567"/>
         <w:jc w:val="both"/>
       </w:pPr>
-      <w:proofErr w:type="spellStart"/>
       <w:r>
         <w:rPr>
           <w:b/>
@@ -4081,11 +2964,9 @@
         </w:rPr>
         <w:t>users</w:t>
       </w:r>
-      <w:proofErr w:type="spellEnd"/>
       <w:r>
         <w:t xml:space="preserve"> — пользователи: первичный ключ </w:t>
       </w:r>
-      <w:proofErr w:type="spellStart"/>
       <w:r>
         <w:rPr>
           <w:rFonts w:ascii="Consolas" w:eastAsia="Consolas" w:hAnsi="Consolas" w:cs="Consolas"/>
@@ -4094,11 +2975,9 @@
         </w:rPr>
         <w:t>id</w:t>
       </w:r>
-      <w:proofErr w:type="spellEnd"/>
       <w:r>
         <w:t xml:space="preserve">, уникальный логин </w:t>
       </w:r>
-      <w:proofErr w:type="spellStart"/>
       <w:r>
         <w:rPr>
           <w:rFonts w:ascii="Consolas" w:eastAsia="Consolas" w:hAnsi="Consolas" w:cs="Consolas"/>
@@ -4107,19 +2986,9 @@
         </w:rPr>
         <w:t>login</w:t>
       </w:r>
-      <w:proofErr w:type="spellEnd"/>
-      <w:r>
-        <w:t xml:space="preserve"> (</w:t>
-      </w:r>
-      <w:proofErr w:type="spellStart"/>
-      <w:r>
-        <w:t>varchar</w:t>
-      </w:r>
-      <w:proofErr w:type="spellEnd"/>
-      <w:r>
-        <w:t xml:space="preserve"> 50), имя </w:t>
-      </w:r>
-      <w:proofErr w:type="spellStart"/>
+      <w:r>
+        <w:t xml:space="preserve"> (varchar 50), имя </w:t>
+      </w:r>
       <w:r>
         <w:rPr>
           <w:rFonts w:ascii="Consolas" w:eastAsia="Consolas" w:hAnsi="Consolas" w:cs="Consolas"/>
@@ -4128,27 +2997,9 @@
         </w:rPr>
         <w:t>full_name</w:t>
       </w:r>
-      <w:proofErr w:type="spellEnd"/>
-      <w:r>
-        <w:t xml:space="preserve"> (</w:t>
-      </w:r>
-      <w:proofErr w:type="spellStart"/>
-      <w:r>
-        <w:t>varchar</w:t>
-      </w:r>
-      <w:proofErr w:type="spellEnd"/>
-      <w:r>
-        <w:t xml:space="preserve"> 100), </w:t>
-      </w:r>
-      <w:proofErr w:type="spellStart"/>
-      <w:r>
-        <w:t>bcrypt-хеш</w:t>
-      </w:r>
-      <w:proofErr w:type="spellEnd"/>
-      <w:r>
-        <w:t xml:space="preserve"> пароля </w:t>
-      </w:r>
-      <w:proofErr w:type="spellStart"/>
+      <w:r>
+        <w:t xml:space="preserve"> (varchar 100), bcrypt-хеш пароля </w:t>
+      </w:r>
       <w:r>
         <w:rPr>
           <w:rFonts w:ascii="Consolas" w:eastAsia="Consolas" w:hAnsi="Consolas" w:cs="Consolas"/>
@@ -4157,17 +3008,8 @@
         </w:rPr>
         <w:t>password_hash</w:t>
       </w:r>
-      <w:proofErr w:type="spellEnd"/>
-      <w:r>
-        <w:t xml:space="preserve"> (</w:t>
-      </w:r>
-      <w:proofErr w:type="spellStart"/>
-      <w:r>
-        <w:t>varchar</w:t>
-      </w:r>
-      <w:proofErr w:type="spellEnd"/>
-      <w:r>
-        <w:t xml:space="preserve"> 100).</w:t>
+      <w:r>
+        <w:t xml:space="preserve"> (varchar 100).</w:t>
       </w:r>
     </w:p>
     <w:p>
@@ -4176,7 +3018,6 @@
         <w:ind w:firstLine="567"/>
         <w:jc w:val="both"/>
       </w:pPr>
-      <w:proofErr w:type="spellStart"/>
       <w:r>
         <w:rPr>
           <w:b/>
@@ -4184,11 +3025,9 @@
         </w:rPr>
         <w:t>comets</w:t>
       </w:r>
-      <w:proofErr w:type="spellEnd"/>
       <w:r>
         <w:t xml:space="preserve"> — услуги (кометы): первичный ключ </w:t>
       </w:r>
-      <w:proofErr w:type="spellStart"/>
       <w:r>
         <w:rPr>
           <w:rFonts w:ascii="Consolas" w:eastAsia="Consolas" w:hAnsi="Consolas" w:cs="Consolas"/>
@@ -4197,11 +3036,9 @@
         </w:rPr>
         <w:t>id</w:t>
       </w:r>
-      <w:proofErr w:type="spellEnd"/>
       <w:r>
         <w:t xml:space="preserve">, наименование </w:t>
       </w:r>
-      <w:proofErr w:type="spellStart"/>
       <w:r>
         <w:rPr>
           <w:rFonts w:ascii="Consolas" w:eastAsia="Consolas" w:hAnsi="Consolas" w:cs="Consolas"/>
@@ -4210,19 +3047,9 @@
         </w:rPr>
         <w:t>comet_name</w:t>
       </w:r>
-      <w:proofErr w:type="spellEnd"/>
-      <w:r>
-        <w:t xml:space="preserve"> (</w:t>
-      </w:r>
-      <w:proofErr w:type="spellStart"/>
-      <w:r>
-        <w:t>varchar</w:t>
-      </w:r>
-      <w:proofErr w:type="spellEnd"/>
-      <w:r>
-        <w:t xml:space="preserve"> 100), краткое описание </w:t>
-      </w:r>
-      <w:proofErr w:type="spellStart"/>
+      <w:r>
+        <w:t xml:space="preserve"> (varchar 100), краткое описание </w:t>
+      </w:r>
       <w:r>
         <w:rPr>
           <w:rFonts w:ascii="Consolas" w:eastAsia="Consolas" w:hAnsi="Consolas" w:cs="Consolas"/>
@@ -4231,19 +3058,9 @@
         </w:rPr>
         <w:t>comet_description</w:t>
       </w:r>
-      <w:proofErr w:type="spellEnd"/>
-      <w:r>
-        <w:t xml:space="preserve"> (</w:t>
-      </w:r>
-      <w:proofErr w:type="spellStart"/>
-      <w:r>
-        <w:t>varchar</w:t>
-      </w:r>
-      <w:proofErr w:type="spellEnd"/>
-      <w:r>
-        <w:t xml:space="preserve"> 500), статус </w:t>
-      </w:r>
-      <w:proofErr w:type="spellStart"/>
+      <w:r>
+        <w:t xml:space="preserve"> (varchar 500), статус </w:t>
+      </w:r>
       <w:r>
         <w:rPr>
           <w:rFonts w:ascii="Consolas" w:eastAsia="Consolas" w:hAnsi="Consolas" w:cs="Consolas"/>
@@ -4252,35 +3069,9 @@
         </w:rPr>
         <w:t>comet_status</w:t>
       </w:r>
-      <w:proofErr w:type="spellEnd"/>
-      <w:r>
-        <w:t xml:space="preserve"> (</w:t>
-      </w:r>
-      <w:proofErr w:type="spellStart"/>
-      <w:r>
-        <w:t>draft</w:t>
-      </w:r>
-      <w:proofErr w:type="spellEnd"/>
-      <w:r>
-        <w:t xml:space="preserve"> / </w:t>
-      </w:r>
-      <w:proofErr w:type="spellStart"/>
-      <w:r>
-        <w:t>published</w:t>
-      </w:r>
-      <w:proofErr w:type="spellEnd"/>
-      <w:r>
-        <w:t xml:space="preserve"> / </w:t>
-      </w:r>
-      <w:proofErr w:type="spellStart"/>
-      <w:r>
-        <w:t>deleted</w:t>
-      </w:r>
-      <w:proofErr w:type="spellEnd"/>
-      <w:r>
-        <w:t xml:space="preserve">), имена файлов изображения и видео </w:t>
-      </w:r>
-      <w:proofErr w:type="spellStart"/>
+      <w:r>
+        <w:t xml:space="preserve"> (draft / published / deleted), имена файлов изображения и видео </w:t>
+      </w:r>
       <w:r>
         <w:rPr>
           <w:rFonts w:ascii="Consolas" w:eastAsia="Consolas" w:hAnsi="Consolas" w:cs="Consolas"/>
@@ -4289,11 +3080,9 @@
         </w:rPr>
         <w:t>comet_photo</w:t>
       </w:r>
-      <w:proofErr w:type="spellEnd"/>
       <w:r>
         <w:t xml:space="preserve">, </w:t>
       </w:r>
-      <w:proofErr w:type="spellStart"/>
       <w:r>
         <w:rPr>
           <w:rFonts w:ascii="Consolas" w:eastAsia="Consolas" w:hAnsi="Consolas" w:cs="Consolas"/>
@@ -4302,19 +3091,9 @@
         </w:rPr>
         <w:t>comet_video</w:t>
       </w:r>
-      <w:proofErr w:type="spellEnd"/>
-      <w:r>
-        <w:t xml:space="preserve"> (</w:t>
-      </w:r>
-      <w:proofErr w:type="spellStart"/>
-      <w:r>
-        <w:t>varchar</w:t>
-      </w:r>
-      <w:proofErr w:type="spellEnd"/>
-      <w:r>
-        <w:t xml:space="preserve"> 255), два поля по теме — период обращения </w:t>
-      </w:r>
-      <w:proofErr w:type="spellStart"/>
+      <w:r>
+        <w:t xml:space="preserve"> (varchar 255), два поля по теме — период обращения </w:t>
+      </w:r>
       <w:r>
         <w:rPr>
           <w:rFonts w:ascii="Consolas" w:eastAsia="Consolas" w:hAnsi="Consolas" w:cs="Consolas"/>
@@ -4323,19 +3102,9 @@
         </w:rPr>
         <w:t>orbital_period</w:t>
       </w:r>
-      <w:proofErr w:type="spellEnd"/>
-      <w:r>
-        <w:t xml:space="preserve"> (</w:t>
-      </w:r>
-      <w:proofErr w:type="spellStart"/>
-      <w:r>
-        <w:t>numeric</w:t>
-      </w:r>
-      <w:proofErr w:type="spellEnd"/>
-      <w:r>
-        <w:t xml:space="preserve"> 8,2) и эксцентриситет </w:t>
-      </w:r>
-      <w:proofErr w:type="spellStart"/>
+      <w:r>
+        <w:t xml:space="preserve"> (numeric 8,2) и эксцентриситет </w:t>
+      </w:r>
       <w:r>
         <w:rPr>
           <w:rFonts w:ascii="Consolas" w:eastAsia="Consolas" w:hAnsi="Consolas" w:cs="Consolas"/>
@@ -4344,19 +3113,9 @@
         </w:rPr>
         <w:t>orbit_eccentricity</w:t>
       </w:r>
-      <w:proofErr w:type="spellEnd"/>
-      <w:r>
-        <w:t xml:space="preserve"> (</w:t>
-      </w:r>
-      <w:proofErr w:type="spellStart"/>
-      <w:r>
-        <w:t>numeric</w:t>
-      </w:r>
-      <w:proofErr w:type="spellEnd"/>
-      <w:r>
-        <w:t xml:space="preserve"> 4,3), дата создания </w:t>
-      </w:r>
-      <w:proofErr w:type="spellStart"/>
+      <w:r>
+        <w:t xml:space="preserve"> (numeric 4,3), дата создания </w:t>
+      </w:r>
       <w:r>
         <w:rPr>
           <w:rFonts w:ascii="Consolas" w:eastAsia="Consolas" w:hAnsi="Consolas" w:cs="Consolas"/>
@@ -4365,11 +3124,9 @@
         </w:rPr>
         <w:t>created_at</w:t>
       </w:r>
-      <w:proofErr w:type="spellEnd"/>
       <w:r>
         <w:t xml:space="preserve">, создатель </w:t>
       </w:r>
-      <w:proofErr w:type="spellStart"/>
       <w:r>
         <w:rPr>
           <w:rFonts w:ascii="Consolas" w:eastAsia="Consolas" w:hAnsi="Consolas" w:cs="Consolas"/>
@@ -4378,11 +3135,9 @@
         </w:rPr>
         <w:t>creator_id</w:t>
       </w:r>
-      <w:proofErr w:type="spellEnd"/>
       <w:r>
         <w:t xml:space="preserve"> (внешний ключ на users.id), дата формирования </w:t>
       </w:r>
-      <w:proofErr w:type="spellStart"/>
       <w:r>
         <w:rPr>
           <w:rFonts w:ascii="Consolas" w:eastAsia="Consolas" w:hAnsi="Consolas" w:cs="Consolas"/>
@@ -4391,7 +3146,6 @@
         </w:rPr>
         <w:t>formed_at</w:t>
       </w:r>
-      <w:proofErr w:type="spellEnd"/>
       <w:r>
         <w:t>. Поля по теме и дата формирования необязательные: они заполняются при публикации.</w:t>
       </w:r>
@@ -4402,7 +3156,6 @@
         <w:ind w:firstLine="567"/>
         <w:jc w:val="both"/>
       </w:pPr>
-      <w:proofErr w:type="spellStart"/>
       <w:r>
         <w:rPr>
           <w:b/>
@@ -4410,11 +3163,9 @@
         </w:rPr>
         <w:t>comet_likes</w:t>
       </w:r>
-      <w:proofErr w:type="spellEnd"/>
       <w:r>
         <w:t xml:space="preserve"> — лайки, связь м-м пользователь–комета: первичный ключ </w:t>
       </w:r>
-      <w:proofErr w:type="spellStart"/>
       <w:r>
         <w:rPr>
           <w:rFonts w:ascii="Consolas" w:eastAsia="Consolas" w:hAnsi="Consolas" w:cs="Consolas"/>
@@ -4423,11 +3174,9 @@
         </w:rPr>
         <w:t>id</w:t>
       </w:r>
-      <w:proofErr w:type="spellEnd"/>
       <w:r>
         <w:t xml:space="preserve">, внешние ключи </w:t>
       </w:r>
-      <w:proofErr w:type="spellStart"/>
       <w:r>
         <w:rPr>
           <w:rFonts w:ascii="Consolas" w:eastAsia="Consolas" w:hAnsi="Consolas" w:cs="Consolas"/>
@@ -4436,11 +3185,9 @@
         </w:rPr>
         <w:t>user_id</w:t>
       </w:r>
-      <w:proofErr w:type="spellEnd"/>
       <w:r>
         <w:t xml:space="preserve"> (на users.id) и </w:t>
       </w:r>
-      <w:proofErr w:type="spellStart"/>
       <w:r>
         <w:rPr>
           <w:rFonts w:ascii="Consolas" w:eastAsia="Consolas" w:hAnsi="Consolas" w:cs="Consolas"/>
@@ -4449,7 +3196,6 @@
         </w:rPr>
         <w:t>comet_id</w:t>
       </w:r>
-      <w:proofErr w:type="spellEnd"/>
       <w:r>
         <w:t xml:space="preserve"> (на comets.id), пара уникальна.</w:t>
       </w:r>
@@ -4468,57 +3214,8 @@
         <w:t xml:space="preserve">Связи: </w:t>
       </w:r>
       <w:r>
-        <w:t>пользователь создаёт много комет (</w:t>
-      </w:r>
-      <w:proofErr w:type="spellStart"/>
-      <w:r>
-        <w:t>users</w:t>
-      </w:r>
-      <w:proofErr w:type="spellEnd"/>
-      <w:r>
-        <w:t xml:space="preserve"> 1 — 0..* </w:t>
-      </w:r>
-      <w:proofErr w:type="spellStart"/>
-      <w:r>
-        <w:t>comets</w:t>
-      </w:r>
-      <w:proofErr w:type="spellEnd"/>
-      <w:r>
-        <w:t>); пользователь ставит много лайков (</w:t>
-      </w:r>
-      <w:proofErr w:type="spellStart"/>
-      <w:r>
-        <w:t>users</w:t>
-      </w:r>
-      <w:proofErr w:type="spellEnd"/>
-      <w:r>
-        <w:t xml:space="preserve"> 1 — 0..* </w:t>
-      </w:r>
-      <w:proofErr w:type="spellStart"/>
-      <w:r>
-        <w:t>comet_likes</w:t>
-      </w:r>
-      <w:proofErr w:type="spellEnd"/>
-      <w:r>
-        <w:t>); у кометы много лайков (</w:t>
-      </w:r>
-      <w:proofErr w:type="spellStart"/>
-      <w:r>
-        <w:t>comets</w:t>
-      </w:r>
-      <w:proofErr w:type="spellEnd"/>
-      <w:r>
-        <w:t xml:space="preserve"> 1 — 0..* </w:t>
-      </w:r>
-      <w:proofErr w:type="spellStart"/>
-      <w:r>
-        <w:t>comet_likes</w:t>
-      </w:r>
-      <w:proofErr w:type="spellEnd"/>
-      <w:r>
-        <w:t xml:space="preserve">). Каскадное удаление не используется. У каждого пользователя не более одного черновика: частичный уникальный индекс по </w:t>
-      </w:r>
-      <w:proofErr w:type="spellStart"/>
+        <w:t xml:space="preserve">пользователь создаёт много комет (users 1 — 0..* comets); пользователь ставит много лайков (users 1 — 0..* comet_likes); у кометы много лайков (comets 1 — 0..* comet_likes). Каскадное удаление не используется. У каждого пользователя не более одного черновика: частичный уникальный индекс по </w:t>
+      </w:r>
       <w:r>
         <w:rPr>
           <w:rFonts w:ascii="Consolas" w:eastAsia="Consolas" w:hAnsi="Consolas" w:cs="Consolas"/>
@@ -4527,17 +3224,8 @@
         </w:rPr>
         <w:t>creator_id</w:t>
       </w:r>
-      <w:proofErr w:type="spellEnd"/>
-      <w:r>
-        <w:t xml:space="preserve"> для статуса </w:t>
-      </w:r>
-      <w:proofErr w:type="spellStart"/>
-      <w:r>
-        <w:t>draft</w:t>
-      </w:r>
-      <w:proofErr w:type="spellEnd"/>
-      <w:r>
-        <w:t>.</w:t>
+      <w:r>
+        <w:t xml:space="preserve"> для статуса draft.</w:t>
       </w:r>
     </w:p>
     <w:p>
@@ -4558,27 +3246,7 @@
           <w:szCs w:val="32"/>
         </w:rPr>
         <w:lastRenderedPageBreak/>
-        <w:t>4. Диаграмма классов (</w:t>
-      </w:r>
-      <w:proofErr w:type="spellStart"/>
-      <w:r>
-        <w:rPr>
-          <w:b/>
-          <w:bCs/>
-          <w:sz w:val="32"/>
-          <w:szCs w:val="32"/>
-        </w:rPr>
-        <w:t>StarUML</w:t>
-      </w:r>
-      <w:proofErr w:type="spellEnd"/>
-      <w:r>
-        <w:rPr>
-          <w:b/>
-          <w:bCs/>
-          <w:sz w:val="32"/>
-          <w:szCs w:val="32"/>
-        </w:rPr>
-        <w:t>)</w:t>
+        <w:t>4. Диаграмма классов (StarUML)</w:t>
       </w:r>
     </w:p>
     <w:p>
@@ -4668,15 +3336,7 @@
         <w:jc w:val="both"/>
       </w:pPr>
       <w:r>
-        <w:t xml:space="preserve">Состав диаграммы прежний: 4 страницы приложения, два интерфейса, домены с 7 и 3 методами по </w:t>
-      </w:r>
-      <w:proofErr w:type="spellStart"/>
-      <w:r>
-        <w:t>url</w:t>
-      </w:r>
-      <w:proofErr w:type="spellEnd"/>
-      <w:r>
-        <w:t>, три модели и три таблицы БД; страницы зависят от доменов через интерфейсы, домены — от моделей.</w:t>
+        <w:t>Состав диаграммы прежний: 4 страницы приложения, два интерфейса, домены с 7 и 3 методами по url, три модели и три таблицы БД; страницы зависят от доменов через интерфейсы, домены — от моделей.</w:t>
       </w:r>
     </w:p>
     <w:p>
@@ -4753,7 +3413,7 @@
 </file>
 
 <file path=word/numbering.xml><?xml version="1.0" encoding="utf-8"?>
-<w:numbering xmlns:wpc="http://schemas.microsoft.com/office/word/2010/wordprocessingCanvas" xmlns:cx="http://schemas.microsoft.com/office/drawing/2014/chartex" xmlns:cx1="http://schemas.microsoft.com/office/drawing/2015/9/8/chartex" xmlns:cx2="http://schemas.microsoft.com/office/drawing/2015/10/21/chartex" xmlns:cx3="http://schemas.microsoft.com/office/drawing/2016/5/9/chartex" xmlns:cx4="http://schemas.microsoft.com/office/drawing/2016/5/10/chartex" xmlns:cx5="http://schemas.microsoft.com/office/drawing/2016/5/11/chartex" xmlns:cx6="http://schemas.microsoft.com/office/drawing/2016/5/12/chartex" xmlns:cx7="http://schemas.microsoft.com/office/drawing/2016/5/13/chartex" xmlns:cx8="http://schemas.microsoft.com/office/drawing/2016/5/14/chartex" xmlns:mc="http://schemas.openxmlformats.org/markup-compatibility/2006" xmlns:aink="http://schemas.microsoft.com/office/drawing/2016/ink" xmlns:am3d="http://schemas.microsoft.com/office/drawing/2017/model3d" xmlns:o="urn:schemas-microsoft-com:office:office" xmlns:oel="http://schemas.microsoft.com/office/2019/extlst" xmlns:r="http://schemas.openxmlformats.org/officeDocument/2006/relationships" xmlns:m="http://schemas.openxmlformats.org/officeDocument/2006/math" xmlns:v="urn:schemas-microsoft-com:vml" xmlns:wp14="http://schemas.microsoft.com/office/word/2010/wordprocessingDrawing" xmlns:wp="http://schemas.openxmlformats.org/drawingml/2006/wordprocessingDrawing" xmlns:w10="urn:schemas-microsoft-com:office:word" xmlns:w="http://schemas.openxmlformats.org/wordprocessingml/2006/main" xmlns:w14="http://schemas.microsoft.com/office/word/2010/wordml" xmlns:w15="http://schemas.microsoft.com/office/word/2012/wordml" xmlns:w16cex="http://schemas.microsoft.com/office/word/2018/wordml/cex" xmlns:w16cid="http://schemas.microsoft.com/office/word/2016/wordml/cid" xmlns:w16="http://schemas.microsoft.com/office/word/2018/wordml" xmlns:w16sdtdh="http://schemas.microsoft.com/office/word/2020/wordml/sdtdatahash" xmlns:w16se="http://schemas.microsoft.com/office/word/2015/wordml/symex" xmlns:wpg="http://schemas.microsoft.com/office/word/2010/wordprocessingGroup" xmlns:wpi="http://schemas.microsoft.com/office/word/2010/wordprocessingInk" xmlns:wne="http://schemas.microsoft.com/office/word/2006/wordml" xmlns:wps="http://schemas.microsoft.com/office/word/2010/wordprocessingShape" mc:Ignorable="w14 w15 w16se w16cid w16 w16cex w16sdtdh wp14">
+<w:numbering xmlns:wpc="http://schemas.microsoft.com/office/word/2010/wordprocessingCanvas" xmlns:cx="http://schemas.microsoft.com/office/drawing/2014/chartex" xmlns:cx1="http://schemas.microsoft.com/office/drawing/2015/9/8/chartex" xmlns:cx2="http://schemas.microsoft.com/office/drawing/2015/10/21/chartex" xmlns:cx3="http://schemas.microsoft.com/office/drawing/2016/5/9/chartex" xmlns:cx4="http://schemas.microsoft.com/office/drawing/2016/5/10/chartex" xmlns:cx5="http://schemas.microsoft.com/office/drawing/2016/5/11/chartex" xmlns:cx6="http://schemas.microsoft.com/office/drawing/2016/5/12/chartex" xmlns:cx7="http://schemas.microsoft.com/office/drawing/2016/5/13/chartex" xmlns:cx8="http://schemas.microsoft.com/office/drawing/2016/5/14/chartex" xmlns:mc="http://schemas.openxmlformats.org/markup-compatibility/2006" xmlns:aink="http://schemas.microsoft.com/office/drawing/2016/ink" xmlns:am3d="http://schemas.microsoft.com/office/drawing/2017/model3d" xmlns:o="urn:schemas-microsoft-com:office:office" xmlns:oel="http://schemas.microsoft.com/office/2019/extlst" xmlns:r="http://schemas.openxmlformats.org/officeDocument/2006/relationships" xmlns:m="http://schemas.openxmlformats.org/officeDocument/2006/math" xmlns:v="urn:schemas-microsoft-com:vml" xmlns:wp14="http://schemas.microsoft.com/office/word/2010/wordprocessingDrawing" xmlns:wp="http://schemas.openxmlformats.org/drawingml/2006/wordprocessingDrawing" xmlns:w10="urn:schemas-microsoft-com:office:word" xmlns:w="http://schemas.openxmlformats.org/wordprocessingml/2006/main" xmlns:w14="http://schemas.microsoft.com/office/word/2010/wordml" xmlns:w15="http://schemas.microsoft.com/office/word/2012/wordml" xmlns:w16cex="http://schemas.microsoft.com/office/word/2018/wordml/cex" xmlns:w16cid="http://schemas.microsoft.com/office/word/2016/wordml/cid" xmlns:w16="http://schemas.microsoft.com/office/word/2018/wordml" xmlns:w16du="http://schemas.microsoft.com/office/word/2023/wordml/word16du" xmlns:w16sdtdh="http://schemas.microsoft.com/office/word/2020/wordml/sdtdatahash" xmlns:w16sdtfl="http://schemas.microsoft.com/office/word/2024/wordml/sdtformatlock" xmlns:w16se="http://schemas.microsoft.com/office/word/2015/wordml/symex" xmlns:wpg="http://schemas.microsoft.com/office/word/2010/wordprocessingGroup" xmlns:wpi="http://schemas.microsoft.com/office/word/2010/wordprocessingInk" xmlns:wne="http://schemas.microsoft.com/office/word/2006/wordml" xmlns:wps="http://schemas.microsoft.com/office/word/2010/wordprocessingShape" mc:Ignorable="w14 w15 w16se w16cid w16 w16cex w16sdtdh w16sdtfl w16du wp14">
   <w:abstractNum w:abstractNumId="0" w15:restartNumberingAfterBreak="0">
     <w:nsid w:val="22695FC4"/>
     <w:multiLevelType w:val="hybridMultilevel"/>
@@ -4850,7 +3510,7 @@
 </file>
 
 <file path=word/styles.xml><?xml version="1.0" encoding="utf-8"?>
-<w:styles xmlns:mc="http://schemas.openxmlformats.org/markup-compatibility/2006" xmlns:r="http://schemas.openxmlformats.org/officeDocument/2006/relationships" xmlns:w="http://schemas.openxmlformats.org/wordprocessingml/2006/main" xmlns:w14="http://schemas.microsoft.com/office/word/2010/wordml" xmlns:w15="http://schemas.microsoft.com/office/word/2012/wordml" xmlns:w16cex="http://schemas.microsoft.com/office/word/2018/wordml/cex" xmlns:w16cid="http://schemas.microsoft.com/office/word/2016/wordml/cid" xmlns:w16="http://schemas.microsoft.com/office/word/2018/wordml" xmlns:w16sdtdh="http://schemas.microsoft.com/office/word/2020/wordml/sdtdatahash" xmlns:w16se="http://schemas.microsoft.com/office/word/2015/wordml/symex" mc:Ignorable="w14 w15 w16se w16cid w16 w16cex w16sdtdh">
+<w:styles xmlns:mc="http://schemas.openxmlformats.org/markup-compatibility/2006" xmlns:r="http://schemas.openxmlformats.org/officeDocument/2006/relationships" xmlns:w="http://schemas.openxmlformats.org/wordprocessingml/2006/main" xmlns:w14="http://schemas.microsoft.com/office/word/2010/wordml" xmlns:w15="http://schemas.microsoft.com/office/word/2012/wordml" xmlns:w16cex="http://schemas.microsoft.com/office/word/2018/wordml/cex" xmlns:w16cid="http://schemas.microsoft.com/office/word/2016/wordml/cid" xmlns:w16="http://schemas.microsoft.com/office/word/2018/wordml" xmlns:w16du="http://schemas.microsoft.com/office/word/2023/wordml/word16du" xmlns:w16sdtdh="http://schemas.microsoft.com/office/word/2020/wordml/sdtdatahash" xmlns:w16sdtfl="http://schemas.microsoft.com/office/word/2024/wordml/sdtformatlock" xmlns:w16se="http://schemas.microsoft.com/office/word/2015/wordml/symex" mc:Ignorable="w14 w15 w16se w16cid w16 w16cex w16sdtdh w16sdtfl w16du">
   <w:docDefaults>
     <w:rPrDefault>
       <w:rPr>
